--- a/arb/docx/39.content.docx
+++ b/arb/docx/39.content.docx
@@ -32,23 +32,6 @@
     </w:p>
     <w:p>
       <w:pPr>
-        <w:pStyle w:val="Heading2"/>
-        <w:bidi/>
-      </w:pPr>
-      <w:r>
-        <w:rPr>
-          <w:lang w:val="ar_AE" w:bidi="ar_AE"/>
-        </w:rPr>
-        <w:t>License Information</w:t>
-      </w:r>
-      <w:r>
-        <w:rPr>
-          <w:lang w:val="ar_AE" w:bidi="ar_AE"/>
-        </w:rPr>
-      </w:r>
-    </w:p>
-    <w:p>
-      <w:pPr>
         <w:bidi/>
       </w:pPr>
       <w:r>
@@ -61,19 +44,23 @@
           <w:b/>
           <w:lang w:val="ar_AE" w:bidi="ar_AE"/>
         </w:rPr>
-        <w:t>ملاحظات الدراسة (تينديل)</w:t>
-      </w:r>
-      <w:r>
-        <w:rPr>
-          <w:lang w:val="ar_AE" w:bidi="ar_AE"/>
-        </w:rPr>
-        <w:t xml:space="preserve"> (Arabic) is based on</w:t>
-      </w:r>
-      <w:r>
-        <w:rPr>
-          <w:lang w:val="ar_AE" w:bidi="ar_AE"/>
-        </w:rPr>
-        <w:t xml:space="preserve">: </w:t>
+        <w:t>Aquifer Open Study Notes</w:t>
+      </w:r>
+    </w:p>
+    <w:p>
+      <w:pPr>
+        <w:bidi/>
+      </w:pPr>
+      <w:r>
+        <w:rPr>
+          <w:lang w:val="ar_AE" w:bidi="ar_AE"/>
+        </w:rPr>
+      </w:r>
+      <w:r>
+        <w:rPr>
+          <w:lang w:val="ar_AE" w:bidi="ar_AE"/>
+        </w:rPr>
+        <w:t xml:space="preserve">This work is an adaptation of </w:t>
       </w:r>
       <w:r>
         <w:rPr>
@@ -85,64 +72,35 @@
         <w:rPr>
           <w:lang w:val="ar_AE" w:bidi="ar_AE"/>
         </w:rPr>
-        <w:t xml:space="preserve">, </w:t>
-      </w:r>
-      <w:hyperlink r:id="rId13">
-        <w:r>
-          <w:rPr>
-            <w:lang w:val="ar_AE" w:bidi="ar_AE"/>
-          </w:rPr>
-          <w:rPr>
-            <w:color w:val="0000EE"/>
-            <w:u w:val="single"/>
-          </w:rPr>
-          <w:t>Tyndale House Publishers</w:t>
-        </w:r>
-      </w:hyperlink>
-      <w:r>
-        <w:rPr>
-          <w:lang w:val="ar_AE" w:bidi="ar_AE"/>
-        </w:rPr>
-        <w:t xml:space="preserve">, 2019, which is licensed under a </w:t>
-      </w:r>
-      <w:hyperlink r:id="rId14">
-        <w:r>
-          <w:rPr>
-            <w:lang w:val="ar_AE" w:bidi="ar_AE"/>
-          </w:rPr>
-          <w:rPr>
-            <w:color w:val="0000EE"/>
-            <w:u w:val="single"/>
-          </w:rPr>
-          <w:t>CC BY-SA 4.0 license</w:t>
-        </w:r>
-      </w:hyperlink>
-      <w:r>
-        <w:rPr>
-          <w:lang w:val="ar_AE" w:bidi="ar_AE"/>
-        </w:rPr>
-        <w:t>.</w:t>
-      </w:r>
-      <w:r>
-        <w:rPr>
-          <w:lang w:val="ar_AE" w:bidi="ar_AE"/>
-        </w:rPr>
-      </w:r>
-    </w:p>
-    <w:p>
-      <w:pPr>
-        <w:bidi/>
-      </w:pPr>
-      <w:r>
-        <w:rPr>
-          <w:lang w:val="ar_AE" w:bidi="ar_AE"/>
-        </w:rPr>
-      </w:r>
-      <w:r>
-        <w:rPr>
-          <w:lang w:val="ar_AE" w:bidi="ar_AE"/>
-        </w:rPr>
-        <w:t>This PDF version is provided under the same license.</w:t>
+        <w:t xml:space="preserve"> © 2023 Tyndale House Publishers, licensed under the CC BY-SA 4.0 license. The adaptation, </w:t>
+      </w:r>
+      <w:r>
+        <w:rPr>
+          <w:lang w:val="ar_AE" w:bidi="ar_AE"/>
+        </w:rPr>
+        <w:t>Aquifer Open Study Notes</w:t>
+      </w:r>
+      <w:r>
+        <w:rPr>
+          <w:lang w:val="ar_AE" w:bidi="ar_AE"/>
+        </w:rPr>
+        <w:t>, was created by Mission Mutual and is also licensed under CC BY-SA 4.0.</w:t>
+      </w:r>
+    </w:p>
+    <w:p>
+      <w:pPr>
+        <w:bidi/>
+      </w:pPr>
+      <w:r>
+        <w:rPr>
+          <w:lang w:val="ar_AE" w:bidi="ar_AE"/>
+        </w:rPr>
+      </w:r>
+      <w:r>
+        <w:rPr>
+          <w:lang w:val="ar_AE" w:bidi="ar_AE"/>
+        </w:rPr>
+        <w:t>This resource has been adapted into multiple languages, including English, Tok Pisin, Arabic (عربي), French (Français), Hindi (हिंदी), Indonesian (Bahasa Indonesia), Portuguese (Português), Russian (Русский), Spanish (Español), Swahili (Kiswahili), and Simplified Chinese (简体中文).</w:t>
       </w:r>
       <w:r>
         <w:rPr>
@@ -422,6 +380,42 @@
         </w:rPr>
         <w:t xml:space="preserve"> لإسرائيل كشعبه. تشير رسالة ملاخي إلى أن الأبعاد الأخرى لمحبة الله العهدية غير المشروطة لإسرائيل (مثل رحمته الصبورة؛ انظر </w:t>
       </w:r>
+      <w:hyperlink r:id="rId13">
+        <w:r>
+          <w:rPr>
+            <w:lang w:val="ar_AE" w:bidi="ar_AE"/>
+          </w:rPr>
+          <w:rPr>
+            <w:color w:val="0000EE"/>
+            <w:u w:val="single"/>
+          </w:rPr>
+          <w:t>3:6</w:t>
+        </w:r>
+      </w:hyperlink>
+      <w:r>
+        <w:rPr>
+          <w:lang w:val="ar_AE" w:bidi="ar_AE"/>
+        </w:rPr>
+        <w:t xml:space="preserve">، </w:t>
+      </w:r>
+      <w:hyperlink r:id="rId14">
+        <w:r>
+          <w:rPr>
+            <w:lang w:val="ar_AE" w:bidi="ar_AE"/>
+          </w:rPr>
+          <w:rPr>
+            <w:color w:val="0000EE"/>
+            <w:u w:val="single"/>
+          </w:rPr>
+          <w:t>17</w:t>
+        </w:r>
+      </w:hyperlink>
+      <w:r>
+        <w:rPr>
+          <w:lang w:val="ar_AE" w:bidi="ar_AE"/>
+        </w:rPr>
+        <w:t xml:space="preserve">) لا تزل فاعلة أيضًا. انظر أيضًا </w:t>
+      </w:r>
       <w:hyperlink r:id="rId15">
         <w:r>
           <w:rPr>
@@ -431,16 +425,2717 @@
             <w:color w:val="0000EE"/>
             <w:u w:val="single"/>
           </w:rPr>
-          <w:t>3:6</w:t>
-        </w:r>
-      </w:hyperlink>
-      <w:r>
-        <w:rPr>
+          <w:t>رومية 9:13</w:t>
+        </w:r>
+      </w:hyperlink>
+      <w:r>
+        <w:rPr>
+          <w:lang w:val="ar_AE" w:bidi="ar_AE"/>
+        </w:rPr>
+        <w:t>.</w:t>
+      </w:r>
+      <w:r>
+        <w:rPr>
+          <w:lang w:val="ar_AE" w:bidi="ar_AE"/>
+        </w:rPr>
+      </w:r>
+      <w:r>
+        <w:rPr>
+          <w:lang w:val="ar_AE" w:bidi="ar_AE"/>
+        </w:rPr>
+      </w:r>
+    </w:p>
+    <w:p>
+      <w:pPr>
+        <w:bidi/>
+      </w:pPr>
+      <w:r>
+        <w:rPr>
+          <w:lang w:val="ar_AE" w:bidi="ar_AE"/>
+        </w:rPr>
+      </w:r>
+    </w:p>
+    <w:p>
+      <w:pPr>
+        <w:pStyle w:val="Heading2"/>
+        <w:bidi/>
+      </w:pPr>
+      <w:r>
+        <w:rPr>
+          <w:lang w:val="ar_AE" w:bidi="ar_AE"/>
+        </w:rPr>
+        <w:t>ملاخي 1: 2–5</w:t>
+      </w:r>
+      <w:r>
+        <w:rPr>
+          <w:lang w:val="ar_AE" w:bidi="ar_AE"/>
+        </w:rPr>
+      </w:r>
+    </w:p>
+    <w:p>
+      <w:pPr>
+        <w:bidi/>
+      </w:pPr>
+      <w:r>
+        <w:rPr>
+          <w:lang w:val="ar_AE" w:bidi="ar_AE"/>
+        </w:rPr>
+      </w:r>
+      <w:r>
+        <w:rPr>
+          <w:lang w:val="ar_AE" w:bidi="ar_AE"/>
+        </w:rPr>
+        <w:t xml:space="preserve">إن خطب ملاخي هي عبارة عن </w:t>
+      </w:r>
+      <w:r>
+        <w:rPr>
+          <w:i/>
+          <w:lang w:val="ar_AE" w:bidi="ar_AE"/>
+        </w:rPr>
+        <w:t xml:space="preserve">مناظرات </w:t>
+      </w:r>
+      <w:r>
+        <w:rPr>
+          <w:lang w:val="ar_AE" w:bidi="ar_AE"/>
+        </w:rPr>
+        <w:t>أدبية—وهو شكل يستحضر في الذهن أجواء قاعة المحكمة ويؤسس نغمة المحاكمة لرسالة النبي. تُقدِّم هذه المناظرة الأولى حقيقة أن الله يحب إسرائيل (</w:t>
+      </w:r>
+      <w:hyperlink r:id="rId16">
+        <w:r>
+          <w:rPr>
+            <w:lang w:val="ar_AE" w:bidi="ar_AE"/>
+          </w:rPr>
+          <w:rPr>
+            <w:color w:val="0000EE"/>
+            <w:u w:val="single"/>
+          </w:rPr>
+          <w:t>1:2</w:t>
+        </w:r>
+      </w:hyperlink>
+      <w:r>
+        <w:rPr>
+          <w:lang w:val="ar_AE" w:bidi="ar_AE"/>
+        </w:rPr>
+        <w:t>). ثم يناقش النبي هذه الأطروحة مع جمهوره في الرسائل الخمس التي تليها.</w:t>
+      </w:r>
+      <w:r>
+        <w:rPr>
+          <w:lang w:val="ar_AE" w:bidi="ar_AE"/>
+        </w:rPr>
+      </w:r>
+      <w:r>
+        <w:rPr>
+          <w:lang w:val="ar_AE" w:bidi="ar_AE"/>
+        </w:rPr>
+      </w:r>
+    </w:p>
+    <w:p>
+      <w:pPr>
+        <w:bidi/>
+      </w:pPr>
+      <w:r>
+        <w:rPr>
+          <w:lang w:val="ar_AE" w:bidi="ar_AE"/>
+        </w:rPr>
+      </w:r>
+    </w:p>
+    <w:p>
+      <w:pPr>
+        <w:pStyle w:val="Heading2"/>
+        <w:bidi/>
+      </w:pPr>
+      <w:r>
+        <w:rPr>
+          <w:lang w:val="ar_AE" w:bidi="ar_AE"/>
+        </w:rPr>
+        <w:t>ملاخي 1: 3</w:t>
+      </w:r>
+      <w:r>
+        <w:rPr>
+          <w:lang w:val="ar_AE" w:bidi="ar_AE"/>
+        </w:rPr>
+      </w:r>
+    </w:p>
+    <w:p>
+      <w:pPr>
+        <w:bidi/>
+      </w:pPr>
+      <w:r>
+        <w:rPr>
+          <w:lang w:val="ar_AE" w:bidi="ar_AE"/>
+        </w:rPr>
+      </w:r>
+      <w:r>
+        <w:rPr>
+          <w:lang w:val="ar_AE" w:bidi="ar_AE"/>
+        </w:rPr>
+        <w:t xml:space="preserve">رفضت (حرفيًا </w:t>
+      </w:r>
+      <w:r>
+        <w:rPr>
+          <w:i/>
+          <w:lang w:val="ar_AE" w:bidi="ar_AE"/>
+        </w:rPr>
+        <w:t>وَأَبْغَضْتُ،</w:t>
+      </w:r>
+      <w:r>
+        <w:rPr>
+          <w:lang w:val="ar_AE" w:bidi="ar_AE"/>
+        </w:rPr>
+        <w:t xml:space="preserve"> عكس </w:t>
+      </w:r>
+      <w:r>
+        <w:rPr>
+          <w:i/>
+          <w:lang w:val="ar_AE" w:bidi="ar_AE"/>
+        </w:rPr>
+        <w:t xml:space="preserve">أحببت </w:t>
+      </w:r>
+      <w:r>
+        <w:rPr>
+          <w:lang w:val="ar_AE" w:bidi="ar_AE"/>
+        </w:rPr>
+        <w:t xml:space="preserve">في </w:t>
+      </w:r>
+      <w:hyperlink r:id="rId16">
+        <w:r>
+          <w:rPr>
+            <w:lang w:val="ar_AE" w:bidi="ar_AE"/>
+          </w:rPr>
+          <w:rPr>
+            <w:color w:val="0000EE"/>
+            <w:u w:val="single"/>
+          </w:rPr>
+          <w:t>1:2</w:t>
+        </w:r>
+      </w:hyperlink>
+      <w:r>
+        <w:rPr>
+          <w:lang w:val="ar_AE" w:bidi="ar_AE"/>
+        </w:rPr>
+        <w:t xml:space="preserve">): تُشكِّل المحبة والبغضة زوجًا من الكلمات المتضادة في النصوص القانونية والنبوية في العهد القديم (انظر </w:t>
+      </w:r>
+      <w:hyperlink r:id="rId17">
+        <w:r>
+          <w:rPr>
+            <w:lang w:val="ar_AE" w:bidi="ar_AE"/>
+          </w:rPr>
+          <w:rPr>
+            <w:color w:val="0000EE"/>
+            <w:u w:val="single"/>
+          </w:rPr>
+          <w:t>تثنية 7:9–10</w:t>
+        </w:r>
+      </w:hyperlink>
+      <w:r>
+        <w:rPr>
+          <w:lang w:val="ar_AE" w:bidi="ar_AE"/>
+        </w:rPr>
+        <w:t xml:space="preserve">؛ </w:t>
+      </w:r>
+      <w:hyperlink r:id="rId18">
+        <w:r>
+          <w:rPr>
+            <w:lang w:val="ar_AE" w:bidi="ar_AE"/>
+          </w:rPr>
+          <w:rPr>
+            <w:color w:val="0000EE"/>
+            <w:u w:val="single"/>
+          </w:rPr>
+          <w:t>عاموس 5:15</w:t>
+        </w:r>
+      </w:hyperlink>
+      <w:r>
+        <w:rPr>
+          <w:lang w:val="ar_AE" w:bidi="ar_AE"/>
+        </w:rPr>
+        <w:t xml:space="preserve">)، وغالبًا ما تُستخدم لوصف الاغتراب الناتج عن علاقة العهد المنكسرة. وهنا، يذكر الله أنه رفض عيسو (وذريته، الأدوميين). لقد احتقر عيسو ورفض علاقة العهد مع الرب (انظر </w:t>
+      </w:r>
+      <w:hyperlink r:id="rId19">
+        <w:r>
+          <w:rPr>
+            <w:lang w:val="ar_AE" w:bidi="ar_AE"/>
+          </w:rPr>
+          <w:rPr>
+            <w:color w:val="0000EE"/>
+            <w:u w:val="single"/>
+          </w:rPr>
+          <w:t>تكوين 25:34</w:t>
+        </w:r>
+      </w:hyperlink>
+      <w:r>
+        <w:rPr>
+          <w:lang w:val="ar_AE" w:bidi="ar_AE"/>
+        </w:rPr>
+        <w:t xml:space="preserve">؛ </w:t>
+      </w:r>
+      <w:hyperlink r:id="rId20">
+        <w:r>
+          <w:rPr>
+            <w:lang w:val="ar_AE" w:bidi="ar_AE"/>
+          </w:rPr>
+          <w:rPr>
+            <w:color w:val="0000EE"/>
+            <w:u w:val="single"/>
+          </w:rPr>
+          <w:t>26:34–35</w:t>
+        </w:r>
+      </w:hyperlink>
+      <w:r>
+        <w:rPr>
+          <w:lang w:val="ar_AE" w:bidi="ar_AE"/>
+        </w:rPr>
+        <w:t>). • عيسو هو أبو الأمة الأدومية، وكانت ميراثه</w:t>
+      </w:r>
+      <w:r>
+        <w:rPr>
+          <w:i/>
           <w:lang w:val="ar_AE" w:bidi="ar_AE"/>
         </w:rPr>
         <w:t xml:space="preserve">، </w:t>
       </w:r>
-      <w:hyperlink r:id="rId16">
+      <w:r>
+        <w:rPr>
+          <w:lang w:val="ar_AE" w:bidi="ar_AE"/>
+        </w:rPr>
+        <w:t>منطقة أدوم، التي تقع على الحافة الجنوبية الشرقية للبحر الميت. إن ذِكْر يعقوب وعيسو يذكرنا بالتنافس بين الأخوين التوأم (</w:t>
+      </w:r>
+      <w:hyperlink r:id="rId21">
+        <w:r>
+          <w:rPr>
+            <w:lang w:val="ar_AE" w:bidi="ar_AE"/>
+          </w:rPr>
+          <w:rPr>
+            <w:color w:val="0000EE"/>
+            <w:u w:val="single"/>
+          </w:rPr>
+          <w:t>تكوين 25:23–26</w:t>
+        </w:r>
+      </w:hyperlink>
+      <w:r>
+        <w:rPr>
+          <w:lang w:val="ar_AE" w:bidi="ar_AE"/>
+        </w:rPr>
+        <w:t>).</w:t>
+      </w:r>
+      <w:r>
+        <w:rPr>
+          <w:lang w:val="ar_AE" w:bidi="ar_AE"/>
+        </w:rPr>
+      </w:r>
+      <w:r>
+        <w:rPr>
+          <w:lang w:val="ar_AE" w:bidi="ar_AE"/>
+        </w:rPr>
+      </w:r>
+    </w:p>
+    <w:p>
+      <w:pPr>
+        <w:bidi/>
+      </w:pPr>
+      <w:r>
+        <w:rPr>
+          <w:lang w:val="ar_AE" w:bidi="ar_AE"/>
+        </w:rPr>
+      </w:r>
+    </w:p>
+    <w:p>
+      <w:pPr>
+        <w:pStyle w:val="Heading2"/>
+        <w:bidi/>
+      </w:pPr>
+      <w:r>
+        <w:rPr>
+          <w:lang w:val="ar_AE" w:bidi="ar_AE"/>
+        </w:rPr>
+        <w:t>ملاخي 1: 4</w:t>
+      </w:r>
+      <w:r>
+        <w:rPr>
+          <w:lang w:val="ar_AE" w:bidi="ar_AE"/>
+        </w:rPr>
+      </w:r>
+    </w:p>
+    <w:p>
+      <w:pPr>
+        <w:bidi/>
+      </w:pPr>
+      <w:r>
+        <w:rPr>
+          <w:lang w:val="ar_AE" w:bidi="ar_AE"/>
+        </w:rPr>
+      </w:r>
+      <w:r>
+        <w:rPr>
+          <w:lang w:val="ar_AE" w:bidi="ar_AE"/>
+        </w:rPr>
+        <w:t xml:space="preserve">رَبُّ الْجُنُودِ (بالعبرية يهوه تصيباؤوت Yahweh tseba’oth): هذا الاسم لله بارز في الأدب النبوي للعهد القديم. </w:t>
+      </w:r>
+      <w:r>
+        <w:rPr>
+          <w:i/>
+          <w:lang w:val="ar_AE" w:bidi="ar_AE"/>
+        </w:rPr>
+        <w:t>جيوش السماء (الجنود)</w:t>
+      </w:r>
+      <w:r>
+        <w:rPr>
+          <w:lang w:val="ar_AE" w:bidi="ar_AE"/>
+        </w:rPr>
+        <w:t xml:space="preserve"> تشير إلى الجيوش الملائكية تحت أمر الله؛ وتؤكد العبارة على القوة التي لا تُقهَر لله. • تُخُومَ الشَّرِّ: كان عيسو أنانيًا ومحتقرًا لعلامات عهد الرب (انظر </w:t>
+      </w:r>
+      <w:hyperlink r:id="rId19">
+        <w:r>
+          <w:rPr>
+            <w:lang w:val="ar_AE" w:bidi="ar_AE"/>
+          </w:rPr>
+          <w:rPr>
+            <w:color w:val="0000EE"/>
+            <w:u w:val="single"/>
+          </w:rPr>
+          <w:t>تكوين 25:34</w:t>
+        </w:r>
+      </w:hyperlink>
+      <w:r>
+        <w:rPr>
+          <w:lang w:val="ar_AE" w:bidi="ar_AE"/>
+        </w:rPr>
+        <w:t xml:space="preserve">). أصبحت أمة أدوم تجسد كبرياء الوجود المُتمركز حول الذات (انظر </w:t>
+      </w:r>
+      <w:hyperlink r:id="rId22">
+        <w:r>
+          <w:rPr>
+            <w:lang w:val="ar_AE" w:bidi="ar_AE"/>
+          </w:rPr>
+          <w:rPr>
+            <w:color w:val="0000EE"/>
+            <w:u w:val="single"/>
+          </w:rPr>
+          <w:t>إرميا 49:16</w:t>
+        </w:r>
+      </w:hyperlink>
+      <w:r>
+        <w:rPr>
+          <w:lang w:val="ar_AE" w:bidi="ar_AE"/>
+        </w:rPr>
+        <w:t xml:space="preserve">). كما كان الأدوميون أيضًا حلفاء لبابل في تدمير أورشليم (انظر </w:t>
+      </w:r>
+      <w:hyperlink r:id="rId23">
+        <w:r>
+          <w:rPr>
+            <w:lang w:val="ar_AE" w:bidi="ar_AE"/>
+          </w:rPr>
+          <w:rPr>
+            <w:color w:val="0000EE"/>
+            <w:u w:val="single"/>
+          </w:rPr>
+          <w:t>مزمور 137:7–9</w:t>
+        </w:r>
+      </w:hyperlink>
+      <w:r>
+        <w:rPr>
+          <w:lang w:val="ar_AE" w:bidi="ar_AE"/>
+        </w:rPr>
+        <w:t xml:space="preserve">؛ </w:t>
+      </w:r>
+      <w:hyperlink r:id="rId24">
+        <w:r>
+          <w:rPr>
+            <w:lang w:val="ar_AE" w:bidi="ar_AE"/>
+          </w:rPr>
+          <w:rPr>
+            <w:color w:val="0000EE"/>
+            <w:u w:val="single"/>
+          </w:rPr>
+          <w:t>عوبديا 1:10</w:t>
+        </w:r>
+      </w:hyperlink>
+      <w:r>
+        <w:rPr>
+          <w:lang w:val="ar_AE" w:bidi="ar_AE"/>
+        </w:rPr>
+        <w:t xml:space="preserve">، </w:t>
+      </w:r>
+      <w:hyperlink r:id="rId25">
+        <w:r>
+          <w:rPr>
+            <w:lang w:val="ar_AE" w:bidi="ar_AE"/>
+          </w:rPr>
+          <w:rPr>
+            <w:color w:val="0000EE"/>
+            <w:u w:val="single"/>
+          </w:rPr>
+          <w:t>12</w:t>
+        </w:r>
+      </w:hyperlink>
+      <w:r>
+        <w:rPr>
+          <w:lang w:val="ar_AE" w:bidi="ar_AE"/>
+        </w:rPr>
+        <w:t>).</w:t>
+      </w:r>
+      <w:r>
+        <w:rPr>
+          <w:lang w:val="ar_AE" w:bidi="ar_AE"/>
+        </w:rPr>
+      </w:r>
+      <w:r>
+        <w:rPr>
+          <w:lang w:val="ar_AE" w:bidi="ar_AE"/>
+        </w:rPr>
+      </w:r>
+    </w:p>
+    <w:p>
+      <w:pPr>
+        <w:bidi/>
+      </w:pPr>
+      <w:r>
+        <w:rPr>
+          <w:lang w:val="ar_AE" w:bidi="ar_AE"/>
+        </w:rPr>
+      </w:r>
+    </w:p>
+    <w:p>
+      <w:pPr>
+        <w:pStyle w:val="Heading2"/>
+        <w:bidi/>
+      </w:pPr>
+      <w:r>
+        <w:rPr>
+          <w:lang w:val="ar_AE" w:bidi="ar_AE"/>
+        </w:rPr>
+        <w:t>ملاخي 1: 6</w:t>
+      </w:r>
+      <w:r>
+        <w:rPr>
+          <w:lang w:val="ar_AE" w:bidi="ar_AE"/>
+        </w:rPr>
+      </w:r>
+    </w:p>
+    <w:p>
+      <w:pPr>
+        <w:bidi/>
+      </w:pPr>
+      <w:r>
+        <w:rPr>
+          <w:lang w:val="ar_AE" w:bidi="ar_AE"/>
+        </w:rPr>
+      </w:r>
+      <w:r>
+        <w:rPr>
+          <w:lang w:val="ar_AE" w:bidi="ar_AE"/>
+        </w:rPr>
+        <w:t xml:space="preserve">الْمُحْتَقِرُونَ اسْمِي: اسم الله يمثل سمعته أو شخصيته (قارن </w:t>
+      </w:r>
+      <w:hyperlink r:id="rId26">
+        <w:r>
+          <w:rPr>
+            <w:lang w:val="ar_AE" w:bidi="ar_AE"/>
+          </w:rPr>
+          <w:rPr>
+            <w:color w:val="0000EE"/>
+            <w:u w:val="single"/>
+          </w:rPr>
+          <w:t>حزقيال 36:19–24</w:t>
+        </w:r>
+      </w:hyperlink>
+      <w:r>
+        <w:rPr>
+          <w:lang w:val="ar_AE" w:bidi="ar_AE"/>
+        </w:rPr>
+        <w:t>). كان اليهود يُظهرون استخفافهم بالله من خلال تقديم ذبائح لا قيمة لها.</w:t>
+      </w:r>
+      <w:r>
+        <w:rPr>
+          <w:lang w:val="ar_AE" w:bidi="ar_AE"/>
+        </w:rPr>
+      </w:r>
+      <w:r>
+        <w:rPr>
+          <w:lang w:val="ar_AE" w:bidi="ar_AE"/>
+        </w:rPr>
+      </w:r>
+    </w:p>
+    <w:p>
+      <w:pPr>
+        <w:bidi/>
+      </w:pPr>
+      <w:r>
+        <w:rPr>
+          <w:lang w:val="ar_AE" w:bidi="ar_AE"/>
+        </w:rPr>
+      </w:r>
+    </w:p>
+    <w:p>
+      <w:pPr>
+        <w:pStyle w:val="Heading2"/>
+        <w:bidi/>
+      </w:pPr>
+      <w:r>
+        <w:rPr>
+          <w:lang w:val="ar_AE" w:bidi="ar_AE"/>
+        </w:rPr>
+        <w:t>ملاخي 1: 6–2: 9</w:t>
+      </w:r>
+      <w:r>
+        <w:rPr>
+          <w:lang w:val="ar_AE" w:bidi="ar_AE"/>
+        </w:rPr>
+      </w:r>
+    </w:p>
+    <w:p>
+      <w:pPr>
+        <w:bidi/>
+      </w:pPr>
+      <w:r>
+        <w:rPr>
+          <w:lang w:val="ar_AE" w:bidi="ar_AE"/>
+        </w:rPr>
+      </w:r>
+      <w:r>
+        <w:rPr>
+          <w:lang w:val="ar_AE" w:bidi="ar_AE"/>
+        </w:rPr>
+        <w:t>تؤكد الرسالة الثانية لملاخي على دور الرب كإله وأب لإسرائيل؛ فهو وحده الذي يستحق العبادة الحقيقية. يُظهر الجزء الأول (</w:t>
+      </w:r>
+      <w:hyperlink r:id="rId27">
+        <w:r>
+          <w:rPr>
+            <w:lang w:val="ar_AE" w:bidi="ar_AE"/>
+          </w:rPr>
+          <w:rPr>
+            <w:color w:val="0000EE"/>
+            <w:u w:val="single"/>
+          </w:rPr>
+          <w:t>1:6–14</w:t>
+        </w:r>
+      </w:hyperlink>
+      <w:r>
+        <w:rPr>
+          <w:lang w:val="ar_AE" w:bidi="ar_AE"/>
+        </w:rPr>
+        <w:t>) كيف أن الإسرائيليين قد أهانوا الله برغم رعايته الأبوية وقوته العظيمة. بينما يُحذِّر الجزء الثاني (</w:t>
+      </w:r>
+      <w:hyperlink r:id="rId28">
+        <w:r>
+          <w:rPr>
+            <w:lang w:val="ar_AE" w:bidi="ar_AE"/>
+          </w:rPr>
+          <w:rPr>
+            <w:color w:val="0000EE"/>
+            <w:u w:val="single"/>
+          </w:rPr>
+          <w:t>2:1–9</w:t>
+        </w:r>
+      </w:hyperlink>
+      <w:r>
+        <w:rPr>
+          <w:lang w:val="ar_AE" w:bidi="ar_AE"/>
+        </w:rPr>
+        <w:t>) الكهنة في يهوذا من تقديم الحيوانات المريضة والمعيبة كذبائح ويلومهم على عدم تعليم وصايا الله (</w:t>
+      </w:r>
+      <w:hyperlink r:id="rId29">
+        <w:r>
+          <w:rPr>
+            <w:lang w:val="ar_AE" w:bidi="ar_AE"/>
+          </w:rPr>
+          <w:rPr>
+            <w:color w:val="0000EE"/>
+            <w:u w:val="single"/>
+          </w:rPr>
+          <w:t>2:6–8</w:t>
+        </w:r>
+      </w:hyperlink>
+      <w:r>
+        <w:rPr>
+          <w:lang w:val="ar_AE" w:bidi="ar_AE"/>
+        </w:rPr>
+        <w:t>).</w:t>
+      </w:r>
+      <w:r>
+        <w:rPr>
+          <w:lang w:val="ar_AE" w:bidi="ar_AE"/>
+        </w:rPr>
+      </w:r>
+      <w:r>
+        <w:rPr>
+          <w:lang w:val="ar_AE" w:bidi="ar_AE"/>
+        </w:rPr>
+      </w:r>
+    </w:p>
+    <w:p>
+      <w:pPr>
+        <w:bidi/>
+      </w:pPr>
+      <w:r>
+        <w:rPr>
+          <w:lang w:val="ar_AE" w:bidi="ar_AE"/>
+        </w:rPr>
+      </w:r>
+    </w:p>
+    <w:p>
+      <w:pPr>
+        <w:pStyle w:val="Heading2"/>
+        <w:bidi/>
+      </w:pPr>
+      <w:r>
+        <w:rPr>
+          <w:lang w:val="ar_AE" w:bidi="ar_AE"/>
+        </w:rPr>
+        <w:t>ملاخي 1: 7</w:t>
+      </w:r>
+      <w:r>
+        <w:rPr>
+          <w:lang w:val="ar_AE" w:bidi="ar_AE"/>
+        </w:rPr>
+      </w:r>
+    </w:p>
+    <w:p>
+      <w:pPr>
+        <w:bidi/>
+      </w:pPr>
+      <w:r>
+        <w:rPr>
+          <w:lang w:val="ar_AE" w:bidi="ar_AE"/>
+        </w:rPr>
+      </w:r>
+      <w:r>
+        <w:rPr>
+          <w:lang w:val="ar_AE" w:bidi="ar_AE"/>
+        </w:rPr>
+        <w:t>بِمَ نَجَّسْنَاكَ؟: النجاسة الطقسية أو العدم الطهارة كانا يمنعان شيئًا أو شخصًا من المشاركة في طقوس عبادة الرب. وكانت النجاسة في هذه الحالة ناتجة عن تجاهل الوصايا المتعلقة بالذبائح الحيوانية المقبولة (</w:t>
+      </w:r>
+      <w:hyperlink r:id="rId30">
+        <w:r>
+          <w:rPr>
+            <w:lang w:val="ar_AE" w:bidi="ar_AE"/>
+          </w:rPr>
+          <w:rPr>
+            <w:color w:val="0000EE"/>
+            <w:u w:val="single"/>
+          </w:rPr>
+          <w:t>لاويين 22:17–25</w:t>
+        </w:r>
+      </w:hyperlink>
+      <w:r>
+        <w:rPr>
+          <w:lang w:val="ar_AE" w:bidi="ar_AE"/>
+        </w:rPr>
+        <w:t xml:space="preserve">؛ </w:t>
+      </w:r>
+      <w:hyperlink r:id="rId31">
+        <w:r>
+          <w:rPr>
+            <w:lang w:val="ar_AE" w:bidi="ar_AE"/>
+          </w:rPr>
+          <w:rPr>
+            <w:color w:val="0000EE"/>
+            <w:u w:val="single"/>
+          </w:rPr>
+          <w:t>تثنية 15:21</w:t>
+        </w:r>
+      </w:hyperlink>
+      <w:r>
+        <w:rPr>
+          <w:lang w:val="ar_AE" w:bidi="ar_AE"/>
+        </w:rPr>
+        <w:t>).</w:t>
+      </w:r>
+      <w:r>
+        <w:rPr>
+          <w:lang w:val="ar_AE" w:bidi="ar_AE"/>
+        </w:rPr>
+      </w:r>
+      <w:r>
+        <w:rPr>
+          <w:lang w:val="ar_AE" w:bidi="ar_AE"/>
+        </w:rPr>
+      </w:r>
+    </w:p>
+    <w:p>
+      <w:pPr>
+        <w:bidi/>
+      </w:pPr>
+      <w:r>
+        <w:rPr>
+          <w:lang w:val="ar_AE" w:bidi="ar_AE"/>
+        </w:rPr>
+      </w:r>
+    </w:p>
+    <w:p>
+      <w:pPr>
+        <w:pStyle w:val="Heading2"/>
+        <w:bidi/>
+      </w:pPr>
+      <w:r>
+        <w:rPr>
+          <w:lang w:val="ar_AE" w:bidi="ar_AE"/>
+        </w:rPr>
+        <w:t>ملاخي 1: 8</w:t>
+      </w:r>
+      <w:r>
+        <w:rPr>
+          <w:lang w:val="ar_AE" w:bidi="ar_AE"/>
+        </w:rPr>
+      </w:r>
+    </w:p>
+    <w:p>
+      <w:pPr>
+        <w:bidi/>
+      </w:pPr>
+      <w:r>
+        <w:rPr>
+          <w:lang w:val="ar_AE" w:bidi="ar_AE"/>
+        </w:rPr>
+      </w:r>
+      <w:r>
+        <w:rPr>
+          <w:lang w:val="ar_AE" w:bidi="ar_AE"/>
+        </w:rPr>
+        <w:t xml:space="preserve">كان الوالي هو المشرف المُعيّن من قِبَل فارس على مقاطعة يهوذا. ويكشف الترتيب بين </w:t>
+      </w:r>
+      <w:r>
+        <w:rPr>
+          <w:i/>
+          <w:lang w:val="ar_AE" w:bidi="ar_AE"/>
+        </w:rPr>
+        <w:t xml:space="preserve">مَذْبَحِي </w:t>
+      </w:r>
+      <w:r>
+        <w:rPr>
+          <w:lang w:val="ar_AE" w:bidi="ar_AE"/>
+        </w:rPr>
+        <w:t>(</w:t>
+      </w:r>
+      <w:hyperlink r:id="rId32">
+        <w:r>
+          <w:rPr>
+            <w:lang w:val="ar_AE" w:bidi="ar_AE"/>
+          </w:rPr>
+          <w:rPr>
+            <w:color w:val="0000EE"/>
+            <w:u w:val="single"/>
+          </w:rPr>
+          <w:t>1:7</w:t>
+        </w:r>
+      </w:hyperlink>
+      <w:r>
+        <w:rPr>
+          <w:lang w:val="ar_AE" w:bidi="ar_AE"/>
+        </w:rPr>
+        <w:t>) و</w:t>
+      </w:r>
+      <w:r>
+        <w:rPr>
+          <w:i/>
+          <w:lang w:val="ar_AE" w:bidi="ar_AE"/>
+        </w:rPr>
+        <w:t xml:space="preserve">لِوَالِيكَ </w:t>
+      </w:r>
+      <w:r>
+        <w:rPr>
+          <w:lang w:val="ar_AE" w:bidi="ar_AE"/>
+        </w:rPr>
+        <w:t>(</w:t>
+      </w:r>
+      <w:hyperlink r:id="rId33">
+        <w:r>
+          <w:rPr>
+            <w:lang w:val="ar_AE" w:bidi="ar_AE"/>
+          </w:rPr>
+          <w:rPr>
+            <w:color w:val="0000EE"/>
+            <w:u w:val="single"/>
+          </w:rPr>
+          <w:t>1:8</w:t>
+        </w:r>
+      </w:hyperlink>
+      <w:r>
+        <w:rPr>
+          <w:lang w:val="ar_AE" w:bidi="ar_AE"/>
+        </w:rPr>
+        <w:t>) عن اختلال في الولاء لدى الكهنة اللاويين. • قَالَ رَبُّ الْجُنُودِ: تُعرف هذه العبارة بصيغة الرسول في الخطاب النبوي وتدل على أن سلطة الله تقف وراء رسالة النبي.</w:t>
+      </w:r>
+      <w:r>
+        <w:rPr>
+          <w:lang w:val="ar_AE" w:bidi="ar_AE"/>
+        </w:rPr>
+      </w:r>
+      <w:r>
+        <w:rPr>
+          <w:lang w:val="ar_AE" w:bidi="ar_AE"/>
+        </w:rPr>
+      </w:r>
+    </w:p>
+    <w:p>
+      <w:pPr>
+        <w:bidi/>
+      </w:pPr>
+      <w:r>
+        <w:rPr>
+          <w:lang w:val="ar_AE" w:bidi="ar_AE"/>
+        </w:rPr>
+      </w:r>
+    </w:p>
+    <w:p>
+      <w:pPr>
+        <w:pStyle w:val="Heading2"/>
+        <w:bidi/>
+      </w:pPr>
+      <w:r>
+        <w:rPr>
+          <w:lang w:val="ar_AE" w:bidi="ar_AE"/>
+        </w:rPr>
+        <w:t>ملاخي 1: 12</w:t>
+      </w:r>
+      <w:r>
+        <w:rPr>
+          <w:lang w:val="ar_AE" w:bidi="ar_AE"/>
+        </w:rPr>
+      </w:r>
+    </w:p>
+    <w:p>
+      <w:pPr>
+        <w:bidi/>
+      </w:pPr>
+      <w:r>
+        <w:rPr>
+          <w:lang w:val="ar_AE" w:bidi="ar_AE"/>
+        </w:rPr>
+      </w:r>
+      <w:r>
+        <w:rPr>
+          <w:lang w:val="ar_AE" w:bidi="ar_AE"/>
+        </w:rPr>
+        <w:t>كان الاحتقار حالة مستمرة. ومن المفارقات أن حراس علاقة إسرائيل العهدية مع الرب كانوا هم من يدنسون هيكله بشكل متكرر بتقديم ذبائح نجسة.</w:t>
+      </w:r>
+      <w:r>
+        <w:rPr>
+          <w:lang w:val="ar_AE" w:bidi="ar_AE"/>
+        </w:rPr>
+      </w:r>
+      <w:r>
+        <w:rPr>
+          <w:lang w:val="ar_AE" w:bidi="ar_AE"/>
+        </w:rPr>
+      </w:r>
+    </w:p>
+    <w:p>
+      <w:pPr>
+        <w:bidi/>
+      </w:pPr>
+      <w:r>
+        <w:rPr>
+          <w:lang w:val="ar_AE" w:bidi="ar_AE"/>
+        </w:rPr>
+      </w:r>
+    </w:p>
+    <w:p>
+      <w:pPr>
+        <w:pStyle w:val="Heading2"/>
+        <w:bidi/>
+      </w:pPr>
+      <w:r>
+        <w:rPr>
+          <w:lang w:val="ar_AE" w:bidi="ar_AE"/>
+        </w:rPr>
+        <w:t>ملاخي 1: 14</w:t>
+      </w:r>
+      <w:r>
+        <w:rPr>
+          <w:lang w:val="ar_AE" w:bidi="ar_AE"/>
+        </w:rPr>
+      </w:r>
+    </w:p>
+    <w:p>
+      <w:pPr>
+        <w:bidi/>
+      </w:pPr>
+      <w:r>
+        <w:rPr>
+          <w:lang w:val="ar_AE" w:bidi="ar_AE"/>
+        </w:rPr>
+      </w:r>
+      <w:r>
+        <w:rPr>
+          <w:lang w:val="ar_AE" w:bidi="ar_AE"/>
+        </w:rPr>
+        <w:t xml:space="preserve">وَمَلْعُونٌ: كان "الربط بلعنة" يعني تسليم الفرد إلى الشقاء كعقاب على جريمة خطيرة ضد المجتمع (انظر </w:t>
+      </w:r>
+      <w:hyperlink r:id="rId34">
+        <w:r>
+          <w:rPr>
+            <w:lang w:val="ar_AE" w:bidi="ar_AE"/>
+          </w:rPr>
+          <w:rPr>
+            <w:color w:val="0000EE"/>
+            <w:u w:val="single"/>
+          </w:rPr>
+          <w:t>تثنية 27: 15–26</w:t>
+        </w:r>
+      </w:hyperlink>
+      <w:r>
+        <w:rPr>
+          <w:lang w:val="ar_AE" w:bidi="ar_AE"/>
+        </w:rPr>
+        <w:t xml:space="preserve">؛ </w:t>
+      </w:r>
+      <w:hyperlink r:id="rId35">
+        <w:r>
+          <w:rPr>
+            <w:lang w:val="ar_AE" w:bidi="ar_AE"/>
+          </w:rPr>
+          <w:rPr>
+            <w:color w:val="0000EE"/>
+            <w:u w:val="single"/>
+          </w:rPr>
+          <w:t>إرميا 48: 10</w:t>
+        </w:r>
+      </w:hyperlink>
+      <w:r>
+        <w:rPr>
+          <w:lang w:val="ar_AE" w:bidi="ar_AE"/>
+        </w:rPr>
+        <w:t>). لقد تكلم ملاخي باسم الرب، فكانت اللعنة إعلانًا بالهلاك.</w:t>
+      </w:r>
+      <w:r>
+        <w:rPr>
+          <w:lang w:val="ar_AE" w:bidi="ar_AE"/>
+        </w:rPr>
+      </w:r>
+      <w:r>
+        <w:rPr>
+          <w:lang w:val="ar_AE" w:bidi="ar_AE"/>
+        </w:rPr>
+      </w:r>
+    </w:p>
+    <w:p>
+      <w:pPr>
+        <w:bidi/>
+      </w:pPr>
+      <w:r>
+        <w:rPr>
+          <w:lang w:val="ar_AE" w:bidi="ar_AE"/>
+        </w:rPr>
+      </w:r>
+    </w:p>
+    <w:p>
+      <w:pPr>
+        <w:pStyle w:val="Heading2"/>
+        <w:bidi/>
+      </w:pPr>
+      <w:r>
+        <w:rPr>
+          <w:lang w:val="ar_AE" w:bidi="ar_AE"/>
+        </w:rPr>
+        <w:t>ملاخي 2: 2</w:t>
+      </w:r>
+      <w:r>
+        <w:rPr>
+          <w:lang w:val="ar_AE" w:bidi="ar_AE"/>
+        </w:rPr>
+      </w:r>
+    </w:p>
+    <w:p>
+      <w:pPr>
+        <w:bidi/>
+      </w:pPr>
+      <w:r>
+        <w:rPr>
+          <w:lang w:val="ar_AE" w:bidi="ar_AE"/>
+        </w:rPr>
+      </w:r>
+      <w:r>
+        <w:rPr>
+          <w:lang w:val="ar_AE" w:bidi="ar_AE"/>
+        </w:rPr>
+        <w:t xml:space="preserve">تَجْعَلُونَ فِي الْقَلْبِ: كانت هذه مسألة إرادة وليست مشاعر. • أُرْسِلُ عَلَيْكُمُ اللَّعْنَ: كان ملاخي يفكر في الهلاك الشامل لأولئك الذين انتهكوا عهد الله (انظر </w:t>
+      </w:r>
+      <w:hyperlink r:id="rId36">
+        <w:r>
+          <w:rPr>
+            <w:lang w:val="ar_AE" w:bidi="ar_AE"/>
+          </w:rPr>
+          <w:rPr>
+            <w:color w:val="0000EE"/>
+            <w:u w:val="single"/>
+          </w:rPr>
+          <w:t>تثنية 28:20</w:t>
+        </w:r>
+      </w:hyperlink>
+      <w:r>
+        <w:rPr>
+          <w:lang w:val="ar_AE" w:bidi="ar_AE"/>
+        </w:rPr>
+        <w:t>).</w:t>
+      </w:r>
+      <w:r>
+        <w:rPr>
+          <w:lang w:val="ar_AE" w:bidi="ar_AE"/>
+        </w:rPr>
+      </w:r>
+      <w:r>
+        <w:rPr>
+          <w:lang w:val="ar_AE" w:bidi="ar_AE"/>
+        </w:rPr>
+      </w:r>
+    </w:p>
+    <w:p>
+      <w:pPr>
+        <w:bidi/>
+      </w:pPr>
+      <w:r>
+        <w:rPr>
+          <w:lang w:val="ar_AE" w:bidi="ar_AE"/>
+        </w:rPr>
+      </w:r>
+    </w:p>
+    <w:p>
+      <w:pPr>
+        <w:pStyle w:val="Heading2"/>
+        <w:bidi/>
+      </w:pPr>
+      <w:r>
+        <w:rPr>
+          <w:lang w:val="ar_AE" w:bidi="ar_AE"/>
+        </w:rPr>
+        <w:t>ملاخي 2: 4</w:t>
+      </w:r>
+      <w:r>
+        <w:rPr>
+          <w:lang w:val="ar_AE" w:bidi="ar_AE"/>
+        </w:rPr>
+      </w:r>
+    </w:p>
+    <w:p>
+      <w:pPr>
+        <w:bidi/>
+      </w:pPr>
+      <w:r>
+        <w:rPr>
+          <w:lang w:val="ar_AE" w:bidi="ar_AE"/>
+        </w:rPr>
+      </w:r>
+      <w:r>
+        <w:rPr>
+          <w:lang w:val="ar_AE" w:bidi="ar_AE"/>
+        </w:rPr>
+        <w:t>عَهْدِي مَعَ لاَوِي: إذا كرّس اللاويون أنفسهم لخدمة الله وتخلوا عن مجدهم الشخصي، فإن الله سيمنحهم الحياة والسلام (</w:t>
+      </w:r>
+      <w:hyperlink r:id="rId37">
+        <w:r>
+          <w:rPr>
+            <w:lang w:val="ar_AE" w:bidi="ar_AE"/>
+          </w:rPr>
+          <w:rPr>
+            <w:color w:val="0000EE"/>
+            <w:u w:val="single"/>
+          </w:rPr>
+          <w:t>2:5</w:t>
+        </w:r>
+      </w:hyperlink>
+      <w:r>
+        <w:rPr>
+          <w:lang w:val="ar_AE" w:bidi="ar_AE"/>
+        </w:rPr>
+        <w:t xml:space="preserve">؛ قارن </w:t>
+      </w:r>
+      <w:hyperlink r:id="rId38">
+        <w:r>
+          <w:rPr>
+            <w:lang w:val="ar_AE" w:bidi="ar_AE"/>
+          </w:rPr>
+          <w:rPr>
+            <w:color w:val="0000EE"/>
+            <w:u w:val="single"/>
+          </w:rPr>
+          <w:t>العدد 8:5–26</w:t>
+        </w:r>
+      </w:hyperlink>
+      <w:r>
+        <w:rPr>
+          <w:lang w:val="ar_AE" w:bidi="ar_AE"/>
+        </w:rPr>
+        <w:t xml:space="preserve">؛ </w:t>
+      </w:r>
+      <w:hyperlink r:id="rId39">
+        <w:r>
+          <w:rPr>
+            <w:lang w:val="ar_AE" w:bidi="ar_AE"/>
+          </w:rPr>
+          <w:rPr>
+            <w:color w:val="0000EE"/>
+            <w:u w:val="single"/>
+          </w:rPr>
+          <w:t>25:12–13</w:t>
+        </w:r>
+      </w:hyperlink>
+      <w:r>
+        <w:rPr>
+          <w:lang w:val="ar_AE" w:bidi="ar_AE"/>
+        </w:rPr>
+        <w:t>). كانت مسؤوليتهم الأساسية هي تعليم وصايا الله (</w:t>
+      </w:r>
+      <w:hyperlink r:id="rId40">
+        <w:r>
+          <w:rPr>
+            <w:lang w:val="ar_AE" w:bidi="ar_AE"/>
+          </w:rPr>
+          <w:rPr>
+            <w:color w:val="0000EE"/>
+            <w:u w:val="single"/>
+          </w:rPr>
+          <w:t>ملاخي 2:7</w:t>
+        </w:r>
+      </w:hyperlink>
+      <w:r>
+        <w:rPr>
+          <w:lang w:val="ar_AE" w:bidi="ar_AE"/>
+        </w:rPr>
+        <w:t>).</w:t>
+      </w:r>
+      <w:r>
+        <w:rPr>
+          <w:lang w:val="ar_AE" w:bidi="ar_AE"/>
+        </w:rPr>
+      </w:r>
+      <w:r>
+        <w:rPr>
+          <w:lang w:val="ar_AE" w:bidi="ar_AE"/>
+        </w:rPr>
+      </w:r>
+    </w:p>
+    <w:p>
+      <w:pPr>
+        <w:bidi/>
+      </w:pPr>
+      <w:r>
+        <w:rPr>
+          <w:lang w:val="ar_AE" w:bidi="ar_AE"/>
+        </w:rPr>
+      </w:r>
+    </w:p>
+    <w:p>
+      <w:pPr>
+        <w:pStyle w:val="Heading2"/>
+        <w:bidi/>
+      </w:pPr>
+      <w:r>
+        <w:rPr>
+          <w:lang w:val="ar_AE" w:bidi="ar_AE"/>
+        </w:rPr>
+        <w:t>ملاخي 2: 7</w:t>
+      </w:r>
+      <w:r>
+        <w:rPr>
+          <w:lang w:val="ar_AE" w:bidi="ar_AE"/>
+        </w:rPr>
+      </w:r>
+    </w:p>
+    <w:p>
+      <w:pPr>
+        <w:bidi/>
+      </w:pPr>
+      <w:r>
+        <w:rPr>
+          <w:lang w:val="ar_AE" w:bidi="ar_AE"/>
+        </w:rPr>
+      </w:r>
+      <w:r>
+        <w:rPr>
+          <w:lang w:val="ar_AE" w:bidi="ar_AE"/>
+        </w:rPr>
+        <w:t>كان الكهنة قد أُوكلت إليهم المعرفة المُقَدَّسة لله كما كُشفت في شريعة موسى. ومن خلال دورهم كمُعَلِّمين، كانوا حراس عهد الله مع إسرائيل (</w:t>
+      </w:r>
+      <w:hyperlink r:id="rId41">
+        <w:r>
+          <w:rPr>
+            <w:lang w:val="ar_AE" w:bidi="ar_AE"/>
+          </w:rPr>
+          <w:rPr>
+            <w:color w:val="0000EE"/>
+            <w:u w:val="single"/>
+          </w:rPr>
+          <w:t>تثنية 33:9–10</w:t>
+        </w:r>
+      </w:hyperlink>
+      <w:r>
+        <w:rPr>
+          <w:lang w:val="ar_AE" w:bidi="ar_AE"/>
+        </w:rPr>
+        <w:t xml:space="preserve">). • رَسُولُ (العبرية ملاك mal’ak): قد يكون هذا تلاعبًا بالألفاظ على اسم </w:t>
+      </w:r>
+      <w:r>
+        <w:rPr>
+          <w:i/>
+          <w:lang w:val="ar_AE" w:bidi="ar_AE"/>
+        </w:rPr>
+        <w:t>ملاخي</w:t>
+      </w:r>
+      <w:r>
+        <w:rPr>
+          <w:lang w:val="ar_AE" w:bidi="ar_AE"/>
+        </w:rPr>
+        <w:t xml:space="preserve"> (ملاكي mal’aki). عادةً ما كان هذا اللقب مخصصًا لأنبياء العهد القديم العبرانيين، لكن ملاخي ينسب واجبات نبوية للكاهن، حيث كان على الكهنة تفسير كلمة الله.</w:t>
+      </w:r>
+      <w:r>
+        <w:rPr>
+          <w:lang w:val="ar_AE" w:bidi="ar_AE"/>
+        </w:rPr>
+      </w:r>
+      <w:r>
+        <w:rPr>
+          <w:lang w:val="ar_AE" w:bidi="ar_AE"/>
+        </w:rPr>
+      </w:r>
+    </w:p>
+    <w:p>
+      <w:pPr>
+        <w:bidi/>
+      </w:pPr>
+      <w:r>
+        <w:rPr>
+          <w:lang w:val="ar_AE" w:bidi="ar_AE"/>
+        </w:rPr>
+      </w:r>
+    </w:p>
+    <w:p>
+      <w:pPr>
+        <w:pStyle w:val="Heading2"/>
+        <w:bidi/>
+      </w:pPr>
+      <w:r>
+        <w:rPr>
+          <w:lang w:val="ar_AE" w:bidi="ar_AE"/>
+        </w:rPr>
+        <w:t>ملاخي 2: 9</w:t>
+      </w:r>
+      <w:r>
+        <w:rPr>
+          <w:lang w:val="ar_AE" w:bidi="ar_AE"/>
+        </w:rPr>
+      </w:r>
+    </w:p>
+    <w:p>
+      <w:pPr>
+        <w:bidi/>
+      </w:pPr>
+      <w:r>
+        <w:rPr>
+          <w:lang w:val="ar_AE" w:bidi="ar_AE"/>
+        </w:rPr>
+      </w:r>
+      <w:r>
+        <w:rPr>
+          <w:lang w:val="ar_AE" w:bidi="ar_AE"/>
+        </w:rPr>
+        <w:t xml:space="preserve">حَابَيْتُمْ (حرفيًا </w:t>
+      </w:r>
+      <w:r>
+        <w:rPr>
+          <w:i/>
+          <w:lang w:val="ar_AE" w:bidi="ar_AE"/>
+        </w:rPr>
+        <w:t>رفعتم الوجه</w:t>
+      </w:r>
+      <w:r>
+        <w:rPr>
+          <w:lang w:val="ar_AE" w:bidi="ar_AE"/>
+        </w:rPr>
+        <w:t xml:space="preserve">): التعبير موجود أيضًا في </w:t>
+      </w:r>
+      <w:hyperlink r:id="rId33">
+        <w:r>
+          <w:rPr>
+            <w:lang w:val="ar_AE" w:bidi="ar_AE"/>
+          </w:rPr>
+          <w:rPr>
+            <w:color w:val="0000EE"/>
+            <w:u w:val="single"/>
+          </w:rPr>
+          <w:t>1:8</w:t>
+        </w:r>
+      </w:hyperlink>
+      <w:r>
+        <w:rPr>
+          <w:lang w:val="ar_AE" w:bidi="ar_AE"/>
+        </w:rPr>
+        <w:t xml:space="preserve"> ("أَفَيَرْضَى عَلَيْكَ أَوْ يَرْفَعُ وَجْهَكَ"). كان ينبغي للكهنة أن يطبقوا الشريعة بلطف وعدل، لكنهم لم يفعلوا ذلك. كان من السخيف أن يفترض الكهنة أن الله سيظهر لهم إحسانًا عندما أظهروا تحيزًا في أداء واجباتهم المقررة.</w:t>
+      </w:r>
+      <w:r>
+        <w:rPr>
+          <w:lang w:val="ar_AE" w:bidi="ar_AE"/>
+        </w:rPr>
+      </w:r>
+      <w:r>
+        <w:rPr>
+          <w:lang w:val="ar_AE" w:bidi="ar_AE"/>
+        </w:rPr>
+      </w:r>
+    </w:p>
+    <w:p>
+      <w:pPr>
+        <w:bidi/>
+      </w:pPr>
+      <w:r>
+        <w:rPr>
+          <w:lang w:val="ar_AE" w:bidi="ar_AE"/>
+        </w:rPr>
+      </w:r>
+    </w:p>
+    <w:p>
+      <w:pPr>
+        <w:pStyle w:val="Heading2"/>
+        <w:bidi/>
+      </w:pPr>
+      <w:r>
+        <w:rPr>
+          <w:lang w:val="ar_AE" w:bidi="ar_AE"/>
+        </w:rPr>
+        <w:t>ملاخي 2: 10</w:t>
+      </w:r>
+      <w:r>
+        <w:rPr>
+          <w:lang w:val="ar_AE" w:bidi="ar_AE"/>
+        </w:rPr>
+      </w:r>
+    </w:p>
+    <w:p>
+      <w:pPr>
+        <w:bidi/>
+      </w:pPr>
+      <w:r>
+        <w:rPr>
+          <w:lang w:val="ar_AE" w:bidi="ar_AE"/>
+        </w:rPr>
+      </w:r>
+      <w:r>
+        <w:rPr>
+          <w:lang w:val="ar_AE" w:bidi="ar_AE"/>
+        </w:rPr>
+        <w:t xml:space="preserve">أَبٌ وَاحِدٌ لِكُلِّنَا … إِلهٌ وَاحِدٌ خَلَقَنَا (أو </w:t>
+      </w:r>
+      <w:r>
+        <w:rPr>
+          <w:i/>
+          <w:lang w:val="ar_AE" w:bidi="ar_AE"/>
+        </w:rPr>
+        <w:t>بواسطة إله واحد</w:t>
+      </w:r>
+      <w:r>
+        <w:rPr>
+          <w:lang w:val="ar_AE" w:bidi="ar_AE"/>
+        </w:rPr>
+        <w:t>): هذه الألقاب الإلهية تؤكد تفرد الرب كخالق ودوره الحصري كالأب لإسرائيل. عبارة "</w:t>
+      </w:r>
+      <w:r>
+        <w:rPr>
+          <w:i/>
+          <w:lang w:val="ar_AE" w:bidi="ar_AE"/>
+        </w:rPr>
+        <w:t>إله واحد"</w:t>
+      </w:r>
+      <w:r>
+        <w:rPr>
+          <w:lang w:val="ar_AE" w:bidi="ar_AE"/>
+        </w:rPr>
+        <w:t xml:space="preserve"> تردد صدي </w:t>
+      </w:r>
+      <w:r>
+        <w:rPr>
+          <w:i/>
+          <w:lang w:val="ar_AE" w:bidi="ar_AE"/>
+        </w:rPr>
+        <w:t>شيماع</w:t>
+      </w:r>
+      <w:r>
+        <w:rPr>
+          <w:lang w:val="ar_AE" w:bidi="ar_AE"/>
+        </w:rPr>
+        <w:t>، عقيدة التوحيد لإسرائيل (</w:t>
+      </w:r>
+      <w:hyperlink r:id="rId42">
+        <w:r>
+          <w:rPr>
+            <w:lang w:val="ar_AE" w:bidi="ar_AE"/>
+          </w:rPr>
+          <w:rPr>
+            <w:color w:val="0000EE"/>
+            <w:u w:val="single"/>
+          </w:rPr>
+          <w:t>تثنية 6:4–5</w:t>
+        </w:r>
+      </w:hyperlink>
+      <w:r>
+        <w:rPr>
+          <w:lang w:val="ar_AE" w:bidi="ar_AE"/>
+        </w:rPr>
+        <w:t>). • نَغْدُرُ: الأطروحة المركزية لهذه الرسالة الثالثة هي أن الطلاق يُعدّ خيانة. • عَهْدِ آبَائِنَا: يشير النبي إلى العهد الذي تم قطعه في سيناء، مُذَكِّرًا الناس بأن شريعة موسى نصّت على المسؤولية تجاه الله وتجاه بعضهم البعض.</w:t>
+      </w:r>
+      <w:r>
+        <w:rPr>
+          <w:lang w:val="ar_AE" w:bidi="ar_AE"/>
+        </w:rPr>
+      </w:r>
+      <w:r>
+        <w:rPr>
+          <w:lang w:val="ar_AE" w:bidi="ar_AE"/>
+        </w:rPr>
+      </w:r>
+    </w:p>
+    <w:p>
+      <w:pPr>
+        <w:bidi/>
+      </w:pPr>
+      <w:r>
+        <w:rPr>
+          <w:lang w:val="ar_AE" w:bidi="ar_AE"/>
+        </w:rPr>
+      </w:r>
+    </w:p>
+    <w:p>
+      <w:pPr>
+        <w:pStyle w:val="Heading2"/>
+        <w:bidi/>
+      </w:pPr>
+      <w:r>
+        <w:rPr>
+          <w:lang w:val="ar_AE" w:bidi="ar_AE"/>
+        </w:rPr>
+        <w:t>ملاخي 2: 10–16</w:t>
+      </w:r>
+      <w:r>
+        <w:rPr>
+          <w:lang w:val="ar_AE" w:bidi="ar_AE"/>
+        </w:rPr>
+      </w:r>
+    </w:p>
+    <w:p>
+      <w:pPr>
+        <w:bidi/>
+      </w:pPr>
+      <w:r>
+        <w:rPr>
+          <w:lang w:val="ar_AE" w:bidi="ar_AE"/>
+        </w:rPr>
+      </w:r>
+      <w:r>
+        <w:rPr>
+          <w:lang w:val="ar_AE" w:bidi="ar_AE"/>
+        </w:rPr>
+        <w:t>تُظهر الرسالة الثالثة لملاخي أن الفشل في الحفاظ على العهد امتد من الكهنة إلى الشعب بأكمله. فَهُم لم يحافظوا على العهد مع الرب ولا مع بني وطنهم عندما تزوجوا بنساء أجنبيات، وكسروا عهودهم مع زوجاتهم عندما طلقوهن. يتحدث النبي الآن إلى جمهوره كمواطنين وإخوة، مع تغيير ملحوظ في الأسلوب من الاتهام العدائي (</w:t>
+      </w:r>
+      <w:hyperlink r:id="rId43">
+        <w:r>
+          <w:rPr>
+            <w:lang w:val="ar_AE" w:bidi="ar_AE"/>
+          </w:rPr>
+          <w:rPr>
+            <w:color w:val="0000EE"/>
+            <w:u w:val="single"/>
+          </w:rPr>
+          <w:t>2:8–9</w:t>
+        </w:r>
+      </w:hyperlink>
+      <w:r>
+        <w:rPr>
+          <w:lang w:val="ar_AE" w:bidi="ar_AE"/>
+        </w:rPr>
+        <w:t>) إلى المناشدة الشاملة (</w:t>
+      </w:r>
+      <w:hyperlink r:id="rId44">
+        <w:r>
+          <w:rPr>
+            <w:lang w:val="ar_AE" w:bidi="ar_AE"/>
+          </w:rPr>
+          <w:rPr>
+            <w:color w:val="0000EE"/>
+            <w:u w:val="single"/>
+          </w:rPr>
+          <w:t>2:10</w:t>
+        </w:r>
+      </w:hyperlink>
+      <w:r>
+        <w:rPr>
+          <w:lang w:val="ar_AE" w:bidi="ar_AE"/>
+        </w:rPr>
+        <w:t>).</w:t>
+      </w:r>
+      <w:r>
+        <w:rPr>
+          <w:lang w:val="ar_AE" w:bidi="ar_AE"/>
+        </w:rPr>
+      </w:r>
+      <w:r>
+        <w:rPr>
+          <w:lang w:val="ar_AE" w:bidi="ar_AE"/>
+        </w:rPr>
+      </w:r>
+    </w:p>
+    <w:p>
+      <w:pPr>
+        <w:bidi/>
+      </w:pPr>
+      <w:r>
+        <w:rPr>
+          <w:lang w:val="ar_AE" w:bidi="ar_AE"/>
+        </w:rPr>
+      </w:r>
+    </w:p>
+    <w:p>
+      <w:pPr>
+        <w:pStyle w:val="Heading2"/>
+        <w:bidi/>
+      </w:pPr>
+      <w:r>
+        <w:rPr>
+          <w:lang w:val="ar_AE" w:bidi="ar_AE"/>
+        </w:rPr>
+        <w:t>ملاخي 2: 11</w:t>
+      </w:r>
+      <w:r>
+        <w:rPr>
+          <w:lang w:val="ar_AE" w:bidi="ar_AE"/>
+        </w:rPr>
+      </w:r>
+    </w:p>
+    <w:p>
+      <w:pPr>
+        <w:bidi/>
+      </w:pPr>
+      <w:r>
+        <w:rPr>
+          <w:lang w:val="ar_AE" w:bidi="ar_AE"/>
+        </w:rPr>
+      </w:r>
+      <w:r>
+        <w:rPr>
+          <w:lang w:val="ar_AE" w:bidi="ar_AE"/>
+        </w:rPr>
+        <w:t xml:space="preserve">غَدَرَ يَهُوذَا (أو </w:t>
+      </w:r>
+      <w:r>
+        <w:rPr>
+          <w:i/>
+          <w:lang w:val="ar_AE" w:bidi="ar_AE"/>
+        </w:rPr>
+        <w:t>خان</w:t>
+      </w:r>
+      <w:r>
+        <w:rPr>
+          <w:lang w:val="ar_AE" w:bidi="ar_AE"/>
+        </w:rPr>
+        <w:t>)، وَعُمِلَ الرِّجْسُ فِي إِسْرَائِيلَ وَفِي أُورُشَلِيمَ: كان الرجال يطلقون زوجاتهم لتحقيق مكاسب اقتصادية عن طريق الزواج من نساء غير إسرائيليات يعبدن الأوثان. من خلال هذه الزيجات، حصل الرجال اليهود على الوصول إلى نقابات التجار والاتفاقات التجارية التي كانت موجودة بالفعل عند عودة الإسرائيليين من بابل. يعادل ملاخي هذا الزنا بعبادة الأوثان. أظهر تاريخ إسرائيل أن الزواج من نساء أجنبيات كان يترافق مع عبادة الآلهة الأجنبية. كان الولاء السمة المميزة لعلاقات العهد في إسرائيل، سواء مع الله أو مع شريك الزواج. ويُعامل الطلاق بازدراء وحدة عهد الزواج (</w:t>
+      </w:r>
+      <w:hyperlink r:id="rId45">
+        <w:r>
+          <w:rPr>
+            <w:lang w:val="ar_AE" w:bidi="ar_AE"/>
+          </w:rPr>
+          <w:rPr>
+            <w:color w:val="0000EE"/>
+            <w:u w:val="single"/>
+          </w:rPr>
+          <w:t>2:15</w:t>
+        </w:r>
+      </w:hyperlink>
+      <w:r>
+        <w:rPr>
+          <w:lang w:val="ar_AE" w:bidi="ar_AE"/>
+        </w:rPr>
+        <w:t xml:space="preserve">؛ انظر </w:t>
+      </w:r>
+      <w:hyperlink r:id="rId46">
+        <w:r>
+          <w:rPr>
+            <w:lang w:val="ar_AE" w:bidi="ar_AE"/>
+          </w:rPr>
+          <w:rPr>
+            <w:color w:val="0000EE"/>
+            <w:u w:val="single"/>
+          </w:rPr>
+          <w:t>تكوين 2:24</w:t>
+        </w:r>
+      </w:hyperlink>
+      <w:r>
+        <w:rPr>
+          <w:lang w:val="ar_AE" w:bidi="ar_AE"/>
+        </w:rPr>
+        <w:t>).</w:t>
+      </w:r>
+      <w:r>
+        <w:rPr>
+          <w:lang w:val="ar_AE" w:bidi="ar_AE"/>
+        </w:rPr>
+      </w:r>
+      <w:r>
+        <w:rPr>
+          <w:lang w:val="ar_AE" w:bidi="ar_AE"/>
+        </w:rPr>
+      </w:r>
+    </w:p>
+    <w:p>
+      <w:pPr>
+        <w:bidi/>
+      </w:pPr>
+      <w:r>
+        <w:rPr>
+          <w:lang w:val="ar_AE" w:bidi="ar_AE"/>
+        </w:rPr>
+      </w:r>
+    </w:p>
+    <w:p>
+      <w:pPr>
+        <w:pStyle w:val="Heading2"/>
+        <w:bidi/>
+      </w:pPr>
+      <w:r>
+        <w:rPr>
+          <w:lang w:val="ar_AE" w:bidi="ar_AE"/>
+        </w:rPr>
+        <w:t>ملاخي 2: 12</w:t>
+      </w:r>
+      <w:r>
+        <w:rPr>
+          <w:lang w:val="ar_AE" w:bidi="ar_AE"/>
+        </w:rPr>
+      </w:r>
+    </w:p>
+    <w:p>
+      <w:pPr>
+        <w:bidi/>
+      </w:pPr>
+      <w:r>
+        <w:rPr>
+          <w:lang w:val="ar_AE" w:bidi="ar_AE"/>
+        </w:rPr>
+      </w:r>
+      <w:r>
+        <w:rPr>
+          <w:lang w:val="ar_AE" w:bidi="ar_AE"/>
+        </w:rPr>
+        <w:t>يَقْطَعُ: كان الهدف هو القضاء على الأشرار أو تدميرهم، على عكس الرفض الاجتماعي أو الحرمان الديني.</w:t>
+      </w:r>
+      <w:r>
+        <w:rPr>
+          <w:lang w:val="ar_AE" w:bidi="ar_AE"/>
+        </w:rPr>
+      </w:r>
+      <w:r>
+        <w:rPr>
+          <w:lang w:val="ar_AE" w:bidi="ar_AE"/>
+        </w:rPr>
+      </w:r>
+    </w:p>
+    <w:p>
+      <w:pPr>
+        <w:bidi/>
+      </w:pPr>
+      <w:r>
+        <w:rPr>
+          <w:lang w:val="ar_AE" w:bidi="ar_AE"/>
+        </w:rPr>
+      </w:r>
+    </w:p>
+    <w:p>
+      <w:pPr>
+        <w:pStyle w:val="Heading2"/>
+        <w:bidi/>
+      </w:pPr>
+      <w:r>
+        <w:rPr>
+          <w:lang w:val="ar_AE" w:bidi="ar_AE"/>
+        </w:rPr>
+        <w:t>ملاخي 2: 14</w:t>
+      </w:r>
+      <w:r>
+        <w:rPr>
+          <w:lang w:val="ar_AE" w:bidi="ar_AE"/>
+        </w:rPr>
+      </w:r>
+    </w:p>
+    <w:p>
+      <w:pPr>
+        <w:bidi/>
+      </w:pPr>
+      <w:r>
+        <w:rPr>
+          <w:lang w:val="ar_AE" w:bidi="ar_AE"/>
+        </w:rPr>
+      </w:r>
+      <w:r>
+        <w:rPr>
+          <w:lang w:val="ar_AE" w:bidi="ar_AE"/>
+        </w:rPr>
+        <w:t>تعبير "امْرَأَةُ عَهْدِكَ" يشير إلى رفيق الزواج (العهد القديم اليوناني كوينوزوز koinōnos</w:t>
+      </w:r>
+      <w:r>
+        <w:rPr>
+          <w:i/>
+          <w:lang w:val="ar_AE" w:bidi="ar_AE"/>
+        </w:rPr>
+        <w:t>،</w:t>
+      </w:r>
+      <w:r>
+        <w:rPr>
+          <w:lang w:val="ar_AE" w:bidi="ar_AE"/>
+        </w:rPr>
+        <w:t xml:space="preserve"> "شريك مشترك"). الكلمة العبرية، المستخدمة للدلالة على التماس أو الوصلة في البناء (مثلًا، </w:t>
+      </w:r>
+      <w:hyperlink r:id="rId47">
+        <w:r>
+          <w:rPr>
+            <w:lang w:val="ar_AE" w:bidi="ar_AE"/>
+          </w:rPr>
+          <w:rPr>
+            <w:color w:val="0000EE"/>
+            <w:u w:val="single"/>
+          </w:rPr>
+          <w:t>خروج 26:6–11</w:t>
+        </w:r>
+      </w:hyperlink>
+      <w:r>
+        <w:rPr>
+          <w:lang w:val="ar_AE" w:bidi="ar_AE"/>
+        </w:rPr>
+        <w:t xml:space="preserve">)، تشير إلى رابطة دائمة. • عهود الزواج (حرفيًا </w:t>
+      </w:r>
+      <w:r>
+        <w:rPr>
+          <w:i/>
+          <w:lang w:val="ar_AE" w:bidi="ar_AE"/>
+        </w:rPr>
+        <w:t>عهد</w:t>
+      </w:r>
+      <w:r>
+        <w:rPr>
+          <w:lang w:val="ar_AE" w:bidi="ar_AE"/>
+        </w:rPr>
+        <w:t xml:space="preserve">): الزواج هو عهد جليل يكون الله شاهدًا عليه (انظر </w:t>
+      </w:r>
+      <w:hyperlink r:id="rId48">
+        <w:r>
+          <w:rPr>
+            <w:lang w:val="ar_AE" w:bidi="ar_AE"/>
+          </w:rPr>
+          <w:rPr>
+            <w:color w:val="0000EE"/>
+            <w:u w:val="single"/>
+          </w:rPr>
+          <w:t>أمثال 2:17</w:t>
+        </w:r>
+      </w:hyperlink>
+      <w:r>
+        <w:rPr>
+          <w:lang w:val="ar_AE" w:bidi="ar_AE"/>
+        </w:rPr>
+        <w:t>).</w:t>
+      </w:r>
+      <w:r>
+        <w:rPr>
+          <w:lang w:val="ar_AE" w:bidi="ar_AE"/>
+        </w:rPr>
+      </w:r>
+      <w:r>
+        <w:rPr>
+          <w:lang w:val="ar_AE" w:bidi="ar_AE"/>
+        </w:rPr>
+      </w:r>
+    </w:p>
+    <w:p>
+      <w:pPr>
+        <w:bidi/>
+      </w:pPr>
+      <w:r>
+        <w:rPr>
+          <w:lang w:val="ar_AE" w:bidi="ar_AE"/>
+        </w:rPr>
+      </w:r>
+    </w:p>
+    <w:p>
+      <w:pPr>
+        <w:pStyle w:val="Heading2"/>
+        <w:bidi/>
+      </w:pPr>
+      <w:r>
+        <w:rPr>
+          <w:lang w:val="ar_AE" w:bidi="ar_AE"/>
+        </w:rPr>
+        <w:t>ملاخي 2: 16</w:t>
+      </w:r>
+      <w:r>
+        <w:rPr>
+          <w:lang w:val="ar_AE" w:bidi="ar_AE"/>
+        </w:rPr>
+      </w:r>
+    </w:p>
+    <w:p>
+      <w:pPr>
+        <w:bidi/>
+      </w:pPr>
+      <w:r>
+        <w:rPr>
+          <w:lang w:val="ar_AE" w:bidi="ar_AE"/>
+        </w:rPr>
+      </w:r>
+      <w:r>
+        <w:rPr>
+          <w:lang w:val="ar_AE" w:bidi="ar_AE"/>
+        </w:rPr>
+        <w:t xml:space="preserve">يَكْرَهُ: إن الله يكره العهد المكسور (انظر </w:t>
+      </w:r>
+      <w:hyperlink r:id="rId49">
+        <w:r>
+          <w:rPr>
+            <w:lang w:val="ar_AE" w:bidi="ar_AE"/>
+          </w:rPr>
+          <w:rPr>
+            <w:color w:val="0000EE"/>
+            <w:u w:val="single"/>
+          </w:rPr>
+          <w:t>1:3</w:t>
+        </w:r>
+      </w:hyperlink>
+      <w:r>
+        <w:rPr>
+          <w:lang w:val="ar_AE" w:bidi="ar_AE"/>
+        </w:rPr>
+        <w:t xml:space="preserve">؛ </w:t>
+      </w:r>
+      <w:hyperlink r:id="rId50">
+        <w:r>
+          <w:rPr>
+            <w:lang w:val="ar_AE" w:bidi="ar_AE"/>
+          </w:rPr>
+          <w:rPr>
+            <w:color w:val="0000EE"/>
+            <w:u w:val="single"/>
+          </w:rPr>
+          <w:t>هوشع 9:15</w:t>
+        </w:r>
+      </w:hyperlink>
+      <w:r>
+        <w:rPr>
+          <w:lang w:val="ar_AE" w:bidi="ar_AE"/>
+        </w:rPr>
+        <w:t>). وهذا ملائم لأن علاقة الله مع الناس تتميز بالأمانة، وكان يتوقع الشيء نفسه من إسرائيل (</w:t>
+      </w:r>
+      <w:hyperlink r:id="rId51">
+        <w:r>
+          <w:rPr>
+            <w:lang w:val="ar_AE" w:bidi="ar_AE"/>
+          </w:rPr>
+          <w:rPr>
+            <w:color w:val="0000EE"/>
+            <w:u w:val="single"/>
+          </w:rPr>
+          <w:t>خروج 34:6</w:t>
+        </w:r>
+      </w:hyperlink>
+      <w:r>
+        <w:rPr>
+          <w:lang w:val="ar_AE" w:bidi="ar_AE"/>
+        </w:rPr>
+        <w:t xml:space="preserve">؛ </w:t>
+      </w:r>
+      <w:hyperlink r:id="rId52">
+        <w:r>
+          <w:rPr>
+            <w:lang w:val="ar_AE" w:bidi="ar_AE"/>
+          </w:rPr>
+          <w:rPr>
+            <w:color w:val="0000EE"/>
+            <w:u w:val="single"/>
+          </w:rPr>
+          <w:t>تثنية 7:9</w:t>
+        </w:r>
+      </w:hyperlink>
+      <w:r>
+        <w:rPr>
+          <w:lang w:val="ar_AE" w:bidi="ar_AE"/>
+        </w:rPr>
+        <w:t xml:space="preserve">). • الطلاق (حرفيًا </w:t>
+      </w:r>
+      <w:r>
+        <w:rPr>
+          <w:i/>
+          <w:lang w:val="ar_AE" w:bidi="ar_AE"/>
+        </w:rPr>
+        <w:t>يرسل بعيدًا</w:t>
+      </w:r>
+      <w:r>
+        <w:rPr>
+          <w:lang w:val="ar_AE" w:bidi="ar_AE"/>
+        </w:rPr>
+        <w:t xml:space="preserve">) يعني طرد شريك الزواج. وقد أراد ملاخي تصحيح إساءة استخدام قوانين الطلاق (انظر </w:t>
+      </w:r>
+      <w:hyperlink r:id="rId53">
+        <w:r>
+          <w:rPr>
+            <w:lang w:val="ar_AE" w:bidi="ar_AE"/>
+          </w:rPr>
+          <w:rPr>
+            <w:color w:val="0000EE"/>
+            <w:u w:val="single"/>
+          </w:rPr>
+          <w:t>تثنية 24:1–4</w:t>
+        </w:r>
+      </w:hyperlink>
+      <w:r>
+        <w:rPr>
+          <w:lang w:val="ar_AE" w:bidi="ar_AE"/>
+        </w:rPr>
+        <w:t>). • يُغَطِّيَ أَحَدٌ الظُّلْمَ: تنطوي القسوة على أعمال عنف أو ارتكاب مخالفات. قطيعة الطلاق جريمة اجتماعية عنيفة وقاسية. وطلاق الزوجة هو خيانة لها وخيانة لميثاق الزواج. فهو يكسر القلب، ويدمر العلاقات، وينتهك سلامة الأسرة، ويضر بخير الأطفال، ويعرض المستقبل للخطر.</w:t>
+      </w:r>
+      <w:r>
+        <w:rPr>
+          <w:lang w:val="ar_AE" w:bidi="ar_AE"/>
+        </w:rPr>
+      </w:r>
+      <w:r>
+        <w:rPr>
+          <w:lang w:val="ar_AE" w:bidi="ar_AE"/>
+        </w:rPr>
+      </w:r>
+    </w:p>
+    <w:p>
+      <w:pPr>
+        <w:bidi/>
+      </w:pPr>
+      <w:r>
+        <w:rPr>
+          <w:lang w:val="ar_AE" w:bidi="ar_AE"/>
+        </w:rPr>
+      </w:r>
+    </w:p>
+    <w:p>
+      <w:pPr>
+        <w:pStyle w:val="Heading2"/>
+        <w:bidi/>
+      </w:pPr>
+      <w:r>
+        <w:rPr>
+          <w:lang w:val="ar_AE" w:bidi="ar_AE"/>
+        </w:rPr>
+        <w:t>ملاخي 2: 17</w:t>
+      </w:r>
+      <w:r>
+        <w:rPr>
+          <w:lang w:val="ar_AE" w:bidi="ar_AE"/>
+        </w:rPr>
+      </w:r>
+    </w:p>
+    <w:p>
+      <w:pPr>
+        <w:bidi/>
+      </w:pPr>
+      <w:r>
+        <w:rPr>
+          <w:lang w:val="ar_AE" w:bidi="ar_AE"/>
+        </w:rPr>
+      </w:r>
+      <w:r>
+        <w:rPr>
+          <w:lang w:val="ar_AE" w:bidi="ar_AE"/>
+        </w:rPr>
+        <w:t>لقد أتعب جمهور ملاخي الله بالتشكيك في عدالته.</w:t>
+      </w:r>
+      <w:r>
+        <w:rPr>
+          <w:lang w:val="ar_AE" w:bidi="ar_AE"/>
+        </w:rPr>
+      </w:r>
+      <w:r>
+        <w:rPr>
+          <w:lang w:val="ar_AE" w:bidi="ar_AE"/>
+        </w:rPr>
+      </w:r>
+    </w:p>
+    <w:p>
+      <w:pPr>
+        <w:bidi/>
+      </w:pPr>
+      <w:r>
+        <w:rPr>
+          <w:lang w:val="ar_AE" w:bidi="ar_AE"/>
+        </w:rPr>
+      </w:r>
+    </w:p>
+    <w:p>
+      <w:pPr>
+        <w:pStyle w:val="Heading2"/>
+        <w:bidi/>
+      </w:pPr>
+      <w:r>
+        <w:rPr>
+          <w:lang w:val="ar_AE" w:bidi="ar_AE"/>
+        </w:rPr>
+        <w:t>ملاخي 2: 17–3: 5</w:t>
+      </w:r>
+      <w:r>
+        <w:rPr>
+          <w:lang w:val="ar_AE" w:bidi="ar_AE"/>
+        </w:rPr>
+      </w:r>
+    </w:p>
+    <w:p>
+      <w:pPr>
+        <w:bidi/>
+      </w:pPr>
+      <w:r>
+        <w:rPr>
+          <w:lang w:val="ar_AE" w:bidi="ar_AE"/>
+        </w:rPr>
+      </w:r>
+      <w:r>
+        <w:rPr>
+          <w:lang w:val="ar_AE" w:bidi="ar_AE"/>
+        </w:rPr>
+        <w:t>تتناول الرسالة الرابعة لملاخي التباين بين عدالة الله وعدالة البشر (</w:t>
+      </w:r>
+      <w:hyperlink r:id="rId54">
+        <w:r>
+          <w:rPr>
+            <w:lang w:val="ar_AE" w:bidi="ar_AE"/>
+          </w:rPr>
+          <w:rPr>
+            <w:color w:val="0000EE"/>
+            <w:u w:val="single"/>
+          </w:rPr>
+          <w:t>2:17</w:t>
+        </w:r>
+      </w:hyperlink>
+      <w:r>
+        <w:rPr>
+          <w:lang w:val="ar_AE" w:bidi="ar_AE"/>
+        </w:rPr>
+        <w:t xml:space="preserve">). إذا اعتبرنا سفر ملاخي دراما في قاعة المحكمة، فإن الرسالة الرابعة ستكون لائحة الاتهام الرسمية ضد يهوذا. يتهم ملاخي التدين الشكلي الذي يفتقر إلى القلب (انظر </w:t>
+      </w:r>
+      <w:hyperlink r:id="rId55">
+        <w:r>
+          <w:rPr>
+            <w:lang w:val="ar_AE" w:bidi="ar_AE"/>
+          </w:rPr>
+          <w:rPr>
+            <w:color w:val="0000EE"/>
+            <w:u w:val="single"/>
+          </w:rPr>
+          <w:t>3:14</w:t>
+        </w:r>
+      </w:hyperlink>
+      <w:r>
+        <w:rPr>
+          <w:lang w:val="ar_AE" w:bidi="ar_AE"/>
+        </w:rPr>
+        <w:t>) الذي يتصرف بشكل يتعارض مع عدالة الله؛ ويدعو إلى الصدق والاهتمام الاجتماعي الحقيقي.</w:t>
+      </w:r>
+      <w:r>
+        <w:rPr>
+          <w:lang w:val="ar_AE" w:bidi="ar_AE"/>
+        </w:rPr>
+      </w:r>
+      <w:r>
+        <w:rPr>
+          <w:lang w:val="ar_AE" w:bidi="ar_AE"/>
+        </w:rPr>
+      </w:r>
+    </w:p>
+    <w:p>
+      <w:pPr>
+        <w:bidi/>
+      </w:pPr>
+      <w:r>
+        <w:rPr>
+          <w:lang w:val="ar_AE" w:bidi="ar_AE"/>
+        </w:rPr>
+      </w:r>
+    </w:p>
+    <w:p>
+      <w:pPr>
+        <w:pStyle w:val="Heading2"/>
+        <w:bidi/>
+      </w:pPr>
+      <w:r>
+        <w:rPr>
+          <w:lang w:val="ar_AE" w:bidi="ar_AE"/>
+        </w:rPr>
+        <w:t>ملاخي 3: 1</w:t>
+      </w:r>
+      <w:r>
+        <w:rPr>
+          <w:lang w:val="ar_AE" w:bidi="ar_AE"/>
+        </w:rPr>
+      </w:r>
+    </w:p>
+    <w:p>
+      <w:pPr>
+        <w:bidi/>
+      </w:pPr>
+      <w:r>
+        <w:rPr>
+          <w:lang w:val="ar_AE" w:bidi="ar_AE"/>
+        </w:rPr>
+      </w:r>
+      <w:r>
+        <w:rPr>
+          <w:lang w:val="ar_AE" w:bidi="ar_AE"/>
+        </w:rPr>
+        <w:t xml:space="preserve">مَلاَكِي (بالعبرية mal’aki): هذا تلاعب لفظي على اسم ملاخي. قد يكون الرسول إما ملاكًا أو إنسانًا يعمل كحامل رسالة إلهي. وقد حدد يسوع هوية يوحنا المعمدان بالإشارة إلى هذا المقطع (انظر </w:t>
+      </w:r>
+      <w:hyperlink r:id="rId56">
+        <w:r>
+          <w:rPr>
+            <w:lang w:val="ar_AE" w:bidi="ar_AE"/>
+          </w:rPr>
+          <w:rPr>
+            <w:color w:val="0000EE"/>
+            <w:u w:val="single"/>
+          </w:rPr>
+          <w:t>متى 11:10</w:t>
+        </w:r>
+      </w:hyperlink>
+      <w:r>
+        <w:rPr>
+          <w:lang w:val="ar_AE" w:bidi="ar_AE"/>
+        </w:rPr>
+        <w:t xml:space="preserve">؛ </w:t>
+      </w:r>
+      <w:hyperlink r:id="rId57">
+        <w:r>
+          <w:rPr>
+            <w:lang w:val="ar_AE" w:bidi="ar_AE"/>
+          </w:rPr>
+          <w:rPr>
+            <w:color w:val="0000EE"/>
+            <w:u w:val="single"/>
+          </w:rPr>
+          <w:t>مرقس 1:2</w:t>
+        </w:r>
+      </w:hyperlink>
+      <w:r>
+        <w:rPr>
+          <w:lang w:val="ar_AE" w:bidi="ar_AE"/>
+        </w:rPr>
+        <w:t xml:space="preserve">؛ </w:t>
+      </w:r>
+      <w:hyperlink r:id="rId58">
+        <w:r>
+          <w:rPr>
+            <w:lang w:val="ar_AE" w:bidi="ar_AE"/>
+          </w:rPr>
+          <w:rPr>
+            <w:color w:val="0000EE"/>
+            <w:u w:val="single"/>
+          </w:rPr>
+          <w:t>لوقا 7:27</w:t>
+        </w:r>
+      </w:hyperlink>
+      <w:r>
+        <w:rPr>
+          <w:lang w:val="ar_AE" w:bidi="ar_AE"/>
+        </w:rPr>
+        <w:t xml:space="preserve">). • ربما كان مستمعو ملاخي يفهمون أن رسول العهد هو كائن إلهي (قارن </w:t>
+      </w:r>
+      <w:hyperlink r:id="rId59">
+        <w:r>
+          <w:rPr>
+            <w:lang w:val="ar_AE" w:bidi="ar_AE"/>
+          </w:rPr>
+          <w:rPr>
+            <w:color w:val="0000EE"/>
+            <w:u w:val="single"/>
+          </w:rPr>
+          <w:t>خروج 23:20–23</w:t>
+        </w:r>
+      </w:hyperlink>
+      <w:r>
+        <w:rPr>
+          <w:lang w:val="ar_AE" w:bidi="ar_AE"/>
+        </w:rPr>
+        <w:t>). لقد فهمت الكنيسة المسيحية أن يسوع المسيح هو رسول العهد الجديد.</w:t>
+      </w:r>
+      <w:r>
+        <w:rPr>
+          <w:lang w:val="ar_AE" w:bidi="ar_AE"/>
+        </w:rPr>
+      </w:r>
+      <w:r>
+        <w:rPr>
+          <w:lang w:val="ar_AE" w:bidi="ar_AE"/>
+        </w:rPr>
+      </w:r>
+    </w:p>
+    <w:p>
+      <w:pPr>
+        <w:bidi/>
+      </w:pPr>
+      <w:r>
+        <w:rPr>
+          <w:lang w:val="ar_AE" w:bidi="ar_AE"/>
+        </w:rPr>
+      </w:r>
+    </w:p>
+    <w:p>
+      <w:pPr>
+        <w:pStyle w:val="Heading2"/>
+        <w:bidi/>
+      </w:pPr>
+      <w:r>
+        <w:rPr>
+          <w:lang w:val="ar_AE" w:bidi="ar_AE"/>
+        </w:rPr>
+        <w:t>ملاخي 3: 2</w:t>
+      </w:r>
+      <w:r>
+        <w:rPr>
+          <w:lang w:val="ar_AE" w:bidi="ar_AE"/>
+        </w:rPr>
+      </w:r>
+    </w:p>
+    <w:p>
+      <w:pPr>
+        <w:bidi/>
+      </w:pPr>
+      <w:r>
+        <w:rPr>
+          <w:lang w:val="ar_AE" w:bidi="ar_AE"/>
+        </w:rPr>
+      </w:r>
+      <w:r>
+        <w:rPr>
+          <w:lang w:val="ar_AE" w:bidi="ar_AE"/>
+        </w:rPr>
+        <w:t>نَارِ الْمُمَحِّصِ: يجب أن تُحرق شوائب الأشرار بواسطة نيران الاختبار الإلهي والتأديب (</w:t>
+      </w:r>
+      <w:hyperlink r:id="rId60">
+        <w:r>
+          <w:rPr>
+            <w:lang w:val="ar_AE" w:bidi="ar_AE"/>
+          </w:rPr>
+          <w:rPr>
+            <w:color w:val="0000EE"/>
+            <w:u w:val="single"/>
+          </w:rPr>
+          <w:t>إشعياء 1:25</w:t>
+        </w:r>
+      </w:hyperlink>
+      <w:r>
+        <w:rPr>
+          <w:lang w:val="ar_AE" w:bidi="ar_AE"/>
+        </w:rPr>
+        <w:t xml:space="preserve">؛ </w:t>
+      </w:r>
+      <w:hyperlink r:id="rId61">
+        <w:r>
+          <w:rPr>
+            <w:lang w:val="ar_AE" w:bidi="ar_AE"/>
+          </w:rPr>
+          <w:rPr>
+            <w:color w:val="0000EE"/>
+            <w:u w:val="single"/>
+          </w:rPr>
+          <w:t>إرميا 6:29</w:t>
+        </w:r>
+      </w:hyperlink>
+      <w:r>
+        <w:rPr>
+          <w:lang w:val="ar_AE" w:bidi="ar_AE"/>
+        </w:rPr>
+        <w:t xml:space="preserve">؛ </w:t>
+      </w:r>
+      <w:hyperlink r:id="rId62">
+        <w:r>
+          <w:rPr>
+            <w:lang w:val="ar_AE" w:bidi="ar_AE"/>
+          </w:rPr>
+          <w:rPr>
+            <w:color w:val="0000EE"/>
+            <w:u w:val="single"/>
+          </w:rPr>
+          <w:t>حزقيال 22:22</w:t>
+        </w:r>
+      </w:hyperlink>
+      <w:r>
+        <w:rPr>
+          <w:lang w:val="ar_AE" w:bidi="ar_AE"/>
+        </w:rPr>
+        <w:t xml:space="preserve">). • أَشْنَانِ الْقَصَّارِ: كان يتم صنع منظف قلوي من النباتات (انظر </w:t>
+      </w:r>
+      <w:hyperlink r:id="rId63">
+        <w:r>
+          <w:rPr>
+            <w:lang w:val="ar_AE" w:bidi="ar_AE"/>
+          </w:rPr>
+          <w:rPr>
+            <w:color w:val="0000EE"/>
+            <w:u w:val="single"/>
+          </w:rPr>
+          <w:t>إرميا 2:22</w:t>
+        </w:r>
+      </w:hyperlink>
+      <w:r>
+        <w:rPr>
+          <w:lang w:val="ar_AE" w:bidi="ar_AE"/>
+        </w:rPr>
+        <w:t>). ترمز نار الممحص وأشنان القصار إلى الاختبار (بالصهر) والتطهير (بالغسل) الذي من شأنه أن يعيد أمانة إسرائيل لعهدها مع الرب.</w:t>
+      </w:r>
+      <w:r>
+        <w:rPr>
+          <w:lang w:val="ar_AE" w:bidi="ar_AE"/>
+        </w:rPr>
+      </w:r>
+      <w:r>
+        <w:rPr>
+          <w:lang w:val="ar_AE" w:bidi="ar_AE"/>
+        </w:rPr>
+      </w:r>
+    </w:p>
+    <w:p>
+      <w:pPr>
+        <w:bidi/>
+      </w:pPr>
+      <w:r>
+        <w:rPr>
+          <w:lang w:val="ar_AE" w:bidi="ar_AE"/>
+        </w:rPr>
+      </w:r>
+    </w:p>
+    <w:p>
+      <w:pPr>
+        <w:pStyle w:val="Heading2"/>
+        <w:bidi/>
+      </w:pPr>
+      <w:r>
+        <w:rPr>
+          <w:lang w:val="ar_AE" w:bidi="ar_AE"/>
+        </w:rPr>
+        <w:t>ملاخي 3: 5</w:t>
+      </w:r>
+      <w:r>
+        <w:rPr>
+          <w:lang w:val="ar_AE" w:bidi="ar_AE"/>
+        </w:rPr>
+      </w:r>
+    </w:p>
+    <w:p>
+      <w:pPr>
+        <w:bidi/>
+      </w:pPr>
+      <w:r>
+        <w:rPr>
+          <w:lang w:val="ar_AE" w:bidi="ar_AE"/>
+        </w:rPr>
+      </w:r>
+      <w:r>
+        <w:rPr>
+          <w:lang w:val="ar_AE" w:bidi="ar_AE"/>
+        </w:rPr>
+        <w:t>تشير عبارة وَأَكُونُ شَاهِدًا سَرِيعًا إلى إجراء قانوني يكون فيه الله هو المدَّعِي العام (المُتهِم) والشاهد الرئيسي (مقدم الأدلة) ضد يهوذا بعد السبي. • كان السحرة يمارسون العرافة، أو السحر الأسود، أو قراءة الطالع لتحقيق مكاسب شخصية. • يوم دينونة الله القادم إما أن يطهر اليهود الخطاة (</w:t>
+      </w:r>
+      <w:hyperlink r:id="rId64">
+        <w:r>
+          <w:rPr>
+            <w:lang w:val="ar_AE" w:bidi="ar_AE"/>
+          </w:rPr>
+          <w:rPr>
+            <w:color w:val="0000EE"/>
+            <w:u w:val="single"/>
+          </w:rPr>
+          <w:t>3:3</w:t>
+        </w:r>
+      </w:hyperlink>
+      <w:r>
+        <w:rPr>
+          <w:lang w:val="ar_AE" w:bidi="ar_AE"/>
+        </w:rPr>
+        <w:t>) أو يهلكهم (</w:t>
+      </w:r>
+      <w:hyperlink r:id="rId65">
+        <w:r>
+          <w:rPr>
+            <w:lang w:val="ar_AE" w:bidi="ar_AE"/>
+          </w:rPr>
+          <w:rPr>
+            <w:color w:val="0000EE"/>
+            <w:u w:val="single"/>
+          </w:rPr>
+          <w:t>4:1–2</w:t>
+        </w:r>
+      </w:hyperlink>
+      <w:r>
+        <w:rPr>
+          <w:lang w:val="ar_AE" w:bidi="ar_AE"/>
+        </w:rPr>
+        <w:t>).</w:t>
+      </w:r>
+      <w:r>
+        <w:rPr>
+          <w:lang w:val="ar_AE" w:bidi="ar_AE"/>
+        </w:rPr>
+      </w:r>
+      <w:r>
+        <w:rPr>
+          <w:lang w:val="ar_AE" w:bidi="ar_AE"/>
+        </w:rPr>
+      </w:r>
+    </w:p>
+    <w:p>
+      <w:pPr>
+        <w:bidi/>
+      </w:pPr>
+      <w:r>
+        <w:rPr>
+          <w:lang w:val="ar_AE" w:bidi="ar_AE"/>
+        </w:rPr>
+      </w:r>
+    </w:p>
+    <w:p>
+      <w:pPr>
+        <w:pStyle w:val="Heading2"/>
+        <w:bidi/>
+      </w:pPr>
+      <w:r>
+        <w:rPr>
+          <w:lang w:val="ar_AE" w:bidi="ar_AE"/>
+        </w:rPr>
+        <w:t>ملاخي 3: 6–12</w:t>
+      </w:r>
+      <w:r>
+        <w:rPr>
+          <w:lang w:val="ar_AE" w:bidi="ar_AE"/>
+        </w:rPr>
+      </w:r>
+    </w:p>
+    <w:p>
+      <w:pPr>
+        <w:bidi/>
+      </w:pPr>
+      <w:r>
+        <w:rPr>
+          <w:lang w:val="ar_AE" w:bidi="ar_AE"/>
+        </w:rPr>
+      </w:r>
+      <w:r>
+        <w:rPr>
+          <w:lang w:val="ar_AE" w:bidi="ar_AE"/>
+        </w:rPr>
+        <w:t>تعكس الرسالة الخامسة لملاخي صدى الرسالة الأولى (</w:t>
+      </w:r>
+      <w:hyperlink r:id="rId66">
+        <w:r>
+          <w:rPr>
+            <w:lang w:val="ar_AE" w:bidi="ar_AE"/>
+          </w:rPr>
+          <w:rPr>
+            <w:color w:val="0000EE"/>
+            <w:u w:val="single"/>
+          </w:rPr>
+          <w:t>1:2–5</w:t>
+        </w:r>
+      </w:hyperlink>
+      <w:r>
+        <w:rPr>
+          <w:lang w:val="ar_AE" w:bidi="ar_AE"/>
+        </w:rPr>
+        <w:t>) من خلال التأكيد على أمانة الله لوعوده. وهو يدعو إسرائيل إلى أمانة مماثلة في العبادة، خاصةً في تقديمهم العشور والتقدمات. إذا كان سفر ملاخي دراما في قاعة المحكمة، فإن الرسالة الخامسة تمثل حُكم القاضي. والرسالة الحقيقية هي التوبة—فالله يريد عبادة صادقة ومُخلِصة من شعبه، ويُعتبر تقديم العشور رمزًا لها.</w:t>
+      </w:r>
+      <w:r>
+        <w:rPr>
+          <w:lang w:val="ar_AE" w:bidi="ar_AE"/>
+        </w:rPr>
+      </w:r>
+      <w:r>
+        <w:rPr>
+          <w:lang w:val="ar_AE" w:bidi="ar_AE"/>
+        </w:rPr>
+      </w:r>
+    </w:p>
+    <w:p>
+      <w:pPr>
+        <w:bidi/>
+      </w:pPr>
+      <w:r>
+        <w:rPr>
+          <w:lang w:val="ar_AE" w:bidi="ar_AE"/>
+        </w:rPr>
+      </w:r>
+    </w:p>
+    <w:p>
+      <w:pPr>
+        <w:pStyle w:val="Heading2"/>
+        <w:bidi/>
+      </w:pPr>
+      <w:r>
+        <w:rPr>
+          <w:lang w:val="ar_AE" w:bidi="ar_AE"/>
+        </w:rPr>
+        <w:t>ملاخي 3: 7</w:t>
+      </w:r>
+      <w:r>
+        <w:rPr>
+          <w:lang w:val="ar_AE" w:bidi="ar_AE"/>
+        </w:rPr>
+      </w:r>
+    </w:p>
+    <w:p>
+      <w:pPr>
+        <w:bidi/>
+      </w:pPr>
+      <w:r>
+        <w:rPr>
+          <w:lang w:val="ar_AE" w:bidi="ar_AE"/>
+        </w:rPr>
+      </w:r>
+      <w:r>
+        <w:rPr>
+          <w:lang w:val="ar_AE" w:bidi="ar_AE"/>
+        </w:rPr>
+        <w:t xml:space="preserve">في سياق علاقة العهد، يُعبر الأمر بالرجوع عن تغيير في الولاء من جانب إسرائيل أو الله. وعادةً ما يُفهم هذا المصطلح على أنه توبة، أي تغيير كامل في الاتجاه نحو الله أو إعادة توجيه كاملة نحو الرب. ويعبر فعل الأمر عن الإلحاح ويتطلب استجابة فورية من الجمهور. إن الاتهام بالعبادة غير الصادقة مبني على اتهامات مماثلة في المناظرة الثانية (انظر </w:t>
+      </w:r>
+      <w:hyperlink r:id="rId27">
+        <w:r>
+          <w:rPr>
+            <w:lang w:val="ar_AE" w:bidi="ar_AE"/>
+          </w:rPr>
+          <w:rPr>
+            <w:color w:val="0000EE"/>
+            <w:u w:val="single"/>
+          </w:rPr>
+          <w:t>1:6–14</w:t>
+        </w:r>
+      </w:hyperlink>
+      <w:r>
+        <w:rPr>
+          <w:lang w:val="ar_AE" w:bidi="ar_AE"/>
+        </w:rPr>
+        <w:t>)، وذلك تمامًا كما يؤكد وعد الله بأنه "يفْتَحُ … كُوَى السَّمَاوَاتِ" (</w:t>
+      </w:r>
+      <w:hyperlink r:id="rId67">
+        <w:r>
+          <w:rPr>
+            <w:lang w:val="ar_AE" w:bidi="ar_AE"/>
+          </w:rPr>
+          <w:rPr>
+            <w:color w:val="0000EE"/>
+            <w:u w:val="single"/>
+          </w:rPr>
+          <w:t>3:10</w:t>
+        </w:r>
+      </w:hyperlink>
+      <w:r>
+        <w:rPr>
+          <w:lang w:val="ar_AE" w:bidi="ar_AE"/>
+        </w:rPr>
+        <w:t xml:space="preserve">) قوته كـ"ملك عظيم" (انظر </w:t>
+      </w:r>
+      <w:hyperlink r:id="rId68">
+        <w:r>
+          <w:rPr>
+            <w:lang w:val="ar_AE" w:bidi="ar_AE"/>
+          </w:rPr>
+          <w:rPr>
+            <w:color w:val="0000EE"/>
+            <w:u w:val="single"/>
+          </w:rPr>
+          <w:t>1:14</w:t>
+        </w:r>
+      </w:hyperlink>
+      <w:r>
+        <w:rPr>
+          <w:lang w:val="ar_AE" w:bidi="ar_AE"/>
+        </w:rPr>
+        <w:t>).</w:t>
+      </w:r>
+      <w:r>
+        <w:rPr>
+          <w:lang w:val="ar_AE" w:bidi="ar_AE"/>
+        </w:rPr>
+      </w:r>
+      <w:r>
+        <w:rPr>
+          <w:lang w:val="ar_AE" w:bidi="ar_AE"/>
+        </w:rPr>
+      </w:r>
+    </w:p>
+    <w:p>
+      <w:pPr>
+        <w:bidi/>
+      </w:pPr>
+      <w:r>
+        <w:rPr>
+          <w:lang w:val="ar_AE" w:bidi="ar_AE"/>
+        </w:rPr>
+      </w:r>
+    </w:p>
+    <w:p>
+      <w:pPr>
+        <w:pStyle w:val="Heading2"/>
+        <w:bidi/>
+      </w:pPr>
+      <w:r>
+        <w:rPr>
+          <w:lang w:val="ar_AE" w:bidi="ar_AE"/>
+        </w:rPr>
+        <w:t>ملاخي 3: 8–9</w:t>
+      </w:r>
+      <w:r>
+        <w:rPr>
+          <w:lang w:val="ar_AE" w:bidi="ar_AE"/>
+        </w:rPr>
+      </w:r>
+    </w:p>
+    <w:p>
+      <w:pPr>
+        <w:bidi/>
+      </w:pPr>
+      <w:r>
+        <w:rPr>
+          <w:lang w:val="ar_AE" w:bidi="ar_AE"/>
+        </w:rPr>
+      </w:r>
+      <w:r>
+        <w:rPr>
+          <w:lang w:val="ar_AE" w:bidi="ar_AE"/>
+        </w:rPr>
+        <w:t xml:space="preserve">يُناشد ملاخي يهوذا من أجل تجديد شامل لممارستهم في العطاء للرب. • كانت العشور، وهي عُشر محصول الأرض، تقدمة مطلوبة (انظر </w:t>
+      </w:r>
+      <w:hyperlink r:id="rId69">
+        <w:r>
+          <w:rPr>
+            <w:lang w:val="ar_AE" w:bidi="ar_AE"/>
+          </w:rPr>
+          <w:rPr>
+            <w:color w:val="0000EE"/>
+            <w:u w:val="single"/>
+          </w:rPr>
+          <w:t>تثنية 12:6</w:t>
+        </w:r>
+      </w:hyperlink>
+      <w:r>
+        <w:rPr>
+          <w:lang w:val="ar_AE" w:bidi="ar_AE"/>
+        </w:rPr>
+        <w:t xml:space="preserve">، </w:t>
+      </w:r>
+      <w:hyperlink r:id="rId70">
+        <w:r>
+          <w:rPr>
+            <w:lang w:val="ar_AE" w:bidi="ar_AE"/>
+          </w:rPr>
+          <w:rPr>
+            <w:color w:val="0000EE"/>
+            <w:u w:val="single"/>
+          </w:rPr>
+          <w:t>11</w:t>
+        </w:r>
+      </w:hyperlink>
+      <w:r>
+        <w:rPr>
+          <w:lang w:val="ar_AE" w:bidi="ar_AE"/>
+        </w:rPr>
+        <w:t xml:space="preserve">، </w:t>
+      </w:r>
+      <w:hyperlink r:id="rId71">
         <w:r>
           <w:rPr>
             <w:lang w:val="ar_AE" w:bidi="ar_AE"/>
@@ -456,25 +3151,43 @@
         <w:rPr>
           <w:lang w:val="ar_AE" w:bidi="ar_AE"/>
         </w:rPr>
-        <w:t xml:space="preserve">) لا تزل فاعلة أيضًا. انظر أيضًا </w:t>
-      </w:r>
-      <w:hyperlink r:id="rId17">
-        <w:r>
-          <w:rPr>
-            <w:lang w:val="ar_AE" w:bidi="ar_AE"/>
-          </w:rPr>
-          <w:rPr>
-            <w:color w:val="0000EE"/>
-            <w:u w:val="single"/>
-          </w:rPr>
-          <w:t>رومية 9:13</w:t>
-        </w:r>
-      </w:hyperlink>
-      <w:r>
-        <w:rPr>
-          <w:lang w:val="ar_AE" w:bidi="ar_AE"/>
-        </w:rPr>
-        <w:t>.</w:t>
+        <w:t xml:space="preserve">). وكانت التقدمات عطايا أو مساهمات إضافية تُقدَّم للرب أو لمكان عبادته وتشمل المحاصيل، والسلع المادية (مثل مواد البناء أو الثياب)، أو المقتنيات الشخصية الثمينة (مثل الذهب، أو الفضة، أو الأحجار الكريمة). • كانت معاناة يهوذا الأخيرة نتيجة لعنة الله (انظر </w:t>
+      </w:r>
+      <w:hyperlink r:id="rId36">
+        <w:r>
+          <w:rPr>
+            <w:lang w:val="ar_AE" w:bidi="ar_AE"/>
+          </w:rPr>
+          <w:rPr>
+            <w:color w:val="0000EE"/>
+            <w:u w:val="single"/>
+          </w:rPr>
+          <w:t>تثنية 28:20</w:t>
+        </w:r>
+      </w:hyperlink>
+      <w:r>
+        <w:rPr>
+          <w:lang w:val="ar_AE" w:bidi="ar_AE"/>
+        </w:rPr>
+        <w:t xml:space="preserve">، </w:t>
+      </w:r>
+      <w:hyperlink r:id="rId72">
+        <w:r>
+          <w:rPr>
+            <w:lang w:val="ar_AE" w:bidi="ar_AE"/>
+          </w:rPr>
+          <w:rPr>
+            <w:color w:val="0000EE"/>
+            <w:u w:val="single"/>
+          </w:rPr>
+          <w:t>27</w:t>
+        </w:r>
+      </w:hyperlink>
+      <w:r>
+        <w:rPr>
+          <w:lang w:val="ar_AE" w:bidi="ar_AE"/>
+        </w:rPr>
+        <w:t>). وهكذا دعا ملاخي المجتمع بإلحاح إلى التوبة، والرجوع إلى الرب، والقيام بما يتطلبه العهد.</w:t>
       </w:r>
       <w:r>
         <w:rPr>
@@ -506,59 +3219,48 @@
         <w:rPr>
           <w:lang w:val="ar_AE" w:bidi="ar_AE"/>
         </w:rPr>
-        <w:t>ملاخي 1: 2–5</w:t>
-      </w:r>
-      <w:r>
-        <w:rPr>
-          <w:lang w:val="ar_AE" w:bidi="ar_AE"/>
-        </w:rPr>
-      </w:r>
-    </w:p>
-    <w:p>
-      <w:pPr>
-        <w:bidi/>
-      </w:pPr>
-      <w:r>
-        <w:rPr>
-          <w:lang w:val="ar_AE" w:bidi="ar_AE"/>
-        </w:rPr>
-      </w:r>
-      <w:r>
-        <w:rPr>
-          <w:lang w:val="ar_AE" w:bidi="ar_AE"/>
-        </w:rPr>
-        <w:t xml:space="preserve">إن خطب ملاخي هي عبارة عن </w:t>
-      </w:r>
-      <w:r>
-        <w:rPr>
-          <w:i/>
-          <w:lang w:val="ar_AE" w:bidi="ar_AE"/>
-        </w:rPr>
-        <w:t xml:space="preserve">مناظرات </w:t>
-      </w:r>
-      <w:r>
-        <w:rPr>
-          <w:lang w:val="ar_AE" w:bidi="ar_AE"/>
-        </w:rPr>
-        <w:t>أدبية—وهو شكل يستحضر في الذهن أجواء قاعة المحكمة ويؤسس نغمة المحاكمة لرسالة النبي. تُقدِّم هذه المناظرة الأولى حقيقة أن الله يحب إسرائيل (</w:t>
-      </w:r>
-      <w:hyperlink r:id="rId18">
-        <w:r>
-          <w:rPr>
-            <w:lang w:val="ar_AE" w:bidi="ar_AE"/>
-          </w:rPr>
-          <w:rPr>
-            <w:color w:val="0000EE"/>
-            <w:u w:val="single"/>
-          </w:rPr>
-          <w:t>1:2</w:t>
-        </w:r>
-      </w:hyperlink>
-      <w:r>
-        <w:rPr>
-          <w:lang w:val="ar_AE" w:bidi="ar_AE"/>
-        </w:rPr>
-        <w:t>). ثم يناقش النبي هذه الأطروحة مع جمهوره في الرسائل الخمس التي تليها.</w:t>
+        <w:t>ملاخي 3: 10</w:t>
+      </w:r>
+      <w:r>
+        <w:rPr>
+          <w:lang w:val="ar_AE" w:bidi="ar_AE"/>
+        </w:rPr>
+      </w:r>
+    </w:p>
+    <w:p>
+      <w:pPr>
+        <w:bidi/>
+      </w:pPr>
+      <w:r>
+        <w:rPr>
+          <w:lang w:val="ar_AE" w:bidi="ar_AE"/>
+        </w:rPr>
+      </w:r>
+      <w:r>
+        <w:rPr>
+          <w:lang w:val="ar_AE" w:bidi="ar_AE"/>
+        </w:rPr>
+        <w:t>وَجَرِّبُونِي! إن الدعوة الإلهية لاختبار الرب تمنح المجتمع الذي تم استرداده فرصة لإثبات أمانة الرب لوعوده العهدية.</w:t>
+      </w:r>
+    </w:p>
+    <w:p>
+      <w:pPr>
+        <w:bidi/>
+      </w:pPr>
+      <w:r>
+        <w:rPr>
+          <w:lang w:val="ar_AE" w:bidi="ar_AE"/>
+        </w:rPr>
+      </w:r>
+    </w:p>
+    <w:p>
+      <w:pPr>
+        <w:bidi/>
+      </w:pPr>
+      <w:r>
+        <w:rPr>
+          <w:lang w:val="ar_AE" w:bidi="ar_AE"/>
+        </w:rPr>
       </w:r>
       <w:r>
         <w:rPr>
@@ -590,83 +3292,110 @@
         <w:rPr>
           <w:lang w:val="ar_AE" w:bidi="ar_AE"/>
         </w:rPr>
-        <w:t>ملاخي 1: 3</w:t>
-      </w:r>
-      <w:r>
-        <w:rPr>
-          <w:lang w:val="ar_AE" w:bidi="ar_AE"/>
-        </w:rPr>
-      </w:r>
-    </w:p>
-    <w:p>
-      <w:pPr>
-        <w:bidi/>
-      </w:pPr>
-      <w:r>
-        <w:rPr>
-          <w:lang w:val="ar_AE" w:bidi="ar_AE"/>
-        </w:rPr>
-      </w:r>
-      <w:r>
-        <w:rPr>
-          <w:lang w:val="ar_AE" w:bidi="ar_AE"/>
-        </w:rPr>
-        <w:t xml:space="preserve">رفضت (حرفيًا </w:t>
-      </w:r>
-      <w:r>
-        <w:rPr>
-          <w:i/>
-          <w:lang w:val="ar_AE" w:bidi="ar_AE"/>
-        </w:rPr>
-        <w:t>وَأَبْغَضْتُ،</w:t>
-      </w:r>
-      <w:r>
-        <w:rPr>
-          <w:lang w:val="ar_AE" w:bidi="ar_AE"/>
-        </w:rPr>
-        <w:t xml:space="preserve"> عكس </w:t>
-      </w:r>
-      <w:r>
-        <w:rPr>
-          <w:i/>
-          <w:lang w:val="ar_AE" w:bidi="ar_AE"/>
-        </w:rPr>
-        <w:t xml:space="preserve">أحببت </w:t>
-      </w:r>
-      <w:r>
-        <w:rPr>
-          <w:lang w:val="ar_AE" w:bidi="ar_AE"/>
-        </w:rPr>
-        <w:t xml:space="preserve">في </w:t>
-      </w:r>
-      <w:hyperlink r:id="rId18">
-        <w:r>
-          <w:rPr>
-            <w:lang w:val="ar_AE" w:bidi="ar_AE"/>
-          </w:rPr>
-          <w:rPr>
-            <w:color w:val="0000EE"/>
-            <w:u w:val="single"/>
-          </w:rPr>
-          <w:t>1:2</w:t>
-        </w:r>
-      </w:hyperlink>
-      <w:r>
-        <w:rPr>
-          <w:lang w:val="ar_AE" w:bidi="ar_AE"/>
-        </w:rPr>
-        <w:t xml:space="preserve">): تُشكِّل المحبة والبغضة زوجًا من الكلمات المتضادة في النصوص القانونية والنبوية في العهد القديم (انظر </w:t>
-      </w:r>
-      <w:hyperlink r:id="rId19">
-        <w:r>
-          <w:rPr>
-            <w:lang w:val="ar_AE" w:bidi="ar_AE"/>
-          </w:rPr>
-          <w:rPr>
-            <w:color w:val="0000EE"/>
-            <w:u w:val="single"/>
-          </w:rPr>
-          <w:t>تثنية 7:9–10</w:t>
+        <w:t>ملاخي 3: 12</w:t>
+      </w:r>
+      <w:r>
+        <w:rPr>
+          <w:lang w:val="ar_AE" w:bidi="ar_AE"/>
+        </w:rPr>
+      </w:r>
+    </w:p>
+    <w:p>
+      <w:pPr>
+        <w:bidi/>
+      </w:pPr>
+      <w:r>
+        <w:rPr>
+          <w:lang w:val="ar_AE" w:bidi="ar_AE"/>
+        </w:rPr>
+      </w:r>
+      <w:r>
+        <w:rPr>
+          <w:lang w:val="ar_AE" w:bidi="ar_AE"/>
+        </w:rPr>
+        <w:t>وَيُطَوِّبُكُمْ كُلُّ الأُمَمِ: ستُظهر المحاصيل الوفيرة مرة أخرى للعالم إحسان الرب نحو إسرائيل.</w:t>
+      </w:r>
+      <w:r>
+        <w:rPr>
+          <w:lang w:val="ar_AE" w:bidi="ar_AE"/>
+        </w:rPr>
+      </w:r>
+      <w:r>
+        <w:rPr>
+          <w:lang w:val="ar_AE" w:bidi="ar_AE"/>
+        </w:rPr>
+      </w:r>
+    </w:p>
+    <w:p>
+      <w:pPr>
+        <w:bidi/>
+      </w:pPr>
+      <w:r>
+        <w:rPr>
+          <w:lang w:val="ar_AE" w:bidi="ar_AE"/>
+        </w:rPr>
+      </w:r>
+    </w:p>
+    <w:p>
+      <w:pPr>
+        <w:pStyle w:val="Heading2"/>
+        <w:bidi/>
+      </w:pPr>
+      <w:r>
+        <w:rPr>
+          <w:lang w:val="ar_AE" w:bidi="ar_AE"/>
+        </w:rPr>
+        <w:t>ملاخي 3: 13</w:t>
+      </w:r>
+      <w:r>
+        <w:rPr>
+          <w:lang w:val="ar_AE" w:bidi="ar_AE"/>
+        </w:rPr>
+      </w:r>
+    </w:p>
+    <w:p>
+      <w:pPr>
+        <w:bidi/>
+      </w:pPr>
+      <w:r>
+        <w:rPr>
+          <w:lang w:val="ar_AE" w:bidi="ar_AE"/>
+        </w:rPr>
+      </w:r>
+      <w:r>
+        <w:rPr>
+          <w:lang w:val="ar_AE" w:bidi="ar_AE"/>
+        </w:rPr>
+        <w:t xml:space="preserve">أَقْوَالُكُمُ اشْتَدَّتْ عَلَيَّ: لقد اتهم الشعب الله بأنه يُفضّل الأشرار وشككوا علانية في عدله (انظر </w:t>
+      </w:r>
+      <w:hyperlink r:id="rId54">
+        <w:r>
+          <w:rPr>
+            <w:lang w:val="ar_AE" w:bidi="ar_AE"/>
+          </w:rPr>
+          <w:rPr>
+            <w:color w:val="0000EE"/>
+            <w:u w:val="single"/>
+          </w:rPr>
+          <w:t>2:17</w:t>
+        </w:r>
+      </w:hyperlink>
+      <w:r>
+        <w:rPr>
+          <w:lang w:val="ar_AE" w:bidi="ar_AE"/>
+        </w:rPr>
+        <w:t>)، لكن الرب يحب العدل (</w:t>
+      </w:r>
+      <w:hyperlink r:id="rId73">
+        <w:r>
+          <w:rPr>
+            <w:lang w:val="ar_AE" w:bidi="ar_AE"/>
+          </w:rPr>
+          <w:rPr>
+            <w:color w:val="0000EE"/>
+            <w:u w:val="single"/>
+          </w:rPr>
+          <w:t>مزمور 9:16</w:t>
         </w:r>
       </w:hyperlink>
       <w:r>
@@ -675,34 +3404,668 @@
         </w:rPr>
         <w:t xml:space="preserve">؛ </w:t>
       </w:r>
-      <w:hyperlink r:id="rId20">
-        <w:r>
-          <w:rPr>
-            <w:lang w:val="ar_AE" w:bidi="ar_AE"/>
-          </w:rPr>
-          <w:rPr>
-            <w:color w:val="0000EE"/>
-            <w:u w:val="single"/>
-          </w:rPr>
-          <w:t>عاموس 5:15</w:t>
-        </w:r>
-      </w:hyperlink>
-      <w:r>
-        <w:rPr>
-          <w:lang w:val="ar_AE" w:bidi="ar_AE"/>
-        </w:rPr>
-        <w:t xml:space="preserve">)، وغالبًا ما تُستخدم لوصف الاغتراب الناتج عن علاقة العهد المنكسرة. وهنا، يذكر الله أنه رفض عيسو (وذريته، الأدوميين). لقد احتقر عيسو ورفض علاقة العهد مع الرب (انظر </w:t>
-      </w:r>
-      <w:hyperlink r:id="rId21">
-        <w:r>
-          <w:rPr>
-            <w:lang w:val="ar_AE" w:bidi="ar_AE"/>
-          </w:rPr>
-          <w:rPr>
-            <w:color w:val="0000EE"/>
-            <w:u w:val="single"/>
-          </w:rPr>
-          <w:t>تكوين 25:34</w:t>
+      <w:hyperlink r:id="rId74">
+        <w:r>
+          <w:rPr>
+            <w:lang w:val="ar_AE" w:bidi="ar_AE"/>
+          </w:rPr>
+          <w:rPr>
+            <w:color w:val="0000EE"/>
+            <w:u w:val="single"/>
+          </w:rPr>
+          <w:t>37:28</w:t>
+        </w:r>
+      </w:hyperlink>
+      <w:r>
+        <w:rPr>
+          <w:lang w:val="ar_AE" w:bidi="ar_AE"/>
+        </w:rPr>
+        <w:t>).</w:t>
+      </w:r>
+      <w:r>
+        <w:rPr>
+          <w:lang w:val="ar_AE" w:bidi="ar_AE"/>
+        </w:rPr>
+      </w:r>
+      <w:r>
+        <w:rPr>
+          <w:lang w:val="ar_AE" w:bidi="ar_AE"/>
+        </w:rPr>
+      </w:r>
+    </w:p>
+    <w:p>
+      <w:pPr>
+        <w:bidi/>
+      </w:pPr>
+      <w:r>
+        <w:rPr>
+          <w:lang w:val="ar_AE" w:bidi="ar_AE"/>
+        </w:rPr>
+      </w:r>
+    </w:p>
+    <w:p>
+      <w:pPr>
+        <w:pStyle w:val="Heading2"/>
+        <w:bidi/>
+      </w:pPr>
+      <w:r>
+        <w:rPr>
+          <w:lang w:val="ar_AE" w:bidi="ar_AE"/>
+        </w:rPr>
+        <w:t>ملاخي 3: 13–4: 3</w:t>
+      </w:r>
+      <w:r>
+        <w:rPr>
+          <w:lang w:val="ar_AE" w:bidi="ar_AE"/>
+        </w:rPr>
+      </w:r>
+    </w:p>
+    <w:p>
+      <w:pPr>
+        <w:bidi/>
+      </w:pPr>
+      <w:r>
+        <w:rPr>
+          <w:lang w:val="ar_AE" w:bidi="ar_AE"/>
+        </w:rPr>
+      </w:r>
+      <w:r>
+        <w:rPr>
+          <w:lang w:val="ar_AE" w:bidi="ar_AE"/>
+        </w:rPr>
+        <w:t>تحتوي رسالة ملاخي الأخيرة على خطابين مختلفين لكن مرتبطين، الأول يؤكد على خدمة الرب (</w:t>
+      </w:r>
+      <w:hyperlink r:id="rId75">
+        <w:r>
+          <w:rPr>
+            <w:lang w:val="ar_AE" w:bidi="ar_AE"/>
+          </w:rPr>
+          <w:rPr>
+            <w:color w:val="0000EE"/>
+            <w:u w:val="single"/>
+          </w:rPr>
+          <w:t>3:13–18</w:t>
+        </w:r>
+      </w:hyperlink>
+      <w:r>
+        <w:rPr>
+          <w:lang w:val="ar_AE" w:bidi="ar_AE"/>
+        </w:rPr>
+        <w:t>) والثاني يقارن بين مصير الأشرار ومصير الأبرار (</w:t>
+      </w:r>
+      <w:hyperlink r:id="rId76">
+        <w:r>
+          <w:rPr>
+            <w:lang w:val="ar_AE" w:bidi="ar_AE"/>
+          </w:rPr>
+          <w:rPr>
+            <w:color w:val="0000EE"/>
+            <w:u w:val="single"/>
+          </w:rPr>
+          <w:t>4:1–3</w:t>
+        </w:r>
+      </w:hyperlink>
+      <w:r>
+        <w:rPr>
+          <w:lang w:val="ar_AE" w:bidi="ar_AE"/>
+        </w:rPr>
+        <w:t xml:space="preserve">). ويُختتم كل خطاب بصيغة الرسول (انظر </w:t>
+      </w:r>
+      <w:r>
+        <w:rPr>
+          <w:lang w:val="ar_AE" w:bidi="ar_AE"/>
+        </w:rPr>
+        <w:t>الملاحظة الدراسية على 1:8</w:t>
+      </w:r>
+      <w:r>
+        <w:rPr>
+          <w:lang w:val="ar_AE" w:bidi="ar_AE"/>
+        </w:rPr>
+        <w:t>). ويعيد النبي تناول المواضيع من الرسالة الرابعة (</w:t>
+      </w:r>
+      <w:hyperlink r:id="rId77">
+        <w:r>
+          <w:rPr>
+            <w:lang w:val="ar_AE" w:bidi="ar_AE"/>
+          </w:rPr>
+          <w:rPr>
+            <w:color w:val="0000EE"/>
+            <w:u w:val="single"/>
+          </w:rPr>
+          <w:t>3:1–5</w:t>
+        </w:r>
+      </w:hyperlink>
+      <w:r>
+        <w:rPr>
+          <w:lang w:val="ar_AE" w:bidi="ar_AE"/>
+        </w:rPr>
+        <w:t>) حيث يؤكد على رغبة الله في الصدق والإخلاص في العبادة في ضوء الدينونة القادمة في يوم الرب. إذا اعتبرنا سفر ملاخي دراما في المحكمة، فإن هذه المناظرة أو هذا النزاع الأخير يمثل النطق بالحُكم. وبينما يبدو أن الشر ينتصر على البرّ والله يبدو متأخرًا في الحكم على الخطية في المجتمع، فإن يوم الرب القادم سيؤكد عدالة الله حيث ينفصل الأشرار عن الأبرار بنار دينونة الله.</w:t>
+      </w:r>
+      <w:r>
+        <w:rPr>
+          <w:lang w:val="ar_AE" w:bidi="ar_AE"/>
+        </w:rPr>
+      </w:r>
+      <w:r>
+        <w:rPr>
+          <w:lang w:val="ar_AE" w:bidi="ar_AE"/>
+        </w:rPr>
+      </w:r>
+    </w:p>
+    <w:p>
+      <w:pPr>
+        <w:bidi/>
+      </w:pPr>
+      <w:r>
+        <w:rPr>
+          <w:lang w:val="ar_AE" w:bidi="ar_AE"/>
+        </w:rPr>
+      </w:r>
+    </w:p>
+    <w:p>
+      <w:pPr>
+        <w:pStyle w:val="Heading2"/>
+        <w:bidi/>
+      </w:pPr>
+      <w:r>
+        <w:rPr>
+          <w:lang w:val="ar_AE" w:bidi="ar_AE"/>
+        </w:rPr>
+        <w:t>ملاخي 3: 14</w:t>
+      </w:r>
+      <w:r>
+        <w:rPr>
+          <w:lang w:val="ar_AE" w:bidi="ar_AE"/>
+        </w:rPr>
+      </w:r>
+    </w:p>
+    <w:p>
+      <w:pPr>
+        <w:bidi/>
+      </w:pPr>
+      <w:r>
+        <w:rPr>
+          <w:lang w:val="ar_AE" w:bidi="ar_AE"/>
+        </w:rPr>
+      </w:r>
+      <w:r>
+        <w:rPr>
+          <w:lang w:val="ar_AE" w:bidi="ar_AE"/>
+        </w:rPr>
+        <w:t>وَمَا الْمَنْفَعَةُ؟ افترض الناس أن أعمال البِرّ ستؤدي إلى بركة مادية (</w:t>
+      </w:r>
+      <w:hyperlink r:id="rId78">
+        <w:r>
+          <w:rPr>
+            <w:lang w:val="ar_AE" w:bidi="ar_AE"/>
+          </w:rPr>
+          <w:rPr>
+            <w:color w:val="0000EE"/>
+            <w:u w:val="single"/>
+          </w:rPr>
+          <w:t>تثنية 28</w:t>
+        </w:r>
+      </w:hyperlink>
+      <w:r>
+        <w:rPr>
+          <w:lang w:val="ar_AE" w:bidi="ar_AE"/>
+        </w:rPr>
+        <w:t xml:space="preserve">). • وَأَنَّنَا سَلَكْنَا بِالْحُزْنِ: كانت الفكرة هي أن يسيروا بحزن أو أن يرتدوا ثياب الحداد لإظهار التوبة، كما لو أن هذه الأفعال كانت بِرًّا في حد ذاتها (انظر </w:t>
+      </w:r>
+      <w:hyperlink r:id="rId79">
+        <w:r>
+          <w:rPr>
+            <w:lang w:val="ar_AE" w:bidi="ar_AE"/>
+          </w:rPr>
+          <w:rPr>
+            <w:color w:val="0000EE"/>
+            <w:u w:val="single"/>
+          </w:rPr>
+          <w:t>متى 6:1–18</w:t>
+        </w:r>
+      </w:hyperlink>
+      <w:r>
+        <w:rPr>
+          <w:lang w:val="ar_AE" w:bidi="ar_AE"/>
+        </w:rPr>
+        <w:t>).</w:t>
+      </w:r>
+      <w:r>
+        <w:rPr>
+          <w:lang w:val="ar_AE" w:bidi="ar_AE"/>
+        </w:rPr>
+      </w:r>
+      <w:r>
+        <w:rPr>
+          <w:lang w:val="ar_AE" w:bidi="ar_AE"/>
+        </w:rPr>
+      </w:r>
+    </w:p>
+    <w:p>
+      <w:pPr>
+        <w:bidi/>
+      </w:pPr>
+      <w:r>
+        <w:rPr>
+          <w:lang w:val="ar_AE" w:bidi="ar_AE"/>
+        </w:rPr>
+      </w:r>
+    </w:p>
+    <w:p>
+      <w:pPr>
+        <w:pStyle w:val="Heading2"/>
+        <w:bidi/>
+      </w:pPr>
+      <w:r>
+        <w:rPr>
+          <w:lang w:val="ar_AE" w:bidi="ar_AE"/>
+        </w:rPr>
+        <w:t>ملاخي 3: 15</w:t>
+      </w:r>
+      <w:r>
+        <w:rPr>
+          <w:lang w:val="ar_AE" w:bidi="ar_AE"/>
+        </w:rPr>
+      </w:r>
+    </w:p>
+    <w:p>
+      <w:pPr>
+        <w:bidi/>
+      </w:pPr>
+      <w:r>
+        <w:rPr>
+          <w:lang w:val="ar_AE" w:bidi="ar_AE"/>
+        </w:rPr>
+      </w:r>
+      <w:r>
+        <w:rPr>
+          <w:lang w:val="ar_AE" w:bidi="ar_AE"/>
+        </w:rPr>
+        <w:t xml:space="preserve">إن تطويب المُتكبرين هو تجديف على عدل الله (انظر </w:t>
+      </w:r>
+      <w:hyperlink r:id="rId80">
+        <w:r>
+          <w:rPr>
+            <w:lang w:val="ar_AE" w:bidi="ar_AE"/>
+          </w:rPr>
+          <w:rPr>
+            <w:color w:val="0000EE"/>
+            <w:u w:val="single"/>
+          </w:rPr>
+          <w:t>3:13</w:t>
+        </w:r>
+      </w:hyperlink>
+      <w:r>
+        <w:rPr>
+          <w:lang w:val="ar_AE" w:bidi="ar_AE"/>
+        </w:rPr>
+        <w:t>).</w:t>
+      </w:r>
+      <w:r>
+        <w:rPr>
+          <w:lang w:val="ar_AE" w:bidi="ar_AE"/>
+        </w:rPr>
+      </w:r>
+      <w:r>
+        <w:rPr>
+          <w:lang w:val="ar_AE" w:bidi="ar_AE"/>
+        </w:rPr>
+      </w:r>
+    </w:p>
+    <w:p>
+      <w:pPr>
+        <w:bidi/>
+      </w:pPr>
+      <w:r>
+        <w:rPr>
+          <w:lang w:val="ar_AE" w:bidi="ar_AE"/>
+        </w:rPr>
+      </w:r>
+    </w:p>
+    <w:p>
+      <w:pPr>
+        <w:pStyle w:val="Heading2"/>
+        <w:bidi/>
+      </w:pPr>
+      <w:r>
+        <w:rPr>
+          <w:lang w:val="ar_AE" w:bidi="ar_AE"/>
+        </w:rPr>
+        <w:t>ملاخي 3: 16</w:t>
+      </w:r>
+      <w:r>
+        <w:rPr>
+          <w:lang w:val="ar_AE" w:bidi="ar_AE"/>
+        </w:rPr>
+      </w:r>
+    </w:p>
+    <w:p>
+      <w:pPr>
+        <w:bidi/>
+      </w:pPr>
+      <w:r>
+        <w:rPr>
+          <w:lang w:val="ar_AE" w:bidi="ar_AE"/>
+        </w:rPr>
+      </w:r>
+      <w:r>
+        <w:rPr>
+          <w:lang w:val="ar_AE" w:bidi="ar_AE"/>
+        </w:rPr>
+        <w:t>كان سِفْرُ التَذْكَرَةٍ - وهو تقليد فارسي - عبارة عن تسجيل للأسماء يحتوي على سجل للأحداث المرتبطة بهؤلاء الأفراد. ولم يتم إخبارنا بعدد الأشخاص الذين وقّعوا على السفر. • الَّذِينَ اتَّقُوا الرَّبَّ كانوا أشخاصًا مُخلِصين للرب كإله، مطيعين لوصايا الله، وصالحين في السلوك والعبادة.</w:t>
+      </w:r>
+      <w:r>
+        <w:rPr>
+          <w:lang w:val="ar_AE" w:bidi="ar_AE"/>
+        </w:rPr>
+      </w:r>
+      <w:r>
+        <w:rPr>
+          <w:lang w:val="ar_AE" w:bidi="ar_AE"/>
+        </w:rPr>
+      </w:r>
+    </w:p>
+    <w:p>
+      <w:pPr>
+        <w:bidi/>
+      </w:pPr>
+      <w:r>
+        <w:rPr>
+          <w:lang w:val="ar_AE" w:bidi="ar_AE"/>
+        </w:rPr>
+      </w:r>
+    </w:p>
+    <w:p>
+      <w:pPr>
+        <w:pStyle w:val="Heading2"/>
+        <w:bidi/>
+      </w:pPr>
+      <w:r>
+        <w:rPr>
+          <w:lang w:val="ar_AE" w:bidi="ar_AE"/>
+        </w:rPr>
+        <w:t>ملاخي 3: 16–18</w:t>
+      </w:r>
+      <w:r>
+        <w:rPr>
+          <w:lang w:val="ar_AE" w:bidi="ar_AE"/>
+        </w:rPr>
+      </w:r>
+    </w:p>
+    <w:p>
+      <w:pPr>
+        <w:bidi/>
+      </w:pPr>
+      <w:r>
+        <w:rPr>
+          <w:lang w:val="ar_AE" w:bidi="ar_AE"/>
+        </w:rPr>
+      </w:r>
+      <w:r>
+        <w:rPr>
+          <w:lang w:val="ar_AE" w:bidi="ar_AE"/>
+        </w:rPr>
+        <w:t xml:space="preserve">يعمل النبي هنا كمُسجِّل، ينقل رد فعل الجمهور على رسالته الأخيرة واستجابة الله للنقاش بين أولئك الذين يتقون الرب. وبالرغم من أن الله استمع إلى مداولاتهم (انظر </w:t>
+      </w:r>
+      <w:hyperlink r:id="rId81">
+        <w:r>
+          <w:rPr>
+            <w:lang w:val="ar_AE" w:bidi="ar_AE"/>
+          </w:rPr>
+          <w:rPr>
+            <w:color w:val="0000EE"/>
+            <w:u w:val="single"/>
+          </w:rPr>
+          <w:t>3:16</w:t>
+        </w:r>
+      </w:hyperlink>
+      <w:r>
+        <w:rPr>
+          <w:lang w:val="ar_AE" w:bidi="ar_AE"/>
+        </w:rPr>
+        <w:t>)، إلا أنه لا يوجد دليل على أن رسالة ملاخي أحدثت أي تغيير حقيقي في غالبية مستمعيه.</w:t>
+      </w:r>
+      <w:r>
+        <w:rPr>
+          <w:lang w:val="ar_AE" w:bidi="ar_AE"/>
+        </w:rPr>
+      </w:r>
+      <w:r>
+        <w:rPr>
+          <w:lang w:val="ar_AE" w:bidi="ar_AE"/>
+        </w:rPr>
+      </w:r>
+    </w:p>
+    <w:p>
+      <w:pPr>
+        <w:bidi/>
+      </w:pPr>
+      <w:r>
+        <w:rPr>
+          <w:lang w:val="ar_AE" w:bidi="ar_AE"/>
+        </w:rPr>
+      </w:r>
+    </w:p>
+    <w:p>
+      <w:pPr>
+        <w:pStyle w:val="Heading2"/>
+        <w:bidi/>
+      </w:pPr>
+      <w:r>
+        <w:rPr>
+          <w:lang w:val="ar_AE" w:bidi="ar_AE"/>
+        </w:rPr>
+        <w:t>ملاخي 3: 17</w:t>
+      </w:r>
+      <w:r>
+        <w:rPr>
+          <w:lang w:val="ar_AE" w:bidi="ar_AE"/>
+        </w:rPr>
+      </w:r>
+    </w:p>
+    <w:p>
+      <w:pPr>
+        <w:bidi/>
+      </w:pPr>
+      <w:r>
+        <w:rPr>
+          <w:lang w:val="ar_AE" w:bidi="ar_AE"/>
+        </w:rPr>
+      </w:r>
+      <w:r>
+        <w:rPr>
+          <w:lang w:val="ar_AE" w:bidi="ar_AE"/>
+        </w:rPr>
+        <w:t xml:space="preserve"> أَنَا صَانِعٌ خَاصَّةً: كان لشعب إسرائيل مكانة مميزة كشعب الله؛ فقد كانوا ملكيته الخاصة.</w:t>
+      </w:r>
+      <w:r>
+        <w:rPr>
+          <w:lang w:val="ar_AE" w:bidi="ar_AE"/>
+        </w:rPr>
+      </w:r>
+      <w:r>
+        <w:rPr>
+          <w:lang w:val="ar_AE" w:bidi="ar_AE"/>
+        </w:rPr>
+      </w:r>
+    </w:p>
+    <w:p>
+      <w:pPr>
+        <w:bidi/>
+      </w:pPr>
+      <w:r>
+        <w:rPr>
+          <w:lang w:val="ar_AE" w:bidi="ar_AE"/>
+        </w:rPr>
+      </w:r>
+    </w:p>
+    <w:p>
+      <w:pPr>
+        <w:pStyle w:val="Heading2"/>
+        <w:bidi/>
+      </w:pPr>
+      <w:r>
+        <w:rPr>
+          <w:lang w:val="ar_AE" w:bidi="ar_AE"/>
+        </w:rPr>
+        <w:t>ملاخي 4: 1–3</w:t>
+      </w:r>
+      <w:r>
+        <w:rPr>
+          <w:lang w:val="ar_AE" w:bidi="ar_AE"/>
+        </w:rPr>
+      </w:r>
+    </w:p>
+    <w:p>
+      <w:pPr>
+        <w:bidi/>
+      </w:pPr>
+      <w:r>
+        <w:rPr>
+          <w:lang w:val="ar_AE" w:bidi="ar_AE"/>
+        </w:rPr>
+      </w:r>
+      <w:r>
+        <w:rPr>
+          <w:lang w:val="ar_AE" w:bidi="ar_AE"/>
+        </w:rPr>
+        <w:t>تبتعد هذه الرسالة عن صيغة الجدل، وتحذر الناس مباشرة من أن التوبة هي الرد المناسب الوحيد على رسالة الرب لأن دينونة الله لا مفر منها.</w:t>
+      </w:r>
+      <w:r>
+        <w:rPr>
+          <w:lang w:val="ar_AE" w:bidi="ar_AE"/>
+        </w:rPr>
+      </w:r>
+      <w:r>
+        <w:rPr>
+          <w:lang w:val="ar_AE" w:bidi="ar_AE"/>
+        </w:rPr>
+      </w:r>
+    </w:p>
+    <w:p>
+      <w:pPr>
+        <w:bidi/>
+      </w:pPr>
+      <w:r>
+        <w:rPr>
+          <w:lang w:val="ar_AE" w:bidi="ar_AE"/>
+        </w:rPr>
+      </w:r>
+    </w:p>
+    <w:p>
+      <w:pPr>
+        <w:pStyle w:val="Heading2"/>
+        <w:bidi/>
+      </w:pPr>
+      <w:r>
+        <w:rPr>
+          <w:lang w:val="ar_AE" w:bidi="ar_AE"/>
+        </w:rPr>
+        <w:t>ملاخي 4: 2</w:t>
+      </w:r>
+      <w:r>
+        <w:rPr>
+          <w:lang w:val="ar_AE" w:bidi="ar_AE"/>
+        </w:rPr>
+      </w:r>
+    </w:p>
+    <w:p>
+      <w:pPr>
+        <w:bidi/>
+      </w:pPr>
+      <w:r>
+        <w:rPr>
+          <w:lang w:val="ar_AE" w:bidi="ar_AE"/>
+        </w:rPr>
+      </w:r>
+      <w:r>
+        <w:rPr>
+          <w:lang w:val="ar_AE" w:bidi="ar_AE"/>
+        </w:rPr>
+        <w:t xml:space="preserve">ربما كان مصدر اللقب "شمس البر" هو قرص الشمس المجنح الذي يظهر في الأيقونات القديمة للشرق الأدنى. وقد يكون هنا لقبًا للمسيح أو وصفًا مجازيًا لعصر جديد من البِرّ حيث سيُبطل الله لعنة الخطية. إن الاستعادة الروحية لإسرائيل، أو شفاءها، سوف يرتكز على تطهير الله للشعب وغفران خطاياهم (انظر </w:t>
+      </w:r>
+      <w:hyperlink r:id="rId82">
+        <w:r>
+          <w:rPr>
+            <w:lang w:val="ar_AE" w:bidi="ar_AE"/>
+          </w:rPr>
+          <w:rPr>
+            <w:color w:val="0000EE"/>
+            <w:u w:val="single"/>
+          </w:rPr>
+          <w:t>إرميا 33:6–8</w:t>
+        </w:r>
+      </w:hyperlink>
+      <w:r>
+        <w:rPr>
+          <w:lang w:val="ar_AE" w:bidi="ar_AE"/>
+        </w:rPr>
+        <w:t xml:space="preserve">؛ قارن </w:t>
+      </w:r>
+      <w:hyperlink r:id="rId83">
+        <w:r>
+          <w:rPr>
+            <w:lang w:val="ar_AE" w:bidi="ar_AE"/>
+          </w:rPr>
+          <w:rPr>
+            <w:color w:val="0000EE"/>
+            <w:u w:val="single"/>
+          </w:rPr>
+          <w:t>إرميا 8:14–15</w:t>
+        </w:r>
+      </w:hyperlink>
+      <w:r>
+        <w:rPr>
+          <w:lang w:val="ar_AE" w:bidi="ar_AE"/>
+        </w:rPr>
+        <w:t>). وسينتج عن اعتراف جماعي بالخطية وعودتهم إلى الله (</w:t>
+      </w:r>
+      <w:hyperlink r:id="rId84">
+        <w:r>
+          <w:rPr>
+            <w:lang w:val="ar_AE" w:bidi="ar_AE"/>
+          </w:rPr>
+          <w:rPr>
+            <w:color w:val="0000EE"/>
+            <w:u w:val="single"/>
+          </w:rPr>
+          <w:t>ملاخي 3:7</w:t>
+        </w:r>
+      </w:hyperlink>
+      <w:r>
+        <w:rPr>
+          <w:lang w:val="ar_AE" w:bidi="ar_AE"/>
+        </w:rPr>
+        <w:t xml:space="preserve">؛ قارن </w:t>
+      </w:r>
+      <w:hyperlink r:id="rId85">
+        <w:r>
+          <w:rPr>
+            <w:lang w:val="ar_AE" w:bidi="ar_AE"/>
+          </w:rPr>
+          <w:rPr>
+            <w:color w:val="0000EE"/>
+            <w:u w:val="single"/>
+          </w:rPr>
+          <w:t>إرميا 14:19–20</w:t>
+        </w:r>
+      </w:hyperlink>
+      <w:r>
+        <w:rPr>
+          <w:lang w:val="ar_AE" w:bidi="ar_AE"/>
+        </w:rPr>
+        <w:t xml:space="preserve">). • فِي أَجْنِحَتِهَا: الأجنحة المفرودة هي رمز لحماية الله وخلاصه (انظر </w:t>
+      </w:r>
+      <w:hyperlink r:id="rId86">
+        <w:r>
+          <w:rPr>
+            <w:lang w:val="ar_AE" w:bidi="ar_AE"/>
+          </w:rPr>
+          <w:rPr>
+            <w:color w:val="0000EE"/>
+            <w:u w:val="single"/>
+          </w:rPr>
+          <w:t>خروج 19:4</w:t>
         </w:r>
       </w:hyperlink>
       <w:r>
@@ -711,47 +4074,52 @@
         </w:rPr>
         <w:t xml:space="preserve">؛ </w:t>
       </w:r>
-      <w:hyperlink r:id="rId22">
-        <w:r>
-          <w:rPr>
-            <w:lang w:val="ar_AE" w:bidi="ar_AE"/>
-          </w:rPr>
-          <w:rPr>
-            <w:color w:val="0000EE"/>
-            <w:u w:val="single"/>
-          </w:rPr>
-          <w:t>26:34–35</w:t>
-        </w:r>
-      </w:hyperlink>
-      <w:r>
-        <w:rPr>
-          <w:lang w:val="ar_AE" w:bidi="ar_AE"/>
-        </w:rPr>
-        <w:t>). • عيسو هو أبو الأمة الأدومية، وكانت ميراثه</w:t>
-      </w:r>
-      <w:r>
-        <w:rPr>
-          <w:i/>
-          <w:lang w:val="ar_AE" w:bidi="ar_AE"/>
-        </w:rPr>
-        <w:t xml:space="preserve">، </w:t>
-      </w:r>
-      <w:r>
-        <w:rPr>
-          <w:lang w:val="ar_AE" w:bidi="ar_AE"/>
-        </w:rPr>
-        <w:t>منطقة أدوم، التي تقع على الحافة الجنوبية الشرقية للبحر الميت. إن ذِكْر يعقوب وعيسو يذكرنا بالتنافس بين الأخوين التوأم (</w:t>
-      </w:r>
-      <w:hyperlink r:id="rId23">
-        <w:r>
-          <w:rPr>
-            <w:lang w:val="ar_AE" w:bidi="ar_AE"/>
-          </w:rPr>
-          <w:rPr>
-            <w:color w:val="0000EE"/>
-            <w:u w:val="single"/>
-          </w:rPr>
-          <w:t>تكوين 25:23–26</w:t>
+      <w:hyperlink r:id="rId87">
+        <w:r>
+          <w:rPr>
+            <w:lang w:val="ar_AE" w:bidi="ar_AE"/>
+          </w:rPr>
+          <w:rPr>
+            <w:color w:val="0000EE"/>
+            <w:u w:val="single"/>
+          </w:rPr>
+          <w:t>تثنية 32:10–11</w:t>
+        </w:r>
+      </w:hyperlink>
+      <w:r>
+        <w:rPr>
+          <w:lang w:val="ar_AE" w:bidi="ar_AE"/>
+        </w:rPr>
+        <w:t xml:space="preserve">؛ </w:t>
+      </w:r>
+      <w:hyperlink r:id="rId88">
+        <w:r>
+          <w:rPr>
+            <w:lang w:val="ar_AE" w:bidi="ar_AE"/>
+          </w:rPr>
+          <w:rPr>
+            <w:color w:val="0000EE"/>
+            <w:u w:val="single"/>
+          </w:rPr>
+          <w:t>مزمور 17:8</w:t>
+        </w:r>
+      </w:hyperlink>
+      <w:r>
+        <w:rPr>
+          <w:lang w:val="ar_AE" w:bidi="ar_AE"/>
+        </w:rPr>
+        <w:t xml:space="preserve">؛ </w:t>
+      </w:r>
+      <w:hyperlink r:id="rId89">
+        <w:r>
+          <w:rPr>
+            <w:lang w:val="ar_AE" w:bidi="ar_AE"/>
+          </w:rPr>
+          <w:rPr>
+            <w:color w:val="0000EE"/>
+            <w:u w:val="single"/>
+          </w:rPr>
+          <w:t>18:10</w:t>
         </w:r>
       </w:hyperlink>
       <w:r>
@@ -790,88 +4158,217 @@
         <w:rPr>
           <w:lang w:val="ar_AE" w:bidi="ar_AE"/>
         </w:rPr>
-        <w:t>ملاخي 1: 4</w:t>
-      </w:r>
-      <w:r>
-        <w:rPr>
-          <w:lang w:val="ar_AE" w:bidi="ar_AE"/>
-        </w:rPr>
-      </w:r>
-    </w:p>
-    <w:p>
-      <w:pPr>
-        <w:bidi/>
-      </w:pPr>
-      <w:r>
-        <w:rPr>
-          <w:lang w:val="ar_AE" w:bidi="ar_AE"/>
-        </w:rPr>
-      </w:r>
-      <w:r>
-        <w:rPr>
-          <w:lang w:val="ar_AE" w:bidi="ar_AE"/>
-        </w:rPr>
-        <w:t xml:space="preserve">رَبُّ الْجُنُودِ (بالعبرية يهوه تصيباؤوت Yahweh tseba’oth): هذا الاسم لله بارز في الأدب النبوي للعهد القديم. </w:t>
-      </w:r>
-      <w:r>
-        <w:rPr>
-          <w:i/>
-          <w:lang w:val="ar_AE" w:bidi="ar_AE"/>
-        </w:rPr>
-        <w:t>جيوش السماء (الجنود)</w:t>
-      </w:r>
-      <w:r>
-        <w:rPr>
-          <w:lang w:val="ar_AE" w:bidi="ar_AE"/>
-        </w:rPr>
-        <w:t xml:space="preserve"> تشير إلى الجيوش الملائكية تحت أمر الله؛ وتؤكد العبارة على القوة التي لا تُقهَر لله. • تُخُومَ الشَّرِّ: كان عيسو أنانيًا ومحتقرًا لعلامات عهد الرب (انظر </w:t>
-      </w:r>
-      <w:hyperlink r:id="rId21">
-        <w:r>
-          <w:rPr>
-            <w:lang w:val="ar_AE" w:bidi="ar_AE"/>
-          </w:rPr>
-          <w:rPr>
-            <w:color w:val="0000EE"/>
-            <w:u w:val="single"/>
-          </w:rPr>
-          <w:t>تكوين 25:34</w:t>
-        </w:r>
-      </w:hyperlink>
-      <w:r>
-        <w:rPr>
-          <w:lang w:val="ar_AE" w:bidi="ar_AE"/>
-        </w:rPr>
-        <w:t xml:space="preserve">). أصبحت أمة أدوم تجسد كبرياء الوجود المُتمركز حول الذات (انظر </w:t>
-      </w:r>
-      <w:hyperlink r:id="rId24">
-        <w:r>
-          <w:rPr>
-            <w:lang w:val="ar_AE" w:bidi="ar_AE"/>
-          </w:rPr>
-          <w:rPr>
-            <w:color w:val="0000EE"/>
-            <w:u w:val="single"/>
-          </w:rPr>
-          <w:t>إرميا 49:16</w:t>
-        </w:r>
-      </w:hyperlink>
-      <w:r>
-        <w:rPr>
-          <w:lang w:val="ar_AE" w:bidi="ar_AE"/>
-        </w:rPr>
-        <w:t xml:space="preserve">). كما كان الأدوميون أيضًا حلفاء لبابل في تدمير أورشليم (انظر </w:t>
-      </w:r>
-      <w:hyperlink r:id="rId25">
-        <w:r>
-          <w:rPr>
-            <w:lang w:val="ar_AE" w:bidi="ar_AE"/>
-          </w:rPr>
-          <w:rPr>
-            <w:color w:val="0000EE"/>
-            <w:u w:val="single"/>
-          </w:rPr>
-          <w:t>مزمور 137:7–9</w:t>
+        <w:t>ملاخي 4: 4</w:t>
+      </w:r>
+      <w:r>
+        <w:rPr>
+          <w:lang w:val="ar_AE" w:bidi="ar_AE"/>
+        </w:rPr>
+      </w:r>
+    </w:p>
+    <w:p>
+      <w:pPr>
+        <w:bidi/>
+      </w:pPr>
+      <w:r>
+        <w:rPr>
+          <w:lang w:val="ar_AE" w:bidi="ar_AE"/>
+        </w:rPr>
+      </w:r>
+      <w:r>
+        <w:rPr>
+          <w:lang w:val="ar_AE" w:bidi="ar_AE"/>
+        </w:rPr>
+        <w:t xml:space="preserve">التذييل الأول يُذكِّر يهوذا بضرورة طاعة شريعة موسى. فقد كانت هوية إسرائيل متجذرة في الخروج ومحددة بالعهد في سيناء الذي توسَّط فيه موسى (انظر </w:t>
+      </w:r>
+      <w:hyperlink r:id="rId90">
+        <w:r>
+          <w:rPr>
+            <w:lang w:val="ar_AE" w:bidi="ar_AE"/>
+          </w:rPr>
+          <w:rPr>
+            <w:color w:val="0000EE"/>
+            <w:u w:val="single"/>
+          </w:rPr>
+          <w:t>تثنية 34:10–12</w:t>
+        </w:r>
+      </w:hyperlink>
+      <w:r>
+        <w:rPr>
+          <w:lang w:val="ar_AE" w:bidi="ar_AE"/>
+        </w:rPr>
+        <w:t>).</w:t>
+      </w:r>
+      <w:r>
+        <w:rPr>
+          <w:lang w:val="ar_AE" w:bidi="ar_AE"/>
+        </w:rPr>
+      </w:r>
+      <w:r>
+        <w:rPr>
+          <w:lang w:val="ar_AE" w:bidi="ar_AE"/>
+        </w:rPr>
+      </w:r>
+    </w:p>
+    <w:p>
+      <w:pPr>
+        <w:bidi/>
+      </w:pPr>
+      <w:r>
+        <w:rPr>
+          <w:lang w:val="ar_AE" w:bidi="ar_AE"/>
+        </w:rPr>
+      </w:r>
+    </w:p>
+    <w:p>
+      <w:pPr>
+        <w:pStyle w:val="Heading2"/>
+        <w:bidi/>
+      </w:pPr>
+      <w:r>
+        <w:rPr>
+          <w:lang w:val="ar_AE" w:bidi="ar_AE"/>
+        </w:rPr>
+        <w:t>ملاخي 4: 4–6</w:t>
+      </w:r>
+      <w:r>
+        <w:rPr>
+          <w:lang w:val="ar_AE" w:bidi="ar_AE"/>
+        </w:rPr>
+      </w:r>
+    </w:p>
+    <w:p>
+      <w:pPr>
+        <w:bidi/>
+      </w:pPr>
+      <w:r>
+        <w:rPr>
+          <w:lang w:val="ar_AE" w:bidi="ar_AE"/>
+        </w:rPr>
+      </w:r>
+      <w:r>
+        <w:rPr>
+          <w:lang w:val="ar_AE" w:bidi="ar_AE"/>
+        </w:rPr>
+        <w:t xml:space="preserve">ينتهي السفر بخاتمة تتضمن مناشدات لموسى وإيليّا، وهما نموذجان مثاليان للإيمان بالرب ولمبادئ الشريعة والأنبياء (انظر </w:t>
+      </w:r>
+      <w:hyperlink r:id="rId91">
+        <w:r>
+          <w:rPr>
+            <w:lang w:val="ar_AE" w:bidi="ar_AE"/>
+          </w:rPr>
+          <w:rPr>
+            <w:color w:val="0000EE"/>
+            <w:u w:val="single"/>
+          </w:rPr>
+          <w:t>متى 17:1–4</w:t>
+        </w:r>
+      </w:hyperlink>
+      <w:r>
+        <w:rPr>
+          <w:lang w:val="ar_AE" w:bidi="ar_AE"/>
+        </w:rPr>
+        <w:t>). ويتم تقديم الاثنين كنموذجين للجمهور الذي يخاطبه ملاخي ليتبعهما. في التقليد العبري القديم، قد تكون المناشدتان قد عملتا كملحقين للدَرج الذي يحتوي على الأنبياء الصغار (الأقصر). إذا كان الأمر كذلك، فإن الحاشية الأولى (</w:t>
+      </w:r>
+      <w:hyperlink r:id="rId92">
+        <w:r>
+          <w:rPr>
+            <w:lang w:val="ar_AE" w:bidi="ar_AE"/>
+          </w:rPr>
+          <w:rPr>
+            <w:color w:val="0000EE"/>
+            <w:u w:val="single"/>
+          </w:rPr>
+          <w:t>ملاخي 4:4</w:t>
+        </w:r>
+      </w:hyperlink>
+      <w:r>
+        <w:rPr>
+          <w:lang w:val="ar_AE" w:bidi="ar_AE"/>
+        </w:rPr>
+        <w:t>) تربط الدَرج بناموس موسى. أما الثانية (</w:t>
+      </w:r>
+      <w:hyperlink r:id="rId93">
+        <w:r>
+          <w:rPr>
+            <w:lang w:val="ar_AE" w:bidi="ar_AE"/>
+          </w:rPr>
+          <w:rPr>
+            <w:color w:val="0000EE"/>
+            <w:u w:val="single"/>
+          </w:rPr>
+          <w:t>4:5–6</w:t>
+        </w:r>
+      </w:hyperlink>
+      <w:r>
+        <w:rPr>
+          <w:lang w:val="ar_AE" w:bidi="ar_AE"/>
+        </w:rPr>
+        <w:t>) فتربط دَرج الأنبياء الصغار بالأنبياء الكبار (الأطول)—إشعياء، وإرميا، وحزقيال.</w:t>
+      </w:r>
+      <w:r>
+        <w:rPr>
+          <w:lang w:val="ar_AE" w:bidi="ar_AE"/>
+        </w:rPr>
+      </w:r>
+      <w:r>
+        <w:rPr>
+          <w:lang w:val="ar_AE" w:bidi="ar_AE"/>
+        </w:rPr>
+      </w:r>
+    </w:p>
+    <w:p>
+      <w:pPr>
+        <w:bidi/>
+      </w:pPr>
+      <w:r>
+        <w:rPr>
+          <w:lang w:val="ar_AE" w:bidi="ar_AE"/>
+        </w:rPr>
+      </w:r>
+    </w:p>
+    <w:p>
+      <w:pPr>
+        <w:pStyle w:val="Heading2"/>
+        <w:bidi/>
+      </w:pPr>
+      <w:r>
+        <w:rPr>
+          <w:lang w:val="ar_AE" w:bidi="ar_AE"/>
+        </w:rPr>
+        <w:t>ملاخي 4: 5–6</w:t>
+      </w:r>
+      <w:r>
+        <w:rPr>
+          <w:lang w:val="ar_AE" w:bidi="ar_AE"/>
+        </w:rPr>
+      </w:r>
+    </w:p>
+    <w:p>
+      <w:pPr>
+        <w:bidi/>
+      </w:pPr>
+      <w:r>
+        <w:rPr>
+          <w:lang w:val="ar_AE" w:bidi="ar_AE"/>
+        </w:rPr>
+      </w:r>
+      <w:r>
+        <w:rPr>
+          <w:lang w:val="ar_AE" w:bidi="ar_AE"/>
+        </w:rPr>
+        <w:t xml:space="preserve">يُحذر التذييل الثاني من أن الدينونة الإلهية للأشرار تقترب بالفعل، ويَعِد بالخلاص الإلهي واسترداد الأبرار. • إيليّا هو مثال بارز لنبي من الله قد دعا إلى التوبة برسائل تم تأكيدها بالآيات والعجائب (انظر </w:t>
+      </w:r>
+      <w:hyperlink r:id="rId94">
+        <w:r>
+          <w:rPr>
+            <w:lang w:val="ar_AE" w:bidi="ar_AE"/>
+          </w:rPr>
+          <w:rPr>
+            <w:color w:val="0000EE"/>
+            <w:u w:val="single"/>
+          </w:rPr>
+          <w:t>لوقا 1:17</w:t>
         </w:r>
       </w:hyperlink>
       <w:r>
@@ -880,34 +4377,70 @@
         </w:rPr>
         <w:t xml:space="preserve">؛ </w:t>
       </w:r>
-      <w:hyperlink r:id="rId26">
-        <w:r>
-          <w:rPr>
-            <w:lang w:val="ar_AE" w:bidi="ar_AE"/>
-          </w:rPr>
-          <w:rPr>
-            <w:color w:val="0000EE"/>
-            <w:u w:val="single"/>
-          </w:rPr>
-          <w:t>عوبديا 1:10</w:t>
-        </w:r>
-      </w:hyperlink>
-      <w:r>
-        <w:rPr>
-          <w:lang w:val="ar_AE" w:bidi="ar_AE"/>
-        </w:rPr>
-        <w:t xml:space="preserve">، </w:t>
-      </w:r>
-      <w:hyperlink r:id="rId27">
-        <w:r>
-          <w:rPr>
-            <w:lang w:val="ar_AE" w:bidi="ar_AE"/>
-          </w:rPr>
-          <w:rPr>
-            <w:color w:val="0000EE"/>
-            <w:u w:val="single"/>
-          </w:rPr>
-          <w:t>12</w:t>
+      <w:hyperlink r:id="rId95">
+        <w:r>
+          <w:rPr>
+            <w:lang w:val="ar_AE" w:bidi="ar_AE"/>
+          </w:rPr>
+          <w:rPr>
+            <w:color w:val="0000EE"/>
+            <w:u w:val="single"/>
+          </w:rPr>
+          <w:t>يعقوب 5:17–18</w:t>
+        </w:r>
+      </w:hyperlink>
+      <w:r>
+        <w:rPr>
+          <w:lang w:val="ar_AE" w:bidi="ar_AE"/>
+        </w:rPr>
+        <w:t xml:space="preserve">). كان إيليّا مُعدًّا ليوم الرب (انظر </w:t>
+      </w:r>
+      <w:hyperlink r:id="rId96">
+        <w:r>
+          <w:rPr>
+            <w:lang w:val="ar_AE" w:bidi="ar_AE"/>
+          </w:rPr>
+          <w:rPr>
+            <w:color w:val="0000EE"/>
+            <w:u w:val="single"/>
+          </w:rPr>
+          <w:t>ملاخي 3:1</w:t>
+        </w:r>
+      </w:hyperlink>
+      <w:r>
+        <w:rPr>
+          <w:lang w:val="ar_AE" w:bidi="ar_AE"/>
+        </w:rPr>
+        <w:t xml:space="preserve">). ويحدد العهد الجديد هوية يوحنا المعمدان بأنه النبي الذي أعدّ الطريق ليسوع المسيح (انظر </w:t>
+      </w:r>
+      <w:hyperlink r:id="rId97">
+        <w:r>
+          <w:rPr>
+            <w:lang w:val="ar_AE" w:bidi="ar_AE"/>
+          </w:rPr>
+          <w:rPr>
+            <w:color w:val="0000EE"/>
+            <w:u w:val="single"/>
+          </w:rPr>
+          <w:t>متى 11:11–15</w:t>
+        </w:r>
+      </w:hyperlink>
+      <w:r>
+        <w:rPr>
+          <w:lang w:val="ar_AE" w:bidi="ar_AE"/>
+        </w:rPr>
+        <w:t xml:space="preserve">؛ </w:t>
+      </w:r>
+      <w:hyperlink r:id="rId94">
+        <w:r>
+          <w:rPr>
+            <w:lang w:val="ar_AE" w:bidi="ar_AE"/>
+          </w:rPr>
+          <w:rPr>
+            <w:color w:val="0000EE"/>
+            <w:u w:val="single"/>
+          </w:rPr>
+          <w:t>لوقا 1:17</w:t>
         </w:r>
       </w:hyperlink>
       <w:r>
@@ -946,217 +4479,57 @@
         <w:rPr>
           <w:lang w:val="ar_AE" w:bidi="ar_AE"/>
         </w:rPr>
-        <w:t>ملاخي 1: 6</w:t>
-      </w:r>
-      <w:r>
-        <w:rPr>
-          <w:lang w:val="ar_AE" w:bidi="ar_AE"/>
-        </w:rPr>
-      </w:r>
-    </w:p>
-    <w:p>
-      <w:pPr>
-        <w:bidi/>
-      </w:pPr>
-      <w:r>
-        <w:rPr>
-          <w:lang w:val="ar_AE" w:bidi="ar_AE"/>
-        </w:rPr>
-      </w:r>
-      <w:r>
-        <w:rPr>
-          <w:lang w:val="ar_AE" w:bidi="ar_AE"/>
-        </w:rPr>
-        <w:t xml:space="preserve">الْمُحْتَقِرُونَ اسْمِي: اسم الله يمثل سمعته أو شخصيته (قارن </w:t>
-      </w:r>
-      <w:hyperlink r:id="rId28">
-        <w:r>
-          <w:rPr>
-            <w:lang w:val="ar_AE" w:bidi="ar_AE"/>
-          </w:rPr>
-          <w:rPr>
-            <w:color w:val="0000EE"/>
-            <w:u w:val="single"/>
-          </w:rPr>
-          <w:t>حزقيال 36:19–24</w:t>
-        </w:r>
-      </w:hyperlink>
-      <w:r>
-        <w:rPr>
-          <w:lang w:val="ar_AE" w:bidi="ar_AE"/>
-        </w:rPr>
-        <w:t>). كان اليهود يُظهرون استخفافهم بالله من خلال تقديم ذبائح لا قيمة لها.</w:t>
-      </w:r>
-      <w:r>
-        <w:rPr>
-          <w:lang w:val="ar_AE" w:bidi="ar_AE"/>
-        </w:rPr>
-      </w:r>
-      <w:r>
-        <w:rPr>
-          <w:lang w:val="ar_AE" w:bidi="ar_AE"/>
-        </w:rPr>
-      </w:r>
-    </w:p>
-    <w:p>
-      <w:pPr>
-        <w:bidi/>
-      </w:pPr>
-      <w:r>
-        <w:rPr>
-          <w:lang w:val="ar_AE" w:bidi="ar_AE"/>
-        </w:rPr>
-      </w:r>
-    </w:p>
-    <w:p>
-      <w:pPr>
-        <w:pStyle w:val="Heading2"/>
-        <w:bidi/>
-      </w:pPr>
-      <w:r>
-        <w:rPr>
-          <w:lang w:val="ar_AE" w:bidi="ar_AE"/>
-        </w:rPr>
-        <w:t>ملاخي 1: 6–2: 9</w:t>
-      </w:r>
-      <w:r>
-        <w:rPr>
-          <w:lang w:val="ar_AE" w:bidi="ar_AE"/>
-        </w:rPr>
-      </w:r>
-    </w:p>
-    <w:p>
-      <w:pPr>
-        <w:bidi/>
-      </w:pPr>
-      <w:r>
-        <w:rPr>
-          <w:lang w:val="ar_AE" w:bidi="ar_AE"/>
-        </w:rPr>
-      </w:r>
-      <w:r>
-        <w:rPr>
-          <w:lang w:val="ar_AE" w:bidi="ar_AE"/>
-        </w:rPr>
-        <w:t>تؤكد الرسالة الثانية لملاخي على دور الرب كإله وأب لإسرائيل؛ فهو وحده الذي يستحق العبادة الحقيقية. يُظهر الجزء الأول (</w:t>
-      </w:r>
-      <w:hyperlink r:id="rId29">
-        <w:r>
-          <w:rPr>
-            <w:lang w:val="ar_AE" w:bidi="ar_AE"/>
-          </w:rPr>
-          <w:rPr>
-            <w:color w:val="0000EE"/>
-            <w:u w:val="single"/>
-          </w:rPr>
-          <w:t>1:6–14</w:t>
-        </w:r>
-      </w:hyperlink>
-      <w:r>
-        <w:rPr>
-          <w:lang w:val="ar_AE" w:bidi="ar_AE"/>
-        </w:rPr>
-        <w:t>) كيف أن الإسرائيليين قد أهانوا الله برغم رعايته الأبوية وقوته العظيمة. بينما يُحذِّر الجزء الثاني (</w:t>
-      </w:r>
-      <w:hyperlink r:id="rId30">
-        <w:r>
-          <w:rPr>
-            <w:lang w:val="ar_AE" w:bidi="ar_AE"/>
-          </w:rPr>
-          <w:rPr>
-            <w:color w:val="0000EE"/>
-            <w:u w:val="single"/>
-          </w:rPr>
-          <w:t>2:1–9</w:t>
-        </w:r>
-      </w:hyperlink>
-      <w:r>
-        <w:rPr>
-          <w:lang w:val="ar_AE" w:bidi="ar_AE"/>
-        </w:rPr>
-        <w:t>) الكهنة في يهوذا من تقديم الحيوانات المريضة والمعيبة كذبائح ويلومهم على عدم تعليم وصايا الله (</w:t>
-      </w:r>
-      <w:hyperlink r:id="rId31">
-        <w:r>
-          <w:rPr>
-            <w:lang w:val="ar_AE" w:bidi="ar_AE"/>
-          </w:rPr>
-          <w:rPr>
-            <w:color w:val="0000EE"/>
-            <w:u w:val="single"/>
-          </w:rPr>
-          <w:t>2:6–8</w:t>
-        </w:r>
-      </w:hyperlink>
-      <w:r>
-        <w:rPr>
-          <w:lang w:val="ar_AE" w:bidi="ar_AE"/>
-        </w:rPr>
-        <w:t>).</w:t>
-      </w:r>
-      <w:r>
-        <w:rPr>
-          <w:lang w:val="ar_AE" w:bidi="ar_AE"/>
-        </w:rPr>
-      </w:r>
-      <w:r>
-        <w:rPr>
-          <w:lang w:val="ar_AE" w:bidi="ar_AE"/>
-        </w:rPr>
-      </w:r>
-    </w:p>
-    <w:p>
-      <w:pPr>
-        <w:bidi/>
-      </w:pPr>
-      <w:r>
-        <w:rPr>
-          <w:lang w:val="ar_AE" w:bidi="ar_AE"/>
-        </w:rPr>
-      </w:r>
-    </w:p>
-    <w:p>
-      <w:pPr>
-        <w:pStyle w:val="Heading2"/>
-        <w:bidi/>
-      </w:pPr>
-      <w:r>
-        <w:rPr>
-          <w:lang w:val="ar_AE" w:bidi="ar_AE"/>
-        </w:rPr>
-        <w:t>ملاخي 1: 7</w:t>
-      </w:r>
-      <w:r>
-        <w:rPr>
-          <w:lang w:val="ar_AE" w:bidi="ar_AE"/>
-        </w:rPr>
-      </w:r>
-    </w:p>
-    <w:p>
-      <w:pPr>
-        <w:bidi/>
-      </w:pPr>
-      <w:r>
-        <w:rPr>
-          <w:lang w:val="ar_AE" w:bidi="ar_AE"/>
-        </w:rPr>
-      </w:r>
-      <w:r>
-        <w:rPr>
-          <w:lang w:val="ar_AE" w:bidi="ar_AE"/>
-        </w:rPr>
-        <w:t>بِمَ نَجَّسْنَاكَ؟: النجاسة الطقسية أو العدم الطهارة كانا يمنعان شيئًا أو شخصًا من المشاركة في طقوس عبادة الرب. وكانت النجاسة في هذه الحالة ناتجة عن تجاهل الوصايا المتعلقة بالذبائح الحيوانية المقبولة (</w:t>
-      </w:r>
-      <w:hyperlink r:id="rId32">
-        <w:r>
-          <w:rPr>
-            <w:lang w:val="ar_AE" w:bidi="ar_AE"/>
-          </w:rPr>
-          <w:rPr>
-            <w:color w:val="0000EE"/>
-            <w:u w:val="single"/>
-          </w:rPr>
-          <w:t>لاويين 22:17–25</w:t>
+        <w:t>ملاخي 4: 6</w:t>
+      </w:r>
+      <w:r>
+        <w:rPr>
+          <w:lang w:val="ar_AE" w:bidi="ar_AE"/>
+        </w:rPr>
+      </w:r>
+    </w:p>
+    <w:p>
+      <w:pPr>
+        <w:bidi/>
+      </w:pPr>
+      <w:r>
+        <w:rPr>
+          <w:lang w:val="ar_AE" w:bidi="ar_AE"/>
+        </w:rPr>
+      </w:r>
+      <w:r>
+        <w:rPr>
+          <w:lang w:val="ar_AE" w:bidi="ar_AE"/>
+        </w:rPr>
+        <w:t xml:space="preserve">فَيَرُدُّ قَلْبَ الآبَاءِ عَلَى الأَبْنَاءِ: هناك موضوعان رئيسان بارزان في ملاخي وأنبياء العهد القديم عمومًا، وهما تغيير القلوب وخدمة المصالحة. التحوّل والرجوع هو مصطلح في العهد القديم يشير إلى التوبة ويدل على تغيير كامل في الولاءات. ويؤدي الرجوع إلى الله إلى المصالحة بين الأجيال (انظر </w:t>
+      </w:r>
+      <w:hyperlink r:id="rId98">
+        <w:r>
+          <w:rPr>
+            <w:lang w:val="ar_AE" w:bidi="ar_AE"/>
+          </w:rPr>
+          <w:rPr>
+            <w:color w:val="0000EE"/>
+            <w:u w:val="single"/>
+          </w:rPr>
+          <w:t>2 كورنثوس 5:18–20</w:t>
+        </w:r>
+      </w:hyperlink>
+      <w:r>
+        <w:rPr>
+          <w:lang w:val="ar_AE" w:bidi="ar_AE"/>
+        </w:rPr>
+        <w:t xml:space="preserve">). • أَضْرِبَ الأَرْضَ بِلَعْنٍ: تشير كلمة لعنة إلى التدمير الكامل (انظر </w:t>
+      </w:r>
+      <w:hyperlink r:id="rId99">
+        <w:r>
+          <w:rPr>
+            <w:lang w:val="ar_AE" w:bidi="ar_AE"/>
+          </w:rPr>
+          <w:rPr>
+            <w:color w:val="0000EE"/>
+            <w:u w:val="single"/>
+          </w:rPr>
+          <w:t>تثنية 7:26</w:t>
         </w:r>
       </w:hyperlink>
       <w:r>
@@ -1165,255 +4538,16 @@
         </w:rPr>
         <w:t xml:space="preserve">؛ </w:t>
       </w:r>
-      <w:hyperlink r:id="rId33">
-        <w:r>
-          <w:rPr>
-            <w:lang w:val="ar_AE" w:bidi="ar_AE"/>
-          </w:rPr>
-          <w:rPr>
-            <w:color w:val="0000EE"/>
-            <w:u w:val="single"/>
-          </w:rPr>
-          <w:t>تثنية 15:21</w:t>
-        </w:r>
-      </w:hyperlink>
-      <w:r>
-        <w:rPr>
-          <w:lang w:val="ar_AE" w:bidi="ar_AE"/>
-        </w:rPr>
-        <w:t>).</w:t>
-      </w:r>
-      <w:r>
-        <w:rPr>
-          <w:lang w:val="ar_AE" w:bidi="ar_AE"/>
-        </w:rPr>
-      </w:r>
-      <w:r>
-        <w:rPr>
-          <w:lang w:val="ar_AE" w:bidi="ar_AE"/>
-        </w:rPr>
-      </w:r>
-    </w:p>
-    <w:p>
-      <w:pPr>
-        <w:bidi/>
-      </w:pPr>
-      <w:r>
-        <w:rPr>
-          <w:lang w:val="ar_AE" w:bidi="ar_AE"/>
-        </w:rPr>
-      </w:r>
-    </w:p>
-    <w:p>
-      <w:pPr>
-        <w:pStyle w:val="Heading2"/>
-        <w:bidi/>
-      </w:pPr>
-      <w:r>
-        <w:rPr>
-          <w:lang w:val="ar_AE" w:bidi="ar_AE"/>
-        </w:rPr>
-        <w:t>ملاخي 1: 8</w:t>
-      </w:r>
-      <w:r>
-        <w:rPr>
-          <w:lang w:val="ar_AE" w:bidi="ar_AE"/>
-        </w:rPr>
-      </w:r>
-    </w:p>
-    <w:p>
-      <w:pPr>
-        <w:bidi/>
-      </w:pPr>
-      <w:r>
-        <w:rPr>
-          <w:lang w:val="ar_AE" w:bidi="ar_AE"/>
-        </w:rPr>
-      </w:r>
-      <w:r>
-        <w:rPr>
-          <w:lang w:val="ar_AE" w:bidi="ar_AE"/>
-        </w:rPr>
-        <w:t xml:space="preserve">كان الوالي هو المشرف المُعيّن من قِبَل فارس على مقاطعة يهوذا. ويكشف الترتيب بين </w:t>
-      </w:r>
-      <w:r>
-        <w:rPr>
-          <w:i/>
-          <w:lang w:val="ar_AE" w:bidi="ar_AE"/>
-        </w:rPr>
-        <w:t xml:space="preserve">مَذْبَحِي </w:t>
-      </w:r>
-      <w:r>
-        <w:rPr>
-          <w:lang w:val="ar_AE" w:bidi="ar_AE"/>
-        </w:rPr>
-        <w:t>(</w:t>
-      </w:r>
-      <w:hyperlink r:id="rId34">
-        <w:r>
-          <w:rPr>
-            <w:lang w:val="ar_AE" w:bidi="ar_AE"/>
-          </w:rPr>
-          <w:rPr>
-            <w:color w:val="0000EE"/>
-            <w:u w:val="single"/>
-          </w:rPr>
-          <w:t>1:7</w:t>
-        </w:r>
-      </w:hyperlink>
-      <w:r>
-        <w:rPr>
-          <w:lang w:val="ar_AE" w:bidi="ar_AE"/>
-        </w:rPr>
-        <w:t>) و</w:t>
-      </w:r>
-      <w:r>
-        <w:rPr>
-          <w:i/>
-          <w:lang w:val="ar_AE" w:bidi="ar_AE"/>
-        </w:rPr>
-        <w:t xml:space="preserve">لِوَالِيكَ </w:t>
-      </w:r>
-      <w:r>
-        <w:rPr>
-          <w:lang w:val="ar_AE" w:bidi="ar_AE"/>
-        </w:rPr>
-        <w:t>(</w:t>
-      </w:r>
-      <w:hyperlink r:id="rId35">
-        <w:r>
-          <w:rPr>
-            <w:lang w:val="ar_AE" w:bidi="ar_AE"/>
-          </w:rPr>
-          <w:rPr>
-            <w:color w:val="0000EE"/>
-            <w:u w:val="single"/>
-          </w:rPr>
-          <w:t>1:8</w:t>
-        </w:r>
-      </w:hyperlink>
-      <w:r>
-        <w:rPr>
-          <w:lang w:val="ar_AE" w:bidi="ar_AE"/>
-        </w:rPr>
-        <w:t>) عن اختلال في الولاء لدى الكهنة اللاويين. • قَالَ رَبُّ الْجُنُودِ: تُعرف هذه العبارة بصيغة الرسول في الخطاب النبوي وتدل على أن سلطة الله تقف وراء رسالة النبي.</w:t>
-      </w:r>
-      <w:r>
-        <w:rPr>
-          <w:lang w:val="ar_AE" w:bidi="ar_AE"/>
-        </w:rPr>
-      </w:r>
-      <w:r>
-        <w:rPr>
-          <w:lang w:val="ar_AE" w:bidi="ar_AE"/>
-        </w:rPr>
-      </w:r>
-    </w:p>
-    <w:p>
-      <w:pPr>
-        <w:bidi/>
-      </w:pPr>
-      <w:r>
-        <w:rPr>
-          <w:lang w:val="ar_AE" w:bidi="ar_AE"/>
-        </w:rPr>
-      </w:r>
-    </w:p>
-    <w:p>
-      <w:pPr>
-        <w:pStyle w:val="Heading2"/>
-        <w:bidi/>
-      </w:pPr>
-      <w:r>
-        <w:rPr>
-          <w:lang w:val="ar_AE" w:bidi="ar_AE"/>
-        </w:rPr>
-        <w:t>ملاخي 1: 12</w:t>
-      </w:r>
-      <w:r>
-        <w:rPr>
-          <w:lang w:val="ar_AE" w:bidi="ar_AE"/>
-        </w:rPr>
-      </w:r>
-    </w:p>
-    <w:p>
-      <w:pPr>
-        <w:bidi/>
-      </w:pPr>
-      <w:r>
-        <w:rPr>
-          <w:lang w:val="ar_AE" w:bidi="ar_AE"/>
-        </w:rPr>
-      </w:r>
-      <w:r>
-        <w:rPr>
-          <w:lang w:val="ar_AE" w:bidi="ar_AE"/>
-        </w:rPr>
-        <w:t>كان الاحتقار حالة مستمرة. ومن المفارقات أن حراس علاقة إسرائيل العهدية مع الرب كانوا هم من يدنسون هيكله بشكل متكرر بتقديم ذبائح نجسة.</w:t>
-      </w:r>
-      <w:r>
-        <w:rPr>
-          <w:lang w:val="ar_AE" w:bidi="ar_AE"/>
-        </w:rPr>
-      </w:r>
-      <w:r>
-        <w:rPr>
-          <w:lang w:val="ar_AE" w:bidi="ar_AE"/>
-        </w:rPr>
-      </w:r>
-    </w:p>
-    <w:p>
-      <w:pPr>
-        <w:bidi/>
-      </w:pPr>
-      <w:r>
-        <w:rPr>
-          <w:lang w:val="ar_AE" w:bidi="ar_AE"/>
-        </w:rPr>
-      </w:r>
-    </w:p>
-    <w:p>
-      <w:pPr>
-        <w:pStyle w:val="Heading2"/>
-        <w:bidi/>
-      </w:pPr>
-      <w:r>
-        <w:rPr>
-          <w:lang w:val="ar_AE" w:bidi="ar_AE"/>
-        </w:rPr>
-        <w:t>ملاخي 1: 14</w:t>
-      </w:r>
-      <w:r>
-        <w:rPr>
-          <w:lang w:val="ar_AE" w:bidi="ar_AE"/>
-        </w:rPr>
-      </w:r>
-    </w:p>
-    <w:p>
-      <w:pPr>
-        <w:bidi/>
-      </w:pPr>
-      <w:r>
-        <w:rPr>
-          <w:lang w:val="ar_AE" w:bidi="ar_AE"/>
-        </w:rPr>
-      </w:r>
-      <w:r>
-        <w:rPr>
-          <w:lang w:val="ar_AE" w:bidi="ar_AE"/>
-        </w:rPr>
-        <w:t xml:space="preserve">وَمَلْعُونٌ: كان "الربط بلعنة" يعني تسليم الفرد إلى الشقاء كعقاب على جريمة خطيرة ضد المجتمع (انظر </w:t>
-      </w:r>
-      <w:hyperlink r:id="rId36">
-        <w:r>
-          <w:rPr>
-            <w:lang w:val="ar_AE" w:bidi="ar_AE"/>
-          </w:rPr>
-          <w:rPr>
-            <w:color w:val="0000EE"/>
-            <w:u w:val="single"/>
-          </w:rPr>
-          <w:t>تثنية 27: 15–26</w:t>
+      <w:hyperlink r:id="rId100">
+        <w:r>
+          <w:rPr>
+            <w:lang w:val="ar_AE" w:bidi="ar_AE"/>
+          </w:rPr>
+          <w:rPr>
+            <w:color w:val="0000EE"/>
+            <w:u w:val="single"/>
+          </w:rPr>
+          <w:t>1 صموئيل 15:18</w:t>
         </w:r>
       </w:hyperlink>
       <w:r>
@@ -1422,3146 +4556,6 @@
         </w:rPr>
         <w:t xml:space="preserve">؛ </w:t>
       </w:r>
-      <w:hyperlink r:id="rId37">
-        <w:r>
-          <w:rPr>
-            <w:lang w:val="ar_AE" w:bidi="ar_AE"/>
-          </w:rPr>
-          <w:rPr>
-            <w:color w:val="0000EE"/>
-            <w:u w:val="single"/>
-          </w:rPr>
-          <w:t>إرميا 48: 10</w:t>
-        </w:r>
-      </w:hyperlink>
-      <w:r>
-        <w:rPr>
-          <w:lang w:val="ar_AE" w:bidi="ar_AE"/>
-        </w:rPr>
-        <w:t>). لقد تكلم ملاخي باسم الرب، فكانت اللعنة إعلانًا بالهلاك.</w:t>
-      </w:r>
-      <w:r>
-        <w:rPr>
-          <w:lang w:val="ar_AE" w:bidi="ar_AE"/>
-        </w:rPr>
-      </w:r>
-      <w:r>
-        <w:rPr>
-          <w:lang w:val="ar_AE" w:bidi="ar_AE"/>
-        </w:rPr>
-      </w:r>
-    </w:p>
-    <w:p>
-      <w:pPr>
-        <w:bidi/>
-      </w:pPr>
-      <w:r>
-        <w:rPr>
-          <w:lang w:val="ar_AE" w:bidi="ar_AE"/>
-        </w:rPr>
-      </w:r>
-    </w:p>
-    <w:p>
-      <w:pPr>
-        <w:pStyle w:val="Heading2"/>
-        <w:bidi/>
-      </w:pPr>
-      <w:r>
-        <w:rPr>
-          <w:lang w:val="ar_AE" w:bidi="ar_AE"/>
-        </w:rPr>
-        <w:t>ملاخي 2: 2</w:t>
-      </w:r>
-      <w:r>
-        <w:rPr>
-          <w:lang w:val="ar_AE" w:bidi="ar_AE"/>
-        </w:rPr>
-      </w:r>
-    </w:p>
-    <w:p>
-      <w:pPr>
-        <w:bidi/>
-      </w:pPr>
-      <w:r>
-        <w:rPr>
-          <w:lang w:val="ar_AE" w:bidi="ar_AE"/>
-        </w:rPr>
-      </w:r>
-      <w:r>
-        <w:rPr>
-          <w:lang w:val="ar_AE" w:bidi="ar_AE"/>
-        </w:rPr>
-        <w:t xml:space="preserve">تَجْعَلُونَ فِي الْقَلْبِ: كانت هذه مسألة إرادة وليست مشاعر. • أُرْسِلُ عَلَيْكُمُ اللَّعْنَ: كان ملاخي يفكر في الهلاك الشامل لأولئك الذين انتهكوا عهد الله (انظر </w:t>
-      </w:r>
-      <w:hyperlink r:id="rId38">
-        <w:r>
-          <w:rPr>
-            <w:lang w:val="ar_AE" w:bidi="ar_AE"/>
-          </w:rPr>
-          <w:rPr>
-            <w:color w:val="0000EE"/>
-            <w:u w:val="single"/>
-          </w:rPr>
-          <w:t>تثنية 28:20</w:t>
-        </w:r>
-      </w:hyperlink>
-      <w:r>
-        <w:rPr>
-          <w:lang w:val="ar_AE" w:bidi="ar_AE"/>
-        </w:rPr>
-        <w:t>).</w:t>
-      </w:r>
-      <w:r>
-        <w:rPr>
-          <w:lang w:val="ar_AE" w:bidi="ar_AE"/>
-        </w:rPr>
-      </w:r>
-      <w:r>
-        <w:rPr>
-          <w:lang w:val="ar_AE" w:bidi="ar_AE"/>
-        </w:rPr>
-      </w:r>
-    </w:p>
-    <w:p>
-      <w:pPr>
-        <w:bidi/>
-      </w:pPr>
-      <w:r>
-        <w:rPr>
-          <w:lang w:val="ar_AE" w:bidi="ar_AE"/>
-        </w:rPr>
-      </w:r>
-    </w:p>
-    <w:p>
-      <w:pPr>
-        <w:pStyle w:val="Heading2"/>
-        <w:bidi/>
-      </w:pPr>
-      <w:r>
-        <w:rPr>
-          <w:lang w:val="ar_AE" w:bidi="ar_AE"/>
-        </w:rPr>
-        <w:t>ملاخي 2: 4</w:t>
-      </w:r>
-      <w:r>
-        <w:rPr>
-          <w:lang w:val="ar_AE" w:bidi="ar_AE"/>
-        </w:rPr>
-      </w:r>
-    </w:p>
-    <w:p>
-      <w:pPr>
-        <w:bidi/>
-      </w:pPr>
-      <w:r>
-        <w:rPr>
-          <w:lang w:val="ar_AE" w:bidi="ar_AE"/>
-        </w:rPr>
-      </w:r>
-      <w:r>
-        <w:rPr>
-          <w:lang w:val="ar_AE" w:bidi="ar_AE"/>
-        </w:rPr>
-        <w:t>عَهْدِي مَعَ لاَوِي: إذا كرّس اللاويون أنفسهم لخدمة الله وتخلوا عن مجدهم الشخصي، فإن الله سيمنحهم الحياة والسلام (</w:t>
-      </w:r>
-      <w:hyperlink r:id="rId39">
-        <w:r>
-          <w:rPr>
-            <w:lang w:val="ar_AE" w:bidi="ar_AE"/>
-          </w:rPr>
-          <w:rPr>
-            <w:color w:val="0000EE"/>
-            <w:u w:val="single"/>
-          </w:rPr>
-          <w:t>2:5</w:t>
-        </w:r>
-      </w:hyperlink>
-      <w:r>
-        <w:rPr>
-          <w:lang w:val="ar_AE" w:bidi="ar_AE"/>
-        </w:rPr>
-        <w:t xml:space="preserve">؛ قارن </w:t>
-      </w:r>
-      <w:hyperlink r:id="rId40">
-        <w:r>
-          <w:rPr>
-            <w:lang w:val="ar_AE" w:bidi="ar_AE"/>
-          </w:rPr>
-          <w:rPr>
-            <w:color w:val="0000EE"/>
-            <w:u w:val="single"/>
-          </w:rPr>
-          <w:t>العدد 8:5–26</w:t>
-        </w:r>
-      </w:hyperlink>
-      <w:r>
-        <w:rPr>
-          <w:lang w:val="ar_AE" w:bidi="ar_AE"/>
-        </w:rPr>
-        <w:t xml:space="preserve">؛ </w:t>
-      </w:r>
-      <w:hyperlink r:id="rId41">
-        <w:r>
-          <w:rPr>
-            <w:lang w:val="ar_AE" w:bidi="ar_AE"/>
-          </w:rPr>
-          <w:rPr>
-            <w:color w:val="0000EE"/>
-            <w:u w:val="single"/>
-          </w:rPr>
-          <w:t>25:12–13</w:t>
-        </w:r>
-      </w:hyperlink>
-      <w:r>
-        <w:rPr>
-          <w:lang w:val="ar_AE" w:bidi="ar_AE"/>
-        </w:rPr>
-        <w:t>). كانت مسؤوليتهم الأساسية هي تعليم وصايا الله (</w:t>
-      </w:r>
-      <w:hyperlink r:id="rId42">
-        <w:r>
-          <w:rPr>
-            <w:lang w:val="ar_AE" w:bidi="ar_AE"/>
-          </w:rPr>
-          <w:rPr>
-            <w:color w:val="0000EE"/>
-            <w:u w:val="single"/>
-          </w:rPr>
-          <w:t>ملاخي 2:7</w:t>
-        </w:r>
-      </w:hyperlink>
-      <w:r>
-        <w:rPr>
-          <w:lang w:val="ar_AE" w:bidi="ar_AE"/>
-        </w:rPr>
-        <w:t>).</w:t>
-      </w:r>
-      <w:r>
-        <w:rPr>
-          <w:lang w:val="ar_AE" w:bidi="ar_AE"/>
-        </w:rPr>
-      </w:r>
-      <w:r>
-        <w:rPr>
-          <w:lang w:val="ar_AE" w:bidi="ar_AE"/>
-        </w:rPr>
-      </w:r>
-    </w:p>
-    <w:p>
-      <w:pPr>
-        <w:bidi/>
-      </w:pPr>
-      <w:r>
-        <w:rPr>
-          <w:lang w:val="ar_AE" w:bidi="ar_AE"/>
-        </w:rPr>
-      </w:r>
-    </w:p>
-    <w:p>
-      <w:pPr>
-        <w:pStyle w:val="Heading2"/>
-        <w:bidi/>
-      </w:pPr>
-      <w:r>
-        <w:rPr>
-          <w:lang w:val="ar_AE" w:bidi="ar_AE"/>
-        </w:rPr>
-        <w:t>ملاخي 2: 7</w:t>
-      </w:r>
-      <w:r>
-        <w:rPr>
-          <w:lang w:val="ar_AE" w:bidi="ar_AE"/>
-        </w:rPr>
-      </w:r>
-    </w:p>
-    <w:p>
-      <w:pPr>
-        <w:bidi/>
-      </w:pPr>
-      <w:r>
-        <w:rPr>
-          <w:lang w:val="ar_AE" w:bidi="ar_AE"/>
-        </w:rPr>
-      </w:r>
-      <w:r>
-        <w:rPr>
-          <w:lang w:val="ar_AE" w:bidi="ar_AE"/>
-        </w:rPr>
-        <w:t>كان الكهنة قد أُوكلت إليهم المعرفة المُقَدَّسة لله كما كُشفت في شريعة موسى. ومن خلال دورهم كمُعَلِّمين، كانوا حراس عهد الله مع إسرائيل (</w:t>
-      </w:r>
-      <w:hyperlink r:id="rId43">
-        <w:r>
-          <w:rPr>
-            <w:lang w:val="ar_AE" w:bidi="ar_AE"/>
-          </w:rPr>
-          <w:rPr>
-            <w:color w:val="0000EE"/>
-            <w:u w:val="single"/>
-          </w:rPr>
-          <w:t>تثنية 33:9–10</w:t>
-        </w:r>
-      </w:hyperlink>
-      <w:r>
-        <w:rPr>
-          <w:lang w:val="ar_AE" w:bidi="ar_AE"/>
-        </w:rPr>
-        <w:t xml:space="preserve">). • رَسُولُ (العبرية ملاك mal’ak): قد يكون هذا تلاعبًا بالألفاظ على اسم </w:t>
-      </w:r>
-      <w:r>
-        <w:rPr>
-          <w:i/>
-          <w:lang w:val="ar_AE" w:bidi="ar_AE"/>
-        </w:rPr>
-        <w:t>ملاخي</w:t>
-      </w:r>
-      <w:r>
-        <w:rPr>
-          <w:lang w:val="ar_AE" w:bidi="ar_AE"/>
-        </w:rPr>
-        <w:t xml:space="preserve"> (ملاكي mal’aki). عادةً ما كان هذا اللقب مخصصًا لأنبياء العهد القديم العبرانيين، لكن ملاخي ينسب واجبات نبوية للكاهن، حيث كان على الكهنة تفسير كلمة الله.</w:t>
-      </w:r>
-      <w:r>
-        <w:rPr>
-          <w:lang w:val="ar_AE" w:bidi="ar_AE"/>
-        </w:rPr>
-      </w:r>
-      <w:r>
-        <w:rPr>
-          <w:lang w:val="ar_AE" w:bidi="ar_AE"/>
-        </w:rPr>
-      </w:r>
-    </w:p>
-    <w:p>
-      <w:pPr>
-        <w:bidi/>
-      </w:pPr>
-      <w:r>
-        <w:rPr>
-          <w:lang w:val="ar_AE" w:bidi="ar_AE"/>
-        </w:rPr>
-      </w:r>
-    </w:p>
-    <w:p>
-      <w:pPr>
-        <w:pStyle w:val="Heading2"/>
-        <w:bidi/>
-      </w:pPr>
-      <w:r>
-        <w:rPr>
-          <w:lang w:val="ar_AE" w:bidi="ar_AE"/>
-        </w:rPr>
-        <w:t>ملاخي 2: 9</w:t>
-      </w:r>
-      <w:r>
-        <w:rPr>
-          <w:lang w:val="ar_AE" w:bidi="ar_AE"/>
-        </w:rPr>
-      </w:r>
-    </w:p>
-    <w:p>
-      <w:pPr>
-        <w:bidi/>
-      </w:pPr>
-      <w:r>
-        <w:rPr>
-          <w:lang w:val="ar_AE" w:bidi="ar_AE"/>
-        </w:rPr>
-      </w:r>
-      <w:r>
-        <w:rPr>
-          <w:lang w:val="ar_AE" w:bidi="ar_AE"/>
-        </w:rPr>
-        <w:t xml:space="preserve">حَابَيْتُمْ (حرفيًا </w:t>
-      </w:r>
-      <w:r>
-        <w:rPr>
-          <w:i/>
-          <w:lang w:val="ar_AE" w:bidi="ar_AE"/>
-        </w:rPr>
-        <w:t>رفعتم الوجه</w:t>
-      </w:r>
-      <w:r>
-        <w:rPr>
-          <w:lang w:val="ar_AE" w:bidi="ar_AE"/>
-        </w:rPr>
-        <w:t xml:space="preserve">): التعبير موجود أيضًا في </w:t>
-      </w:r>
-      <w:hyperlink r:id="rId35">
-        <w:r>
-          <w:rPr>
-            <w:lang w:val="ar_AE" w:bidi="ar_AE"/>
-          </w:rPr>
-          <w:rPr>
-            <w:color w:val="0000EE"/>
-            <w:u w:val="single"/>
-          </w:rPr>
-          <w:t>1:8</w:t>
-        </w:r>
-      </w:hyperlink>
-      <w:r>
-        <w:rPr>
-          <w:lang w:val="ar_AE" w:bidi="ar_AE"/>
-        </w:rPr>
-        <w:t xml:space="preserve"> ("أَفَيَرْضَى عَلَيْكَ أَوْ يَرْفَعُ وَجْهَكَ"). كان ينبغي للكهنة أن يطبقوا الشريعة بلطف وعدل، لكنهم لم يفعلوا ذلك. كان من السخيف أن يفترض الكهنة أن الله سيظهر لهم إحسانًا عندما أظهروا تحيزًا في أداء واجباتهم المقررة.</w:t>
-      </w:r>
-      <w:r>
-        <w:rPr>
-          <w:lang w:val="ar_AE" w:bidi="ar_AE"/>
-        </w:rPr>
-      </w:r>
-      <w:r>
-        <w:rPr>
-          <w:lang w:val="ar_AE" w:bidi="ar_AE"/>
-        </w:rPr>
-      </w:r>
-    </w:p>
-    <w:p>
-      <w:pPr>
-        <w:bidi/>
-      </w:pPr>
-      <w:r>
-        <w:rPr>
-          <w:lang w:val="ar_AE" w:bidi="ar_AE"/>
-        </w:rPr>
-      </w:r>
-    </w:p>
-    <w:p>
-      <w:pPr>
-        <w:pStyle w:val="Heading2"/>
-        <w:bidi/>
-      </w:pPr>
-      <w:r>
-        <w:rPr>
-          <w:lang w:val="ar_AE" w:bidi="ar_AE"/>
-        </w:rPr>
-        <w:t>ملاخي 2: 10</w:t>
-      </w:r>
-      <w:r>
-        <w:rPr>
-          <w:lang w:val="ar_AE" w:bidi="ar_AE"/>
-        </w:rPr>
-      </w:r>
-    </w:p>
-    <w:p>
-      <w:pPr>
-        <w:bidi/>
-      </w:pPr>
-      <w:r>
-        <w:rPr>
-          <w:lang w:val="ar_AE" w:bidi="ar_AE"/>
-        </w:rPr>
-      </w:r>
-      <w:r>
-        <w:rPr>
-          <w:lang w:val="ar_AE" w:bidi="ar_AE"/>
-        </w:rPr>
-        <w:t xml:space="preserve">أَبٌ وَاحِدٌ لِكُلِّنَا … إِلهٌ وَاحِدٌ خَلَقَنَا (أو </w:t>
-      </w:r>
-      <w:r>
-        <w:rPr>
-          <w:i/>
-          <w:lang w:val="ar_AE" w:bidi="ar_AE"/>
-        </w:rPr>
-        <w:t>بواسطة إله واحد</w:t>
-      </w:r>
-      <w:r>
-        <w:rPr>
-          <w:lang w:val="ar_AE" w:bidi="ar_AE"/>
-        </w:rPr>
-        <w:t>): هذه الألقاب الإلهية تؤكد تفرد الرب كخالق ودوره الحصري كالأب لإسرائيل. عبارة "</w:t>
-      </w:r>
-      <w:r>
-        <w:rPr>
-          <w:i/>
-          <w:lang w:val="ar_AE" w:bidi="ar_AE"/>
-        </w:rPr>
-        <w:t>إله واحد"</w:t>
-      </w:r>
-      <w:r>
-        <w:rPr>
-          <w:lang w:val="ar_AE" w:bidi="ar_AE"/>
-        </w:rPr>
-        <w:t xml:space="preserve"> تردد صدي </w:t>
-      </w:r>
-      <w:r>
-        <w:rPr>
-          <w:i/>
-          <w:lang w:val="ar_AE" w:bidi="ar_AE"/>
-        </w:rPr>
-        <w:t>شيماع</w:t>
-      </w:r>
-      <w:r>
-        <w:rPr>
-          <w:lang w:val="ar_AE" w:bidi="ar_AE"/>
-        </w:rPr>
-        <w:t>، عقيدة التوحيد لإسرائيل (</w:t>
-      </w:r>
-      <w:hyperlink r:id="rId44">
-        <w:r>
-          <w:rPr>
-            <w:lang w:val="ar_AE" w:bidi="ar_AE"/>
-          </w:rPr>
-          <w:rPr>
-            <w:color w:val="0000EE"/>
-            <w:u w:val="single"/>
-          </w:rPr>
-          <w:t>تثنية 6:4–5</w:t>
-        </w:r>
-      </w:hyperlink>
-      <w:r>
-        <w:rPr>
-          <w:lang w:val="ar_AE" w:bidi="ar_AE"/>
-        </w:rPr>
-        <w:t>). • نَغْدُرُ: الأطروحة المركزية لهذه الرسالة الثالثة هي أن الطلاق يُعدّ خيانة. • عَهْدِ آبَائِنَا: يشير النبي إلى العهد الذي تم قطعه في سيناء، مُذَكِّرًا الناس بأن شريعة موسى نصّت على المسؤولية تجاه الله وتجاه بعضهم البعض.</w:t>
-      </w:r>
-      <w:r>
-        <w:rPr>
-          <w:lang w:val="ar_AE" w:bidi="ar_AE"/>
-        </w:rPr>
-      </w:r>
-      <w:r>
-        <w:rPr>
-          <w:lang w:val="ar_AE" w:bidi="ar_AE"/>
-        </w:rPr>
-      </w:r>
-    </w:p>
-    <w:p>
-      <w:pPr>
-        <w:bidi/>
-      </w:pPr>
-      <w:r>
-        <w:rPr>
-          <w:lang w:val="ar_AE" w:bidi="ar_AE"/>
-        </w:rPr>
-      </w:r>
-    </w:p>
-    <w:p>
-      <w:pPr>
-        <w:pStyle w:val="Heading2"/>
-        <w:bidi/>
-      </w:pPr>
-      <w:r>
-        <w:rPr>
-          <w:lang w:val="ar_AE" w:bidi="ar_AE"/>
-        </w:rPr>
-        <w:t>ملاخي 2: 10–16</w:t>
-      </w:r>
-      <w:r>
-        <w:rPr>
-          <w:lang w:val="ar_AE" w:bidi="ar_AE"/>
-        </w:rPr>
-      </w:r>
-    </w:p>
-    <w:p>
-      <w:pPr>
-        <w:bidi/>
-      </w:pPr>
-      <w:r>
-        <w:rPr>
-          <w:lang w:val="ar_AE" w:bidi="ar_AE"/>
-        </w:rPr>
-      </w:r>
-      <w:r>
-        <w:rPr>
-          <w:lang w:val="ar_AE" w:bidi="ar_AE"/>
-        </w:rPr>
-        <w:t>تُظهر الرسالة الثالثة لملاخي أن الفشل في الحفاظ على العهد امتد من الكهنة إلى الشعب بأكمله. فَهُم لم يحافظوا على العهد مع الرب ولا مع بني وطنهم عندما تزوجوا بنساء أجنبيات، وكسروا عهودهم مع زوجاتهم عندما طلقوهن. يتحدث النبي الآن إلى جمهوره كمواطنين وإخوة، مع تغيير ملحوظ في الأسلوب من الاتهام العدائي (</w:t>
-      </w:r>
-      <w:hyperlink r:id="rId45">
-        <w:r>
-          <w:rPr>
-            <w:lang w:val="ar_AE" w:bidi="ar_AE"/>
-          </w:rPr>
-          <w:rPr>
-            <w:color w:val="0000EE"/>
-            <w:u w:val="single"/>
-          </w:rPr>
-          <w:t>2:8–9</w:t>
-        </w:r>
-      </w:hyperlink>
-      <w:r>
-        <w:rPr>
-          <w:lang w:val="ar_AE" w:bidi="ar_AE"/>
-        </w:rPr>
-        <w:t>) إلى المناشدة الشاملة (</w:t>
-      </w:r>
-      <w:hyperlink r:id="rId46">
-        <w:r>
-          <w:rPr>
-            <w:lang w:val="ar_AE" w:bidi="ar_AE"/>
-          </w:rPr>
-          <w:rPr>
-            <w:color w:val="0000EE"/>
-            <w:u w:val="single"/>
-          </w:rPr>
-          <w:t>2:10</w:t>
-        </w:r>
-      </w:hyperlink>
-      <w:r>
-        <w:rPr>
-          <w:lang w:val="ar_AE" w:bidi="ar_AE"/>
-        </w:rPr>
-        <w:t>).</w:t>
-      </w:r>
-      <w:r>
-        <w:rPr>
-          <w:lang w:val="ar_AE" w:bidi="ar_AE"/>
-        </w:rPr>
-      </w:r>
-      <w:r>
-        <w:rPr>
-          <w:lang w:val="ar_AE" w:bidi="ar_AE"/>
-        </w:rPr>
-      </w:r>
-    </w:p>
-    <w:p>
-      <w:pPr>
-        <w:bidi/>
-      </w:pPr>
-      <w:r>
-        <w:rPr>
-          <w:lang w:val="ar_AE" w:bidi="ar_AE"/>
-        </w:rPr>
-      </w:r>
-    </w:p>
-    <w:p>
-      <w:pPr>
-        <w:pStyle w:val="Heading2"/>
-        <w:bidi/>
-      </w:pPr>
-      <w:r>
-        <w:rPr>
-          <w:lang w:val="ar_AE" w:bidi="ar_AE"/>
-        </w:rPr>
-        <w:t>ملاخي 2: 11</w:t>
-      </w:r>
-      <w:r>
-        <w:rPr>
-          <w:lang w:val="ar_AE" w:bidi="ar_AE"/>
-        </w:rPr>
-      </w:r>
-    </w:p>
-    <w:p>
-      <w:pPr>
-        <w:bidi/>
-      </w:pPr>
-      <w:r>
-        <w:rPr>
-          <w:lang w:val="ar_AE" w:bidi="ar_AE"/>
-        </w:rPr>
-      </w:r>
-      <w:r>
-        <w:rPr>
-          <w:lang w:val="ar_AE" w:bidi="ar_AE"/>
-        </w:rPr>
-        <w:t xml:space="preserve">غَدَرَ يَهُوذَا (أو </w:t>
-      </w:r>
-      <w:r>
-        <w:rPr>
-          <w:i/>
-          <w:lang w:val="ar_AE" w:bidi="ar_AE"/>
-        </w:rPr>
-        <w:t>خان</w:t>
-      </w:r>
-      <w:r>
-        <w:rPr>
-          <w:lang w:val="ar_AE" w:bidi="ar_AE"/>
-        </w:rPr>
-        <w:t>)، وَعُمِلَ الرِّجْسُ فِي إِسْرَائِيلَ وَفِي أُورُشَلِيمَ: كان الرجال يطلقون زوجاتهم لتحقيق مكاسب اقتصادية عن طريق الزواج من نساء غير إسرائيليات يعبدن الأوثان. من خلال هذه الزيجات، حصل الرجال اليهود على الوصول إلى نقابات التجار والاتفاقات التجارية التي كانت موجودة بالفعل عند عودة الإسرائيليين من بابل. يعادل ملاخي هذا الزنا بعبادة الأوثان. أظهر تاريخ إسرائيل أن الزواج من نساء أجنبيات كان يترافق مع عبادة الآلهة الأجنبية. كان الولاء السمة المميزة لعلاقات العهد في إسرائيل، سواء مع الله أو مع شريك الزواج. ويُعامل الطلاق بازدراء وحدة عهد الزواج (</w:t>
-      </w:r>
-      <w:hyperlink r:id="rId47">
-        <w:r>
-          <w:rPr>
-            <w:lang w:val="ar_AE" w:bidi="ar_AE"/>
-          </w:rPr>
-          <w:rPr>
-            <w:color w:val="0000EE"/>
-            <w:u w:val="single"/>
-          </w:rPr>
-          <w:t>2:15</w:t>
-        </w:r>
-      </w:hyperlink>
-      <w:r>
-        <w:rPr>
-          <w:lang w:val="ar_AE" w:bidi="ar_AE"/>
-        </w:rPr>
-        <w:t xml:space="preserve">؛ انظر </w:t>
-      </w:r>
-      <w:hyperlink r:id="rId48">
-        <w:r>
-          <w:rPr>
-            <w:lang w:val="ar_AE" w:bidi="ar_AE"/>
-          </w:rPr>
-          <w:rPr>
-            <w:color w:val="0000EE"/>
-            <w:u w:val="single"/>
-          </w:rPr>
-          <w:t>تكوين 2:24</w:t>
-        </w:r>
-      </w:hyperlink>
-      <w:r>
-        <w:rPr>
-          <w:lang w:val="ar_AE" w:bidi="ar_AE"/>
-        </w:rPr>
-        <w:t>).</w:t>
-      </w:r>
-      <w:r>
-        <w:rPr>
-          <w:lang w:val="ar_AE" w:bidi="ar_AE"/>
-        </w:rPr>
-      </w:r>
-      <w:r>
-        <w:rPr>
-          <w:lang w:val="ar_AE" w:bidi="ar_AE"/>
-        </w:rPr>
-      </w:r>
-    </w:p>
-    <w:p>
-      <w:pPr>
-        <w:bidi/>
-      </w:pPr>
-      <w:r>
-        <w:rPr>
-          <w:lang w:val="ar_AE" w:bidi="ar_AE"/>
-        </w:rPr>
-      </w:r>
-    </w:p>
-    <w:p>
-      <w:pPr>
-        <w:pStyle w:val="Heading2"/>
-        <w:bidi/>
-      </w:pPr>
-      <w:r>
-        <w:rPr>
-          <w:lang w:val="ar_AE" w:bidi="ar_AE"/>
-        </w:rPr>
-        <w:t>ملاخي 2: 12</w:t>
-      </w:r>
-      <w:r>
-        <w:rPr>
-          <w:lang w:val="ar_AE" w:bidi="ar_AE"/>
-        </w:rPr>
-      </w:r>
-    </w:p>
-    <w:p>
-      <w:pPr>
-        <w:bidi/>
-      </w:pPr>
-      <w:r>
-        <w:rPr>
-          <w:lang w:val="ar_AE" w:bidi="ar_AE"/>
-        </w:rPr>
-      </w:r>
-      <w:r>
-        <w:rPr>
-          <w:lang w:val="ar_AE" w:bidi="ar_AE"/>
-        </w:rPr>
-        <w:t>يَقْطَعُ: كان الهدف هو القضاء على الأشرار أو تدميرهم، على عكس الرفض الاجتماعي أو الحرمان الديني.</w:t>
-      </w:r>
-      <w:r>
-        <w:rPr>
-          <w:lang w:val="ar_AE" w:bidi="ar_AE"/>
-        </w:rPr>
-      </w:r>
-      <w:r>
-        <w:rPr>
-          <w:lang w:val="ar_AE" w:bidi="ar_AE"/>
-        </w:rPr>
-      </w:r>
-    </w:p>
-    <w:p>
-      <w:pPr>
-        <w:bidi/>
-      </w:pPr>
-      <w:r>
-        <w:rPr>
-          <w:lang w:val="ar_AE" w:bidi="ar_AE"/>
-        </w:rPr>
-      </w:r>
-    </w:p>
-    <w:p>
-      <w:pPr>
-        <w:pStyle w:val="Heading2"/>
-        <w:bidi/>
-      </w:pPr>
-      <w:r>
-        <w:rPr>
-          <w:lang w:val="ar_AE" w:bidi="ar_AE"/>
-        </w:rPr>
-        <w:t>ملاخي 2: 14</w:t>
-      </w:r>
-      <w:r>
-        <w:rPr>
-          <w:lang w:val="ar_AE" w:bidi="ar_AE"/>
-        </w:rPr>
-      </w:r>
-    </w:p>
-    <w:p>
-      <w:pPr>
-        <w:bidi/>
-      </w:pPr>
-      <w:r>
-        <w:rPr>
-          <w:lang w:val="ar_AE" w:bidi="ar_AE"/>
-        </w:rPr>
-      </w:r>
-      <w:r>
-        <w:rPr>
-          <w:lang w:val="ar_AE" w:bidi="ar_AE"/>
-        </w:rPr>
-        <w:t>تعبير "امْرَأَةُ عَهْدِكَ" يشير إلى رفيق الزواج (العهد القديم اليوناني كوينوزوز koinōnos</w:t>
-      </w:r>
-      <w:r>
-        <w:rPr>
-          <w:i/>
-          <w:lang w:val="ar_AE" w:bidi="ar_AE"/>
-        </w:rPr>
-        <w:t>،</w:t>
-      </w:r>
-      <w:r>
-        <w:rPr>
-          <w:lang w:val="ar_AE" w:bidi="ar_AE"/>
-        </w:rPr>
-        <w:t xml:space="preserve"> "شريك مشترك"). الكلمة العبرية، المستخدمة للدلالة على التماس أو الوصلة في البناء (مثلًا، </w:t>
-      </w:r>
-      <w:hyperlink r:id="rId49">
-        <w:r>
-          <w:rPr>
-            <w:lang w:val="ar_AE" w:bidi="ar_AE"/>
-          </w:rPr>
-          <w:rPr>
-            <w:color w:val="0000EE"/>
-            <w:u w:val="single"/>
-          </w:rPr>
-          <w:t>خروج 26:6–11</w:t>
-        </w:r>
-      </w:hyperlink>
-      <w:r>
-        <w:rPr>
-          <w:lang w:val="ar_AE" w:bidi="ar_AE"/>
-        </w:rPr>
-        <w:t xml:space="preserve">)، تشير إلى رابطة دائمة. • عهود الزواج (حرفيًا </w:t>
-      </w:r>
-      <w:r>
-        <w:rPr>
-          <w:i/>
-          <w:lang w:val="ar_AE" w:bidi="ar_AE"/>
-        </w:rPr>
-        <w:t>عهد</w:t>
-      </w:r>
-      <w:r>
-        <w:rPr>
-          <w:lang w:val="ar_AE" w:bidi="ar_AE"/>
-        </w:rPr>
-        <w:t xml:space="preserve">): الزواج هو عهد جليل يكون الله شاهدًا عليه (انظر </w:t>
-      </w:r>
-      <w:hyperlink r:id="rId50">
-        <w:r>
-          <w:rPr>
-            <w:lang w:val="ar_AE" w:bidi="ar_AE"/>
-          </w:rPr>
-          <w:rPr>
-            <w:color w:val="0000EE"/>
-            <w:u w:val="single"/>
-          </w:rPr>
-          <w:t>أمثال 2:17</w:t>
-        </w:r>
-      </w:hyperlink>
-      <w:r>
-        <w:rPr>
-          <w:lang w:val="ar_AE" w:bidi="ar_AE"/>
-        </w:rPr>
-        <w:t>).</w:t>
-      </w:r>
-      <w:r>
-        <w:rPr>
-          <w:lang w:val="ar_AE" w:bidi="ar_AE"/>
-        </w:rPr>
-      </w:r>
-      <w:r>
-        <w:rPr>
-          <w:lang w:val="ar_AE" w:bidi="ar_AE"/>
-        </w:rPr>
-      </w:r>
-    </w:p>
-    <w:p>
-      <w:pPr>
-        <w:bidi/>
-      </w:pPr>
-      <w:r>
-        <w:rPr>
-          <w:lang w:val="ar_AE" w:bidi="ar_AE"/>
-        </w:rPr>
-      </w:r>
-    </w:p>
-    <w:p>
-      <w:pPr>
-        <w:pStyle w:val="Heading2"/>
-        <w:bidi/>
-      </w:pPr>
-      <w:r>
-        <w:rPr>
-          <w:lang w:val="ar_AE" w:bidi="ar_AE"/>
-        </w:rPr>
-        <w:t>ملاخي 2: 16</w:t>
-      </w:r>
-      <w:r>
-        <w:rPr>
-          <w:lang w:val="ar_AE" w:bidi="ar_AE"/>
-        </w:rPr>
-      </w:r>
-    </w:p>
-    <w:p>
-      <w:pPr>
-        <w:bidi/>
-      </w:pPr>
-      <w:r>
-        <w:rPr>
-          <w:lang w:val="ar_AE" w:bidi="ar_AE"/>
-        </w:rPr>
-      </w:r>
-      <w:r>
-        <w:rPr>
-          <w:lang w:val="ar_AE" w:bidi="ar_AE"/>
-        </w:rPr>
-        <w:t xml:space="preserve">يَكْرَهُ: إن الله يكره العهد المكسور (انظر </w:t>
-      </w:r>
-      <w:hyperlink r:id="rId51">
-        <w:r>
-          <w:rPr>
-            <w:lang w:val="ar_AE" w:bidi="ar_AE"/>
-          </w:rPr>
-          <w:rPr>
-            <w:color w:val="0000EE"/>
-            <w:u w:val="single"/>
-          </w:rPr>
-          <w:t>1:3</w:t>
-        </w:r>
-      </w:hyperlink>
-      <w:r>
-        <w:rPr>
-          <w:lang w:val="ar_AE" w:bidi="ar_AE"/>
-        </w:rPr>
-        <w:t xml:space="preserve">؛ </w:t>
-      </w:r>
-      <w:hyperlink r:id="rId52">
-        <w:r>
-          <w:rPr>
-            <w:lang w:val="ar_AE" w:bidi="ar_AE"/>
-          </w:rPr>
-          <w:rPr>
-            <w:color w:val="0000EE"/>
-            <w:u w:val="single"/>
-          </w:rPr>
-          <w:t>هوشع 9:15</w:t>
-        </w:r>
-      </w:hyperlink>
-      <w:r>
-        <w:rPr>
-          <w:lang w:val="ar_AE" w:bidi="ar_AE"/>
-        </w:rPr>
-        <w:t>). وهذا ملائم لأن علاقة الله مع الناس تتميز بالأمانة، وكان يتوقع الشيء نفسه من إسرائيل (</w:t>
-      </w:r>
-      <w:hyperlink r:id="rId53">
-        <w:r>
-          <w:rPr>
-            <w:lang w:val="ar_AE" w:bidi="ar_AE"/>
-          </w:rPr>
-          <w:rPr>
-            <w:color w:val="0000EE"/>
-            <w:u w:val="single"/>
-          </w:rPr>
-          <w:t>خروج 34:6</w:t>
-        </w:r>
-      </w:hyperlink>
-      <w:r>
-        <w:rPr>
-          <w:lang w:val="ar_AE" w:bidi="ar_AE"/>
-        </w:rPr>
-        <w:t xml:space="preserve">؛ </w:t>
-      </w:r>
-      <w:hyperlink r:id="rId54">
-        <w:r>
-          <w:rPr>
-            <w:lang w:val="ar_AE" w:bidi="ar_AE"/>
-          </w:rPr>
-          <w:rPr>
-            <w:color w:val="0000EE"/>
-            <w:u w:val="single"/>
-          </w:rPr>
-          <w:t>تثنية 7:9</w:t>
-        </w:r>
-      </w:hyperlink>
-      <w:r>
-        <w:rPr>
-          <w:lang w:val="ar_AE" w:bidi="ar_AE"/>
-        </w:rPr>
-        <w:t xml:space="preserve">). • الطلاق (حرفيًا </w:t>
-      </w:r>
-      <w:r>
-        <w:rPr>
-          <w:i/>
-          <w:lang w:val="ar_AE" w:bidi="ar_AE"/>
-        </w:rPr>
-        <w:t>يرسل بعيدًا</w:t>
-      </w:r>
-      <w:r>
-        <w:rPr>
-          <w:lang w:val="ar_AE" w:bidi="ar_AE"/>
-        </w:rPr>
-        <w:t xml:space="preserve">) يعني طرد شريك الزواج. وقد أراد ملاخي تصحيح إساءة استخدام قوانين الطلاق (انظر </w:t>
-      </w:r>
-      <w:hyperlink r:id="rId55">
-        <w:r>
-          <w:rPr>
-            <w:lang w:val="ar_AE" w:bidi="ar_AE"/>
-          </w:rPr>
-          <w:rPr>
-            <w:color w:val="0000EE"/>
-            <w:u w:val="single"/>
-          </w:rPr>
-          <w:t>تثنية 24:1–4</w:t>
-        </w:r>
-      </w:hyperlink>
-      <w:r>
-        <w:rPr>
-          <w:lang w:val="ar_AE" w:bidi="ar_AE"/>
-        </w:rPr>
-        <w:t>). • يُغَطِّيَ أَحَدٌ الظُّلْمَ: تنطوي القسوة على أعمال عنف أو ارتكاب مخالفات. قطيعة الطلاق جريمة اجتماعية عنيفة وقاسية. وطلاق الزوجة هو خيانة لها وخيانة لميثاق الزواج. فهو يكسر القلب، ويدمر العلاقات، وينتهك سلامة الأسرة، ويضر بخير الأطفال، ويعرض المستقبل للخطر.</w:t>
-      </w:r>
-      <w:r>
-        <w:rPr>
-          <w:lang w:val="ar_AE" w:bidi="ar_AE"/>
-        </w:rPr>
-      </w:r>
-      <w:r>
-        <w:rPr>
-          <w:lang w:val="ar_AE" w:bidi="ar_AE"/>
-        </w:rPr>
-      </w:r>
-    </w:p>
-    <w:p>
-      <w:pPr>
-        <w:bidi/>
-      </w:pPr>
-      <w:r>
-        <w:rPr>
-          <w:lang w:val="ar_AE" w:bidi="ar_AE"/>
-        </w:rPr>
-      </w:r>
-    </w:p>
-    <w:p>
-      <w:pPr>
-        <w:pStyle w:val="Heading2"/>
-        <w:bidi/>
-      </w:pPr>
-      <w:r>
-        <w:rPr>
-          <w:lang w:val="ar_AE" w:bidi="ar_AE"/>
-        </w:rPr>
-        <w:t>ملاخي 2: 17</w:t>
-      </w:r>
-      <w:r>
-        <w:rPr>
-          <w:lang w:val="ar_AE" w:bidi="ar_AE"/>
-        </w:rPr>
-      </w:r>
-    </w:p>
-    <w:p>
-      <w:pPr>
-        <w:bidi/>
-      </w:pPr>
-      <w:r>
-        <w:rPr>
-          <w:lang w:val="ar_AE" w:bidi="ar_AE"/>
-        </w:rPr>
-      </w:r>
-      <w:r>
-        <w:rPr>
-          <w:lang w:val="ar_AE" w:bidi="ar_AE"/>
-        </w:rPr>
-        <w:t>لقد أتعب جمهور ملاخي الله بالتشكيك في عدالته.</w:t>
-      </w:r>
-      <w:r>
-        <w:rPr>
-          <w:lang w:val="ar_AE" w:bidi="ar_AE"/>
-        </w:rPr>
-      </w:r>
-      <w:r>
-        <w:rPr>
-          <w:lang w:val="ar_AE" w:bidi="ar_AE"/>
-        </w:rPr>
-      </w:r>
-    </w:p>
-    <w:p>
-      <w:pPr>
-        <w:bidi/>
-      </w:pPr>
-      <w:r>
-        <w:rPr>
-          <w:lang w:val="ar_AE" w:bidi="ar_AE"/>
-        </w:rPr>
-      </w:r>
-    </w:p>
-    <w:p>
-      <w:pPr>
-        <w:pStyle w:val="Heading2"/>
-        <w:bidi/>
-      </w:pPr>
-      <w:r>
-        <w:rPr>
-          <w:lang w:val="ar_AE" w:bidi="ar_AE"/>
-        </w:rPr>
-        <w:t>ملاخي 2: 17–3: 5</w:t>
-      </w:r>
-      <w:r>
-        <w:rPr>
-          <w:lang w:val="ar_AE" w:bidi="ar_AE"/>
-        </w:rPr>
-      </w:r>
-    </w:p>
-    <w:p>
-      <w:pPr>
-        <w:bidi/>
-      </w:pPr>
-      <w:r>
-        <w:rPr>
-          <w:lang w:val="ar_AE" w:bidi="ar_AE"/>
-        </w:rPr>
-      </w:r>
-      <w:r>
-        <w:rPr>
-          <w:lang w:val="ar_AE" w:bidi="ar_AE"/>
-        </w:rPr>
-        <w:t>تتناول الرسالة الرابعة لملاخي التباين بين عدالة الله وعدالة البشر (</w:t>
-      </w:r>
-      <w:hyperlink r:id="rId56">
-        <w:r>
-          <w:rPr>
-            <w:lang w:val="ar_AE" w:bidi="ar_AE"/>
-          </w:rPr>
-          <w:rPr>
-            <w:color w:val="0000EE"/>
-            <w:u w:val="single"/>
-          </w:rPr>
-          <w:t>2:17</w:t>
-        </w:r>
-      </w:hyperlink>
-      <w:r>
-        <w:rPr>
-          <w:lang w:val="ar_AE" w:bidi="ar_AE"/>
-        </w:rPr>
-        <w:t xml:space="preserve">). إذا اعتبرنا سفر ملاخي دراما في قاعة المحكمة، فإن الرسالة الرابعة ستكون لائحة الاتهام الرسمية ضد يهوذا. يتهم ملاخي التدين الشكلي الذي يفتقر إلى القلب (انظر </w:t>
-      </w:r>
-      <w:hyperlink r:id="rId57">
-        <w:r>
-          <w:rPr>
-            <w:lang w:val="ar_AE" w:bidi="ar_AE"/>
-          </w:rPr>
-          <w:rPr>
-            <w:color w:val="0000EE"/>
-            <w:u w:val="single"/>
-          </w:rPr>
-          <w:t>3:14</w:t>
-        </w:r>
-      </w:hyperlink>
-      <w:r>
-        <w:rPr>
-          <w:lang w:val="ar_AE" w:bidi="ar_AE"/>
-        </w:rPr>
-        <w:t>) الذي يتصرف بشكل يتعارض مع عدالة الله؛ ويدعو إلى الصدق والاهتمام الاجتماعي الحقيقي.</w:t>
-      </w:r>
-      <w:r>
-        <w:rPr>
-          <w:lang w:val="ar_AE" w:bidi="ar_AE"/>
-        </w:rPr>
-      </w:r>
-      <w:r>
-        <w:rPr>
-          <w:lang w:val="ar_AE" w:bidi="ar_AE"/>
-        </w:rPr>
-      </w:r>
-    </w:p>
-    <w:p>
-      <w:pPr>
-        <w:bidi/>
-      </w:pPr>
-      <w:r>
-        <w:rPr>
-          <w:lang w:val="ar_AE" w:bidi="ar_AE"/>
-        </w:rPr>
-      </w:r>
-    </w:p>
-    <w:p>
-      <w:pPr>
-        <w:pStyle w:val="Heading2"/>
-        <w:bidi/>
-      </w:pPr>
-      <w:r>
-        <w:rPr>
-          <w:lang w:val="ar_AE" w:bidi="ar_AE"/>
-        </w:rPr>
-        <w:t>ملاخي 3: 1</w:t>
-      </w:r>
-      <w:r>
-        <w:rPr>
-          <w:lang w:val="ar_AE" w:bidi="ar_AE"/>
-        </w:rPr>
-      </w:r>
-    </w:p>
-    <w:p>
-      <w:pPr>
-        <w:bidi/>
-      </w:pPr>
-      <w:r>
-        <w:rPr>
-          <w:lang w:val="ar_AE" w:bidi="ar_AE"/>
-        </w:rPr>
-      </w:r>
-      <w:r>
-        <w:rPr>
-          <w:lang w:val="ar_AE" w:bidi="ar_AE"/>
-        </w:rPr>
-        <w:t xml:space="preserve">مَلاَكِي (بالعبرية mal’aki): هذا تلاعب لفظي على اسم ملاخي. قد يكون الرسول إما ملاكًا أو إنسانًا يعمل كحامل رسالة إلهي. وقد حدد يسوع هوية يوحنا المعمدان بالإشارة إلى هذا المقطع (انظر </w:t>
-      </w:r>
-      <w:hyperlink r:id="rId58">
-        <w:r>
-          <w:rPr>
-            <w:lang w:val="ar_AE" w:bidi="ar_AE"/>
-          </w:rPr>
-          <w:rPr>
-            <w:color w:val="0000EE"/>
-            <w:u w:val="single"/>
-          </w:rPr>
-          <w:t>متى 11:10</w:t>
-        </w:r>
-      </w:hyperlink>
-      <w:r>
-        <w:rPr>
-          <w:lang w:val="ar_AE" w:bidi="ar_AE"/>
-        </w:rPr>
-        <w:t xml:space="preserve">؛ </w:t>
-      </w:r>
-      <w:hyperlink r:id="rId59">
-        <w:r>
-          <w:rPr>
-            <w:lang w:val="ar_AE" w:bidi="ar_AE"/>
-          </w:rPr>
-          <w:rPr>
-            <w:color w:val="0000EE"/>
-            <w:u w:val="single"/>
-          </w:rPr>
-          <w:t>مرقس 1:2</w:t>
-        </w:r>
-      </w:hyperlink>
-      <w:r>
-        <w:rPr>
-          <w:lang w:val="ar_AE" w:bidi="ar_AE"/>
-        </w:rPr>
-        <w:t xml:space="preserve">؛ </w:t>
-      </w:r>
-      <w:hyperlink r:id="rId60">
-        <w:r>
-          <w:rPr>
-            <w:lang w:val="ar_AE" w:bidi="ar_AE"/>
-          </w:rPr>
-          <w:rPr>
-            <w:color w:val="0000EE"/>
-            <w:u w:val="single"/>
-          </w:rPr>
-          <w:t>لوقا 7:27</w:t>
-        </w:r>
-      </w:hyperlink>
-      <w:r>
-        <w:rPr>
-          <w:lang w:val="ar_AE" w:bidi="ar_AE"/>
-        </w:rPr>
-        <w:t xml:space="preserve">). • ربما كان مستمعو ملاخي يفهمون أن رسول العهد هو كائن إلهي (قارن </w:t>
-      </w:r>
-      <w:hyperlink r:id="rId61">
-        <w:r>
-          <w:rPr>
-            <w:lang w:val="ar_AE" w:bidi="ar_AE"/>
-          </w:rPr>
-          <w:rPr>
-            <w:color w:val="0000EE"/>
-            <w:u w:val="single"/>
-          </w:rPr>
-          <w:t>خروج 23:20–23</w:t>
-        </w:r>
-      </w:hyperlink>
-      <w:r>
-        <w:rPr>
-          <w:lang w:val="ar_AE" w:bidi="ar_AE"/>
-        </w:rPr>
-        <w:t>). لقد فهمت الكنيسة المسيحية أن يسوع المسيح هو رسول العهد الجديد.</w:t>
-      </w:r>
-      <w:r>
-        <w:rPr>
-          <w:lang w:val="ar_AE" w:bidi="ar_AE"/>
-        </w:rPr>
-      </w:r>
-      <w:r>
-        <w:rPr>
-          <w:lang w:val="ar_AE" w:bidi="ar_AE"/>
-        </w:rPr>
-      </w:r>
-    </w:p>
-    <w:p>
-      <w:pPr>
-        <w:bidi/>
-      </w:pPr>
-      <w:r>
-        <w:rPr>
-          <w:lang w:val="ar_AE" w:bidi="ar_AE"/>
-        </w:rPr>
-      </w:r>
-    </w:p>
-    <w:p>
-      <w:pPr>
-        <w:pStyle w:val="Heading2"/>
-        <w:bidi/>
-      </w:pPr>
-      <w:r>
-        <w:rPr>
-          <w:lang w:val="ar_AE" w:bidi="ar_AE"/>
-        </w:rPr>
-        <w:t>ملاخي 3: 2</w:t>
-      </w:r>
-      <w:r>
-        <w:rPr>
-          <w:lang w:val="ar_AE" w:bidi="ar_AE"/>
-        </w:rPr>
-      </w:r>
-    </w:p>
-    <w:p>
-      <w:pPr>
-        <w:bidi/>
-      </w:pPr>
-      <w:r>
-        <w:rPr>
-          <w:lang w:val="ar_AE" w:bidi="ar_AE"/>
-        </w:rPr>
-      </w:r>
-      <w:r>
-        <w:rPr>
-          <w:lang w:val="ar_AE" w:bidi="ar_AE"/>
-        </w:rPr>
-        <w:t>نَارِ الْمُمَحِّصِ: يجب أن تُحرق شوائب الأشرار بواسطة نيران الاختبار الإلهي والتأديب (</w:t>
-      </w:r>
-      <w:hyperlink r:id="rId62">
-        <w:r>
-          <w:rPr>
-            <w:lang w:val="ar_AE" w:bidi="ar_AE"/>
-          </w:rPr>
-          <w:rPr>
-            <w:color w:val="0000EE"/>
-            <w:u w:val="single"/>
-          </w:rPr>
-          <w:t>إشعياء 1:25</w:t>
-        </w:r>
-      </w:hyperlink>
-      <w:r>
-        <w:rPr>
-          <w:lang w:val="ar_AE" w:bidi="ar_AE"/>
-        </w:rPr>
-        <w:t xml:space="preserve">؛ </w:t>
-      </w:r>
-      <w:hyperlink r:id="rId63">
-        <w:r>
-          <w:rPr>
-            <w:lang w:val="ar_AE" w:bidi="ar_AE"/>
-          </w:rPr>
-          <w:rPr>
-            <w:color w:val="0000EE"/>
-            <w:u w:val="single"/>
-          </w:rPr>
-          <w:t>إرميا 6:29</w:t>
-        </w:r>
-      </w:hyperlink>
-      <w:r>
-        <w:rPr>
-          <w:lang w:val="ar_AE" w:bidi="ar_AE"/>
-        </w:rPr>
-        <w:t xml:space="preserve">؛ </w:t>
-      </w:r>
-      <w:hyperlink r:id="rId64">
-        <w:r>
-          <w:rPr>
-            <w:lang w:val="ar_AE" w:bidi="ar_AE"/>
-          </w:rPr>
-          <w:rPr>
-            <w:color w:val="0000EE"/>
-            <w:u w:val="single"/>
-          </w:rPr>
-          <w:t>حزقيال 22:22</w:t>
-        </w:r>
-      </w:hyperlink>
-      <w:r>
-        <w:rPr>
-          <w:lang w:val="ar_AE" w:bidi="ar_AE"/>
-        </w:rPr>
-        <w:t xml:space="preserve">). • أَشْنَانِ الْقَصَّارِ: كان يتم صنع منظف قلوي من النباتات (انظر </w:t>
-      </w:r>
-      <w:hyperlink r:id="rId65">
-        <w:r>
-          <w:rPr>
-            <w:lang w:val="ar_AE" w:bidi="ar_AE"/>
-          </w:rPr>
-          <w:rPr>
-            <w:color w:val="0000EE"/>
-            <w:u w:val="single"/>
-          </w:rPr>
-          <w:t>إرميا 2:22</w:t>
-        </w:r>
-      </w:hyperlink>
-      <w:r>
-        <w:rPr>
-          <w:lang w:val="ar_AE" w:bidi="ar_AE"/>
-        </w:rPr>
-        <w:t>). ترمز نار الممحص وأشنان القصار إلى الاختبار (بالصهر) والتطهير (بالغسل) الذي من شأنه أن يعيد أمانة إسرائيل لعهدها مع الرب.</w:t>
-      </w:r>
-      <w:r>
-        <w:rPr>
-          <w:lang w:val="ar_AE" w:bidi="ar_AE"/>
-        </w:rPr>
-      </w:r>
-      <w:r>
-        <w:rPr>
-          <w:lang w:val="ar_AE" w:bidi="ar_AE"/>
-        </w:rPr>
-      </w:r>
-    </w:p>
-    <w:p>
-      <w:pPr>
-        <w:bidi/>
-      </w:pPr>
-      <w:r>
-        <w:rPr>
-          <w:lang w:val="ar_AE" w:bidi="ar_AE"/>
-        </w:rPr>
-      </w:r>
-    </w:p>
-    <w:p>
-      <w:pPr>
-        <w:pStyle w:val="Heading2"/>
-        <w:bidi/>
-      </w:pPr>
-      <w:r>
-        <w:rPr>
-          <w:lang w:val="ar_AE" w:bidi="ar_AE"/>
-        </w:rPr>
-        <w:t>ملاخي 3: 5</w:t>
-      </w:r>
-      <w:r>
-        <w:rPr>
-          <w:lang w:val="ar_AE" w:bidi="ar_AE"/>
-        </w:rPr>
-      </w:r>
-    </w:p>
-    <w:p>
-      <w:pPr>
-        <w:bidi/>
-      </w:pPr>
-      <w:r>
-        <w:rPr>
-          <w:lang w:val="ar_AE" w:bidi="ar_AE"/>
-        </w:rPr>
-      </w:r>
-      <w:r>
-        <w:rPr>
-          <w:lang w:val="ar_AE" w:bidi="ar_AE"/>
-        </w:rPr>
-        <w:t>تشير عبارة وَأَكُونُ شَاهِدًا سَرِيعًا إلى إجراء قانوني يكون فيه الله هو المدَّعِي العام (المُتهِم) والشاهد الرئيسي (مقدم الأدلة) ضد يهوذا بعد السبي. • كان السحرة يمارسون العرافة، أو السحر الأسود، أو قراءة الطالع لتحقيق مكاسب شخصية. • يوم دينونة الله القادم إما أن يطهر اليهود الخطاة (</w:t>
-      </w:r>
-      <w:hyperlink r:id="rId66">
-        <w:r>
-          <w:rPr>
-            <w:lang w:val="ar_AE" w:bidi="ar_AE"/>
-          </w:rPr>
-          <w:rPr>
-            <w:color w:val="0000EE"/>
-            <w:u w:val="single"/>
-          </w:rPr>
-          <w:t>3:3</w:t>
-        </w:r>
-      </w:hyperlink>
-      <w:r>
-        <w:rPr>
-          <w:lang w:val="ar_AE" w:bidi="ar_AE"/>
-        </w:rPr>
-        <w:t>) أو يهلكهم (</w:t>
-      </w:r>
-      <w:hyperlink r:id="rId67">
-        <w:r>
-          <w:rPr>
-            <w:lang w:val="ar_AE" w:bidi="ar_AE"/>
-          </w:rPr>
-          <w:rPr>
-            <w:color w:val="0000EE"/>
-            <w:u w:val="single"/>
-          </w:rPr>
-          <w:t>4:1–2</w:t>
-        </w:r>
-      </w:hyperlink>
-      <w:r>
-        <w:rPr>
-          <w:lang w:val="ar_AE" w:bidi="ar_AE"/>
-        </w:rPr>
-        <w:t>).</w:t>
-      </w:r>
-      <w:r>
-        <w:rPr>
-          <w:lang w:val="ar_AE" w:bidi="ar_AE"/>
-        </w:rPr>
-      </w:r>
-      <w:r>
-        <w:rPr>
-          <w:lang w:val="ar_AE" w:bidi="ar_AE"/>
-        </w:rPr>
-      </w:r>
-    </w:p>
-    <w:p>
-      <w:pPr>
-        <w:bidi/>
-      </w:pPr>
-      <w:r>
-        <w:rPr>
-          <w:lang w:val="ar_AE" w:bidi="ar_AE"/>
-        </w:rPr>
-      </w:r>
-    </w:p>
-    <w:p>
-      <w:pPr>
-        <w:pStyle w:val="Heading2"/>
-        <w:bidi/>
-      </w:pPr>
-      <w:r>
-        <w:rPr>
-          <w:lang w:val="ar_AE" w:bidi="ar_AE"/>
-        </w:rPr>
-        <w:t>ملاخي 3: 6–12</w:t>
-      </w:r>
-      <w:r>
-        <w:rPr>
-          <w:lang w:val="ar_AE" w:bidi="ar_AE"/>
-        </w:rPr>
-      </w:r>
-    </w:p>
-    <w:p>
-      <w:pPr>
-        <w:bidi/>
-      </w:pPr>
-      <w:r>
-        <w:rPr>
-          <w:lang w:val="ar_AE" w:bidi="ar_AE"/>
-        </w:rPr>
-      </w:r>
-      <w:r>
-        <w:rPr>
-          <w:lang w:val="ar_AE" w:bidi="ar_AE"/>
-        </w:rPr>
-        <w:t>تعكس الرسالة الخامسة لملاخي صدى الرسالة الأولى (</w:t>
-      </w:r>
-      <w:hyperlink r:id="rId68">
-        <w:r>
-          <w:rPr>
-            <w:lang w:val="ar_AE" w:bidi="ar_AE"/>
-          </w:rPr>
-          <w:rPr>
-            <w:color w:val="0000EE"/>
-            <w:u w:val="single"/>
-          </w:rPr>
-          <w:t>1:2–5</w:t>
-        </w:r>
-      </w:hyperlink>
-      <w:r>
-        <w:rPr>
-          <w:lang w:val="ar_AE" w:bidi="ar_AE"/>
-        </w:rPr>
-        <w:t>) من خلال التأكيد على أمانة الله لوعوده. وهو يدعو إسرائيل إلى أمانة مماثلة في العبادة، خاصةً في تقديمهم العشور والتقدمات. إذا كان سفر ملاخي دراما في قاعة المحكمة، فإن الرسالة الخامسة تمثل حُكم القاضي. والرسالة الحقيقية هي التوبة—فالله يريد عبادة صادقة ومُخلِصة من شعبه، ويُعتبر تقديم العشور رمزًا لها.</w:t>
-      </w:r>
-      <w:r>
-        <w:rPr>
-          <w:lang w:val="ar_AE" w:bidi="ar_AE"/>
-        </w:rPr>
-      </w:r>
-      <w:r>
-        <w:rPr>
-          <w:lang w:val="ar_AE" w:bidi="ar_AE"/>
-        </w:rPr>
-      </w:r>
-    </w:p>
-    <w:p>
-      <w:pPr>
-        <w:bidi/>
-      </w:pPr>
-      <w:r>
-        <w:rPr>
-          <w:lang w:val="ar_AE" w:bidi="ar_AE"/>
-        </w:rPr>
-      </w:r>
-    </w:p>
-    <w:p>
-      <w:pPr>
-        <w:pStyle w:val="Heading2"/>
-        <w:bidi/>
-      </w:pPr>
-      <w:r>
-        <w:rPr>
-          <w:lang w:val="ar_AE" w:bidi="ar_AE"/>
-        </w:rPr>
-        <w:t>ملاخي 3: 7</w:t>
-      </w:r>
-      <w:r>
-        <w:rPr>
-          <w:lang w:val="ar_AE" w:bidi="ar_AE"/>
-        </w:rPr>
-      </w:r>
-    </w:p>
-    <w:p>
-      <w:pPr>
-        <w:bidi/>
-      </w:pPr>
-      <w:r>
-        <w:rPr>
-          <w:lang w:val="ar_AE" w:bidi="ar_AE"/>
-        </w:rPr>
-      </w:r>
-      <w:r>
-        <w:rPr>
-          <w:lang w:val="ar_AE" w:bidi="ar_AE"/>
-        </w:rPr>
-        <w:t xml:space="preserve">في سياق علاقة العهد، يُعبر الأمر بالرجوع عن تغيير في الولاء من جانب إسرائيل أو الله. وعادةً ما يُفهم هذا المصطلح على أنه توبة، أي تغيير كامل في الاتجاه نحو الله أو إعادة توجيه كاملة نحو الرب. ويعبر فعل الأمر عن الإلحاح ويتطلب استجابة فورية من الجمهور. إن الاتهام بالعبادة غير الصادقة مبني على اتهامات مماثلة في المناظرة الثانية (انظر </w:t>
-      </w:r>
-      <w:hyperlink r:id="rId29">
-        <w:r>
-          <w:rPr>
-            <w:lang w:val="ar_AE" w:bidi="ar_AE"/>
-          </w:rPr>
-          <w:rPr>
-            <w:color w:val="0000EE"/>
-            <w:u w:val="single"/>
-          </w:rPr>
-          <w:t>1:6–14</w:t>
-        </w:r>
-      </w:hyperlink>
-      <w:r>
-        <w:rPr>
-          <w:lang w:val="ar_AE" w:bidi="ar_AE"/>
-        </w:rPr>
-        <w:t>)، وذلك تمامًا كما يؤكد وعد الله بأنه "يفْتَحُ … كُوَى السَّمَاوَاتِ" (</w:t>
-      </w:r>
-      <w:hyperlink r:id="rId69">
-        <w:r>
-          <w:rPr>
-            <w:lang w:val="ar_AE" w:bidi="ar_AE"/>
-          </w:rPr>
-          <w:rPr>
-            <w:color w:val="0000EE"/>
-            <w:u w:val="single"/>
-          </w:rPr>
-          <w:t>3:10</w:t>
-        </w:r>
-      </w:hyperlink>
-      <w:r>
-        <w:rPr>
-          <w:lang w:val="ar_AE" w:bidi="ar_AE"/>
-        </w:rPr>
-        <w:t xml:space="preserve">) قوته كـ"ملك عظيم" (انظر </w:t>
-      </w:r>
-      <w:hyperlink r:id="rId70">
-        <w:r>
-          <w:rPr>
-            <w:lang w:val="ar_AE" w:bidi="ar_AE"/>
-          </w:rPr>
-          <w:rPr>
-            <w:color w:val="0000EE"/>
-            <w:u w:val="single"/>
-          </w:rPr>
-          <w:t>1:14</w:t>
-        </w:r>
-      </w:hyperlink>
-      <w:r>
-        <w:rPr>
-          <w:lang w:val="ar_AE" w:bidi="ar_AE"/>
-        </w:rPr>
-        <w:t>).</w:t>
-      </w:r>
-      <w:r>
-        <w:rPr>
-          <w:lang w:val="ar_AE" w:bidi="ar_AE"/>
-        </w:rPr>
-      </w:r>
-      <w:r>
-        <w:rPr>
-          <w:lang w:val="ar_AE" w:bidi="ar_AE"/>
-        </w:rPr>
-      </w:r>
-    </w:p>
-    <w:p>
-      <w:pPr>
-        <w:bidi/>
-      </w:pPr>
-      <w:r>
-        <w:rPr>
-          <w:lang w:val="ar_AE" w:bidi="ar_AE"/>
-        </w:rPr>
-      </w:r>
-    </w:p>
-    <w:p>
-      <w:pPr>
-        <w:pStyle w:val="Heading2"/>
-        <w:bidi/>
-      </w:pPr>
-      <w:r>
-        <w:rPr>
-          <w:lang w:val="ar_AE" w:bidi="ar_AE"/>
-        </w:rPr>
-        <w:t>ملاخي 3: 8–9</w:t>
-      </w:r>
-      <w:r>
-        <w:rPr>
-          <w:lang w:val="ar_AE" w:bidi="ar_AE"/>
-        </w:rPr>
-      </w:r>
-    </w:p>
-    <w:p>
-      <w:pPr>
-        <w:bidi/>
-      </w:pPr>
-      <w:r>
-        <w:rPr>
-          <w:lang w:val="ar_AE" w:bidi="ar_AE"/>
-        </w:rPr>
-      </w:r>
-      <w:r>
-        <w:rPr>
-          <w:lang w:val="ar_AE" w:bidi="ar_AE"/>
-        </w:rPr>
-        <w:t xml:space="preserve">يُناشد ملاخي يهوذا من أجل تجديد شامل لممارستهم في العطاء للرب. • كانت العشور، وهي عُشر محصول الأرض، تقدمة مطلوبة (انظر </w:t>
-      </w:r>
-      <w:hyperlink r:id="rId71">
-        <w:r>
-          <w:rPr>
-            <w:lang w:val="ar_AE" w:bidi="ar_AE"/>
-          </w:rPr>
-          <w:rPr>
-            <w:color w:val="0000EE"/>
-            <w:u w:val="single"/>
-          </w:rPr>
-          <w:t>تثنية 12:6</w:t>
-        </w:r>
-      </w:hyperlink>
-      <w:r>
-        <w:rPr>
-          <w:lang w:val="ar_AE" w:bidi="ar_AE"/>
-        </w:rPr>
-        <w:t xml:space="preserve">، </w:t>
-      </w:r>
-      <w:hyperlink r:id="rId72">
-        <w:r>
-          <w:rPr>
-            <w:lang w:val="ar_AE" w:bidi="ar_AE"/>
-          </w:rPr>
-          <w:rPr>
-            <w:color w:val="0000EE"/>
-            <w:u w:val="single"/>
-          </w:rPr>
-          <w:t>11</w:t>
-        </w:r>
-      </w:hyperlink>
-      <w:r>
-        <w:rPr>
-          <w:lang w:val="ar_AE" w:bidi="ar_AE"/>
-        </w:rPr>
-        <w:t xml:space="preserve">، </w:t>
-      </w:r>
-      <w:hyperlink r:id="rId73">
-        <w:r>
-          <w:rPr>
-            <w:lang w:val="ar_AE" w:bidi="ar_AE"/>
-          </w:rPr>
-          <w:rPr>
-            <w:color w:val="0000EE"/>
-            <w:u w:val="single"/>
-          </w:rPr>
-          <w:t>17</w:t>
-        </w:r>
-      </w:hyperlink>
-      <w:r>
-        <w:rPr>
-          <w:lang w:val="ar_AE" w:bidi="ar_AE"/>
-        </w:rPr>
-        <w:t xml:space="preserve">). وكانت التقدمات عطايا أو مساهمات إضافية تُقدَّم للرب أو لمكان عبادته وتشمل المحاصيل، والسلع المادية (مثل مواد البناء أو الثياب)، أو المقتنيات الشخصية الثمينة (مثل الذهب، أو الفضة، أو الأحجار الكريمة). • كانت معاناة يهوذا الأخيرة نتيجة لعنة الله (انظر </w:t>
-      </w:r>
-      <w:hyperlink r:id="rId38">
-        <w:r>
-          <w:rPr>
-            <w:lang w:val="ar_AE" w:bidi="ar_AE"/>
-          </w:rPr>
-          <w:rPr>
-            <w:color w:val="0000EE"/>
-            <w:u w:val="single"/>
-          </w:rPr>
-          <w:t>تثنية 28:20</w:t>
-        </w:r>
-      </w:hyperlink>
-      <w:r>
-        <w:rPr>
-          <w:lang w:val="ar_AE" w:bidi="ar_AE"/>
-        </w:rPr>
-        <w:t xml:space="preserve">، </w:t>
-      </w:r>
-      <w:hyperlink r:id="rId74">
-        <w:r>
-          <w:rPr>
-            <w:lang w:val="ar_AE" w:bidi="ar_AE"/>
-          </w:rPr>
-          <w:rPr>
-            <w:color w:val="0000EE"/>
-            <w:u w:val="single"/>
-          </w:rPr>
-          <w:t>27</w:t>
-        </w:r>
-      </w:hyperlink>
-      <w:r>
-        <w:rPr>
-          <w:lang w:val="ar_AE" w:bidi="ar_AE"/>
-        </w:rPr>
-        <w:t>). وهكذا دعا ملاخي المجتمع بإلحاح إلى التوبة، والرجوع إلى الرب، والقيام بما يتطلبه العهد.</w:t>
-      </w:r>
-      <w:r>
-        <w:rPr>
-          <w:lang w:val="ar_AE" w:bidi="ar_AE"/>
-        </w:rPr>
-      </w:r>
-      <w:r>
-        <w:rPr>
-          <w:lang w:val="ar_AE" w:bidi="ar_AE"/>
-        </w:rPr>
-      </w:r>
-    </w:p>
-    <w:p>
-      <w:pPr>
-        <w:bidi/>
-      </w:pPr>
-      <w:r>
-        <w:rPr>
-          <w:lang w:val="ar_AE" w:bidi="ar_AE"/>
-        </w:rPr>
-      </w:r>
-    </w:p>
-    <w:p>
-      <w:pPr>
-        <w:pStyle w:val="Heading2"/>
-        <w:bidi/>
-      </w:pPr>
-      <w:r>
-        <w:rPr>
-          <w:lang w:val="ar_AE" w:bidi="ar_AE"/>
-        </w:rPr>
-        <w:t>ملاخي 3: 10</w:t>
-      </w:r>
-      <w:r>
-        <w:rPr>
-          <w:lang w:val="ar_AE" w:bidi="ar_AE"/>
-        </w:rPr>
-      </w:r>
-    </w:p>
-    <w:p>
-      <w:pPr>
-        <w:bidi/>
-      </w:pPr>
-      <w:r>
-        <w:rPr>
-          <w:lang w:val="ar_AE" w:bidi="ar_AE"/>
-        </w:rPr>
-      </w:r>
-      <w:r>
-        <w:rPr>
-          <w:lang w:val="ar_AE" w:bidi="ar_AE"/>
-        </w:rPr>
-        <w:t>وَجَرِّبُونِي! إن الدعوة الإلهية لاختبار الرب تمنح المجتمع الذي تم استرداده فرصة لإثبات أمانة الرب لوعوده العهدية.</w:t>
-      </w:r>
-    </w:p>
-    <w:p>
-      <w:pPr>
-        <w:bidi/>
-      </w:pPr>
-      <w:r>
-        <w:rPr>
-          <w:lang w:val="ar_AE" w:bidi="ar_AE"/>
-        </w:rPr>
-      </w:r>
-    </w:p>
-    <w:p>
-      <w:pPr>
-        <w:bidi/>
-      </w:pPr>
-      <w:r>
-        <w:rPr>
-          <w:lang w:val="ar_AE" w:bidi="ar_AE"/>
-        </w:rPr>
-      </w:r>
-      <w:r>
-        <w:rPr>
-          <w:lang w:val="ar_AE" w:bidi="ar_AE"/>
-        </w:rPr>
-      </w:r>
-      <w:r>
-        <w:rPr>
-          <w:lang w:val="ar_AE" w:bidi="ar_AE"/>
-        </w:rPr>
-      </w:r>
-    </w:p>
-    <w:p>
-      <w:pPr>
-        <w:bidi/>
-      </w:pPr>
-      <w:r>
-        <w:rPr>
-          <w:lang w:val="ar_AE" w:bidi="ar_AE"/>
-        </w:rPr>
-      </w:r>
-    </w:p>
-    <w:p>
-      <w:pPr>
-        <w:pStyle w:val="Heading2"/>
-        <w:bidi/>
-      </w:pPr>
-      <w:r>
-        <w:rPr>
-          <w:lang w:val="ar_AE" w:bidi="ar_AE"/>
-        </w:rPr>
-        <w:t>ملاخي 3: 12</w:t>
-      </w:r>
-      <w:r>
-        <w:rPr>
-          <w:lang w:val="ar_AE" w:bidi="ar_AE"/>
-        </w:rPr>
-      </w:r>
-    </w:p>
-    <w:p>
-      <w:pPr>
-        <w:bidi/>
-      </w:pPr>
-      <w:r>
-        <w:rPr>
-          <w:lang w:val="ar_AE" w:bidi="ar_AE"/>
-        </w:rPr>
-      </w:r>
-      <w:r>
-        <w:rPr>
-          <w:lang w:val="ar_AE" w:bidi="ar_AE"/>
-        </w:rPr>
-        <w:t>وَيُطَوِّبُكُمْ كُلُّ الأُمَمِ: ستُظهر المحاصيل الوفيرة مرة أخرى للعالم إحسان الرب نحو إسرائيل.</w:t>
-      </w:r>
-      <w:r>
-        <w:rPr>
-          <w:lang w:val="ar_AE" w:bidi="ar_AE"/>
-        </w:rPr>
-      </w:r>
-      <w:r>
-        <w:rPr>
-          <w:lang w:val="ar_AE" w:bidi="ar_AE"/>
-        </w:rPr>
-      </w:r>
-    </w:p>
-    <w:p>
-      <w:pPr>
-        <w:bidi/>
-      </w:pPr>
-      <w:r>
-        <w:rPr>
-          <w:lang w:val="ar_AE" w:bidi="ar_AE"/>
-        </w:rPr>
-      </w:r>
-    </w:p>
-    <w:p>
-      <w:pPr>
-        <w:pStyle w:val="Heading2"/>
-        <w:bidi/>
-      </w:pPr>
-      <w:r>
-        <w:rPr>
-          <w:lang w:val="ar_AE" w:bidi="ar_AE"/>
-        </w:rPr>
-        <w:t>ملاخي 3: 13</w:t>
-      </w:r>
-      <w:r>
-        <w:rPr>
-          <w:lang w:val="ar_AE" w:bidi="ar_AE"/>
-        </w:rPr>
-      </w:r>
-    </w:p>
-    <w:p>
-      <w:pPr>
-        <w:bidi/>
-      </w:pPr>
-      <w:r>
-        <w:rPr>
-          <w:lang w:val="ar_AE" w:bidi="ar_AE"/>
-        </w:rPr>
-      </w:r>
-      <w:r>
-        <w:rPr>
-          <w:lang w:val="ar_AE" w:bidi="ar_AE"/>
-        </w:rPr>
-        <w:t xml:space="preserve">أَقْوَالُكُمُ اشْتَدَّتْ عَلَيَّ: لقد اتهم الشعب الله بأنه يُفضّل الأشرار وشككوا علانية في عدله (انظر </w:t>
-      </w:r>
-      <w:hyperlink r:id="rId56">
-        <w:r>
-          <w:rPr>
-            <w:lang w:val="ar_AE" w:bidi="ar_AE"/>
-          </w:rPr>
-          <w:rPr>
-            <w:color w:val="0000EE"/>
-            <w:u w:val="single"/>
-          </w:rPr>
-          <w:t>2:17</w:t>
-        </w:r>
-      </w:hyperlink>
-      <w:r>
-        <w:rPr>
-          <w:lang w:val="ar_AE" w:bidi="ar_AE"/>
-        </w:rPr>
-        <w:t>)، لكن الرب يحب العدل (</w:t>
-      </w:r>
-      <w:hyperlink r:id="rId75">
-        <w:r>
-          <w:rPr>
-            <w:lang w:val="ar_AE" w:bidi="ar_AE"/>
-          </w:rPr>
-          <w:rPr>
-            <w:color w:val="0000EE"/>
-            <w:u w:val="single"/>
-          </w:rPr>
-          <w:t>مزمور 9:16</w:t>
-        </w:r>
-      </w:hyperlink>
-      <w:r>
-        <w:rPr>
-          <w:lang w:val="ar_AE" w:bidi="ar_AE"/>
-        </w:rPr>
-        <w:t xml:space="preserve">؛ </w:t>
-      </w:r>
-      <w:hyperlink r:id="rId76">
-        <w:r>
-          <w:rPr>
-            <w:lang w:val="ar_AE" w:bidi="ar_AE"/>
-          </w:rPr>
-          <w:rPr>
-            <w:color w:val="0000EE"/>
-            <w:u w:val="single"/>
-          </w:rPr>
-          <w:t>37:28</w:t>
-        </w:r>
-      </w:hyperlink>
-      <w:r>
-        <w:rPr>
-          <w:lang w:val="ar_AE" w:bidi="ar_AE"/>
-        </w:rPr>
-        <w:t>).</w:t>
-      </w:r>
-      <w:r>
-        <w:rPr>
-          <w:lang w:val="ar_AE" w:bidi="ar_AE"/>
-        </w:rPr>
-      </w:r>
-      <w:r>
-        <w:rPr>
-          <w:lang w:val="ar_AE" w:bidi="ar_AE"/>
-        </w:rPr>
-      </w:r>
-    </w:p>
-    <w:p>
-      <w:pPr>
-        <w:bidi/>
-      </w:pPr>
-      <w:r>
-        <w:rPr>
-          <w:lang w:val="ar_AE" w:bidi="ar_AE"/>
-        </w:rPr>
-      </w:r>
-    </w:p>
-    <w:p>
-      <w:pPr>
-        <w:pStyle w:val="Heading2"/>
-        <w:bidi/>
-      </w:pPr>
-      <w:r>
-        <w:rPr>
-          <w:lang w:val="ar_AE" w:bidi="ar_AE"/>
-        </w:rPr>
-        <w:t>ملاخي 3: 13–4: 3</w:t>
-      </w:r>
-      <w:r>
-        <w:rPr>
-          <w:lang w:val="ar_AE" w:bidi="ar_AE"/>
-        </w:rPr>
-      </w:r>
-    </w:p>
-    <w:p>
-      <w:pPr>
-        <w:bidi/>
-      </w:pPr>
-      <w:r>
-        <w:rPr>
-          <w:lang w:val="ar_AE" w:bidi="ar_AE"/>
-        </w:rPr>
-      </w:r>
-      <w:r>
-        <w:rPr>
-          <w:lang w:val="ar_AE" w:bidi="ar_AE"/>
-        </w:rPr>
-        <w:t>تحتوي رسالة ملاخي الأخيرة على خطابين مختلفين لكن مرتبطين، الأول يؤكد على خدمة الرب (</w:t>
-      </w:r>
-      <w:hyperlink r:id="rId77">
-        <w:r>
-          <w:rPr>
-            <w:lang w:val="ar_AE" w:bidi="ar_AE"/>
-          </w:rPr>
-          <w:rPr>
-            <w:color w:val="0000EE"/>
-            <w:u w:val="single"/>
-          </w:rPr>
-          <w:t>3:13–18</w:t>
-        </w:r>
-      </w:hyperlink>
-      <w:r>
-        <w:rPr>
-          <w:lang w:val="ar_AE" w:bidi="ar_AE"/>
-        </w:rPr>
-        <w:t>) والثاني يقارن بين مصير الأشرار ومصير الأبرار (</w:t>
-      </w:r>
-      <w:hyperlink r:id="rId78">
-        <w:r>
-          <w:rPr>
-            <w:lang w:val="ar_AE" w:bidi="ar_AE"/>
-          </w:rPr>
-          <w:rPr>
-            <w:color w:val="0000EE"/>
-            <w:u w:val="single"/>
-          </w:rPr>
-          <w:t>4:1–3</w:t>
-        </w:r>
-      </w:hyperlink>
-      <w:r>
-        <w:rPr>
-          <w:lang w:val="ar_AE" w:bidi="ar_AE"/>
-        </w:rPr>
-        <w:t xml:space="preserve">). ويُختتم كل خطاب بصيغة الرسول (انظر </w:t>
-      </w:r>
-      <w:r>
-        <w:rPr>
-          <w:lang w:val="ar_AE" w:bidi="ar_AE"/>
-        </w:rPr>
-        <w:t>الملاحظة الدراسية على 1:8</w:t>
-      </w:r>
-      <w:r>
-        <w:rPr>
-          <w:lang w:val="ar_AE" w:bidi="ar_AE"/>
-        </w:rPr>
-        <w:t>). ويعيد النبي تناول المواضيع من الرسالة الرابعة (</w:t>
-      </w:r>
-      <w:hyperlink r:id="rId79">
-        <w:r>
-          <w:rPr>
-            <w:lang w:val="ar_AE" w:bidi="ar_AE"/>
-          </w:rPr>
-          <w:rPr>
-            <w:color w:val="0000EE"/>
-            <w:u w:val="single"/>
-          </w:rPr>
-          <w:t>3:1–5</w:t>
-        </w:r>
-      </w:hyperlink>
-      <w:r>
-        <w:rPr>
-          <w:lang w:val="ar_AE" w:bidi="ar_AE"/>
-        </w:rPr>
-        <w:t>) حيث يؤكد على رغبة الله في الصدق والإخلاص في العبادة في ضوء الدينونة القادمة في يوم الرب. إذا اعتبرنا سفر ملاخي دراما في المحكمة، فإن هذه المناظرة أو هذا النزاع الأخير يمثل النطق بالحُكم. وبينما يبدو أن الشر ينتصر على البرّ والله يبدو متأخرًا في الحكم على الخطية في المجتمع، فإن يوم الرب القادم سيؤكد عدالة الله حيث ينفصل الأشرار عن الأبرار بنار دينونة الله.</w:t>
-      </w:r>
-      <w:r>
-        <w:rPr>
-          <w:lang w:val="ar_AE" w:bidi="ar_AE"/>
-        </w:rPr>
-      </w:r>
-      <w:r>
-        <w:rPr>
-          <w:lang w:val="ar_AE" w:bidi="ar_AE"/>
-        </w:rPr>
-      </w:r>
-    </w:p>
-    <w:p>
-      <w:pPr>
-        <w:bidi/>
-      </w:pPr>
-      <w:r>
-        <w:rPr>
-          <w:lang w:val="ar_AE" w:bidi="ar_AE"/>
-        </w:rPr>
-      </w:r>
-    </w:p>
-    <w:p>
-      <w:pPr>
-        <w:pStyle w:val="Heading2"/>
-        <w:bidi/>
-      </w:pPr>
-      <w:r>
-        <w:rPr>
-          <w:lang w:val="ar_AE" w:bidi="ar_AE"/>
-        </w:rPr>
-        <w:t>ملاخي 3: 14</w:t>
-      </w:r>
-      <w:r>
-        <w:rPr>
-          <w:lang w:val="ar_AE" w:bidi="ar_AE"/>
-        </w:rPr>
-      </w:r>
-    </w:p>
-    <w:p>
-      <w:pPr>
-        <w:bidi/>
-      </w:pPr>
-      <w:r>
-        <w:rPr>
-          <w:lang w:val="ar_AE" w:bidi="ar_AE"/>
-        </w:rPr>
-      </w:r>
-      <w:r>
-        <w:rPr>
-          <w:lang w:val="ar_AE" w:bidi="ar_AE"/>
-        </w:rPr>
-        <w:t>وَمَا الْمَنْفَعَةُ؟ افترض الناس أن أعمال البِرّ ستؤدي إلى بركة مادية (</w:t>
-      </w:r>
-      <w:hyperlink r:id="rId80">
-        <w:r>
-          <w:rPr>
-            <w:lang w:val="ar_AE" w:bidi="ar_AE"/>
-          </w:rPr>
-          <w:rPr>
-            <w:color w:val="0000EE"/>
-            <w:u w:val="single"/>
-          </w:rPr>
-          <w:t>تثنية 28</w:t>
-        </w:r>
-      </w:hyperlink>
-      <w:r>
-        <w:rPr>
-          <w:lang w:val="ar_AE" w:bidi="ar_AE"/>
-        </w:rPr>
-        <w:t xml:space="preserve">). • وَأَنَّنَا سَلَكْنَا بِالْحُزْنِ: كانت الفكرة هي أن يسيروا بحزن أو أن يرتدوا ثياب الحداد لإظهار التوبة، كما لو أن هذه الأفعال كانت بِرًّا في حد ذاتها (انظر </w:t>
-      </w:r>
-      <w:hyperlink r:id="rId81">
-        <w:r>
-          <w:rPr>
-            <w:lang w:val="ar_AE" w:bidi="ar_AE"/>
-          </w:rPr>
-          <w:rPr>
-            <w:color w:val="0000EE"/>
-            <w:u w:val="single"/>
-          </w:rPr>
-          <w:t>متى 6:1–18</w:t>
-        </w:r>
-      </w:hyperlink>
-      <w:r>
-        <w:rPr>
-          <w:lang w:val="ar_AE" w:bidi="ar_AE"/>
-        </w:rPr>
-        <w:t>).</w:t>
-      </w:r>
-      <w:r>
-        <w:rPr>
-          <w:lang w:val="ar_AE" w:bidi="ar_AE"/>
-        </w:rPr>
-      </w:r>
-      <w:r>
-        <w:rPr>
-          <w:lang w:val="ar_AE" w:bidi="ar_AE"/>
-        </w:rPr>
-      </w:r>
-    </w:p>
-    <w:p>
-      <w:pPr>
-        <w:bidi/>
-      </w:pPr>
-      <w:r>
-        <w:rPr>
-          <w:lang w:val="ar_AE" w:bidi="ar_AE"/>
-        </w:rPr>
-      </w:r>
-    </w:p>
-    <w:p>
-      <w:pPr>
-        <w:pStyle w:val="Heading2"/>
-        <w:bidi/>
-      </w:pPr>
-      <w:r>
-        <w:rPr>
-          <w:lang w:val="ar_AE" w:bidi="ar_AE"/>
-        </w:rPr>
-        <w:t>ملاخي 3: 15</w:t>
-      </w:r>
-      <w:r>
-        <w:rPr>
-          <w:lang w:val="ar_AE" w:bidi="ar_AE"/>
-        </w:rPr>
-      </w:r>
-    </w:p>
-    <w:p>
-      <w:pPr>
-        <w:bidi/>
-      </w:pPr>
-      <w:r>
-        <w:rPr>
-          <w:lang w:val="ar_AE" w:bidi="ar_AE"/>
-        </w:rPr>
-      </w:r>
-      <w:r>
-        <w:rPr>
-          <w:lang w:val="ar_AE" w:bidi="ar_AE"/>
-        </w:rPr>
-        <w:t xml:space="preserve">إن تطويب المُتكبرين هو تجديف على عدل الله (انظر </w:t>
-      </w:r>
-      <w:hyperlink r:id="rId82">
-        <w:r>
-          <w:rPr>
-            <w:lang w:val="ar_AE" w:bidi="ar_AE"/>
-          </w:rPr>
-          <w:rPr>
-            <w:color w:val="0000EE"/>
-            <w:u w:val="single"/>
-          </w:rPr>
-          <w:t>3:13</w:t>
-        </w:r>
-      </w:hyperlink>
-      <w:r>
-        <w:rPr>
-          <w:lang w:val="ar_AE" w:bidi="ar_AE"/>
-        </w:rPr>
-        <w:t>).</w:t>
-      </w:r>
-      <w:r>
-        <w:rPr>
-          <w:lang w:val="ar_AE" w:bidi="ar_AE"/>
-        </w:rPr>
-      </w:r>
-      <w:r>
-        <w:rPr>
-          <w:lang w:val="ar_AE" w:bidi="ar_AE"/>
-        </w:rPr>
-      </w:r>
-    </w:p>
-    <w:p>
-      <w:pPr>
-        <w:bidi/>
-      </w:pPr>
-      <w:r>
-        <w:rPr>
-          <w:lang w:val="ar_AE" w:bidi="ar_AE"/>
-        </w:rPr>
-      </w:r>
-    </w:p>
-    <w:p>
-      <w:pPr>
-        <w:pStyle w:val="Heading2"/>
-        <w:bidi/>
-      </w:pPr>
-      <w:r>
-        <w:rPr>
-          <w:lang w:val="ar_AE" w:bidi="ar_AE"/>
-        </w:rPr>
-        <w:t>ملاخي 3: 16</w:t>
-      </w:r>
-      <w:r>
-        <w:rPr>
-          <w:lang w:val="ar_AE" w:bidi="ar_AE"/>
-        </w:rPr>
-      </w:r>
-    </w:p>
-    <w:p>
-      <w:pPr>
-        <w:bidi/>
-      </w:pPr>
-      <w:r>
-        <w:rPr>
-          <w:lang w:val="ar_AE" w:bidi="ar_AE"/>
-        </w:rPr>
-      </w:r>
-      <w:r>
-        <w:rPr>
-          <w:lang w:val="ar_AE" w:bidi="ar_AE"/>
-        </w:rPr>
-        <w:t>كان سِفْرُ التَذْكَرَةٍ - وهو تقليد فارسي - عبارة عن تسجيل للأسماء يحتوي على سجل للأحداث المرتبطة بهؤلاء الأفراد. ولم يتم إخبارنا بعدد الأشخاص الذين وقّعوا على السفر. • الَّذِينَ اتَّقُوا الرَّبَّ كانوا أشخاصًا مُخلِصين للرب كإله، مطيعين لوصايا الله، وصالحين في السلوك والعبادة.</w:t>
-      </w:r>
-      <w:r>
-        <w:rPr>
-          <w:lang w:val="ar_AE" w:bidi="ar_AE"/>
-        </w:rPr>
-      </w:r>
-      <w:r>
-        <w:rPr>
-          <w:lang w:val="ar_AE" w:bidi="ar_AE"/>
-        </w:rPr>
-      </w:r>
-    </w:p>
-    <w:p>
-      <w:pPr>
-        <w:bidi/>
-      </w:pPr>
-      <w:r>
-        <w:rPr>
-          <w:lang w:val="ar_AE" w:bidi="ar_AE"/>
-        </w:rPr>
-      </w:r>
-    </w:p>
-    <w:p>
-      <w:pPr>
-        <w:pStyle w:val="Heading2"/>
-        <w:bidi/>
-      </w:pPr>
-      <w:r>
-        <w:rPr>
-          <w:lang w:val="ar_AE" w:bidi="ar_AE"/>
-        </w:rPr>
-        <w:t>ملاخي 3: 16–18</w:t>
-      </w:r>
-      <w:r>
-        <w:rPr>
-          <w:lang w:val="ar_AE" w:bidi="ar_AE"/>
-        </w:rPr>
-      </w:r>
-    </w:p>
-    <w:p>
-      <w:pPr>
-        <w:bidi/>
-      </w:pPr>
-      <w:r>
-        <w:rPr>
-          <w:lang w:val="ar_AE" w:bidi="ar_AE"/>
-        </w:rPr>
-      </w:r>
-      <w:r>
-        <w:rPr>
-          <w:lang w:val="ar_AE" w:bidi="ar_AE"/>
-        </w:rPr>
-        <w:t xml:space="preserve">يعمل النبي هنا كمُسجِّل، ينقل رد فعل الجمهور على رسالته الأخيرة واستجابة الله للنقاش بين أولئك الذين يتقون الرب. وبالرغم من أن الله استمع إلى مداولاتهم (انظر </w:t>
-      </w:r>
-      <w:hyperlink r:id="rId83">
-        <w:r>
-          <w:rPr>
-            <w:lang w:val="ar_AE" w:bidi="ar_AE"/>
-          </w:rPr>
-          <w:rPr>
-            <w:color w:val="0000EE"/>
-            <w:u w:val="single"/>
-          </w:rPr>
-          <w:t>3:16</w:t>
-        </w:r>
-      </w:hyperlink>
-      <w:r>
-        <w:rPr>
-          <w:lang w:val="ar_AE" w:bidi="ar_AE"/>
-        </w:rPr>
-        <w:t>)، إلا أنه لا يوجد دليل على أن رسالة ملاخي أحدثت أي تغيير حقيقي في غالبية مستمعيه.</w:t>
-      </w:r>
-      <w:r>
-        <w:rPr>
-          <w:lang w:val="ar_AE" w:bidi="ar_AE"/>
-        </w:rPr>
-      </w:r>
-      <w:r>
-        <w:rPr>
-          <w:lang w:val="ar_AE" w:bidi="ar_AE"/>
-        </w:rPr>
-      </w:r>
-    </w:p>
-    <w:p>
-      <w:pPr>
-        <w:bidi/>
-      </w:pPr>
-      <w:r>
-        <w:rPr>
-          <w:lang w:val="ar_AE" w:bidi="ar_AE"/>
-        </w:rPr>
-      </w:r>
-    </w:p>
-    <w:p>
-      <w:pPr>
-        <w:pStyle w:val="Heading2"/>
-        <w:bidi/>
-      </w:pPr>
-      <w:r>
-        <w:rPr>
-          <w:lang w:val="ar_AE" w:bidi="ar_AE"/>
-        </w:rPr>
-        <w:t>ملاخي 3: 17</w:t>
-      </w:r>
-      <w:r>
-        <w:rPr>
-          <w:lang w:val="ar_AE" w:bidi="ar_AE"/>
-        </w:rPr>
-      </w:r>
-    </w:p>
-    <w:p>
-      <w:pPr>
-        <w:bidi/>
-      </w:pPr>
-      <w:r>
-        <w:rPr>
-          <w:lang w:val="ar_AE" w:bidi="ar_AE"/>
-        </w:rPr>
-      </w:r>
-      <w:r>
-        <w:rPr>
-          <w:lang w:val="ar_AE" w:bidi="ar_AE"/>
-        </w:rPr>
-        <w:t xml:space="preserve"> أَنَا صَانِعٌ خَاصَّةً: كان لشعب إسرائيل مكانة مميزة كشعب الله؛ فقد كانوا ملكيته الخاصة.</w:t>
-      </w:r>
-      <w:r>
-        <w:rPr>
-          <w:lang w:val="ar_AE" w:bidi="ar_AE"/>
-        </w:rPr>
-      </w:r>
-      <w:r>
-        <w:rPr>
-          <w:lang w:val="ar_AE" w:bidi="ar_AE"/>
-        </w:rPr>
-      </w:r>
-    </w:p>
-    <w:p>
-      <w:pPr>
-        <w:bidi/>
-      </w:pPr>
-      <w:r>
-        <w:rPr>
-          <w:lang w:val="ar_AE" w:bidi="ar_AE"/>
-        </w:rPr>
-      </w:r>
-    </w:p>
-    <w:p>
-      <w:pPr>
-        <w:pStyle w:val="Heading2"/>
-        <w:bidi/>
-      </w:pPr>
-      <w:r>
-        <w:rPr>
-          <w:lang w:val="ar_AE" w:bidi="ar_AE"/>
-        </w:rPr>
-        <w:t>ملاخي 4: 1–3</w:t>
-      </w:r>
-      <w:r>
-        <w:rPr>
-          <w:lang w:val="ar_AE" w:bidi="ar_AE"/>
-        </w:rPr>
-      </w:r>
-    </w:p>
-    <w:p>
-      <w:pPr>
-        <w:bidi/>
-      </w:pPr>
-      <w:r>
-        <w:rPr>
-          <w:lang w:val="ar_AE" w:bidi="ar_AE"/>
-        </w:rPr>
-      </w:r>
-      <w:r>
-        <w:rPr>
-          <w:lang w:val="ar_AE" w:bidi="ar_AE"/>
-        </w:rPr>
-        <w:t>تبتعد هذه الرسالة عن صيغة الجدل، وتحذر الناس مباشرة من أن التوبة هي الرد المناسب الوحيد على رسالة الرب لأن دينونة الله لا مفر منها.</w:t>
-      </w:r>
-      <w:r>
-        <w:rPr>
-          <w:lang w:val="ar_AE" w:bidi="ar_AE"/>
-        </w:rPr>
-      </w:r>
-      <w:r>
-        <w:rPr>
-          <w:lang w:val="ar_AE" w:bidi="ar_AE"/>
-        </w:rPr>
-      </w:r>
-    </w:p>
-    <w:p>
-      <w:pPr>
-        <w:bidi/>
-      </w:pPr>
-      <w:r>
-        <w:rPr>
-          <w:lang w:val="ar_AE" w:bidi="ar_AE"/>
-        </w:rPr>
-      </w:r>
-    </w:p>
-    <w:p>
-      <w:pPr>
-        <w:pStyle w:val="Heading2"/>
-        <w:bidi/>
-      </w:pPr>
-      <w:r>
-        <w:rPr>
-          <w:lang w:val="ar_AE" w:bidi="ar_AE"/>
-        </w:rPr>
-        <w:t>ملاخي 4: 2</w:t>
-      </w:r>
-      <w:r>
-        <w:rPr>
-          <w:lang w:val="ar_AE" w:bidi="ar_AE"/>
-        </w:rPr>
-      </w:r>
-    </w:p>
-    <w:p>
-      <w:pPr>
-        <w:bidi/>
-      </w:pPr>
-      <w:r>
-        <w:rPr>
-          <w:lang w:val="ar_AE" w:bidi="ar_AE"/>
-        </w:rPr>
-      </w:r>
-      <w:r>
-        <w:rPr>
-          <w:lang w:val="ar_AE" w:bidi="ar_AE"/>
-        </w:rPr>
-        <w:t xml:space="preserve">ربما كان مصدر اللقب "شمس البر" هو قرص الشمس المجنح الذي يظهر في الأيقونات القديمة للشرق الأدنى. وقد يكون هنا لقبًا للمسيح أو وصفًا مجازيًا لعصر جديد من البِرّ حيث سيُبطل الله لعنة الخطية. إن الاستعادة الروحية لإسرائيل، أو شفاءها، سوف يرتكز على تطهير الله للشعب وغفران خطاياهم (انظر </w:t>
-      </w:r>
-      <w:hyperlink r:id="rId84">
-        <w:r>
-          <w:rPr>
-            <w:lang w:val="ar_AE" w:bidi="ar_AE"/>
-          </w:rPr>
-          <w:rPr>
-            <w:color w:val="0000EE"/>
-            <w:u w:val="single"/>
-          </w:rPr>
-          <w:t>إرميا 33:6–8</w:t>
-        </w:r>
-      </w:hyperlink>
-      <w:r>
-        <w:rPr>
-          <w:lang w:val="ar_AE" w:bidi="ar_AE"/>
-        </w:rPr>
-        <w:t xml:space="preserve">؛ قارن </w:t>
-      </w:r>
-      <w:hyperlink r:id="rId85">
-        <w:r>
-          <w:rPr>
-            <w:lang w:val="ar_AE" w:bidi="ar_AE"/>
-          </w:rPr>
-          <w:rPr>
-            <w:color w:val="0000EE"/>
-            <w:u w:val="single"/>
-          </w:rPr>
-          <w:t>إرميا 8:14–15</w:t>
-        </w:r>
-      </w:hyperlink>
-      <w:r>
-        <w:rPr>
-          <w:lang w:val="ar_AE" w:bidi="ar_AE"/>
-        </w:rPr>
-        <w:t>). وسينتج عن اعتراف جماعي بالخطية وعودتهم إلى الله (</w:t>
-      </w:r>
-      <w:hyperlink r:id="rId86">
-        <w:r>
-          <w:rPr>
-            <w:lang w:val="ar_AE" w:bidi="ar_AE"/>
-          </w:rPr>
-          <w:rPr>
-            <w:color w:val="0000EE"/>
-            <w:u w:val="single"/>
-          </w:rPr>
-          <w:t>ملاخي 3:7</w:t>
-        </w:r>
-      </w:hyperlink>
-      <w:r>
-        <w:rPr>
-          <w:lang w:val="ar_AE" w:bidi="ar_AE"/>
-        </w:rPr>
-        <w:t xml:space="preserve">؛ قارن </w:t>
-      </w:r>
-      <w:hyperlink r:id="rId87">
-        <w:r>
-          <w:rPr>
-            <w:lang w:val="ar_AE" w:bidi="ar_AE"/>
-          </w:rPr>
-          <w:rPr>
-            <w:color w:val="0000EE"/>
-            <w:u w:val="single"/>
-          </w:rPr>
-          <w:t>إرميا 14:19–20</w:t>
-        </w:r>
-      </w:hyperlink>
-      <w:r>
-        <w:rPr>
-          <w:lang w:val="ar_AE" w:bidi="ar_AE"/>
-        </w:rPr>
-        <w:t xml:space="preserve">). • فِي أَجْنِحَتِهَا: الأجنحة المفرودة هي رمز لحماية الله وخلاصه (انظر </w:t>
-      </w:r>
-      <w:hyperlink r:id="rId88">
-        <w:r>
-          <w:rPr>
-            <w:lang w:val="ar_AE" w:bidi="ar_AE"/>
-          </w:rPr>
-          <w:rPr>
-            <w:color w:val="0000EE"/>
-            <w:u w:val="single"/>
-          </w:rPr>
-          <w:t>خروج 19:4</w:t>
-        </w:r>
-      </w:hyperlink>
-      <w:r>
-        <w:rPr>
-          <w:lang w:val="ar_AE" w:bidi="ar_AE"/>
-        </w:rPr>
-        <w:t xml:space="preserve">؛ </w:t>
-      </w:r>
-      <w:hyperlink r:id="rId89">
-        <w:r>
-          <w:rPr>
-            <w:lang w:val="ar_AE" w:bidi="ar_AE"/>
-          </w:rPr>
-          <w:rPr>
-            <w:color w:val="0000EE"/>
-            <w:u w:val="single"/>
-          </w:rPr>
-          <w:t>تثنية 32:10–11</w:t>
-        </w:r>
-      </w:hyperlink>
-      <w:r>
-        <w:rPr>
-          <w:lang w:val="ar_AE" w:bidi="ar_AE"/>
-        </w:rPr>
-        <w:t xml:space="preserve">؛ </w:t>
-      </w:r>
-      <w:hyperlink r:id="rId90">
-        <w:r>
-          <w:rPr>
-            <w:lang w:val="ar_AE" w:bidi="ar_AE"/>
-          </w:rPr>
-          <w:rPr>
-            <w:color w:val="0000EE"/>
-            <w:u w:val="single"/>
-          </w:rPr>
-          <w:t>مزمور 17:8</w:t>
-        </w:r>
-      </w:hyperlink>
-      <w:r>
-        <w:rPr>
-          <w:lang w:val="ar_AE" w:bidi="ar_AE"/>
-        </w:rPr>
-        <w:t xml:space="preserve">؛ </w:t>
-      </w:r>
-      <w:hyperlink r:id="rId91">
-        <w:r>
-          <w:rPr>
-            <w:lang w:val="ar_AE" w:bidi="ar_AE"/>
-          </w:rPr>
-          <w:rPr>
-            <w:color w:val="0000EE"/>
-            <w:u w:val="single"/>
-          </w:rPr>
-          <w:t>18:10</w:t>
-        </w:r>
-      </w:hyperlink>
-      <w:r>
-        <w:rPr>
-          <w:lang w:val="ar_AE" w:bidi="ar_AE"/>
-        </w:rPr>
-        <w:t>).</w:t>
-      </w:r>
-      <w:r>
-        <w:rPr>
-          <w:lang w:val="ar_AE" w:bidi="ar_AE"/>
-        </w:rPr>
-      </w:r>
-      <w:r>
-        <w:rPr>
-          <w:lang w:val="ar_AE" w:bidi="ar_AE"/>
-        </w:rPr>
-      </w:r>
-    </w:p>
-    <w:p>
-      <w:pPr>
-        <w:bidi/>
-      </w:pPr>
-      <w:r>
-        <w:rPr>
-          <w:lang w:val="ar_AE" w:bidi="ar_AE"/>
-        </w:rPr>
-      </w:r>
-    </w:p>
-    <w:p>
-      <w:pPr>
-        <w:pStyle w:val="Heading2"/>
-        <w:bidi/>
-      </w:pPr>
-      <w:r>
-        <w:rPr>
-          <w:lang w:val="ar_AE" w:bidi="ar_AE"/>
-        </w:rPr>
-        <w:t>ملاخي 4: 4</w:t>
-      </w:r>
-      <w:r>
-        <w:rPr>
-          <w:lang w:val="ar_AE" w:bidi="ar_AE"/>
-        </w:rPr>
-      </w:r>
-    </w:p>
-    <w:p>
-      <w:pPr>
-        <w:bidi/>
-      </w:pPr>
-      <w:r>
-        <w:rPr>
-          <w:lang w:val="ar_AE" w:bidi="ar_AE"/>
-        </w:rPr>
-      </w:r>
-      <w:r>
-        <w:rPr>
-          <w:lang w:val="ar_AE" w:bidi="ar_AE"/>
-        </w:rPr>
-        <w:t xml:space="preserve">التذييل الأول يُذكِّر يهوذا بضرورة طاعة شريعة موسى. فقد كانت هوية إسرائيل متجذرة في الخروج ومحددة بالعهد في سيناء الذي توسَّط فيه موسى (انظر </w:t>
-      </w:r>
-      <w:hyperlink r:id="rId92">
-        <w:r>
-          <w:rPr>
-            <w:lang w:val="ar_AE" w:bidi="ar_AE"/>
-          </w:rPr>
-          <w:rPr>
-            <w:color w:val="0000EE"/>
-            <w:u w:val="single"/>
-          </w:rPr>
-          <w:t>تثنية 34:10–12</w:t>
-        </w:r>
-      </w:hyperlink>
-      <w:r>
-        <w:rPr>
-          <w:lang w:val="ar_AE" w:bidi="ar_AE"/>
-        </w:rPr>
-        <w:t>).</w:t>
-      </w:r>
-      <w:r>
-        <w:rPr>
-          <w:lang w:val="ar_AE" w:bidi="ar_AE"/>
-        </w:rPr>
-      </w:r>
-      <w:r>
-        <w:rPr>
-          <w:lang w:val="ar_AE" w:bidi="ar_AE"/>
-        </w:rPr>
-      </w:r>
-    </w:p>
-    <w:p>
-      <w:pPr>
-        <w:bidi/>
-      </w:pPr>
-      <w:r>
-        <w:rPr>
-          <w:lang w:val="ar_AE" w:bidi="ar_AE"/>
-        </w:rPr>
-      </w:r>
-    </w:p>
-    <w:p>
-      <w:pPr>
-        <w:pStyle w:val="Heading2"/>
-        <w:bidi/>
-      </w:pPr>
-      <w:r>
-        <w:rPr>
-          <w:lang w:val="ar_AE" w:bidi="ar_AE"/>
-        </w:rPr>
-        <w:t>ملاخي 4: 4–6</w:t>
-      </w:r>
-      <w:r>
-        <w:rPr>
-          <w:lang w:val="ar_AE" w:bidi="ar_AE"/>
-        </w:rPr>
-      </w:r>
-    </w:p>
-    <w:p>
-      <w:pPr>
-        <w:bidi/>
-      </w:pPr>
-      <w:r>
-        <w:rPr>
-          <w:lang w:val="ar_AE" w:bidi="ar_AE"/>
-        </w:rPr>
-      </w:r>
-      <w:r>
-        <w:rPr>
-          <w:lang w:val="ar_AE" w:bidi="ar_AE"/>
-        </w:rPr>
-        <w:t xml:space="preserve">ينتهي السفر بخاتمة تتضمن مناشدات لموسى وإيليّا، وهما نموذجان مثاليان للإيمان بالرب ولمبادئ الشريعة والأنبياء (انظر </w:t>
-      </w:r>
-      <w:hyperlink r:id="rId93">
-        <w:r>
-          <w:rPr>
-            <w:lang w:val="ar_AE" w:bidi="ar_AE"/>
-          </w:rPr>
-          <w:rPr>
-            <w:color w:val="0000EE"/>
-            <w:u w:val="single"/>
-          </w:rPr>
-          <w:t>متى 17:1–4</w:t>
-        </w:r>
-      </w:hyperlink>
-      <w:r>
-        <w:rPr>
-          <w:lang w:val="ar_AE" w:bidi="ar_AE"/>
-        </w:rPr>
-        <w:t>). ويتم تقديم الاثنين كنموذجين للجمهور الذي يخاطبه ملاخي ليتبعهما. في التقليد العبري القديم، قد تكون المناشدتان قد عملتا كملحقين للدَرج الذي يحتوي على الأنبياء الصغار (الأقصر). إذا كان الأمر كذلك، فإن الحاشية الأولى (</w:t>
-      </w:r>
-      <w:hyperlink r:id="rId94">
-        <w:r>
-          <w:rPr>
-            <w:lang w:val="ar_AE" w:bidi="ar_AE"/>
-          </w:rPr>
-          <w:rPr>
-            <w:color w:val="0000EE"/>
-            <w:u w:val="single"/>
-          </w:rPr>
-          <w:t>ملاخي 4:4</w:t>
-        </w:r>
-      </w:hyperlink>
-      <w:r>
-        <w:rPr>
-          <w:lang w:val="ar_AE" w:bidi="ar_AE"/>
-        </w:rPr>
-        <w:t>) تربط الدَرج بناموس موسى. أما الثانية (</w:t>
-      </w:r>
-      <w:hyperlink r:id="rId95">
-        <w:r>
-          <w:rPr>
-            <w:lang w:val="ar_AE" w:bidi="ar_AE"/>
-          </w:rPr>
-          <w:rPr>
-            <w:color w:val="0000EE"/>
-            <w:u w:val="single"/>
-          </w:rPr>
-          <w:t>4:5–6</w:t>
-        </w:r>
-      </w:hyperlink>
-      <w:r>
-        <w:rPr>
-          <w:lang w:val="ar_AE" w:bidi="ar_AE"/>
-        </w:rPr>
-        <w:t>) فتربط دَرج الأنبياء الصغار بالأنبياء الكبار (الأطول)—إشعياء، وإرميا، وحزقيال.</w:t>
-      </w:r>
-      <w:r>
-        <w:rPr>
-          <w:lang w:val="ar_AE" w:bidi="ar_AE"/>
-        </w:rPr>
-      </w:r>
-      <w:r>
-        <w:rPr>
-          <w:lang w:val="ar_AE" w:bidi="ar_AE"/>
-        </w:rPr>
-      </w:r>
-    </w:p>
-    <w:p>
-      <w:pPr>
-        <w:bidi/>
-      </w:pPr>
-      <w:r>
-        <w:rPr>
-          <w:lang w:val="ar_AE" w:bidi="ar_AE"/>
-        </w:rPr>
-      </w:r>
-    </w:p>
-    <w:p>
-      <w:pPr>
-        <w:pStyle w:val="Heading2"/>
-        <w:bidi/>
-      </w:pPr>
-      <w:r>
-        <w:rPr>
-          <w:lang w:val="ar_AE" w:bidi="ar_AE"/>
-        </w:rPr>
-        <w:t>ملاخي 4: 5–6</w:t>
-      </w:r>
-      <w:r>
-        <w:rPr>
-          <w:lang w:val="ar_AE" w:bidi="ar_AE"/>
-        </w:rPr>
-      </w:r>
-    </w:p>
-    <w:p>
-      <w:pPr>
-        <w:bidi/>
-      </w:pPr>
-      <w:r>
-        <w:rPr>
-          <w:lang w:val="ar_AE" w:bidi="ar_AE"/>
-        </w:rPr>
-      </w:r>
-      <w:r>
-        <w:rPr>
-          <w:lang w:val="ar_AE" w:bidi="ar_AE"/>
-        </w:rPr>
-        <w:t xml:space="preserve">يُحذر التذييل الثاني من أن الدينونة الإلهية للأشرار تقترب بالفعل، ويَعِد بالخلاص الإلهي واسترداد الأبرار. • إيليّا هو مثال بارز لنبي من الله قد دعا إلى التوبة برسائل تم تأكيدها بالآيات والعجائب (انظر </w:t>
-      </w:r>
-      <w:hyperlink r:id="rId96">
-        <w:r>
-          <w:rPr>
-            <w:lang w:val="ar_AE" w:bidi="ar_AE"/>
-          </w:rPr>
-          <w:rPr>
-            <w:color w:val="0000EE"/>
-            <w:u w:val="single"/>
-          </w:rPr>
-          <w:t>لوقا 1:17</w:t>
-        </w:r>
-      </w:hyperlink>
-      <w:r>
-        <w:rPr>
-          <w:lang w:val="ar_AE" w:bidi="ar_AE"/>
-        </w:rPr>
-        <w:t xml:space="preserve">؛ </w:t>
-      </w:r>
-      <w:hyperlink r:id="rId97">
-        <w:r>
-          <w:rPr>
-            <w:lang w:val="ar_AE" w:bidi="ar_AE"/>
-          </w:rPr>
-          <w:rPr>
-            <w:color w:val="0000EE"/>
-            <w:u w:val="single"/>
-          </w:rPr>
-          <w:t>يعقوب 5:17–18</w:t>
-        </w:r>
-      </w:hyperlink>
-      <w:r>
-        <w:rPr>
-          <w:lang w:val="ar_AE" w:bidi="ar_AE"/>
-        </w:rPr>
-        <w:t xml:space="preserve">). كان إيليّا مُعدًّا ليوم الرب (انظر </w:t>
-      </w:r>
-      <w:hyperlink r:id="rId98">
-        <w:r>
-          <w:rPr>
-            <w:lang w:val="ar_AE" w:bidi="ar_AE"/>
-          </w:rPr>
-          <w:rPr>
-            <w:color w:val="0000EE"/>
-            <w:u w:val="single"/>
-          </w:rPr>
-          <w:t>ملاخي 3:1</w:t>
-        </w:r>
-      </w:hyperlink>
-      <w:r>
-        <w:rPr>
-          <w:lang w:val="ar_AE" w:bidi="ar_AE"/>
-        </w:rPr>
-        <w:t xml:space="preserve">). ويحدد العهد الجديد هوية يوحنا المعمدان بأنه النبي الذي أعدّ الطريق ليسوع المسيح (انظر </w:t>
-      </w:r>
-      <w:hyperlink r:id="rId99">
-        <w:r>
-          <w:rPr>
-            <w:lang w:val="ar_AE" w:bidi="ar_AE"/>
-          </w:rPr>
-          <w:rPr>
-            <w:color w:val="0000EE"/>
-            <w:u w:val="single"/>
-          </w:rPr>
-          <w:t>متى 11:11–15</w:t>
-        </w:r>
-      </w:hyperlink>
-      <w:r>
-        <w:rPr>
-          <w:lang w:val="ar_AE" w:bidi="ar_AE"/>
-        </w:rPr>
-        <w:t xml:space="preserve">؛ </w:t>
-      </w:r>
-      <w:hyperlink r:id="rId96">
-        <w:r>
-          <w:rPr>
-            <w:lang w:val="ar_AE" w:bidi="ar_AE"/>
-          </w:rPr>
-          <w:rPr>
-            <w:color w:val="0000EE"/>
-            <w:u w:val="single"/>
-          </w:rPr>
-          <w:t>لوقا 1:17</w:t>
-        </w:r>
-      </w:hyperlink>
-      <w:r>
-        <w:rPr>
-          <w:lang w:val="ar_AE" w:bidi="ar_AE"/>
-        </w:rPr>
-        <w:t>).</w:t>
-      </w:r>
-      <w:r>
-        <w:rPr>
-          <w:lang w:val="ar_AE" w:bidi="ar_AE"/>
-        </w:rPr>
-      </w:r>
-      <w:r>
-        <w:rPr>
-          <w:lang w:val="ar_AE" w:bidi="ar_AE"/>
-        </w:rPr>
-      </w:r>
-    </w:p>
-    <w:p>
-      <w:pPr>
-        <w:bidi/>
-      </w:pPr>
-      <w:r>
-        <w:rPr>
-          <w:lang w:val="ar_AE" w:bidi="ar_AE"/>
-        </w:rPr>
-      </w:r>
-    </w:p>
-    <w:p>
-      <w:pPr>
-        <w:pStyle w:val="Heading2"/>
-        <w:bidi/>
-      </w:pPr>
-      <w:r>
-        <w:rPr>
-          <w:lang w:val="ar_AE" w:bidi="ar_AE"/>
-        </w:rPr>
-        <w:t>ملاخي 4: 6</w:t>
-      </w:r>
-      <w:r>
-        <w:rPr>
-          <w:lang w:val="ar_AE" w:bidi="ar_AE"/>
-        </w:rPr>
-      </w:r>
-    </w:p>
-    <w:p>
-      <w:pPr>
-        <w:bidi/>
-      </w:pPr>
-      <w:r>
-        <w:rPr>
-          <w:lang w:val="ar_AE" w:bidi="ar_AE"/>
-        </w:rPr>
-      </w:r>
-      <w:r>
-        <w:rPr>
-          <w:lang w:val="ar_AE" w:bidi="ar_AE"/>
-        </w:rPr>
-        <w:t xml:space="preserve">فَيَرُدُّ قَلْبَ الآبَاءِ عَلَى الأَبْنَاءِ: هناك موضوعان رئيسان بارزان في ملاخي وأنبياء العهد القديم عمومًا، وهما تغيير القلوب وخدمة المصالحة. التحوّل والرجوع هو مصطلح في العهد القديم يشير إلى التوبة ويدل على تغيير كامل في الولاءات. ويؤدي الرجوع إلى الله إلى المصالحة بين الأجيال (انظر </w:t>
-      </w:r>
-      <w:hyperlink r:id="rId100">
-        <w:r>
-          <w:rPr>
-            <w:lang w:val="ar_AE" w:bidi="ar_AE"/>
-          </w:rPr>
-          <w:rPr>
-            <w:color w:val="0000EE"/>
-            <w:u w:val="single"/>
-          </w:rPr>
-          <w:t>2 كورنثوس 5:18–20</w:t>
-        </w:r>
-      </w:hyperlink>
-      <w:r>
-        <w:rPr>
-          <w:lang w:val="ar_AE" w:bidi="ar_AE"/>
-        </w:rPr>
-        <w:t xml:space="preserve">). • أَضْرِبَ الأَرْضَ بِلَعْنٍ: تشير كلمة لعنة إلى التدمير الكامل (انظر </w:t>
-      </w:r>
       <w:hyperlink r:id="rId101">
         <w:r>
           <w:rPr>
@@ -4571,52 +4565,16 @@
             <w:color w:val="0000EE"/>
             <w:u w:val="single"/>
           </w:rPr>
-          <w:t>تثنية 7:26</w:t>
-        </w:r>
-      </w:hyperlink>
-      <w:r>
-        <w:rPr>
-          <w:lang w:val="ar_AE" w:bidi="ar_AE"/>
-        </w:rPr>
-        <w:t xml:space="preserve">؛ </w:t>
+          <w:t>زكريا 14:11</w:t>
+        </w:r>
+      </w:hyperlink>
+      <w:r>
+        <w:rPr>
+          <w:lang w:val="ar_AE" w:bidi="ar_AE"/>
+        </w:rPr>
+        <w:t xml:space="preserve">). إن شعب إسرائيل الذي لم يستجب لنبي الله سيواجه الفناء التام، كما كان مصير أسلافهم الكنعانيين (مثلًا، </w:t>
       </w:r>
       <w:hyperlink r:id="rId102">
-        <w:r>
-          <w:rPr>
-            <w:lang w:val="ar_AE" w:bidi="ar_AE"/>
-          </w:rPr>
-          <w:rPr>
-            <w:color w:val="0000EE"/>
-            <w:u w:val="single"/>
-          </w:rPr>
-          <w:t>1 صموئيل 15:18</w:t>
-        </w:r>
-      </w:hyperlink>
-      <w:r>
-        <w:rPr>
-          <w:lang w:val="ar_AE" w:bidi="ar_AE"/>
-        </w:rPr>
-        <w:t xml:space="preserve">؛ </w:t>
-      </w:r>
-      <w:hyperlink r:id="rId103">
-        <w:r>
-          <w:rPr>
-            <w:lang w:val="ar_AE" w:bidi="ar_AE"/>
-          </w:rPr>
-          <w:rPr>
-            <w:color w:val="0000EE"/>
-            <w:u w:val="single"/>
-          </w:rPr>
-          <w:t>زكريا 14:11</w:t>
-        </w:r>
-      </w:hyperlink>
-      <w:r>
-        <w:rPr>
-          <w:lang w:val="ar_AE" w:bidi="ar_AE"/>
-        </w:rPr>
-        <w:t xml:space="preserve">). إن شعب إسرائيل الذي لم يستجب لنبي الله سيواجه الفناء التام، كما كان مصير أسلافهم الكنعانيين (مثلًا، </w:t>
-      </w:r>
-      <w:hyperlink r:id="rId104">
         <w:r>
           <w:rPr>
             <w:lang w:val="ar_AE" w:bidi="ar_AE"/>

--- a/arb/docx/39.content.docx
+++ b/arb/docx/39.content.docx
@@ -178,13 +178,6 @@
         <w:rPr>
           <w:lang w:val="ar_AE" w:bidi="ar_AE"/>
         </w:rPr>
-      </w:r>
-      <w:r>
-        <w:rPr>
-          <w:i/>
-          <w:lang w:val="ar_AE" w:bidi="ar_AE"/>
-        </w:rPr>
-        <w:t>ملاخي 1: 1, ملاخي 1: 2, ملاخي 1: 2–5, ملاخي 1: 3, ملاخي 1: 4, ملاخي 1: 6, ملاخي 1: 6–2: 9, ملاخي 1: 7, ملاخي 1: 8, ملاخي 1: 12, ملاخي 1: 14, ملاخي 2: 2, ملاخي 2: 4, ملاخي 2: 7, ملاخي 2: 9, ملاخي 2: 10, ملاخي 2: 10–16, ملاخي 2: 11, ملاخي 2: 12, ملاخي 2: 14, ملاخي 2: 16, ملاخي 2: 17, ملاخي 2: 17–3: 5, ملاخي 3: 1, ملاخي 3: 2, ملاخي 3: 5, ملاخي 3: 6–12, ملاخي 3: 7, ملاخي 3: 8–9, ملاخي 3: 10, ملاخي 3: 12, ملاخي 3: 13, ملاخي 3: 13–4: 3, ملاخي 3: 14, ملاخي 3: 15, ملاخي 3: 16, ملاخي 3: 16–18, ملاخي 3: 17, ملاخي 4: 1–3, ملاخي 4: 2, ملاخي 4: 4, ملاخي 4: 4–6, ملاخي 4: 5–6, ملاخي 4: 6</w:t>
       </w:r>
       <w:r>
         <w:rPr>

--- a/arb/docx/39.content.docx
+++ b/arb/docx/39.content.docx
@@ -163,21 +163,6 @@
           <w:lang w:val="ar_AE" w:bidi="ar_AE"/>
         </w:rPr>
         <w:t>MAL</w:t>
-      </w:r>
-      <w:r>
-        <w:rPr>
-          <w:lang w:val="ar_AE" w:bidi="ar_AE"/>
-        </w:rPr>
-      </w:r>
-    </w:p>
-    <w:p>
-      <w:pPr>
-        <w:bidi/>
-      </w:pPr>
-      <w:r>
-        <w:rPr>
-          <w:lang w:val="ar_AE" w:bidi="ar_AE"/>
-        </w:rPr>
       </w:r>
       <w:r>
         <w:rPr>

--- a/arb/docx/39.content.docx
+++ b/arb/docx/39.content.docx
@@ -22,7 +22,7 @@
         <w:rPr>
           <w:lang w:val="ar_AE" w:bidi="ar_AE"/>
         </w:rPr>
-        <w:t>Resource: ملاحظات الدراسة (تينديل)</w:t>
+        <w:t>Resource: Tyndale Open Study Notes</w:t>
       </w:r>
       <w:r>
         <w:rPr>
@@ -122,7 +122,7 @@
         <w:rPr>
           <w:lang w:val="ar_AE" w:bidi="ar_AE"/>
         </w:rPr>
-        <w:t>ملاحظات الدراسة (تينديل)</w:t>
+        <w:t>Tyndale Open Study Notes</w:t>
       </w:r>
     </w:p>
     <w:p>

--- a/arb/docx/39.content.docx
+++ b/arb/docx/39.content.docx
@@ -22,7 +22,7 @@
         <w:rPr>
           <w:lang w:val="ar_AE" w:bidi="ar_AE"/>
         </w:rPr>
-        <w:t>Resource: Tyndale Open Study Notes</w:t>
+        <w:t>Resource: Aquifer Open Study Notes</w:t>
       </w:r>
       <w:r>
         <w:rPr>
@@ -122,7 +122,7 @@
         <w:rPr>
           <w:lang w:val="ar_AE" w:bidi="ar_AE"/>
         </w:rPr>
-        <w:t>Tyndale Open Study Notes</w:t>
+        <w:t>Aquifer Open Study Notes</w:t>
       </w:r>
     </w:p>
     <w:p>

--- a/arb/docx/39.content.docx
+++ b/arb/docx/39.content.docx
@@ -9,6 +9,8 @@
       </w:pPr>
       <w:r>
         <w:rPr>
+          <w:rtl/>
+          <w:cs/>
           <w:lang w:val="ar_AE" w:bidi="ar_AE"/>
         </w:rPr>
       </w:r>
@@ -20,28 +22,36 @@
       </w:pPr>
       <w:r>
         <w:rPr>
+          <w:rtl/>
+          <w:cs/>
           <w:lang w:val="ar_AE" w:bidi="ar_AE"/>
         </w:rPr>
         <w:t>Resource: Aquifer Open Study Notes</w:t>
       </w:r>
       <w:r>
         <w:rPr>
-          <w:lang w:val="ar_AE" w:bidi="ar_AE"/>
-        </w:rPr>
-      </w:r>
-    </w:p>
-    <w:p>
-      <w:pPr>
-        <w:bidi/>
-      </w:pPr>
-      <w:r>
-        <w:rPr>
+          <w:rtl/>
+          <w:cs/>
+          <w:lang w:val="ar_AE" w:bidi="ar_AE"/>
+        </w:rPr>
+      </w:r>
+    </w:p>
+    <w:p>
+      <w:pPr>
+        <w:bidi/>
+      </w:pPr>
+      <w:r>
+        <w:rPr>
+          <w:rtl/>
+          <w:cs/>
           <w:lang w:val="ar_AE" w:bidi="ar_AE"/>
         </w:rPr>
       </w:r>
       <w:r>
         <w:rPr>
           <w:b/>
+          <w:rtl/>
+          <w:cs/>
           <w:lang w:val="ar_AE" w:bidi="ar_AE"/>
         </w:rPr>
         <w:t>Aquifer Open Study Notes</w:t>
@@ -53,35 +63,47 @@
       </w:pPr>
       <w:r>
         <w:rPr>
-          <w:lang w:val="ar_AE" w:bidi="ar_AE"/>
-        </w:rPr>
-      </w:r>
-      <w:r>
-        <w:rPr>
+          <w:rtl/>
+          <w:cs/>
+          <w:lang w:val="ar_AE" w:bidi="ar_AE"/>
+        </w:rPr>
+      </w:r>
+      <w:r>
+        <w:rPr>
+          <w:rtl/>
+          <w:cs/>
           <w:lang w:val="ar_AE" w:bidi="ar_AE"/>
         </w:rPr>
         <w:t xml:space="preserve">This work is an adaptation of </w:t>
       </w:r>
       <w:r>
         <w:rPr>
+          <w:rtl/>
+          <w:cs/>
           <w:lang w:val="ar_AE" w:bidi="ar_AE"/>
         </w:rPr>
         <w:t>Tyndale Open Study Notes</w:t>
       </w:r>
       <w:r>
         <w:rPr>
+          <w:rtl/>
+          <w:cs/>
           <w:lang w:val="ar_AE" w:bidi="ar_AE"/>
         </w:rPr>
         <w:t xml:space="preserve"> © 2023 Tyndale House Publishers, licensed under the CC BY-SA 4.0 license. The adaptation, </w:t>
       </w:r>
       <w:r>
         <w:rPr>
+          <w:rtl/>
+          <w:cs/>
           <w:lang w:val="ar_AE" w:bidi="ar_AE"/>
         </w:rPr>
         <w:t>Aquifer Open Study Notes</w:t>
       </w:r>
       <w:r>
         <w:rPr>
+          <w:rtl/>
+          <w:cs/>
           <w:lang w:val="ar_AE" w:bidi="ar_AE"/>
         </w:rPr>
         <w:t>, was created by Mission Mutual and is also licensed under CC BY-SA 4.0.</w:t>
@@ -93,22 +115,30 @@
       </w:pPr>
       <w:r>
         <w:rPr>
-          <w:lang w:val="ar_AE" w:bidi="ar_AE"/>
-        </w:rPr>
-      </w:r>
-      <w:r>
-        <w:rPr>
+          <w:rtl/>
+          <w:cs/>
+          <w:lang w:val="ar_AE" w:bidi="ar_AE"/>
+        </w:rPr>
+      </w:r>
+      <w:r>
+        <w:rPr>
+          <w:rtl/>
+          <w:cs/>
           <w:lang w:val="ar_AE" w:bidi="ar_AE"/>
         </w:rPr>
         <w:t>This resource has been adapted into multiple languages, including English, Tok Pisin, Arabic (عربي), French (Français), Hindi (हिंदी), Indonesian (Bahasa Indonesia), Portuguese (Português), Russian (Русский), Spanish (Español), Swahili (Kiswahili), and Simplified Chinese (简体中文).</w:t>
       </w:r>
       <w:r>
         <w:rPr>
-          <w:lang w:val="ar_AE" w:bidi="ar_AE"/>
-        </w:rPr>
-      </w:r>
-      <w:r>
-        <w:rPr>
+          <w:rtl/>
+          <w:cs/>
+          <w:lang w:val="ar_AE" w:bidi="ar_AE"/>
+        </w:rPr>
+      </w:r>
+      <w:r>
+        <w:rPr>
+          <w:rtl/>
+          <w:cs/>
           <w:lang w:val="ar_AE" w:bidi="ar_AE"/>
         </w:rPr>
       </w:r>
@@ -120,6 +150,8 @@
       </w:pPr>
       <w:r>
         <w:rPr>
+          <w:rtl/>
+          <w:cs/>
           <w:lang w:val="ar_AE" w:bidi="ar_AE"/>
         </w:rPr>
         <w:t>Aquifer Open Study Notes</w:t>
@@ -149,6 +181,8 @@
       </w:pPr>
       <w:r>
         <w:rPr>
+          <w:rtl/>
+          <w:cs/>
           <w:lang w:val="ar_AE" w:bidi="ar_AE"/>
         </w:rPr>
       </w:r>
@@ -160,38 +194,50 @@
       </w:pPr>
       <w:r>
         <w:rPr>
+          <w:rtl/>
+          <w:cs/>
           <w:lang w:val="ar_AE" w:bidi="ar_AE"/>
         </w:rPr>
         <w:t>MAL</w:t>
       </w:r>
       <w:r>
         <w:rPr>
-          <w:lang w:val="ar_AE" w:bidi="ar_AE"/>
-        </w:rPr>
-      </w:r>
-    </w:p>
-    <w:p>
-      <w:pPr>
-        <w:bidi/>
-      </w:pPr>
-      <w:r>
-        <w:rPr>
-          <w:lang w:val="ar_AE" w:bidi="ar_AE"/>
-        </w:rPr>
-      </w:r>
-      <w:r>
-        <w:rPr>
+          <w:rtl/>
+          <w:cs/>
+          <w:lang w:val="ar_AE" w:bidi="ar_AE"/>
+        </w:rPr>
+      </w:r>
+    </w:p>
+    <w:p>
+      <w:pPr>
+        <w:bidi/>
+      </w:pPr>
+      <w:r>
+        <w:rPr>
+          <w:rtl/>
+          <w:cs/>
+          <w:lang w:val="ar_AE" w:bidi="ar_AE"/>
+        </w:rPr>
+      </w:r>
+      <w:r>
+        <w:rPr>
+          <w:rtl/>
+          <w:cs/>
           <w:lang w:val="ar_AE" w:bidi="ar_AE"/>
         </w:rPr>
         <w:t xml:space="preserve"> </w:t>
       </w:r>
       <w:r>
         <w:rPr>
-          <w:lang w:val="ar_AE" w:bidi="ar_AE"/>
-        </w:rPr>
-      </w:r>
-      <w:r>
-        <w:rPr>
+          <w:rtl/>
+          <w:cs/>
+          <w:lang w:val="ar_AE" w:bidi="ar_AE"/>
+        </w:rPr>
+      </w:r>
+      <w:r>
+        <w:rPr>
+          <w:rtl/>
+          <w:cs/>
           <w:lang w:val="ar_AE" w:bidi="ar_AE"/>
         </w:rPr>
       </w:r>
@@ -217,6 +263,8 @@
       </w:pPr>
       <w:r>
         <w:rPr>
+          <w:rtl/>
+          <w:cs/>
           <w:lang w:val="ar_AE" w:bidi="ar_AE"/>
         </w:rPr>
       </w:r>
@@ -228,27 +276,35 @@
       </w:pPr>
       <w:r>
         <w:rPr>
+          <w:rtl/>
+          <w:cs/>
           <w:lang w:val="ar_AE" w:bidi="ar_AE"/>
         </w:rPr>
         <w:t>ملاخي 1: 1</w:t>
       </w:r>
       <w:r>
         <w:rPr>
-          <w:lang w:val="ar_AE" w:bidi="ar_AE"/>
-        </w:rPr>
-      </w:r>
-    </w:p>
-    <w:p>
-      <w:pPr>
-        <w:bidi/>
-      </w:pPr>
-      <w:r>
-        <w:rPr>
-          <w:lang w:val="ar_AE" w:bidi="ar_AE"/>
-        </w:rPr>
-      </w:r>
-      <w:r>
-        <w:rPr>
+          <w:rtl/>
+          <w:cs/>
+          <w:lang w:val="ar_AE" w:bidi="ar_AE"/>
+        </w:rPr>
+      </w:r>
+    </w:p>
+    <w:p>
+      <w:pPr>
+        <w:bidi/>
+      </w:pPr>
+      <w:r>
+        <w:rPr>
+          <w:rtl/>
+          <w:cs/>
+          <w:lang w:val="ar_AE" w:bidi="ar_AE"/>
+        </w:rPr>
+      </w:r>
+      <w:r>
+        <w:rPr>
+          <w:rtl/>
+          <w:cs/>
           <w:lang w:val="ar_AE" w:bidi="ar_AE"/>
         </w:rPr>
         <w:t xml:space="preserve">هذه هي الرسالة (حرفيًا </w:t>
@@ -256,12 +312,16 @@
       <w:r>
         <w:rPr>
           <w:i/>
+          <w:rtl/>
+          <w:cs/>
           <w:lang w:val="ar_AE" w:bidi="ar_AE"/>
         </w:rPr>
         <w:t>نبوة: وَحْيُ</w:t>
       </w:r>
       <w:r>
         <w:rPr>
+          <w:rtl/>
+          <w:cs/>
           <w:lang w:val="ar_AE" w:bidi="ar_AE"/>
         </w:rPr>
         <w:t xml:space="preserve">) التي أعطاها الرب لإسرائيل: هذا العنوان يُصنِّف سفر ملاخي كرسالة موثوقة من الله ويحدد الكاتب والجمهور، برغم عدم تحديد التاريخ أو المناسبة. وتضفي كلمة </w:t>
@@ -269,12 +329,16 @@
       <w:r>
         <w:rPr>
           <w:i/>
+          <w:rtl/>
+          <w:cs/>
           <w:lang w:val="ar_AE" w:bidi="ar_AE"/>
         </w:rPr>
         <w:t xml:space="preserve">نبوة </w:t>
       </w:r>
       <w:r>
         <w:rPr>
+          <w:rtl/>
+          <w:cs/>
           <w:lang w:val="ar_AE" w:bidi="ar_AE"/>
         </w:rPr>
         <w:t xml:space="preserve">أو </w:t>
@@ -282,33 +346,43 @@
       <w:r>
         <w:rPr>
           <w:i/>
+          <w:rtl/>
+          <w:cs/>
           <w:lang w:val="ar_AE" w:bidi="ar_AE"/>
         </w:rPr>
         <w:t>وحي</w:t>
       </w:r>
       <w:r>
         <w:rPr>
+          <w:rtl/>
+          <w:cs/>
           <w:lang w:val="ar_AE" w:bidi="ar_AE"/>
         </w:rPr>
         <w:t xml:space="preserve"> على رسالة ملاخي السلطة والإلحاح. كان من المتوقع أن ينتبه الجمهور ويستجيب.</w:t>
       </w:r>
       <w:r>
         <w:rPr>
-          <w:lang w:val="ar_AE" w:bidi="ar_AE"/>
-        </w:rPr>
-      </w:r>
-      <w:r>
-        <w:rPr>
-          <w:lang w:val="ar_AE" w:bidi="ar_AE"/>
-        </w:rPr>
-      </w:r>
-    </w:p>
-    <w:p>
-      <w:pPr>
-        <w:bidi/>
-      </w:pPr>
-      <w:r>
-        <w:rPr>
+          <w:rtl/>
+          <w:cs/>
+          <w:lang w:val="ar_AE" w:bidi="ar_AE"/>
+        </w:rPr>
+      </w:r>
+      <w:r>
+        <w:rPr>
+          <w:rtl/>
+          <w:cs/>
+          <w:lang w:val="ar_AE" w:bidi="ar_AE"/>
+        </w:rPr>
+      </w:r>
+    </w:p>
+    <w:p>
+      <w:pPr>
+        <w:bidi/>
+      </w:pPr>
+      <w:r>
+        <w:rPr>
+          <w:rtl/>
+          <w:cs/>
           <w:lang w:val="ar_AE" w:bidi="ar_AE"/>
         </w:rPr>
       </w:r>
@@ -320,27 +394,35 @@
       </w:pPr>
       <w:r>
         <w:rPr>
+          <w:rtl/>
+          <w:cs/>
           <w:lang w:val="ar_AE" w:bidi="ar_AE"/>
         </w:rPr>
         <w:t>ملاخي 1: 2</w:t>
       </w:r>
       <w:r>
         <w:rPr>
-          <w:lang w:val="ar_AE" w:bidi="ar_AE"/>
-        </w:rPr>
-      </w:r>
-    </w:p>
-    <w:p>
-      <w:pPr>
-        <w:bidi/>
-      </w:pPr>
-      <w:r>
-        <w:rPr>
-          <w:lang w:val="ar_AE" w:bidi="ar_AE"/>
-        </w:rPr>
-      </w:r>
-      <w:r>
-        <w:rPr>
+          <w:rtl/>
+          <w:cs/>
+          <w:lang w:val="ar_AE" w:bidi="ar_AE"/>
+        </w:rPr>
+      </w:r>
+    </w:p>
+    <w:p>
+      <w:pPr>
+        <w:bidi/>
+      </w:pPr>
+      <w:r>
+        <w:rPr>
+          <w:rtl/>
+          <w:cs/>
+          <w:lang w:val="ar_AE" w:bidi="ar_AE"/>
+        </w:rPr>
+      </w:r>
+      <w:r>
+        <w:rPr>
+          <w:rtl/>
+          <w:cs/>
           <w:lang w:val="ar_AE" w:bidi="ar_AE"/>
         </w:rPr>
         <w:t xml:space="preserve">أَحْبَبْتُكُمْ: في تصوير العلاقة بين الرب وإسرائيل، فإن المحبة تحمل دلالات عهدية. ويمكن مساواة المصطلح باختيار الله، أو </w:t>
@@ -348,12 +430,16 @@
       <w:r>
         <w:rPr>
           <w:i/>
+          <w:rtl/>
+          <w:cs/>
           <w:lang w:val="ar_AE" w:bidi="ar_AE"/>
         </w:rPr>
         <w:t>الانتخاب،</w:t>
       </w:r>
       <w:r>
         <w:rPr>
+          <w:rtl/>
+          <w:cs/>
           <w:lang w:val="ar_AE" w:bidi="ar_AE"/>
         </w:rPr>
         <w:t xml:space="preserve"> لإسرائيل كشعبه. تشير رسالة ملاخي إلى أن الأبعاد الأخرى لمحبة الله العهدية غير المشروطة لإسرائيل (مثل رحمته الصبورة؛ انظر </w:t>
@@ -361,6 +447,8 @@
       <w:hyperlink r:id="rId13">
         <w:r>
           <w:rPr>
+            <w:rtl/>
+            <w:cs/>
             <w:lang w:val="ar_AE" w:bidi="ar_AE"/>
           </w:rPr>
           <w:rPr>
@@ -372,6 +460,8 @@
       </w:hyperlink>
       <w:r>
         <w:rPr>
+          <w:rtl/>
+          <w:cs/>
           <w:lang w:val="ar_AE" w:bidi="ar_AE"/>
         </w:rPr>
         <w:t xml:space="preserve">، </w:t>
@@ -379,6 +469,8 @@
       <w:hyperlink r:id="rId14">
         <w:r>
           <w:rPr>
+            <w:rtl/>
+            <w:cs/>
             <w:lang w:val="ar_AE" w:bidi="ar_AE"/>
           </w:rPr>
           <w:rPr>
@@ -390,6 +482,8 @@
       </w:hyperlink>
       <w:r>
         <w:rPr>
+          <w:rtl/>
+          <w:cs/>
           <w:lang w:val="ar_AE" w:bidi="ar_AE"/>
         </w:rPr>
         <w:t xml:space="preserve">) لا تزل فاعلة أيضًا. انظر أيضًا </w:t>
@@ -397,6 +491,8 @@
       <w:hyperlink r:id="rId15">
         <w:r>
           <w:rPr>
+            <w:rtl/>
+            <w:cs/>
             <w:lang w:val="ar_AE" w:bidi="ar_AE"/>
           </w:rPr>
           <w:rPr>
@@ -408,27 +504,35 @@
       </w:hyperlink>
       <w:r>
         <w:rPr>
+          <w:rtl/>
+          <w:cs/>
           <w:lang w:val="ar_AE" w:bidi="ar_AE"/>
         </w:rPr>
         <w:t>.</w:t>
       </w:r>
       <w:r>
         <w:rPr>
-          <w:lang w:val="ar_AE" w:bidi="ar_AE"/>
-        </w:rPr>
-      </w:r>
-      <w:r>
-        <w:rPr>
-          <w:lang w:val="ar_AE" w:bidi="ar_AE"/>
-        </w:rPr>
-      </w:r>
-    </w:p>
-    <w:p>
-      <w:pPr>
-        <w:bidi/>
-      </w:pPr>
-      <w:r>
-        <w:rPr>
+          <w:rtl/>
+          <w:cs/>
+          <w:lang w:val="ar_AE" w:bidi="ar_AE"/>
+        </w:rPr>
+      </w:r>
+      <w:r>
+        <w:rPr>
+          <w:rtl/>
+          <w:cs/>
+          <w:lang w:val="ar_AE" w:bidi="ar_AE"/>
+        </w:rPr>
+      </w:r>
+    </w:p>
+    <w:p>
+      <w:pPr>
+        <w:bidi/>
+      </w:pPr>
+      <w:r>
+        <w:rPr>
+          <w:rtl/>
+          <w:cs/>
           <w:lang w:val="ar_AE" w:bidi="ar_AE"/>
         </w:rPr>
       </w:r>
@@ -440,27 +544,35 @@
       </w:pPr>
       <w:r>
         <w:rPr>
+          <w:rtl/>
+          <w:cs/>
           <w:lang w:val="ar_AE" w:bidi="ar_AE"/>
         </w:rPr>
         <w:t>ملاخي 1: 2–5</w:t>
       </w:r>
       <w:r>
         <w:rPr>
-          <w:lang w:val="ar_AE" w:bidi="ar_AE"/>
-        </w:rPr>
-      </w:r>
-    </w:p>
-    <w:p>
-      <w:pPr>
-        <w:bidi/>
-      </w:pPr>
-      <w:r>
-        <w:rPr>
-          <w:lang w:val="ar_AE" w:bidi="ar_AE"/>
-        </w:rPr>
-      </w:r>
-      <w:r>
-        <w:rPr>
+          <w:rtl/>
+          <w:cs/>
+          <w:lang w:val="ar_AE" w:bidi="ar_AE"/>
+        </w:rPr>
+      </w:r>
+    </w:p>
+    <w:p>
+      <w:pPr>
+        <w:bidi/>
+      </w:pPr>
+      <w:r>
+        <w:rPr>
+          <w:rtl/>
+          <w:cs/>
+          <w:lang w:val="ar_AE" w:bidi="ar_AE"/>
+        </w:rPr>
+      </w:r>
+      <w:r>
+        <w:rPr>
+          <w:rtl/>
+          <w:cs/>
           <w:lang w:val="ar_AE" w:bidi="ar_AE"/>
         </w:rPr>
         <w:t xml:space="preserve">إن خطب ملاخي هي عبارة عن </w:t>
@@ -468,12 +580,16 @@
       <w:r>
         <w:rPr>
           <w:i/>
+          <w:rtl/>
+          <w:cs/>
           <w:lang w:val="ar_AE" w:bidi="ar_AE"/>
         </w:rPr>
         <w:t xml:space="preserve">مناظرات </w:t>
       </w:r>
       <w:r>
         <w:rPr>
+          <w:rtl/>
+          <w:cs/>
           <w:lang w:val="ar_AE" w:bidi="ar_AE"/>
         </w:rPr>
         <w:t>أدبية—وهو شكل يستحضر في الذهن أجواء قاعة المحكمة ويؤسس نغمة المحاكمة لرسالة النبي. تُقدِّم هذه المناظرة الأولى حقيقة أن الله يحب إسرائيل (</w:t>
@@ -481,6 +597,8 @@
       <w:hyperlink r:id="rId16">
         <w:r>
           <w:rPr>
+            <w:rtl/>
+            <w:cs/>
             <w:lang w:val="ar_AE" w:bidi="ar_AE"/>
           </w:rPr>
           <w:rPr>
@@ -492,27 +610,35 @@
       </w:hyperlink>
       <w:r>
         <w:rPr>
+          <w:rtl/>
+          <w:cs/>
           <w:lang w:val="ar_AE" w:bidi="ar_AE"/>
         </w:rPr>
         <w:t>). ثم يناقش النبي هذه الأطروحة مع جمهوره في الرسائل الخمس التي تليها.</w:t>
       </w:r>
       <w:r>
         <w:rPr>
-          <w:lang w:val="ar_AE" w:bidi="ar_AE"/>
-        </w:rPr>
-      </w:r>
-      <w:r>
-        <w:rPr>
-          <w:lang w:val="ar_AE" w:bidi="ar_AE"/>
-        </w:rPr>
-      </w:r>
-    </w:p>
-    <w:p>
-      <w:pPr>
-        <w:bidi/>
-      </w:pPr>
-      <w:r>
-        <w:rPr>
+          <w:rtl/>
+          <w:cs/>
+          <w:lang w:val="ar_AE" w:bidi="ar_AE"/>
+        </w:rPr>
+      </w:r>
+      <w:r>
+        <w:rPr>
+          <w:rtl/>
+          <w:cs/>
+          <w:lang w:val="ar_AE" w:bidi="ar_AE"/>
+        </w:rPr>
+      </w:r>
+    </w:p>
+    <w:p>
+      <w:pPr>
+        <w:bidi/>
+      </w:pPr>
+      <w:r>
+        <w:rPr>
+          <w:rtl/>
+          <w:cs/>
           <w:lang w:val="ar_AE" w:bidi="ar_AE"/>
         </w:rPr>
       </w:r>
@@ -524,27 +650,35 @@
       </w:pPr>
       <w:r>
         <w:rPr>
+          <w:rtl/>
+          <w:cs/>
           <w:lang w:val="ar_AE" w:bidi="ar_AE"/>
         </w:rPr>
         <w:t>ملاخي 1: 3</w:t>
       </w:r>
       <w:r>
         <w:rPr>
-          <w:lang w:val="ar_AE" w:bidi="ar_AE"/>
-        </w:rPr>
-      </w:r>
-    </w:p>
-    <w:p>
-      <w:pPr>
-        <w:bidi/>
-      </w:pPr>
-      <w:r>
-        <w:rPr>
-          <w:lang w:val="ar_AE" w:bidi="ar_AE"/>
-        </w:rPr>
-      </w:r>
-      <w:r>
-        <w:rPr>
+          <w:rtl/>
+          <w:cs/>
+          <w:lang w:val="ar_AE" w:bidi="ar_AE"/>
+        </w:rPr>
+      </w:r>
+    </w:p>
+    <w:p>
+      <w:pPr>
+        <w:bidi/>
+      </w:pPr>
+      <w:r>
+        <w:rPr>
+          <w:rtl/>
+          <w:cs/>
+          <w:lang w:val="ar_AE" w:bidi="ar_AE"/>
+        </w:rPr>
+      </w:r>
+      <w:r>
+        <w:rPr>
+          <w:rtl/>
+          <w:cs/>
           <w:lang w:val="ar_AE" w:bidi="ar_AE"/>
         </w:rPr>
         <w:t xml:space="preserve">رفضت (حرفيًا </w:t>
@@ -552,12 +686,16 @@
       <w:r>
         <w:rPr>
           <w:i/>
+          <w:rtl/>
+          <w:cs/>
           <w:lang w:val="ar_AE" w:bidi="ar_AE"/>
         </w:rPr>
         <w:t>وَأَبْغَضْتُ،</w:t>
       </w:r>
       <w:r>
         <w:rPr>
+          <w:rtl/>
+          <w:cs/>
           <w:lang w:val="ar_AE" w:bidi="ar_AE"/>
         </w:rPr>
         <w:t xml:space="preserve"> عكس </w:t>
@@ -565,12 +703,16 @@
       <w:r>
         <w:rPr>
           <w:i/>
+          <w:rtl/>
+          <w:cs/>
           <w:lang w:val="ar_AE" w:bidi="ar_AE"/>
         </w:rPr>
         <w:t xml:space="preserve">أحببت </w:t>
       </w:r>
       <w:r>
         <w:rPr>
+          <w:rtl/>
+          <w:cs/>
           <w:lang w:val="ar_AE" w:bidi="ar_AE"/>
         </w:rPr>
         <w:t xml:space="preserve">في </w:t>
@@ -578,6 +720,8 @@
       <w:hyperlink r:id="rId16">
         <w:r>
           <w:rPr>
+            <w:rtl/>
+            <w:cs/>
             <w:lang w:val="ar_AE" w:bidi="ar_AE"/>
           </w:rPr>
           <w:rPr>
@@ -589,6 +733,8 @@
       </w:hyperlink>
       <w:r>
         <w:rPr>
+          <w:rtl/>
+          <w:cs/>
           <w:lang w:val="ar_AE" w:bidi="ar_AE"/>
         </w:rPr>
         <w:t xml:space="preserve">): تُشكِّل المحبة والبغضة زوجًا من الكلمات المتضادة في النصوص القانونية والنبوية في العهد القديم (انظر </w:t>
@@ -596,6 +742,8 @@
       <w:hyperlink r:id="rId17">
         <w:r>
           <w:rPr>
+            <w:rtl/>
+            <w:cs/>
             <w:lang w:val="ar_AE" w:bidi="ar_AE"/>
           </w:rPr>
           <w:rPr>
@@ -607,6 +755,8 @@
       </w:hyperlink>
       <w:r>
         <w:rPr>
+          <w:rtl/>
+          <w:cs/>
           <w:lang w:val="ar_AE" w:bidi="ar_AE"/>
         </w:rPr>
         <w:t xml:space="preserve">؛ </w:t>
@@ -614,6 +764,8 @@
       <w:hyperlink r:id="rId18">
         <w:r>
           <w:rPr>
+            <w:rtl/>
+            <w:cs/>
             <w:lang w:val="ar_AE" w:bidi="ar_AE"/>
           </w:rPr>
           <w:rPr>
@@ -625,6 +777,8 @@
       </w:hyperlink>
       <w:r>
         <w:rPr>
+          <w:rtl/>
+          <w:cs/>
           <w:lang w:val="ar_AE" w:bidi="ar_AE"/>
         </w:rPr>
         <w:t xml:space="preserve">)، وغالبًا ما تُستخدم لوصف الاغتراب الناتج عن علاقة العهد المنكسرة. وهنا، يذكر الله أنه رفض عيسو (وذريته، الأدوميين). لقد احتقر عيسو ورفض علاقة العهد مع الرب (انظر </w:t>
@@ -632,6 +786,8 @@
       <w:hyperlink r:id="rId19">
         <w:r>
           <w:rPr>
+            <w:rtl/>
+            <w:cs/>
             <w:lang w:val="ar_AE" w:bidi="ar_AE"/>
           </w:rPr>
           <w:rPr>
@@ -643,6 +799,8 @@
       </w:hyperlink>
       <w:r>
         <w:rPr>
+          <w:rtl/>
+          <w:cs/>
           <w:lang w:val="ar_AE" w:bidi="ar_AE"/>
         </w:rPr>
         <w:t xml:space="preserve">؛ </w:t>
@@ -650,6 +808,8 @@
       <w:hyperlink r:id="rId20">
         <w:r>
           <w:rPr>
+            <w:rtl/>
+            <w:cs/>
             <w:lang w:val="ar_AE" w:bidi="ar_AE"/>
           </w:rPr>
           <w:rPr>
@@ -661,6 +821,8 @@
       </w:hyperlink>
       <w:r>
         <w:rPr>
+          <w:rtl/>
+          <w:cs/>
           <w:lang w:val="ar_AE" w:bidi="ar_AE"/>
         </w:rPr>
         <w:t>). • عيسو هو أبو الأمة الأدومية، وكانت ميراثه</w:t>
@@ -668,12 +830,16 @@
       <w:r>
         <w:rPr>
           <w:i/>
+          <w:rtl/>
+          <w:cs/>
           <w:lang w:val="ar_AE" w:bidi="ar_AE"/>
         </w:rPr>
         <w:t xml:space="preserve">، </w:t>
       </w:r>
       <w:r>
         <w:rPr>
+          <w:rtl/>
+          <w:cs/>
           <w:lang w:val="ar_AE" w:bidi="ar_AE"/>
         </w:rPr>
         <w:t>منطقة أدوم، التي تقع على الحافة الجنوبية الشرقية للبحر الميت. إن ذِكْر يعقوب وعيسو يذكرنا بالتنافس بين الأخوين التوأم (</w:t>
@@ -681,6 +847,8 @@
       <w:hyperlink r:id="rId21">
         <w:r>
           <w:rPr>
+            <w:rtl/>
+            <w:cs/>
             <w:lang w:val="ar_AE" w:bidi="ar_AE"/>
           </w:rPr>
           <w:rPr>
@@ -692,27 +860,35 @@
       </w:hyperlink>
       <w:r>
         <w:rPr>
+          <w:rtl/>
+          <w:cs/>
           <w:lang w:val="ar_AE" w:bidi="ar_AE"/>
         </w:rPr>
         <w:t>).</w:t>
       </w:r>
       <w:r>
         <w:rPr>
-          <w:lang w:val="ar_AE" w:bidi="ar_AE"/>
-        </w:rPr>
-      </w:r>
-      <w:r>
-        <w:rPr>
-          <w:lang w:val="ar_AE" w:bidi="ar_AE"/>
-        </w:rPr>
-      </w:r>
-    </w:p>
-    <w:p>
-      <w:pPr>
-        <w:bidi/>
-      </w:pPr>
-      <w:r>
-        <w:rPr>
+          <w:rtl/>
+          <w:cs/>
+          <w:lang w:val="ar_AE" w:bidi="ar_AE"/>
+        </w:rPr>
+      </w:r>
+      <w:r>
+        <w:rPr>
+          <w:rtl/>
+          <w:cs/>
+          <w:lang w:val="ar_AE" w:bidi="ar_AE"/>
+        </w:rPr>
+      </w:r>
+    </w:p>
+    <w:p>
+      <w:pPr>
+        <w:bidi/>
+      </w:pPr>
+      <w:r>
+        <w:rPr>
+          <w:rtl/>
+          <w:cs/>
           <w:lang w:val="ar_AE" w:bidi="ar_AE"/>
         </w:rPr>
       </w:r>
@@ -724,27 +900,35 @@
       </w:pPr>
       <w:r>
         <w:rPr>
+          <w:rtl/>
+          <w:cs/>
           <w:lang w:val="ar_AE" w:bidi="ar_AE"/>
         </w:rPr>
         <w:t>ملاخي 1: 4</w:t>
       </w:r>
       <w:r>
         <w:rPr>
-          <w:lang w:val="ar_AE" w:bidi="ar_AE"/>
-        </w:rPr>
-      </w:r>
-    </w:p>
-    <w:p>
-      <w:pPr>
-        <w:bidi/>
-      </w:pPr>
-      <w:r>
-        <w:rPr>
-          <w:lang w:val="ar_AE" w:bidi="ar_AE"/>
-        </w:rPr>
-      </w:r>
-      <w:r>
-        <w:rPr>
+          <w:rtl/>
+          <w:cs/>
+          <w:lang w:val="ar_AE" w:bidi="ar_AE"/>
+        </w:rPr>
+      </w:r>
+    </w:p>
+    <w:p>
+      <w:pPr>
+        <w:bidi/>
+      </w:pPr>
+      <w:r>
+        <w:rPr>
+          <w:rtl/>
+          <w:cs/>
+          <w:lang w:val="ar_AE" w:bidi="ar_AE"/>
+        </w:rPr>
+      </w:r>
+      <w:r>
+        <w:rPr>
+          <w:rtl/>
+          <w:cs/>
           <w:lang w:val="ar_AE" w:bidi="ar_AE"/>
         </w:rPr>
         <w:t xml:space="preserve">رَبُّ الْجُنُودِ (بالعبرية يهوه تصيباؤوت Yahweh tseba’oth): هذا الاسم لله بارز في الأدب النبوي للعهد القديم. </w:t>
@@ -752,12 +936,16 @@
       <w:r>
         <w:rPr>
           <w:i/>
+          <w:rtl/>
+          <w:cs/>
           <w:lang w:val="ar_AE" w:bidi="ar_AE"/>
         </w:rPr>
         <w:t>جيوش السماء (الجنود)</w:t>
       </w:r>
       <w:r>
         <w:rPr>
+          <w:rtl/>
+          <w:cs/>
           <w:lang w:val="ar_AE" w:bidi="ar_AE"/>
         </w:rPr>
         <w:t xml:space="preserve"> تشير إلى الجيوش الملائكية تحت أمر الله؛ وتؤكد العبارة على القوة التي لا تُقهَر لله. • تُخُومَ الشَّرِّ: كان عيسو أنانيًا ومحتقرًا لعلامات عهد الرب (انظر </w:t>
@@ -765,6 +953,8 @@
       <w:hyperlink r:id="rId19">
         <w:r>
           <w:rPr>
+            <w:rtl/>
+            <w:cs/>
             <w:lang w:val="ar_AE" w:bidi="ar_AE"/>
           </w:rPr>
           <w:rPr>
@@ -776,6 +966,8 @@
       </w:hyperlink>
       <w:r>
         <w:rPr>
+          <w:rtl/>
+          <w:cs/>
           <w:lang w:val="ar_AE" w:bidi="ar_AE"/>
         </w:rPr>
         <w:t xml:space="preserve">). أصبحت أمة أدوم تجسد كبرياء الوجود المُتمركز حول الذات (انظر </w:t>
@@ -783,6 +975,8 @@
       <w:hyperlink r:id="rId22">
         <w:r>
           <w:rPr>
+            <w:rtl/>
+            <w:cs/>
             <w:lang w:val="ar_AE" w:bidi="ar_AE"/>
           </w:rPr>
           <w:rPr>
@@ -794,6 +988,8 @@
       </w:hyperlink>
       <w:r>
         <w:rPr>
+          <w:rtl/>
+          <w:cs/>
           <w:lang w:val="ar_AE" w:bidi="ar_AE"/>
         </w:rPr>
         <w:t xml:space="preserve">). كما كان الأدوميون أيضًا حلفاء لبابل في تدمير أورشليم (انظر </w:t>
@@ -801,6 +997,8 @@
       <w:hyperlink r:id="rId23">
         <w:r>
           <w:rPr>
+            <w:rtl/>
+            <w:cs/>
             <w:lang w:val="ar_AE" w:bidi="ar_AE"/>
           </w:rPr>
           <w:rPr>
@@ -812,6 +1010,8 @@
       </w:hyperlink>
       <w:r>
         <w:rPr>
+          <w:rtl/>
+          <w:cs/>
           <w:lang w:val="ar_AE" w:bidi="ar_AE"/>
         </w:rPr>
         <w:t xml:space="preserve">؛ </w:t>
@@ -819,6 +1019,8 @@
       <w:hyperlink r:id="rId24">
         <w:r>
           <w:rPr>
+            <w:rtl/>
+            <w:cs/>
             <w:lang w:val="ar_AE" w:bidi="ar_AE"/>
           </w:rPr>
           <w:rPr>
@@ -830,6 +1032,8 @@
       </w:hyperlink>
       <w:r>
         <w:rPr>
+          <w:rtl/>
+          <w:cs/>
           <w:lang w:val="ar_AE" w:bidi="ar_AE"/>
         </w:rPr>
         <w:t xml:space="preserve">، </w:t>
@@ -837,6 +1041,8 @@
       <w:hyperlink r:id="rId25">
         <w:r>
           <w:rPr>
+            <w:rtl/>
+            <w:cs/>
             <w:lang w:val="ar_AE" w:bidi="ar_AE"/>
           </w:rPr>
           <w:rPr>
@@ -848,27 +1054,35 @@
       </w:hyperlink>
       <w:r>
         <w:rPr>
+          <w:rtl/>
+          <w:cs/>
           <w:lang w:val="ar_AE" w:bidi="ar_AE"/>
         </w:rPr>
         <w:t>).</w:t>
       </w:r>
       <w:r>
         <w:rPr>
-          <w:lang w:val="ar_AE" w:bidi="ar_AE"/>
-        </w:rPr>
-      </w:r>
-      <w:r>
-        <w:rPr>
-          <w:lang w:val="ar_AE" w:bidi="ar_AE"/>
-        </w:rPr>
-      </w:r>
-    </w:p>
-    <w:p>
-      <w:pPr>
-        <w:bidi/>
-      </w:pPr>
-      <w:r>
-        <w:rPr>
+          <w:rtl/>
+          <w:cs/>
+          <w:lang w:val="ar_AE" w:bidi="ar_AE"/>
+        </w:rPr>
+      </w:r>
+      <w:r>
+        <w:rPr>
+          <w:rtl/>
+          <w:cs/>
+          <w:lang w:val="ar_AE" w:bidi="ar_AE"/>
+        </w:rPr>
+      </w:r>
+    </w:p>
+    <w:p>
+      <w:pPr>
+        <w:bidi/>
+      </w:pPr>
+      <w:r>
+        <w:rPr>
+          <w:rtl/>
+          <w:cs/>
           <w:lang w:val="ar_AE" w:bidi="ar_AE"/>
         </w:rPr>
       </w:r>
@@ -880,27 +1094,35 @@
       </w:pPr>
       <w:r>
         <w:rPr>
+          <w:rtl/>
+          <w:cs/>
           <w:lang w:val="ar_AE" w:bidi="ar_AE"/>
         </w:rPr>
         <w:t>ملاخي 1: 6</w:t>
       </w:r>
       <w:r>
         <w:rPr>
-          <w:lang w:val="ar_AE" w:bidi="ar_AE"/>
-        </w:rPr>
-      </w:r>
-    </w:p>
-    <w:p>
-      <w:pPr>
-        <w:bidi/>
-      </w:pPr>
-      <w:r>
-        <w:rPr>
-          <w:lang w:val="ar_AE" w:bidi="ar_AE"/>
-        </w:rPr>
-      </w:r>
-      <w:r>
-        <w:rPr>
+          <w:rtl/>
+          <w:cs/>
+          <w:lang w:val="ar_AE" w:bidi="ar_AE"/>
+        </w:rPr>
+      </w:r>
+    </w:p>
+    <w:p>
+      <w:pPr>
+        <w:bidi/>
+      </w:pPr>
+      <w:r>
+        <w:rPr>
+          <w:rtl/>
+          <w:cs/>
+          <w:lang w:val="ar_AE" w:bidi="ar_AE"/>
+        </w:rPr>
+      </w:r>
+      <w:r>
+        <w:rPr>
+          <w:rtl/>
+          <w:cs/>
           <w:lang w:val="ar_AE" w:bidi="ar_AE"/>
         </w:rPr>
         <w:t xml:space="preserve">الْمُحْتَقِرُونَ اسْمِي: اسم الله يمثل سمعته أو شخصيته (قارن </w:t>
@@ -908,6 +1130,8 @@
       <w:hyperlink r:id="rId26">
         <w:r>
           <w:rPr>
+            <w:rtl/>
+            <w:cs/>
             <w:lang w:val="ar_AE" w:bidi="ar_AE"/>
           </w:rPr>
           <w:rPr>
@@ -919,27 +1143,35 @@
       </w:hyperlink>
       <w:r>
         <w:rPr>
+          <w:rtl/>
+          <w:cs/>
           <w:lang w:val="ar_AE" w:bidi="ar_AE"/>
         </w:rPr>
         <w:t>). كان اليهود يُظهرون استخفافهم بالله من خلال تقديم ذبائح لا قيمة لها.</w:t>
       </w:r>
       <w:r>
         <w:rPr>
-          <w:lang w:val="ar_AE" w:bidi="ar_AE"/>
-        </w:rPr>
-      </w:r>
-      <w:r>
-        <w:rPr>
-          <w:lang w:val="ar_AE" w:bidi="ar_AE"/>
-        </w:rPr>
-      </w:r>
-    </w:p>
-    <w:p>
-      <w:pPr>
-        <w:bidi/>
-      </w:pPr>
-      <w:r>
-        <w:rPr>
+          <w:rtl/>
+          <w:cs/>
+          <w:lang w:val="ar_AE" w:bidi="ar_AE"/>
+        </w:rPr>
+      </w:r>
+      <w:r>
+        <w:rPr>
+          <w:rtl/>
+          <w:cs/>
+          <w:lang w:val="ar_AE" w:bidi="ar_AE"/>
+        </w:rPr>
+      </w:r>
+    </w:p>
+    <w:p>
+      <w:pPr>
+        <w:bidi/>
+      </w:pPr>
+      <w:r>
+        <w:rPr>
+          <w:rtl/>
+          <w:cs/>
           <w:lang w:val="ar_AE" w:bidi="ar_AE"/>
         </w:rPr>
       </w:r>
@@ -951,27 +1183,35 @@
       </w:pPr>
       <w:r>
         <w:rPr>
+          <w:rtl/>
+          <w:cs/>
           <w:lang w:val="ar_AE" w:bidi="ar_AE"/>
         </w:rPr>
         <w:t>ملاخي 1: 6–2: 9</w:t>
       </w:r>
       <w:r>
         <w:rPr>
-          <w:lang w:val="ar_AE" w:bidi="ar_AE"/>
-        </w:rPr>
-      </w:r>
-    </w:p>
-    <w:p>
-      <w:pPr>
-        <w:bidi/>
-      </w:pPr>
-      <w:r>
-        <w:rPr>
-          <w:lang w:val="ar_AE" w:bidi="ar_AE"/>
-        </w:rPr>
-      </w:r>
-      <w:r>
-        <w:rPr>
+          <w:rtl/>
+          <w:cs/>
+          <w:lang w:val="ar_AE" w:bidi="ar_AE"/>
+        </w:rPr>
+      </w:r>
+    </w:p>
+    <w:p>
+      <w:pPr>
+        <w:bidi/>
+      </w:pPr>
+      <w:r>
+        <w:rPr>
+          <w:rtl/>
+          <w:cs/>
+          <w:lang w:val="ar_AE" w:bidi="ar_AE"/>
+        </w:rPr>
+      </w:r>
+      <w:r>
+        <w:rPr>
+          <w:rtl/>
+          <w:cs/>
           <w:lang w:val="ar_AE" w:bidi="ar_AE"/>
         </w:rPr>
         <w:t>تؤكد الرسالة الثانية لملاخي على دور الرب كإله وأب لإسرائيل؛ فهو وحده الذي يستحق العبادة الحقيقية. يُظهر الجزء الأول (</w:t>
@@ -979,6 +1219,8 @@
       <w:hyperlink r:id="rId27">
         <w:r>
           <w:rPr>
+            <w:rtl/>
+            <w:cs/>
             <w:lang w:val="ar_AE" w:bidi="ar_AE"/>
           </w:rPr>
           <w:rPr>
@@ -990,6 +1232,8 @@
       </w:hyperlink>
       <w:r>
         <w:rPr>
+          <w:rtl/>
+          <w:cs/>
           <w:lang w:val="ar_AE" w:bidi="ar_AE"/>
         </w:rPr>
         <w:t>) كيف أن الإسرائيليين قد أهانوا الله برغم رعايته الأبوية وقوته العظيمة. بينما يُحذِّر الجزء الثاني (</w:t>
@@ -997,6 +1241,8 @@
       <w:hyperlink r:id="rId28">
         <w:r>
           <w:rPr>
+            <w:rtl/>
+            <w:cs/>
             <w:lang w:val="ar_AE" w:bidi="ar_AE"/>
           </w:rPr>
           <w:rPr>
@@ -1008,6 +1254,8 @@
       </w:hyperlink>
       <w:r>
         <w:rPr>
+          <w:rtl/>
+          <w:cs/>
           <w:lang w:val="ar_AE" w:bidi="ar_AE"/>
         </w:rPr>
         <w:t>) الكهنة في يهوذا من تقديم الحيوانات المريضة والمعيبة كذبائح ويلومهم على عدم تعليم وصايا الله (</w:t>
@@ -1015,6 +1263,8 @@
       <w:hyperlink r:id="rId29">
         <w:r>
           <w:rPr>
+            <w:rtl/>
+            <w:cs/>
             <w:lang w:val="ar_AE" w:bidi="ar_AE"/>
           </w:rPr>
           <w:rPr>
@@ -1026,27 +1276,35 @@
       </w:hyperlink>
       <w:r>
         <w:rPr>
+          <w:rtl/>
+          <w:cs/>
           <w:lang w:val="ar_AE" w:bidi="ar_AE"/>
         </w:rPr>
         <w:t>).</w:t>
       </w:r>
       <w:r>
         <w:rPr>
-          <w:lang w:val="ar_AE" w:bidi="ar_AE"/>
-        </w:rPr>
-      </w:r>
-      <w:r>
-        <w:rPr>
-          <w:lang w:val="ar_AE" w:bidi="ar_AE"/>
-        </w:rPr>
-      </w:r>
-    </w:p>
-    <w:p>
-      <w:pPr>
-        <w:bidi/>
-      </w:pPr>
-      <w:r>
-        <w:rPr>
+          <w:rtl/>
+          <w:cs/>
+          <w:lang w:val="ar_AE" w:bidi="ar_AE"/>
+        </w:rPr>
+      </w:r>
+      <w:r>
+        <w:rPr>
+          <w:rtl/>
+          <w:cs/>
+          <w:lang w:val="ar_AE" w:bidi="ar_AE"/>
+        </w:rPr>
+      </w:r>
+    </w:p>
+    <w:p>
+      <w:pPr>
+        <w:bidi/>
+      </w:pPr>
+      <w:r>
+        <w:rPr>
+          <w:rtl/>
+          <w:cs/>
           <w:lang w:val="ar_AE" w:bidi="ar_AE"/>
         </w:rPr>
       </w:r>
@@ -1058,27 +1316,35 @@
       </w:pPr>
       <w:r>
         <w:rPr>
+          <w:rtl/>
+          <w:cs/>
           <w:lang w:val="ar_AE" w:bidi="ar_AE"/>
         </w:rPr>
         <w:t>ملاخي 1: 7</w:t>
       </w:r>
       <w:r>
         <w:rPr>
-          <w:lang w:val="ar_AE" w:bidi="ar_AE"/>
-        </w:rPr>
-      </w:r>
-    </w:p>
-    <w:p>
-      <w:pPr>
-        <w:bidi/>
-      </w:pPr>
-      <w:r>
-        <w:rPr>
-          <w:lang w:val="ar_AE" w:bidi="ar_AE"/>
-        </w:rPr>
-      </w:r>
-      <w:r>
-        <w:rPr>
+          <w:rtl/>
+          <w:cs/>
+          <w:lang w:val="ar_AE" w:bidi="ar_AE"/>
+        </w:rPr>
+      </w:r>
+    </w:p>
+    <w:p>
+      <w:pPr>
+        <w:bidi/>
+      </w:pPr>
+      <w:r>
+        <w:rPr>
+          <w:rtl/>
+          <w:cs/>
+          <w:lang w:val="ar_AE" w:bidi="ar_AE"/>
+        </w:rPr>
+      </w:r>
+      <w:r>
+        <w:rPr>
+          <w:rtl/>
+          <w:cs/>
           <w:lang w:val="ar_AE" w:bidi="ar_AE"/>
         </w:rPr>
         <w:t>بِمَ نَجَّسْنَاكَ؟: النجاسة الطقسية أو العدم الطهارة كانا يمنعان شيئًا أو شخصًا من المشاركة في طقوس عبادة الرب. وكانت النجاسة في هذه الحالة ناتجة عن تجاهل الوصايا المتعلقة بالذبائح الحيوانية المقبولة (</w:t>
@@ -1086,6 +1352,8 @@
       <w:hyperlink r:id="rId30">
         <w:r>
           <w:rPr>
+            <w:rtl/>
+            <w:cs/>
             <w:lang w:val="ar_AE" w:bidi="ar_AE"/>
           </w:rPr>
           <w:rPr>
@@ -1097,6 +1365,8 @@
       </w:hyperlink>
       <w:r>
         <w:rPr>
+          <w:rtl/>
+          <w:cs/>
           <w:lang w:val="ar_AE" w:bidi="ar_AE"/>
         </w:rPr>
         <w:t xml:space="preserve">؛ </w:t>
@@ -1104,6 +1374,8 @@
       <w:hyperlink r:id="rId31">
         <w:r>
           <w:rPr>
+            <w:rtl/>
+            <w:cs/>
             <w:lang w:val="ar_AE" w:bidi="ar_AE"/>
           </w:rPr>
           <w:rPr>
@@ -1115,27 +1387,35 @@
       </w:hyperlink>
       <w:r>
         <w:rPr>
+          <w:rtl/>
+          <w:cs/>
           <w:lang w:val="ar_AE" w:bidi="ar_AE"/>
         </w:rPr>
         <w:t>).</w:t>
       </w:r>
       <w:r>
         <w:rPr>
-          <w:lang w:val="ar_AE" w:bidi="ar_AE"/>
-        </w:rPr>
-      </w:r>
-      <w:r>
-        <w:rPr>
-          <w:lang w:val="ar_AE" w:bidi="ar_AE"/>
-        </w:rPr>
-      </w:r>
-    </w:p>
-    <w:p>
-      <w:pPr>
-        <w:bidi/>
-      </w:pPr>
-      <w:r>
-        <w:rPr>
+          <w:rtl/>
+          <w:cs/>
+          <w:lang w:val="ar_AE" w:bidi="ar_AE"/>
+        </w:rPr>
+      </w:r>
+      <w:r>
+        <w:rPr>
+          <w:rtl/>
+          <w:cs/>
+          <w:lang w:val="ar_AE" w:bidi="ar_AE"/>
+        </w:rPr>
+      </w:r>
+    </w:p>
+    <w:p>
+      <w:pPr>
+        <w:bidi/>
+      </w:pPr>
+      <w:r>
+        <w:rPr>
+          <w:rtl/>
+          <w:cs/>
           <w:lang w:val="ar_AE" w:bidi="ar_AE"/>
         </w:rPr>
       </w:r>
@@ -1147,27 +1427,35 @@
       </w:pPr>
       <w:r>
         <w:rPr>
+          <w:rtl/>
+          <w:cs/>
           <w:lang w:val="ar_AE" w:bidi="ar_AE"/>
         </w:rPr>
         <w:t>ملاخي 1: 8</w:t>
       </w:r>
       <w:r>
         <w:rPr>
-          <w:lang w:val="ar_AE" w:bidi="ar_AE"/>
-        </w:rPr>
-      </w:r>
-    </w:p>
-    <w:p>
-      <w:pPr>
-        <w:bidi/>
-      </w:pPr>
-      <w:r>
-        <w:rPr>
-          <w:lang w:val="ar_AE" w:bidi="ar_AE"/>
-        </w:rPr>
-      </w:r>
-      <w:r>
-        <w:rPr>
+          <w:rtl/>
+          <w:cs/>
+          <w:lang w:val="ar_AE" w:bidi="ar_AE"/>
+        </w:rPr>
+      </w:r>
+    </w:p>
+    <w:p>
+      <w:pPr>
+        <w:bidi/>
+      </w:pPr>
+      <w:r>
+        <w:rPr>
+          <w:rtl/>
+          <w:cs/>
+          <w:lang w:val="ar_AE" w:bidi="ar_AE"/>
+        </w:rPr>
+      </w:r>
+      <w:r>
+        <w:rPr>
+          <w:rtl/>
+          <w:cs/>
           <w:lang w:val="ar_AE" w:bidi="ar_AE"/>
         </w:rPr>
         <w:t xml:space="preserve">كان الوالي هو المشرف المُعيّن من قِبَل فارس على مقاطعة يهوذا. ويكشف الترتيب بين </w:t>
@@ -1175,12 +1463,16 @@
       <w:r>
         <w:rPr>
           <w:i/>
+          <w:rtl/>
+          <w:cs/>
           <w:lang w:val="ar_AE" w:bidi="ar_AE"/>
         </w:rPr>
         <w:t xml:space="preserve">مَذْبَحِي </w:t>
       </w:r>
       <w:r>
         <w:rPr>
+          <w:rtl/>
+          <w:cs/>
           <w:lang w:val="ar_AE" w:bidi="ar_AE"/>
         </w:rPr>
         <w:t>(</w:t>
@@ -1188,6 +1480,8 @@
       <w:hyperlink r:id="rId32">
         <w:r>
           <w:rPr>
+            <w:rtl/>
+            <w:cs/>
             <w:lang w:val="ar_AE" w:bidi="ar_AE"/>
           </w:rPr>
           <w:rPr>
@@ -1199,6 +1493,8 @@
       </w:hyperlink>
       <w:r>
         <w:rPr>
+          <w:rtl/>
+          <w:cs/>
           <w:lang w:val="ar_AE" w:bidi="ar_AE"/>
         </w:rPr>
         <w:t>) و</w:t>
@@ -1206,12 +1502,16 @@
       <w:r>
         <w:rPr>
           <w:i/>
+          <w:rtl/>
+          <w:cs/>
           <w:lang w:val="ar_AE" w:bidi="ar_AE"/>
         </w:rPr>
         <w:t xml:space="preserve">لِوَالِيكَ </w:t>
       </w:r>
       <w:r>
         <w:rPr>
+          <w:rtl/>
+          <w:cs/>
           <w:lang w:val="ar_AE" w:bidi="ar_AE"/>
         </w:rPr>
         <w:t>(</w:t>
@@ -1219,6 +1519,8 @@
       <w:hyperlink r:id="rId33">
         <w:r>
           <w:rPr>
+            <w:rtl/>
+            <w:cs/>
             <w:lang w:val="ar_AE" w:bidi="ar_AE"/>
           </w:rPr>
           <w:rPr>
@@ -1230,27 +1532,35 @@
       </w:hyperlink>
       <w:r>
         <w:rPr>
+          <w:rtl/>
+          <w:cs/>
           <w:lang w:val="ar_AE" w:bidi="ar_AE"/>
         </w:rPr>
         <w:t>) عن اختلال في الولاء لدى الكهنة اللاويين. • قَالَ رَبُّ الْجُنُودِ: تُعرف هذه العبارة بصيغة الرسول في الخطاب النبوي وتدل على أن سلطة الله تقف وراء رسالة النبي.</w:t>
       </w:r>
       <w:r>
         <w:rPr>
-          <w:lang w:val="ar_AE" w:bidi="ar_AE"/>
-        </w:rPr>
-      </w:r>
-      <w:r>
-        <w:rPr>
-          <w:lang w:val="ar_AE" w:bidi="ar_AE"/>
-        </w:rPr>
-      </w:r>
-    </w:p>
-    <w:p>
-      <w:pPr>
-        <w:bidi/>
-      </w:pPr>
-      <w:r>
-        <w:rPr>
+          <w:rtl/>
+          <w:cs/>
+          <w:lang w:val="ar_AE" w:bidi="ar_AE"/>
+        </w:rPr>
+      </w:r>
+      <w:r>
+        <w:rPr>
+          <w:rtl/>
+          <w:cs/>
+          <w:lang w:val="ar_AE" w:bidi="ar_AE"/>
+        </w:rPr>
+      </w:r>
+    </w:p>
+    <w:p>
+      <w:pPr>
+        <w:bidi/>
+      </w:pPr>
+      <w:r>
+        <w:rPr>
+          <w:rtl/>
+          <w:cs/>
           <w:lang w:val="ar_AE" w:bidi="ar_AE"/>
         </w:rPr>
       </w:r>
@@ -1262,48 +1572,62 @@
       </w:pPr>
       <w:r>
         <w:rPr>
+          <w:rtl/>
+          <w:cs/>
           <w:lang w:val="ar_AE" w:bidi="ar_AE"/>
         </w:rPr>
         <w:t>ملاخي 1: 12</w:t>
       </w:r>
       <w:r>
         <w:rPr>
-          <w:lang w:val="ar_AE" w:bidi="ar_AE"/>
-        </w:rPr>
-      </w:r>
-    </w:p>
-    <w:p>
-      <w:pPr>
-        <w:bidi/>
-      </w:pPr>
-      <w:r>
-        <w:rPr>
-          <w:lang w:val="ar_AE" w:bidi="ar_AE"/>
-        </w:rPr>
-      </w:r>
-      <w:r>
-        <w:rPr>
+          <w:rtl/>
+          <w:cs/>
+          <w:lang w:val="ar_AE" w:bidi="ar_AE"/>
+        </w:rPr>
+      </w:r>
+    </w:p>
+    <w:p>
+      <w:pPr>
+        <w:bidi/>
+      </w:pPr>
+      <w:r>
+        <w:rPr>
+          <w:rtl/>
+          <w:cs/>
+          <w:lang w:val="ar_AE" w:bidi="ar_AE"/>
+        </w:rPr>
+      </w:r>
+      <w:r>
+        <w:rPr>
+          <w:rtl/>
+          <w:cs/>
           <w:lang w:val="ar_AE" w:bidi="ar_AE"/>
         </w:rPr>
         <w:t>كان الاحتقار حالة مستمرة. ومن المفارقات أن حراس علاقة إسرائيل العهدية مع الرب كانوا هم من يدنسون هيكله بشكل متكرر بتقديم ذبائح نجسة.</w:t>
       </w:r>
       <w:r>
         <w:rPr>
-          <w:lang w:val="ar_AE" w:bidi="ar_AE"/>
-        </w:rPr>
-      </w:r>
-      <w:r>
-        <w:rPr>
-          <w:lang w:val="ar_AE" w:bidi="ar_AE"/>
-        </w:rPr>
-      </w:r>
-    </w:p>
-    <w:p>
-      <w:pPr>
-        <w:bidi/>
-      </w:pPr>
-      <w:r>
-        <w:rPr>
+          <w:rtl/>
+          <w:cs/>
+          <w:lang w:val="ar_AE" w:bidi="ar_AE"/>
+        </w:rPr>
+      </w:r>
+      <w:r>
+        <w:rPr>
+          <w:rtl/>
+          <w:cs/>
+          <w:lang w:val="ar_AE" w:bidi="ar_AE"/>
+        </w:rPr>
+      </w:r>
+    </w:p>
+    <w:p>
+      <w:pPr>
+        <w:bidi/>
+      </w:pPr>
+      <w:r>
+        <w:rPr>
+          <w:rtl/>
+          <w:cs/>
           <w:lang w:val="ar_AE" w:bidi="ar_AE"/>
         </w:rPr>
       </w:r>
@@ -1315,27 +1639,35 @@
       </w:pPr>
       <w:r>
         <w:rPr>
+          <w:rtl/>
+          <w:cs/>
           <w:lang w:val="ar_AE" w:bidi="ar_AE"/>
         </w:rPr>
         <w:t>ملاخي 1: 14</w:t>
       </w:r>
       <w:r>
         <w:rPr>
-          <w:lang w:val="ar_AE" w:bidi="ar_AE"/>
-        </w:rPr>
-      </w:r>
-    </w:p>
-    <w:p>
-      <w:pPr>
-        <w:bidi/>
-      </w:pPr>
-      <w:r>
-        <w:rPr>
-          <w:lang w:val="ar_AE" w:bidi="ar_AE"/>
-        </w:rPr>
-      </w:r>
-      <w:r>
-        <w:rPr>
+          <w:rtl/>
+          <w:cs/>
+          <w:lang w:val="ar_AE" w:bidi="ar_AE"/>
+        </w:rPr>
+      </w:r>
+    </w:p>
+    <w:p>
+      <w:pPr>
+        <w:bidi/>
+      </w:pPr>
+      <w:r>
+        <w:rPr>
+          <w:rtl/>
+          <w:cs/>
+          <w:lang w:val="ar_AE" w:bidi="ar_AE"/>
+        </w:rPr>
+      </w:r>
+      <w:r>
+        <w:rPr>
+          <w:rtl/>
+          <w:cs/>
           <w:lang w:val="ar_AE" w:bidi="ar_AE"/>
         </w:rPr>
         <w:t xml:space="preserve">وَمَلْعُونٌ: كان "الربط بلعنة" يعني تسليم الفرد إلى الشقاء كعقاب على جريمة خطيرة ضد المجتمع (انظر </w:t>
@@ -1343,6 +1675,8 @@
       <w:hyperlink r:id="rId34">
         <w:r>
           <w:rPr>
+            <w:rtl/>
+            <w:cs/>
             <w:lang w:val="ar_AE" w:bidi="ar_AE"/>
           </w:rPr>
           <w:rPr>
@@ -1354,6 +1688,8 @@
       </w:hyperlink>
       <w:r>
         <w:rPr>
+          <w:rtl/>
+          <w:cs/>
           <w:lang w:val="ar_AE" w:bidi="ar_AE"/>
         </w:rPr>
         <w:t xml:space="preserve">؛ </w:t>
@@ -1361,6 +1697,8 @@
       <w:hyperlink r:id="rId35">
         <w:r>
           <w:rPr>
+            <w:rtl/>
+            <w:cs/>
             <w:lang w:val="ar_AE" w:bidi="ar_AE"/>
           </w:rPr>
           <w:rPr>
@@ -1372,27 +1710,35 @@
       </w:hyperlink>
       <w:r>
         <w:rPr>
+          <w:rtl/>
+          <w:cs/>
           <w:lang w:val="ar_AE" w:bidi="ar_AE"/>
         </w:rPr>
         <w:t>). لقد تكلم ملاخي باسم الرب، فكانت اللعنة إعلانًا بالهلاك.</w:t>
       </w:r>
       <w:r>
         <w:rPr>
-          <w:lang w:val="ar_AE" w:bidi="ar_AE"/>
-        </w:rPr>
-      </w:r>
-      <w:r>
-        <w:rPr>
-          <w:lang w:val="ar_AE" w:bidi="ar_AE"/>
-        </w:rPr>
-      </w:r>
-    </w:p>
-    <w:p>
-      <w:pPr>
-        <w:bidi/>
-      </w:pPr>
-      <w:r>
-        <w:rPr>
+          <w:rtl/>
+          <w:cs/>
+          <w:lang w:val="ar_AE" w:bidi="ar_AE"/>
+        </w:rPr>
+      </w:r>
+      <w:r>
+        <w:rPr>
+          <w:rtl/>
+          <w:cs/>
+          <w:lang w:val="ar_AE" w:bidi="ar_AE"/>
+        </w:rPr>
+      </w:r>
+    </w:p>
+    <w:p>
+      <w:pPr>
+        <w:bidi/>
+      </w:pPr>
+      <w:r>
+        <w:rPr>
+          <w:rtl/>
+          <w:cs/>
           <w:lang w:val="ar_AE" w:bidi="ar_AE"/>
         </w:rPr>
       </w:r>
@@ -1404,27 +1750,35 @@
       </w:pPr>
       <w:r>
         <w:rPr>
+          <w:rtl/>
+          <w:cs/>
           <w:lang w:val="ar_AE" w:bidi="ar_AE"/>
         </w:rPr>
         <w:t>ملاخي 2: 2</w:t>
       </w:r>
       <w:r>
         <w:rPr>
-          <w:lang w:val="ar_AE" w:bidi="ar_AE"/>
-        </w:rPr>
-      </w:r>
-    </w:p>
-    <w:p>
-      <w:pPr>
-        <w:bidi/>
-      </w:pPr>
-      <w:r>
-        <w:rPr>
-          <w:lang w:val="ar_AE" w:bidi="ar_AE"/>
-        </w:rPr>
-      </w:r>
-      <w:r>
-        <w:rPr>
+          <w:rtl/>
+          <w:cs/>
+          <w:lang w:val="ar_AE" w:bidi="ar_AE"/>
+        </w:rPr>
+      </w:r>
+    </w:p>
+    <w:p>
+      <w:pPr>
+        <w:bidi/>
+      </w:pPr>
+      <w:r>
+        <w:rPr>
+          <w:rtl/>
+          <w:cs/>
+          <w:lang w:val="ar_AE" w:bidi="ar_AE"/>
+        </w:rPr>
+      </w:r>
+      <w:r>
+        <w:rPr>
+          <w:rtl/>
+          <w:cs/>
           <w:lang w:val="ar_AE" w:bidi="ar_AE"/>
         </w:rPr>
         <w:t xml:space="preserve">تَجْعَلُونَ فِي الْقَلْبِ: كانت هذه مسألة إرادة وليست مشاعر. • أُرْسِلُ عَلَيْكُمُ اللَّعْنَ: كان ملاخي يفكر في الهلاك الشامل لأولئك الذين انتهكوا عهد الله (انظر </w:t>
@@ -1432,6 +1786,8 @@
       <w:hyperlink r:id="rId36">
         <w:r>
           <w:rPr>
+            <w:rtl/>
+            <w:cs/>
             <w:lang w:val="ar_AE" w:bidi="ar_AE"/>
           </w:rPr>
           <w:rPr>
@@ -1443,27 +1799,35 @@
       </w:hyperlink>
       <w:r>
         <w:rPr>
+          <w:rtl/>
+          <w:cs/>
           <w:lang w:val="ar_AE" w:bidi="ar_AE"/>
         </w:rPr>
         <w:t>).</w:t>
       </w:r>
       <w:r>
         <w:rPr>
-          <w:lang w:val="ar_AE" w:bidi="ar_AE"/>
-        </w:rPr>
-      </w:r>
-      <w:r>
-        <w:rPr>
-          <w:lang w:val="ar_AE" w:bidi="ar_AE"/>
-        </w:rPr>
-      </w:r>
-    </w:p>
-    <w:p>
-      <w:pPr>
-        <w:bidi/>
-      </w:pPr>
-      <w:r>
-        <w:rPr>
+          <w:rtl/>
+          <w:cs/>
+          <w:lang w:val="ar_AE" w:bidi="ar_AE"/>
+        </w:rPr>
+      </w:r>
+      <w:r>
+        <w:rPr>
+          <w:rtl/>
+          <w:cs/>
+          <w:lang w:val="ar_AE" w:bidi="ar_AE"/>
+        </w:rPr>
+      </w:r>
+    </w:p>
+    <w:p>
+      <w:pPr>
+        <w:bidi/>
+      </w:pPr>
+      <w:r>
+        <w:rPr>
+          <w:rtl/>
+          <w:cs/>
           <w:lang w:val="ar_AE" w:bidi="ar_AE"/>
         </w:rPr>
       </w:r>
@@ -1475,27 +1839,35 @@
       </w:pPr>
       <w:r>
         <w:rPr>
+          <w:rtl/>
+          <w:cs/>
           <w:lang w:val="ar_AE" w:bidi="ar_AE"/>
         </w:rPr>
         <w:t>ملاخي 2: 4</w:t>
       </w:r>
       <w:r>
         <w:rPr>
-          <w:lang w:val="ar_AE" w:bidi="ar_AE"/>
-        </w:rPr>
-      </w:r>
-    </w:p>
-    <w:p>
-      <w:pPr>
-        <w:bidi/>
-      </w:pPr>
-      <w:r>
-        <w:rPr>
-          <w:lang w:val="ar_AE" w:bidi="ar_AE"/>
-        </w:rPr>
-      </w:r>
-      <w:r>
-        <w:rPr>
+          <w:rtl/>
+          <w:cs/>
+          <w:lang w:val="ar_AE" w:bidi="ar_AE"/>
+        </w:rPr>
+      </w:r>
+    </w:p>
+    <w:p>
+      <w:pPr>
+        <w:bidi/>
+      </w:pPr>
+      <w:r>
+        <w:rPr>
+          <w:rtl/>
+          <w:cs/>
+          <w:lang w:val="ar_AE" w:bidi="ar_AE"/>
+        </w:rPr>
+      </w:r>
+      <w:r>
+        <w:rPr>
+          <w:rtl/>
+          <w:cs/>
           <w:lang w:val="ar_AE" w:bidi="ar_AE"/>
         </w:rPr>
         <w:t>عَهْدِي مَعَ لاَوِي: إذا كرّس اللاويون أنفسهم لخدمة الله وتخلوا عن مجدهم الشخصي، فإن الله سيمنحهم الحياة والسلام (</w:t>
@@ -1503,6 +1875,8 @@
       <w:hyperlink r:id="rId37">
         <w:r>
           <w:rPr>
+            <w:rtl/>
+            <w:cs/>
             <w:lang w:val="ar_AE" w:bidi="ar_AE"/>
           </w:rPr>
           <w:rPr>
@@ -1514,6 +1888,8 @@
       </w:hyperlink>
       <w:r>
         <w:rPr>
+          <w:rtl/>
+          <w:cs/>
           <w:lang w:val="ar_AE" w:bidi="ar_AE"/>
         </w:rPr>
         <w:t xml:space="preserve">؛ قارن </w:t>
@@ -1521,6 +1897,8 @@
       <w:hyperlink r:id="rId38">
         <w:r>
           <w:rPr>
+            <w:rtl/>
+            <w:cs/>
             <w:lang w:val="ar_AE" w:bidi="ar_AE"/>
           </w:rPr>
           <w:rPr>
@@ -1532,6 +1910,8 @@
       </w:hyperlink>
       <w:r>
         <w:rPr>
+          <w:rtl/>
+          <w:cs/>
           <w:lang w:val="ar_AE" w:bidi="ar_AE"/>
         </w:rPr>
         <w:t xml:space="preserve">؛ </w:t>
@@ -1539,6 +1919,8 @@
       <w:hyperlink r:id="rId39">
         <w:r>
           <w:rPr>
+            <w:rtl/>
+            <w:cs/>
             <w:lang w:val="ar_AE" w:bidi="ar_AE"/>
           </w:rPr>
           <w:rPr>
@@ -1550,6 +1932,8 @@
       </w:hyperlink>
       <w:r>
         <w:rPr>
+          <w:rtl/>
+          <w:cs/>
           <w:lang w:val="ar_AE" w:bidi="ar_AE"/>
         </w:rPr>
         <w:t>). كانت مسؤوليتهم الأساسية هي تعليم وصايا الله (</w:t>
@@ -1557,6 +1941,8 @@
       <w:hyperlink r:id="rId40">
         <w:r>
           <w:rPr>
+            <w:rtl/>
+            <w:cs/>
             <w:lang w:val="ar_AE" w:bidi="ar_AE"/>
           </w:rPr>
           <w:rPr>
@@ -1568,27 +1954,35 @@
       </w:hyperlink>
       <w:r>
         <w:rPr>
+          <w:rtl/>
+          <w:cs/>
           <w:lang w:val="ar_AE" w:bidi="ar_AE"/>
         </w:rPr>
         <w:t>).</w:t>
       </w:r>
       <w:r>
         <w:rPr>
-          <w:lang w:val="ar_AE" w:bidi="ar_AE"/>
-        </w:rPr>
-      </w:r>
-      <w:r>
-        <w:rPr>
-          <w:lang w:val="ar_AE" w:bidi="ar_AE"/>
-        </w:rPr>
-      </w:r>
-    </w:p>
-    <w:p>
-      <w:pPr>
-        <w:bidi/>
-      </w:pPr>
-      <w:r>
-        <w:rPr>
+          <w:rtl/>
+          <w:cs/>
+          <w:lang w:val="ar_AE" w:bidi="ar_AE"/>
+        </w:rPr>
+      </w:r>
+      <w:r>
+        <w:rPr>
+          <w:rtl/>
+          <w:cs/>
+          <w:lang w:val="ar_AE" w:bidi="ar_AE"/>
+        </w:rPr>
+      </w:r>
+    </w:p>
+    <w:p>
+      <w:pPr>
+        <w:bidi/>
+      </w:pPr>
+      <w:r>
+        <w:rPr>
+          <w:rtl/>
+          <w:cs/>
           <w:lang w:val="ar_AE" w:bidi="ar_AE"/>
         </w:rPr>
       </w:r>
@@ -1600,27 +1994,35 @@
       </w:pPr>
       <w:r>
         <w:rPr>
+          <w:rtl/>
+          <w:cs/>
           <w:lang w:val="ar_AE" w:bidi="ar_AE"/>
         </w:rPr>
         <w:t>ملاخي 2: 7</w:t>
       </w:r>
       <w:r>
         <w:rPr>
-          <w:lang w:val="ar_AE" w:bidi="ar_AE"/>
-        </w:rPr>
-      </w:r>
-    </w:p>
-    <w:p>
-      <w:pPr>
-        <w:bidi/>
-      </w:pPr>
-      <w:r>
-        <w:rPr>
-          <w:lang w:val="ar_AE" w:bidi="ar_AE"/>
-        </w:rPr>
-      </w:r>
-      <w:r>
-        <w:rPr>
+          <w:rtl/>
+          <w:cs/>
+          <w:lang w:val="ar_AE" w:bidi="ar_AE"/>
+        </w:rPr>
+      </w:r>
+    </w:p>
+    <w:p>
+      <w:pPr>
+        <w:bidi/>
+      </w:pPr>
+      <w:r>
+        <w:rPr>
+          <w:rtl/>
+          <w:cs/>
+          <w:lang w:val="ar_AE" w:bidi="ar_AE"/>
+        </w:rPr>
+      </w:r>
+      <w:r>
+        <w:rPr>
+          <w:rtl/>
+          <w:cs/>
           <w:lang w:val="ar_AE" w:bidi="ar_AE"/>
         </w:rPr>
         <w:t>كان الكهنة قد أُوكلت إليهم المعرفة المُقَدَّسة لله كما كُشفت في شريعة موسى. ومن خلال دورهم كمُعَلِّمين، كانوا حراس عهد الله مع إسرائيل (</w:t>
@@ -1628,6 +2030,8 @@
       <w:hyperlink r:id="rId41">
         <w:r>
           <w:rPr>
+            <w:rtl/>
+            <w:cs/>
             <w:lang w:val="ar_AE" w:bidi="ar_AE"/>
           </w:rPr>
           <w:rPr>
@@ -1639,6 +2043,8 @@
       </w:hyperlink>
       <w:r>
         <w:rPr>
+          <w:rtl/>
+          <w:cs/>
           <w:lang w:val="ar_AE" w:bidi="ar_AE"/>
         </w:rPr>
         <w:t xml:space="preserve">). • رَسُولُ (العبرية ملاك mal’ak): قد يكون هذا تلاعبًا بالألفاظ على اسم </w:t>
@@ -1646,33 +2052,43 @@
       <w:r>
         <w:rPr>
           <w:i/>
+          <w:rtl/>
+          <w:cs/>
           <w:lang w:val="ar_AE" w:bidi="ar_AE"/>
         </w:rPr>
         <w:t>ملاخي</w:t>
       </w:r>
       <w:r>
         <w:rPr>
+          <w:rtl/>
+          <w:cs/>
           <w:lang w:val="ar_AE" w:bidi="ar_AE"/>
         </w:rPr>
         <w:t xml:space="preserve"> (ملاكي mal’aki). عادةً ما كان هذا اللقب مخصصًا لأنبياء العهد القديم العبرانيين، لكن ملاخي ينسب واجبات نبوية للكاهن، حيث كان على الكهنة تفسير كلمة الله.</w:t>
       </w:r>
       <w:r>
         <w:rPr>
-          <w:lang w:val="ar_AE" w:bidi="ar_AE"/>
-        </w:rPr>
-      </w:r>
-      <w:r>
-        <w:rPr>
-          <w:lang w:val="ar_AE" w:bidi="ar_AE"/>
-        </w:rPr>
-      </w:r>
-    </w:p>
-    <w:p>
-      <w:pPr>
-        <w:bidi/>
-      </w:pPr>
-      <w:r>
-        <w:rPr>
+          <w:rtl/>
+          <w:cs/>
+          <w:lang w:val="ar_AE" w:bidi="ar_AE"/>
+        </w:rPr>
+      </w:r>
+      <w:r>
+        <w:rPr>
+          <w:rtl/>
+          <w:cs/>
+          <w:lang w:val="ar_AE" w:bidi="ar_AE"/>
+        </w:rPr>
+      </w:r>
+    </w:p>
+    <w:p>
+      <w:pPr>
+        <w:bidi/>
+      </w:pPr>
+      <w:r>
+        <w:rPr>
+          <w:rtl/>
+          <w:cs/>
           <w:lang w:val="ar_AE" w:bidi="ar_AE"/>
         </w:rPr>
       </w:r>
@@ -1684,27 +2100,35 @@
       </w:pPr>
       <w:r>
         <w:rPr>
+          <w:rtl/>
+          <w:cs/>
           <w:lang w:val="ar_AE" w:bidi="ar_AE"/>
         </w:rPr>
         <w:t>ملاخي 2: 9</w:t>
       </w:r>
       <w:r>
         <w:rPr>
-          <w:lang w:val="ar_AE" w:bidi="ar_AE"/>
-        </w:rPr>
-      </w:r>
-    </w:p>
-    <w:p>
-      <w:pPr>
-        <w:bidi/>
-      </w:pPr>
-      <w:r>
-        <w:rPr>
-          <w:lang w:val="ar_AE" w:bidi="ar_AE"/>
-        </w:rPr>
-      </w:r>
-      <w:r>
-        <w:rPr>
+          <w:rtl/>
+          <w:cs/>
+          <w:lang w:val="ar_AE" w:bidi="ar_AE"/>
+        </w:rPr>
+      </w:r>
+    </w:p>
+    <w:p>
+      <w:pPr>
+        <w:bidi/>
+      </w:pPr>
+      <w:r>
+        <w:rPr>
+          <w:rtl/>
+          <w:cs/>
+          <w:lang w:val="ar_AE" w:bidi="ar_AE"/>
+        </w:rPr>
+      </w:r>
+      <w:r>
+        <w:rPr>
+          <w:rtl/>
+          <w:cs/>
           <w:lang w:val="ar_AE" w:bidi="ar_AE"/>
         </w:rPr>
         <w:t xml:space="preserve">حَابَيْتُمْ (حرفيًا </w:t>
@@ -1712,12 +2136,16 @@
       <w:r>
         <w:rPr>
           <w:i/>
+          <w:rtl/>
+          <w:cs/>
           <w:lang w:val="ar_AE" w:bidi="ar_AE"/>
         </w:rPr>
         <w:t>رفعتم الوجه</w:t>
       </w:r>
       <w:r>
         <w:rPr>
+          <w:rtl/>
+          <w:cs/>
           <w:lang w:val="ar_AE" w:bidi="ar_AE"/>
         </w:rPr>
         <w:t xml:space="preserve">): التعبير موجود أيضًا في </w:t>
@@ -1725,6 +2153,8 @@
       <w:hyperlink r:id="rId33">
         <w:r>
           <w:rPr>
+            <w:rtl/>
+            <w:cs/>
             <w:lang w:val="ar_AE" w:bidi="ar_AE"/>
           </w:rPr>
           <w:rPr>
@@ -1736,27 +2166,35 @@
       </w:hyperlink>
       <w:r>
         <w:rPr>
+          <w:rtl/>
+          <w:cs/>
           <w:lang w:val="ar_AE" w:bidi="ar_AE"/>
         </w:rPr>
         <w:t xml:space="preserve"> ("أَفَيَرْضَى عَلَيْكَ أَوْ يَرْفَعُ وَجْهَكَ"). كان ينبغي للكهنة أن يطبقوا الشريعة بلطف وعدل، لكنهم لم يفعلوا ذلك. كان من السخيف أن يفترض الكهنة أن الله سيظهر لهم إحسانًا عندما أظهروا تحيزًا في أداء واجباتهم المقررة.</w:t>
       </w:r>
       <w:r>
         <w:rPr>
-          <w:lang w:val="ar_AE" w:bidi="ar_AE"/>
-        </w:rPr>
-      </w:r>
-      <w:r>
-        <w:rPr>
-          <w:lang w:val="ar_AE" w:bidi="ar_AE"/>
-        </w:rPr>
-      </w:r>
-    </w:p>
-    <w:p>
-      <w:pPr>
-        <w:bidi/>
-      </w:pPr>
-      <w:r>
-        <w:rPr>
+          <w:rtl/>
+          <w:cs/>
+          <w:lang w:val="ar_AE" w:bidi="ar_AE"/>
+        </w:rPr>
+      </w:r>
+      <w:r>
+        <w:rPr>
+          <w:rtl/>
+          <w:cs/>
+          <w:lang w:val="ar_AE" w:bidi="ar_AE"/>
+        </w:rPr>
+      </w:r>
+    </w:p>
+    <w:p>
+      <w:pPr>
+        <w:bidi/>
+      </w:pPr>
+      <w:r>
+        <w:rPr>
+          <w:rtl/>
+          <w:cs/>
           <w:lang w:val="ar_AE" w:bidi="ar_AE"/>
         </w:rPr>
       </w:r>
@@ -1768,27 +2206,35 @@
       </w:pPr>
       <w:r>
         <w:rPr>
+          <w:rtl/>
+          <w:cs/>
           <w:lang w:val="ar_AE" w:bidi="ar_AE"/>
         </w:rPr>
         <w:t>ملاخي 2: 10</w:t>
       </w:r>
       <w:r>
         <w:rPr>
-          <w:lang w:val="ar_AE" w:bidi="ar_AE"/>
-        </w:rPr>
-      </w:r>
-    </w:p>
-    <w:p>
-      <w:pPr>
-        <w:bidi/>
-      </w:pPr>
-      <w:r>
-        <w:rPr>
-          <w:lang w:val="ar_AE" w:bidi="ar_AE"/>
-        </w:rPr>
-      </w:r>
-      <w:r>
-        <w:rPr>
+          <w:rtl/>
+          <w:cs/>
+          <w:lang w:val="ar_AE" w:bidi="ar_AE"/>
+        </w:rPr>
+      </w:r>
+    </w:p>
+    <w:p>
+      <w:pPr>
+        <w:bidi/>
+      </w:pPr>
+      <w:r>
+        <w:rPr>
+          <w:rtl/>
+          <w:cs/>
+          <w:lang w:val="ar_AE" w:bidi="ar_AE"/>
+        </w:rPr>
+      </w:r>
+      <w:r>
+        <w:rPr>
+          <w:rtl/>
+          <w:cs/>
           <w:lang w:val="ar_AE" w:bidi="ar_AE"/>
         </w:rPr>
         <w:t xml:space="preserve">أَبٌ وَاحِدٌ لِكُلِّنَا … إِلهٌ وَاحِدٌ خَلَقَنَا (أو </w:t>
@@ -1796,12 +2242,16 @@
       <w:r>
         <w:rPr>
           <w:i/>
+          <w:rtl/>
+          <w:cs/>
           <w:lang w:val="ar_AE" w:bidi="ar_AE"/>
         </w:rPr>
         <w:t>بواسطة إله واحد</w:t>
       </w:r>
       <w:r>
         <w:rPr>
+          <w:rtl/>
+          <w:cs/>
           <w:lang w:val="ar_AE" w:bidi="ar_AE"/>
         </w:rPr>
         <w:t>): هذه الألقاب الإلهية تؤكد تفرد الرب كخالق ودوره الحصري كالأب لإسرائيل. عبارة "</w:t>
@@ -1809,12 +2259,16 @@
       <w:r>
         <w:rPr>
           <w:i/>
+          <w:rtl/>
+          <w:cs/>
           <w:lang w:val="ar_AE" w:bidi="ar_AE"/>
         </w:rPr>
         <w:t>إله واحد"</w:t>
       </w:r>
       <w:r>
         <w:rPr>
+          <w:rtl/>
+          <w:cs/>
           <w:lang w:val="ar_AE" w:bidi="ar_AE"/>
         </w:rPr>
         <w:t xml:space="preserve"> تردد صدي </w:t>
@@ -1822,12 +2276,16 @@
       <w:r>
         <w:rPr>
           <w:i/>
+          <w:rtl/>
+          <w:cs/>
           <w:lang w:val="ar_AE" w:bidi="ar_AE"/>
         </w:rPr>
         <w:t>شيماع</w:t>
       </w:r>
       <w:r>
         <w:rPr>
+          <w:rtl/>
+          <w:cs/>
           <w:lang w:val="ar_AE" w:bidi="ar_AE"/>
         </w:rPr>
         <w:t>، عقيدة التوحيد لإسرائيل (</w:t>
@@ -1835,6 +2293,8 @@
       <w:hyperlink r:id="rId42">
         <w:r>
           <w:rPr>
+            <w:rtl/>
+            <w:cs/>
             <w:lang w:val="ar_AE" w:bidi="ar_AE"/>
           </w:rPr>
           <w:rPr>
@@ -1846,27 +2306,35 @@
       </w:hyperlink>
       <w:r>
         <w:rPr>
+          <w:rtl/>
+          <w:cs/>
           <w:lang w:val="ar_AE" w:bidi="ar_AE"/>
         </w:rPr>
         <w:t>). • نَغْدُرُ: الأطروحة المركزية لهذه الرسالة الثالثة هي أن الطلاق يُعدّ خيانة. • عَهْدِ آبَائِنَا: يشير النبي إلى العهد الذي تم قطعه في سيناء، مُذَكِّرًا الناس بأن شريعة موسى نصّت على المسؤولية تجاه الله وتجاه بعضهم البعض.</w:t>
       </w:r>
       <w:r>
         <w:rPr>
-          <w:lang w:val="ar_AE" w:bidi="ar_AE"/>
-        </w:rPr>
-      </w:r>
-      <w:r>
-        <w:rPr>
-          <w:lang w:val="ar_AE" w:bidi="ar_AE"/>
-        </w:rPr>
-      </w:r>
-    </w:p>
-    <w:p>
-      <w:pPr>
-        <w:bidi/>
-      </w:pPr>
-      <w:r>
-        <w:rPr>
+          <w:rtl/>
+          <w:cs/>
+          <w:lang w:val="ar_AE" w:bidi="ar_AE"/>
+        </w:rPr>
+      </w:r>
+      <w:r>
+        <w:rPr>
+          <w:rtl/>
+          <w:cs/>
+          <w:lang w:val="ar_AE" w:bidi="ar_AE"/>
+        </w:rPr>
+      </w:r>
+    </w:p>
+    <w:p>
+      <w:pPr>
+        <w:bidi/>
+      </w:pPr>
+      <w:r>
+        <w:rPr>
+          <w:rtl/>
+          <w:cs/>
           <w:lang w:val="ar_AE" w:bidi="ar_AE"/>
         </w:rPr>
       </w:r>
@@ -1878,27 +2346,35 @@
       </w:pPr>
       <w:r>
         <w:rPr>
+          <w:rtl/>
+          <w:cs/>
           <w:lang w:val="ar_AE" w:bidi="ar_AE"/>
         </w:rPr>
         <w:t>ملاخي 2: 10–16</w:t>
       </w:r>
       <w:r>
         <w:rPr>
-          <w:lang w:val="ar_AE" w:bidi="ar_AE"/>
-        </w:rPr>
-      </w:r>
-    </w:p>
-    <w:p>
-      <w:pPr>
-        <w:bidi/>
-      </w:pPr>
-      <w:r>
-        <w:rPr>
-          <w:lang w:val="ar_AE" w:bidi="ar_AE"/>
-        </w:rPr>
-      </w:r>
-      <w:r>
-        <w:rPr>
+          <w:rtl/>
+          <w:cs/>
+          <w:lang w:val="ar_AE" w:bidi="ar_AE"/>
+        </w:rPr>
+      </w:r>
+    </w:p>
+    <w:p>
+      <w:pPr>
+        <w:bidi/>
+      </w:pPr>
+      <w:r>
+        <w:rPr>
+          <w:rtl/>
+          <w:cs/>
+          <w:lang w:val="ar_AE" w:bidi="ar_AE"/>
+        </w:rPr>
+      </w:r>
+      <w:r>
+        <w:rPr>
+          <w:rtl/>
+          <w:cs/>
           <w:lang w:val="ar_AE" w:bidi="ar_AE"/>
         </w:rPr>
         <w:t>تُظهر الرسالة الثالثة لملاخي أن الفشل في الحفاظ على العهد امتد من الكهنة إلى الشعب بأكمله. فَهُم لم يحافظوا على العهد مع الرب ولا مع بني وطنهم عندما تزوجوا بنساء أجنبيات، وكسروا عهودهم مع زوجاتهم عندما طلقوهن. يتحدث النبي الآن إلى جمهوره كمواطنين وإخوة، مع تغيير ملحوظ في الأسلوب من الاتهام العدائي (</w:t>
@@ -1906,6 +2382,8 @@
       <w:hyperlink r:id="rId43">
         <w:r>
           <w:rPr>
+            <w:rtl/>
+            <w:cs/>
             <w:lang w:val="ar_AE" w:bidi="ar_AE"/>
           </w:rPr>
           <w:rPr>
@@ -1917,6 +2395,8 @@
       </w:hyperlink>
       <w:r>
         <w:rPr>
+          <w:rtl/>
+          <w:cs/>
           <w:lang w:val="ar_AE" w:bidi="ar_AE"/>
         </w:rPr>
         <w:t>) إلى المناشدة الشاملة (</w:t>
@@ -1924,6 +2404,8 @@
       <w:hyperlink r:id="rId44">
         <w:r>
           <w:rPr>
+            <w:rtl/>
+            <w:cs/>
             <w:lang w:val="ar_AE" w:bidi="ar_AE"/>
           </w:rPr>
           <w:rPr>
@@ -1935,27 +2417,35 @@
       </w:hyperlink>
       <w:r>
         <w:rPr>
+          <w:rtl/>
+          <w:cs/>
           <w:lang w:val="ar_AE" w:bidi="ar_AE"/>
         </w:rPr>
         <w:t>).</w:t>
       </w:r>
       <w:r>
         <w:rPr>
-          <w:lang w:val="ar_AE" w:bidi="ar_AE"/>
-        </w:rPr>
-      </w:r>
-      <w:r>
-        <w:rPr>
-          <w:lang w:val="ar_AE" w:bidi="ar_AE"/>
-        </w:rPr>
-      </w:r>
-    </w:p>
-    <w:p>
-      <w:pPr>
-        <w:bidi/>
-      </w:pPr>
-      <w:r>
-        <w:rPr>
+          <w:rtl/>
+          <w:cs/>
+          <w:lang w:val="ar_AE" w:bidi="ar_AE"/>
+        </w:rPr>
+      </w:r>
+      <w:r>
+        <w:rPr>
+          <w:rtl/>
+          <w:cs/>
+          <w:lang w:val="ar_AE" w:bidi="ar_AE"/>
+        </w:rPr>
+      </w:r>
+    </w:p>
+    <w:p>
+      <w:pPr>
+        <w:bidi/>
+      </w:pPr>
+      <w:r>
+        <w:rPr>
+          <w:rtl/>
+          <w:cs/>
           <w:lang w:val="ar_AE" w:bidi="ar_AE"/>
         </w:rPr>
       </w:r>
@@ -1967,27 +2457,35 @@
       </w:pPr>
       <w:r>
         <w:rPr>
+          <w:rtl/>
+          <w:cs/>
           <w:lang w:val="ar_AE" w:bidi="ar_AE"/>
         </w:rPr>
         <w:t>ملاخي 2: 11</w:t>
       </w:r>
       <w:r>
         <w:rPr>
-          <w:lang w:val="ar_AE" w:bidi="ar_AE"/>
-        </w:rPr>
-      </w:r>
-    </w:p>
-    <w:p>
-      <w:pPr>
-        <w:bidi/>
-      </w:pPr>
-      <w:r>
-        <w:rPr>
-          <w:lang w:val="ar_AE" w:bidi="ar_AE"/>
-        </w:rPr>
-      </w:r>
-      <w:r>
-        <w:rPr>
+          <w:rtl/>
+          <w:cs/>
+          <w:lang w:val="ar_AE" w:bidi="ar_AE"/>
+        </w:rPr>
+      </w:r>
+    </w:p>
+    <w:p>
+      <w:pPr>
+        <w:bidi/>
+      </w:pPr>
+      <w:r>
+        <w:rPr>
+          <w:rtl/>
+          <w:cs/>
+          <w:lang w:val="ar_AE" w:bidi="ar_AE"/>
+        </w:rPr>
+      </w:r>
+      <w:r>
+        <w:rPr>
+          <w:rtl/>
+          <w:cs/>
           <w:lang w:val="ar_AE" w:bidi="ar_AE"/>
         </w:rPr>
         <w:t xml:space="preserve">غَدَرَ يَهُوذَا (أو </w:t>
@@ -1995,12 +2493,16 @@
       <w:r>
         <w:rPr>
           <w:i/>
+          <w:rtl/>
+          <w:cs/>
           <w:lang w:val="ar_AE" w:bidi="ar_AE"/>
         </w:rPr>
         <w:t>خان</w:t>
       </w:r>
       <w:r>
         <w:rPr>
+          <w:rtl/>
+          <w:cs/>
           <w:lang w:val="ar_AE" w:bidi="ar_AE"/>
         </w:rPr>
         <w:t>)، وَعُمِلَ الرِّجْسُ فِي إِسْرَائِيلَ وَفِي أُورُشَلِيمَ: كان الرجال يطلقون زوجاتهم لتحقيق مكاسب اقتصادية عن طريق الزواج من نساء غير إسرائيليات يعبدن الأوثان. من خلال هذه الزيجات، حصل الرجال اليهود على الوصول إلى نقابات التجار والاتفاقات التجارية التي كانت موجودة بالفعل عند عودة الإسرائيليين من بابل. يعادل ملاخي هذا الزنا بعبادة الأوثان. أظهر تاريخ إسرائيل أن الزواج من نساء أجنبيات كان يترافق مع عبادة الآلهة الأجنبية. كان الولاء السمة المميزة لعلاقات العهد في إسرائيل، سواء مع الله أو مع شريك الزواج. ويُعامل الطلاق بازدراء وحدة عهد الزواج (</w:t>
@@ -2008,6 +2510,8 @@
       <w:hyperlink r:id="rId45">
         <w:r>
           <w:rPr>
+            <w:rtl/>
+            <w:cs/>
             <w:lang w:val="ar_AE" w:bidi="ar_AE"/>
           </w:rPr>
           <w:rPr>
@@ -2019,6 +2523,8 @@
       </w:hyperlink>
       <w:r>
         <w:rPr>
+          <w:rtl/>
+          <w:cs/>
           <w:lang w:val="ar_AE" w:bidi="ar_AE"/>
         </w:rPr>
         <w:t xml:space="preserve">؛ انظر </w:t>
@@ -2026,6 +2532,8 @@
       <w:hyperlink r:id="rId46">
         <w:r>
           <w:rPr>
+            <w:rtl/>
+            <w:cs/>
             <w:lang w:val="ar_AE" w:bidi="ar_AE"/>
           </w:rPr>
           <w:rPr>
@@ -2037,27 +2545,35 @@
       </w:hyperlink>
       <w:r>
         <w:rPr>
+          <w:rtl/>
+          <w:cs/>
           <w:lang w:val="ar_AE" w:bidi="ar_AE"/>
         </w:rPr>
         <w:t>).</w:t>
       </w:r>
       <w:r>
         <w:rPr>
-          <w:lang w:val="ar_AE" w:bidi="ar_AE"/>
-        </w:rPr>
-      </w:r>
-      <w:r>
-        <w:rPr>
-          <w:lang w:val="ar_AE" w:bidi="ar_AE"/>
-        </w:rPr>
-      </w:r>
-    </w:p>
-    <w:p>
-      <w:pPr>
-        <w:bidi/>
-      </w:pPr>
-      <w:r>
-        <w:rPr>
+          <w:rtl/>
+          <w:cs/>
+          <w:lang w:val="ar_AE" w:bidi="ar_AE"/>
+        </w:rPr>
+      </w:r>
+      <w:r>
+        <w:rPr>
+          <w:rtl/>
+          <w:cs/>
+          <w:lang w:val="ar_AE" w:bidi="ar_AE"/>
+        </w:rPr>
+      </w:r>
+    </w:p>
+    <w:p>
+      <w:pPr>
+        <w:bidi/>
+      </w:pPr>
+      <w:r>
+        <w:rPr>
+          <w:rtl/>
+          <w:cs/>
           <w:lang w:val="ar_AE" w:bidi="ar_AE"/>
         </w:rPr>
       </w:r>
@@ -2069,48 +2585,62 @@
       </w:pPr>
       <w:r>
         <w:rPr>
+          <w:rtl/>
+          <w:cs/>
           <w:lang w:val="ar_AE" w:bidi="ar_AE"/>
         </w:rPr>
         <w:t>ملاخي 2: 12</w:t>
       </w:r>
       <w:r>
         <w:rPr>
-          <w:lang w:val="ar_AE" w:bidi="ar_AE"/>
-        </w:rPr>
-      </w:r>
-    </w:p>
-    <w:p>
-      <w:pPr>
-        <w:bidi/>
-      </w:pPr>
-      <w:r>
-        <w:rPr>
-          <w:lang w:val="ar_AE" w:bidi="ar_AE"/>
-        </w:rPr>
-      </w:r>
-      <w:r>
-        <w:rPr>
+          <w:rtl/>
+          <w:cs/>
+          <w:lang w:val="ar_AE" w:bidi="ar_AE"/>
+        </w:rPr>
+      </w:r>
+    </w:p>
+    <w:p>
+      <w:pPr>
+        <w:bidi/>
+      </w:pPr>
+      <w:r>
+        <w:rPr>
+          <w:rtl/>
+          <w:cs/>
+          <w:lang w:val="ar_AE" w:bidi="ar_AE"/>
+        </w:rPr>
+      </w:r>
+      <w:r>
+        <w:rPr>
+          <w:rtl/>
+          <w:cs/>
           <w:lang w:val="ar_AE" w:bidi="ar_AE"/>
         </w:rPr>
         <w:t>يَقْطَعُ: كان الهدف هو القضاء على الأشرار أو تدميرهم، على عكس الرفض الاجتماعي أو الحرمان الديني.</w:t>
       </w:r>
       <w:r>
         <w:rPr>
-          <w:lang w:val="ar_AE" w:bidi="ar_AE"/>
-        </w:rPr>
-      </w:r>
-      <w:r>
-        <w:rPr>
-          <w:lang w:val="ar_AE" w:bidi="ar_AE"/>
-        </w:rPr>
-      </w:r>
-    </w:p>
-    <w:p>
-      <w:pPr>
-        <w:bidi/>
-      </w:pPr>
-      <w:r>
-        <w:rPr>
+          <w:rtl/>
+          <w:cs/>
+          <w:lang w:val="ar_AE" w:bidi="ar_AE"/>
+        </w:rPr>
+      </w:r>
+      <w:r>
+        <w:rPr>
+          <w:rtl/>
+          <w:cs/>
+          <w:lang w:val="ar_AE" w:bidi="ar_AE"/>
+        </w:rPr>
+      </w:r>
+    </w:p>
+    <w:p>
+      <w:pPr>
+        <w:bidi/>
+      </w:pPr>
+      <w:r>
+        <w:rPr>
+          <w:rtl/>
+          <w:cs/>
           <w:lang w:val="ar_AE" w:bidi="ar_AE"/>
         </w:rPr>
       </w:r>
@@ -2122,27 +2652,35 @@
       </w:pPr>
       <w:r>
         <w:rPr>
+          <w:rtl/>
+          <w:cs/>
           <w:lang w:val="ar_AE" w:bidi="ar_AE"/>
         </w:rPr>
         <w:t>ملاخي 2: 14</w:t>
       </w:r>
       <w:r>
         <w:rPr>
-          <w:lang w:val="ar_AE" w:bidi="ar_AE"/>
-        </w:rPr>
-      </w:r>
-    </w:p>
-    <w:p>
-      <w:pPr>
-        <w:bidi/>
-      </w:pPr>
-      <w:r>
-        <w:rPr>
-          <w:lang w:val="ar_AE" w:bidi="ar_AE"/>
-        </w:rPr>
-      </w:r>
-      <w:r>
-        <w:rPr>
+          <w:rtl/>
+          <w:cs/>
+          <w:lang w:val="ar_AE" w:bidi="ar_AE"/>
+        </w:rPr>
+      </w:r>
+    </w:p>
+    <w:p>
+      <w:pPr>
+        <w:bidi/>
+      </w:pPr>
+      <w:r>
+        <w:rPr>
+          <w:rtl/>
+          <w:cs/>
+          <w:lang w:val="ar_AE" w:bidi="ar_AE"/>
+        </w:rPr>
+      </w:r>
+      <w:r>
+        <w:rPr>
+          <w:rtl/>
+          <w:cs/>
           <w:lang w:val="ar_AE" w:bidi="ar_AE"/>
         </w:rPr>
         <w:t>تعبير "امْرَأَةُ عَهْدِكَ" يشير إلى رفيق الزواج (العهد القديم اليوناني كوينوزوز koinōnos</w:t>
@@ -2150,12 +2688,16 @@
       <w:r>
         <w:rPr>
           <w:i/>
+          <w:rtl/>
+          <w:cs/>
           <w:lang w:val="ar_AE" w:bidi="ar_AE"/>
         </w:rPr>
         <w:t>،</w:t>
       </w:r>
       <w:r>
         <w:rPr>
+          <w:rtl/>
+          <w:cs/>
           <w:lang w:val="ar_AE" w:bidi="ar_AE"/>
         </w:rPr>
         <w:t xml:space="preserve"> "شريك مشترك"). الكلمة العبرية، المستخدمة للدلالة على التماس أو الوصلة في البناء (مثلًا، </w:t>
@@ -2163,6 +2705,8 @@
       <w:hyperlink r:id="rId47">
         <w:r>
           <w:rPr>
+            <w:rtl/>
+            <w:cs/>
             <w:lang w:val="ar_AE" w:bidi="ar_AE"/>
           </w:rPr>
           <w:rPr>
@@ -2174,6 +2718,8 @@
       </w:hyperlink>
       <w:r>
         <w:rPr>
+          <w:rtl/>
+          <w:cs/>
           <w:lang w:val="ar_AE" w:bidi="ar_AE"/>
         </w:rPr>
         <w:t xml:space="preserve">)، تشير إلى رابطة دائمة. • عهود الزواج (حرفيًا </w:t>
@@ -2181,12 +2727,16 @@
       <w:r>
         <w:rPr>
           <w:i/>
+          <w:rtl/>
+          <w:cs/>
           <w:lang w:val="ar_AE" w:bidi="ar_AE"/>
         </w:rPr>
         <w:t>عهد</w:t>
       </w:r>
       <w:r>
         <w:rPr>
+          <w:rtl/>
+          <w:cs/>
           <w:lang w:val="ar_AE" w:bidi="ar_AE"/>
         </w:rPr>
         <w:t xml:space="preserve">): الزواج هو عهد جليل يكون الله شاهدًا عليه (انظر </w:t>
@@ -2194,6 +2744,8 @@
       <w:hyperlink r:id="rId48">
         <w:r>
           <w:rPr>
+            <w:rtl/>
+            <w:cs/>
             <w:lang w:val="ar_AE" w:bidi="ar_AE"/>
           </w:rPr>
           <w:rPr>
@@ -2205,27 +2757,35 @@
       </w:hyperlink>
       <w:r>
         <w:rPr>
+          <w:rtl/>
+          <w:cs/>
           <w:lang w:val="ar_AE" w:bidi="ar_AE"/>
         </w:rPr>
         <w:t>).</w:t>
       </w:r>
       <w:r>
         <w:rPr>
-          <w:lang w:val="ar_AE" w:bidi="ar_AE"/>
-        </w:rPr>
-      </w:r>
-      <w:r>
-        <w:rPr>
-          <w:lang w:val="ar_AE" w:bidi="ar_AE"/>
-        </w:rPr>
-      </w:r>
-    </w:p>
-    <w:p>
-      <w:pPr>
-        <w:bidi/>
-      </w:pPr>
-      <w:r>
-        <w:rPr>
+          <w:rtl/>
+          <w:cs/>
+          <w:lang w:val="ar_AE" w:bidi="ar_AE"/>
+        </w:rPr>
+      </w:r>
+      <w:r>
+        <w:rPr>
+          <w:rtl/>
+          <w:cs/>
+          <w:lang w:val="ar_AE" w:bidi="ar_AE"/>
+        </w:rPr>
+      </w:r>
+    </w:p>
+    <w:p>
+      <w:pPr>
+        <w:bidi/>
+      </w:pPr>
+      <w:r>
+        <w:rPr>
+          <w:rtl/>
+          <w:cs/>
           <w:lang w:val="ar_AE" w:bidi="ar_AE"/>
         </w:rPr>
       </w:r>
@@ -2237,27 +2797,35 @@
       </w:pPr>
       <w:r>
         <w:rPr>
+          <w:rtl/>
+          <w:cs/>
           <w:lang w:val="ar_AE" w:bidi="ar_AE"/>
         </w:rPr>
         <w:t>ملاخي 2: 16</w:t>
       </w:r>
       <w:r>
         <w:rPr>
-          <w:lang w:val="ar_AE" w:bidi="ar_AE"/>
-        </w:rPr>
-      </w:r>
-    </w:p>
-    <w:p>
-      <w:pPr>
-        <w:bidi/>
-      </w:pPr>
-      <w:r>
-        <w:rPr>
-          <w:lang w:val="ar_AE" w:bidi="ar_AE"/>
-        </w:rPr>
-      </w:r>
-      <w:r>
-        <w:rPr>
+          <w:rtl/>
+          <w:cs/>
+          <w:lang w:val="ar_AE" w:bidi="ar_AE"/>
+        </w:rPr>
+      </w:r>
+    </w:p>
+    <w:p>
+      <w:pPr>
+        <w:bidi/>
+      </w:pPr>
+      <w:r>
+        <w:rPr>
+          <w:rtl/>
+          <w:cs/>
+          <w:lang w:val="ar_AE" w:bidi="ar_AE"/>
+        </w:rPr>
+      </w:r>
+      <w:r>
+        <w:rPr>
+          <w:rtl/>
+          <w:cs/>
           <w:lang w:val="ar_AE" w:bidi="ar_AE"/>
         </w:rPr>
         <w:t xml:space="preserve">يَكْرَهُ: إن الله يكره العهد المكسور (انظر </w:t>
@@ -2265,6 +2833,8 @@
       <w:hyperlink r:id="rId49">
         <w:r>
           <w:rPr>
+            <w:rtl/>
+            <w:cs/>
             <w:lang w:val="ar_AE" w:bidi="ar_AE"/>
           </w:rPr>
           <w:rPr>
@@ -2276,6 +2846,8 @@
       </w:hyperlink>
       <w:r>
         <w:rPr>
+          <w:rtl/>
+          <w:cs/>
           <w:lang w:val="ar_AE" w:bidi="ar_AE"/>
         </w:rPr>
         <w:t xml:space="preserve">؛ </w:t>
@@ -2283,6 +2855,8 @@
       <w:hyperlink r:id="rId50">
         <w:r>
           <w:rPr>
+            <w:rtl/>
+            <w:cs/>
             <w:lang w:val="ar_AE" w:bidi="ar_AE"/>
           </w:rPr>
           <w:rPr>
@@ -2294,6 +2868,8 @@
       </w:hyperlink>
       <w:r>
         <w:rPr>
+          <w:rtl/>
+          <w:cs/>
           <w:lang w:val="ar_AE" w:bidi="ar_AE"/>
         </w:rPr>
         <w:t>). وهذا ملائم لأن علاقة الله مع الناس تتميز بالأمانة، وكان يتوقع الشيء نفسه من إسرائيل (</w:t>
@@ -2301,6 +2877,8 @@
       <w:hyperlink r:id="rId51">
         <w:r>
           <w:rPr>
+            <w:rtl/>
+            <w:cs/>
             <w:lang w:val="ar_AE" w:bidi="ar_AE"/>
           </w:rPr>
           <w:rPr>
@@ -2312,6 +2890,8 @@
       </w:hyperlink>
       <w:r>
         <w:rPr>
+          <w:rtl/>
+          <w:cs/>
           <w:lang w:val="ar_AE" w:bidi="ar_AE"/>
         </w:rPr>
         <w:t xml:space="preserve">؛ </w:t>
@@ -2319,6 +2899,8 @@
       <w:hyperlink r:id="rId52">
         <w:r>
           <w:rPr>
+            <w:rtl/>
+            <w:cs/>
             <w:lang w:val="ar_AE" w:bidi="ar_AE"/>
           </w:rPr>
           <w:rPr>
@@ -2330,6 +2912,8 @@
       </w:hyperlink>
       <w:r>
         <w:rPr>
+          <w:rtl/>
+          <w:cs/>
           <w:lang w:val="ar_AE" w:bidi="ar_AE"/>
         </w:rPr>
         <w:t xml:space="preserve">). • الطلاق (حرفيًا </w:t>
@@ -2337,12 +2921,16 @@
       <w:r>
         <w:rPr>
           <w:i/>
+          <w:rtl/>
+          <w:cs/>
           <w:lang w:val="ar_AE" w:bidi="ar_AE"/>
         </w:rPr>
         <w:t>يرسل بعيدًا</w:t>
       </w:r>
       <w:r>
         <w:rPr>
+          <w:rtl/>
+          <w:cs/>
           <w:lang w:val="ar_AE" w:bidi="ar_AE"/>
         </w:rPr>
         <w:t xml:space="preserve">) يعني طرد شريك الزواج. وقد أراد ملاخي تصحيح إساءة استخدام قوانين الطلاق (انظر </w:t>
@@ -2350,6 +2938,8 @@
       <w:hyperlink r:id="rId53">
         <w:r>
           <w:rPr>
+            <w:rtl/>
+            <w:cs/>
             <w:lang w:val="ar_AE" w:bidi="ar_AE"/>
           </w:rPr>
           <w:rPr>
@@ -2361,27 +2951,35 @@
       </w:hyperlink>
       <w:r>
         <w:rPr>
+          <w:rtl/>
+          <w:cs/>
           <w:lang w:val="ar_AE" w:bidi="ar_AE"/>
         </w:rPr>
         <w:t>). • يُغَطِّيَ أَحَدٌ الظُّلْمَ: تنطوي القسوة على أعمال عنف أو ارتكاب مخالفات. قطيعة الطلاق جريمة اجتماعية عنيفة وقاسية. وطلاق الزوجة هو خيانة لها وخيانة لميثاق الزواج. فهو يكسر القلب، ويدمر العلاقات، وينتهك سلامة الأسرة، ويضر بخير الأطفال، ويعرض المستقبل للخطر.</w:t>
       </w:r>
       <w:r>
         <w:rPr>
-          <w:lang w:val="ar_AE" w:bidi="ar_AE"/>
-        </w:rPr>
-      </w:r>
-      <w:r>
-        <w:rPr>
-          <w:lang w:val="ar_AE" w:bidi="ar_AE"/>
-        </w:rPr>
-      </w:r>
-    </w:p>
-    <w:p>
-      <w:pPr>
-        <w:bidi/>
-      </w:pPr>
-      <w:r>
-        <w:rPr>
+          <w:rtl/>
+          <w:cs/>
+          <w:lang w:val="ar_AE" w:bidi="ar_AE"/>
+        </w:rPr>
+      </w:r>
+      <w:r>
+        <w:rPr>
+          <w:rtl/>
+          <w:cs/>
+          <w:lang w:val="ar_AE" w:bidi="ar_AE"/>
+        </w:rPr>
+      </w:r>
+    </w:p>
+    <w:p>
+      <w:pPr>
+        <w:bidi/>
+      </w:pPr>
+      <w:r>
+        <w:rPr>
+          <w:rtl/>
+          <w:cs/>
           <w:lang w:val="ar_AE" w:bidi="ar_AE"/>
         </w:rPr>
       </w:r>
@@ -2393,48 +2991,62 @@
       </w:pPr>
       <w:r>
         <w:rPr>
+          <w:rtl/>
+          <w:cs/>
           <w:lang w:val="ar_AE" w:bidi="ar_AE"/>
         </w:rPr>
         <w:t>ملاخي 2: 17</w:t>
       </w:r>
       <w:r>
         <w:rPr>
-          <w:lang w:val="ar_AE" w:bidi="ar_AE"/>
-        </w:rPr>
-      </w:r>
-    </w:p>
-    <w:p>
-      <w:pPr>
-        <w:bidi/>
-      </w:pPr>
-      <w:r>
-        <w:rPr>
-          <w:lang w:val="ar_AE" w:bidi="ar_AE"/>
-        </w:rPr>
-      </w:r>
-      <w:r>
-        <w:rPr>
+          <w:rtl/>
+          <w:cs/>
+          <w:lang w:val="ar_AE" w:bidi="ar_AE"/>
+        </w:rPr>
+      </w:r>
+    </w:p>
+    <w:p>
+      <w:pPr>
+        <w:bidi/>
+      </w:pPr>
+      <w:r>
+        <w:rPr>
+          <w:rtl/>
+          <w:cs/>
+          <w:lang w:val="ar_AE" w:bidi="ar_AE"/>
+        </w:rPr>
+      </w:r>
+      <w:r>
+        <w:rPr>
+          <w:rtl/>
+          <w:cs/>
           <w:lang w:val="ar_AE" w:bidi="ar_AE"/>
         </w:rPr>
         <w:t>لقد أتعب جمهور ملاخي الله بالتشكيك في عدالته.</w:t>
       </w:r>
       <w:r>
         <w:rPr>
-          <w:lang w:val="ar_AE" w:bidi="ar_AE"/>
-        </w:rPr>
-      </w:r>
-      <w:r>
-        <w:rPr>
-          <w:lang w:val="ar_AE" w:bidi="ar_AE"/>
-        </w:rPr>
-      </w:r>
-    </w:p>
-    <w:p>
-      <w:pPr>
-        <w:bidi/>
-      </w:pPr>
-      <w:r>
-        <w:rPr>
+          <w:rtl/>
+          <w:cs/>
+          <w:lang w:val="ar_AE" w:bidi="ar_AE"/>
+        </w:rPr>
+      </w:r>
+      <w:r>
+        <w:rPr>
+          <w:rtl/>
+          <w:cs/>
+          <w:lang w:val="ar_AE" w:bidi="ar_AE"/>
+        </w:rPr>
+      </w:r>
+    </w:p>
+    <w:p>
+      <w:pPr>
+        <w:bidi/>
+      </w:pPr>
+      <w:r>
+        <w:rPr>
+          <w:rtl/>
+          <w:cs/>
           <w:lang w:val="ar_AE" w:bidi="ar_AE"/>
         </w:rPr>
       </w:r>
@@ -2446,27 +3058,35 @@
       </w:pPr>
       <w:r>
         <w:rPr>
+          <w:rtl/>
+          <w:cs/>
           <w:lang w:val="ar_AE" w:bidi="ar_AE"/>
         </w:rPr>
         <w:t>ملاخي 2: 17–3: 5</w:t>
       </w:r>
       <w:r>
         <w:rPr>
-          <w:lang w:val="ar_AE" w:bidi="ar_AE"/>
-        </w:rPr>
-      </w:r>
-    </w:p>
-    <w:p>
-      <w:pPr>
-        <w:bidi/>
-      </w:pPr>
-      <w:r>
-        <w:rPr>
-          <w:lang w:val="ar_AE" w:bidi="ar_AE"/>
-        </w:rPr>
-      </w:r>
-      <w:r>
-        <w:rPr>
+          <w:rtl/>
+          <w:cs/>
+          <w:lang w:val="ar_AE" w:bidi="ar_AE"/>
+        </w:rPr>
+      </w:r>
+    </w:p>
+    <w:p>
+      <w:pPr>
+        <w:bidi/>
+      </w:pPr>
+      <w:r>
+        <w:rPr>
+          <w:rtl/>
+          <w:cs/>
+          <w:lang w:val="ar_AE" w:bidi="ar_AE"/>
+        </w:rPr>
+      </w:r>
+      <w:r>
+        <w:rPr>
+          <w:rtl/>
+          <w:cs/>
           <w:lang w:val="ar_AE" w:bidi="ar_AE"/>
         </w:rPr>
         <w:t>تتناول الرسالة الرابعة لملاخي التباين بين عدالة الله وعدالة البشر (</w:t>
@@ -2474,6 +3094,8 @@
       <w:hyperlink r:id="rId54">
         <w:r>
           <w:rPr>
+            <w:rtl/>
+            <w:cs/>
             <w:lang w:val="ar_AE" w:bidi="ar_AE"/>
           </w:rPr>
           <w:rPr>
@@ -2485,6 +3107,8 @@
       </w:hyperlink>
       <w:r>
         <w:rPr>
+          <w:rtl/>
+          <w:cs/>
           <w:lang w:val="ar_AE" w:bidi="ar_AE"/>
         </w:rPr>
         <w:t xml:space="preserve">). إذا اعتبرنا سفر ملاخي دراما في قاعة المحكمة، فإن الرسالة الرابعة ستكون لائحة الاتهام الرسمية ضد يهوذا. يتهم ملاخي التدين الشكلي الذي يفتقر إلى القلب (انظر </w:t>
@@ -2492,6 +3116,8 @@
       <w:hyperlink r:id="rId55">
         <w:r>
           <w:rPr>
+            <w:rtl/>
+            <w:cs/>
             <w:lang w:val="ar_AE" w:bidi="ar_AE"/>
           </w:rPr>
           <w:rPr>
@@ -2503,27 +3129,35 @@
       </w:hyperlink>
       <w:r>
         <w:rPr>
+          <w:rtl/>
+          <w:cs/>
           <w:lang w:val="ar_AE" w:bidi="ar_AE"/>
         </w:rPr>
         <w:t>) الذي يتصرف بشكل يتعارض مع عدالة الله؛ ويدعو إلى الصدق والاهتمام الاجتماعي الحقيقي.</w:t>
       </w:r>
       <w:r>
         <w:rPr>
-          <w:lang w:val="ar_AE" w:bidi="ar_AE"/>
-        </w:rPr>
-      </w:r>
-      <w:r>
-        <w:rPr>
-          <w:lang w:val="ar_AE" w:bidi="ar_AE"/>
-        </w:rPr>
-      </w:r>
-    </w:p>
-    <w:p>
-      <w:pPr>
-        <w:bidi/>
-      </w:pPr>
-      <w:r>
-        <w:rPr>
+          <w:rtl/>
+          <w:cs/>
+          <w:lang w:val="ar_AE" w:bidi="ar_AE"/>
+        </w:rPr>
+      </w:r>
+      <w:r>
+        <w:rPr>
+          <w:rtl/>
+          <w:cs/>
+          <w:lang w:val="ar_AE" w:bidi="ar_AE"/>
+        </w:rPr>
+      </w:r>
+    </w:p>
+    <w:p>
+      <w:pPr>
+        <w:bidi/>
+      </w:pPr>
+      <w:r>
+        <w:rPr>
+          <w:rtl/>
+          <w:cs/>
           <w:lang w:val="ar_AE" w:bidi="ar_AE"/>
         </w:rPr>
       </w:r>
@@ -2535,27 +3169,35 @@
       </w:pPr>
       <w:r>
         <w:rPr>
+          <w:rtl/>
+          <w:cs/>
           <w:lang w:val="ar_AE" w:bidi="ar_AE"/>
         </w:rPr>
         <w:t>ملاخي 3: 1</w:t>
       </w:r>
       <w:r>
         <w:rPr>
-          <w:lang w:val="ar_AE" w:bidi="ar_AE"/>
-        </w:rPr>
-      </w:r>
-    </w:p>
-    <w:p>
-      <w:pPr>
-        <w:bidi/>
-      </w:pPr>
-      <w:r>
-        <w:rPr>
-          <w:lang w:val="ar_AE" w:bidi="ar_AE"/>
-        </w:rPr>
-      </w:r>
-      <w:r>
-        <w:rPr>
+          <w:rtl/>
+          <w:cs/>
+          <w:lang w:val="ar_AE" w:bidi="ar_AE"/>
+        </w:rPr>
+      </w:r>
+    </w:p>
+    <w:p>
+      <w:pPr>
+        <w:bidi/>
+      </w:pPr>
+      <w:r>
+        <w:rPr>
+          <w:rtl/>
+          <w:cs/>
+          <w:lang w:val="ar_AE" w:bidi="ar_AE"/>
+        </w:rPr>
+      </w:r>
+      <w:r>
+        <w:rPr>
+          <w:rtl/>
+          <w:cs/>
           <w:lang w:val="ar_AE" w:bidi="ar_AE"/>
         </w:rPr>
         <w:t xml:space="preserve">مَلاَكِي (بالعبرية mal’aki): هذا تلاعب لفظي على اسم ملاخي. قد يكون الرسول إما ملاكًا أو إنسانًا يعمل كحامل رسالة إلهي. وقد حدد يسوع هوية يوحنا المعمدان بالإشارة إلى هذا المقطع (انظر </w:t>
@@ -2563,6 +3205,8 @@
       <w:hyperlink r:id="rId56">
         <w:r>
           <w:rPr>
+            <w:rtl/>
+            <w:cs/>
             <w:lang w:val="ar_AE" w:bidi="ar_AE"/>
           </w:rPr>
           <w:rPr>
@@ -2574,6 +3218,8 @@
       </w:hyperlink>
       <w:r>
         <w:rPr>
+          <w:rtl/>
+          <w:cs/>
           <w:lang w:val="ar_AE" w:bidi="ar_AE"/>
         </w:rPr>
         <w:t xml:space="preserve">؛ </w:t>
@@ -2581,6 +3227,8 @@
       <w:hyperlink r:id="rId57">
         <w:r>
           <w:rPr>
+            <w:rtl/>
+            <w:cs/>
             <w:lang w:val="ar_AE" w:bidi="ar_AE"/>
           </w:rPr>
           <w:rPr>
@@ -2592,6 +3240,8 @@
       </w:hyperlink>
       <w:r>
         <w:rPr>
+          <w:rtl/>
+          <w:cs/>
           <w:lang w:val="ar_AE" w:bidi="ar_AE"/>
         </w:rPr>
         <w:t xml:space="preserve">؛ </w:t>
@@ -2599,6 +3249,8 @@
       <w:hyperlink r:id="rId58">
         <w:r>
           <w:rPr>
+            <w:rtl/>
+            <w:cs/>
             <w:lang w:val="ar_AE" w:bidi="ar_AE"/>
           </w:rPr>
           <w:rPr>
@@ -2610,6 +3262,8 @@
       </w:hyperlink>
       <w:r>
         <w:rPr>
+          <w:rtl/>
+          <w:cs/>
           <w:lang w:val="ar_AE" w:bidi="ar_AE"/>
         </w:rPr>
         <w:t xml:space="preserve">). • ربما كان مستمعو ملاخي يفهمون أن رسول العهد هو كائن إلهي (قارن </w:t>
@@ -2617,6 +3271,8 @@
       <w:hyperlink r:id="rId59">
         <w:r>
           <w:rPr>
+            <w:rtl/>
+            <w:cs/>
             <w:lang w:val="ar_AE" w:bidi="ar_AE"/>
           </w:rPr>
           <w:rPr>
@@ -2628,27 +3284,35 @@
       </w:hyperlink>
       <w:r>
         <w:rPr>
+          <w:rtl/>
+          <w:cs/>
           <w:lang w:val="ar_AE" w:bidi="ar_AE"/>
         </w:rPr>
         <w:t>). لقد فهمت الكنيسة المسيحية أن يسوع المسيح هو رسول العهد الجديد.</w:t>
       </w:r>
       <w:r>
         <w:rPr>
-          <w:lang w:val="ar_AE" w:bidi="ar_AE"/>
-        </w:rPr>
-      </w:r>
-      <w:r>
-        <w:rPr>
-          <w:lang w:val="ar_AE" w:bidi="ar_AE"/>
-        </w:rPr>
-      </w:r>
-    </w:p>
-    <w:p>
-      <w:pPr>
-        <w:bidi/>
-      </w:pPr>
-      <w:r>
-        <w:rPr>
+          <w:rtl/>
+          <w:cs/>
+          <w:lang w:val="ar_AE" w:bidi="ar_AE"/>
+        </w:rPr>
+      </w:r>
+      <w:r>
+        <w:rPr>
+          <w:rtl/>
+          <w:cs/>
+          <w:lang w:val="ar_AE" w:bidi="ar_AE"/>
+        </w:rPr>
+      </w:r>
+    </w:p>
+    <w:p>
+      <w:pPr>
+        <w:bidi/>
+      </w:pPr>
+      <w:r>
+        <w:rPr>
+          <w:rtl/>
+          <w:cs/>
           <w:lang w:val="ar_AE" w:bidi="ar_AE"/>
         </w:rPr>
       </w:r>
@@ -2660,27 +3324,35 @@
       </w:pPr>
       <w:r>
         <w:rPr>
+          <w:rtl/>
+          <w:cs/>
           <w:lang w:val="ar_AE" w:bidi="ar_AE"/>
         </w:rPr>
         <w:t>ملاخي 3: 2</w:t>
       </w:r>
       <w:r>
         <w:rPr>
-          <w:lang w:val="ar_AE" w:bidi="ar_AE"/>
-        </w:rPr>
-      </w:r>
-    </w:p>
-    <w:p>
-      <w:pPr>
-        <w:bidi/>
-      </w:pPr>
-      <w:r>
-        <w:rPr>
-          <w:lang w:val="ar_AE" w:bidi="ar_AE"/>
-        </w:rPr>
-      </w:r>
-      <w:r>
-        <w:rPr>
+          <w:rtl/>
+          <w:cs/>
+          <w:lang w:val="ar_AE" w:bidi="ar_AE"/>
+        </w:rPr>
+      </w:r>
+    </w:p>
+    <w:p>
+      <w:pPr>
+        <w:bidi/>
+      </w:pPr>
+      <w:r>
+        <w:rPr>
+          <w:rtl/>
+          <w:cs/>
+          <w:lang w:val="ar_AE" w:bidi="ar_AE"/>
+        </w:rPr>
+      </w:r>
+      <w:r>
+        <w:rPr>
+          <w:rtl/>
+          <w:cs/>
           <w:lang w:val="ar_AE" w:bidi="ar_AE"/>
         </w:rPr>
         <w:t>نَارِ الْمُمَحِّصِ: يجب أن تُحرق شوائب الأشرار بواسطة نيران الاختبار الإلهي والتأديب (</w:t>
@@ -2688,6 +3360,8 @@
       <w:hyperlink r:id="rId60">
         <w:r>
           <w:rPr>
+            <w:rtl/>
+            <w:cs/>
             <w:lang w:val="ar_AE" w:bidi="ar_AE"/>
           </w:rPr>
           <w:rPr>
@@ -2699,6 +3373,8 @@
       </w:hyperlink>
       <w:r>
         <w:rPr>
+          <w:rtl/>
+          <w:cs/>
           <w:lang w:val="ar_AE" w:bidi="ar_AE"/>
         </w:rPr>
         <w:t xml:space="preserve">؛ </w:t>
@@ -2706,6 +3382,8 @@
       <w:hyperlink r:id="rId61">
         <w:r>
           <w:rPr>
+            <w:rtl/>
+            <w:cs/>
             <w:lang w:val="ar_AE" w:bidi="ar_AE"/>
           </w:rPr>
           <w:rPr>
@@ -2717,6 +3395,8 @@
       </w:hyperlink>
       <w:r>
         <w:rPr>
+          <w:rtl/>
+          <w:cs/>
           <w:lang w:val="ar_AE" w:bidi="ar_AE"/>
         </w:rPr>
         <w:t xml:space="preserve">؛ </w:t>
@@ -2724,6 +3404,8 @@
       <w:hyperlink r:id="rId62">
         <w:r>
           <w:rPr>
+            <w:rtl/>
+            <w:cs/>
             <w:lang w:val="ar_AE" w:bidi="ar_AE"/>
           </w:rPr>
           <w:rPr>
@@ -2735,6 +3417,8 @@
       </w:hyperlink>
       <w:r>
         <w:rPr>
+          <w:rtl/>
+          <w:cs/>
           <w:lang w:val="ar_AE" w:bidi="ar_AE"/>
         </w:rPr>
         <w:t xml:space="preserve">). • أَشْنَانِ الْقَصَّارِ: كان يتم صنع منظف قلوي من النباتات (انظر </w:t>
@@ -2742,6 +3426,8 @@
       <w:hyperlink r:id="rId63">
         <w:r>
           <w:rPr>
+            <w:rtl/>
+            <w:cs/>
             <w:lang w:val="ar_AE" w:bidi="ar_AE"/>
           </w:rPr>
           <w:rPr>
@@ -2753,27 +3439,35 @@
       </w:hyperlink>
       <w:r>
         <w:rPr>
+          <w:rtl/>
+          <w:cs/>
           <w:lang w:val="ar_AE" w:bidi="ar_AE"/>
         </w:rPr>
         <w:t>). ترمز نار الممحص وأشنان القصار إلى الاختبار (بالصهر) والتطهير (بالغسل) الذي من شأنه أن يعيد أمانة إسرائيل لعهدها مع الرب.</w:t>
       </w:r>
       <w:r>
         <w:rPr>
-          <w:lang w:val="ar_AE" w:bidi="ar_AE"/>
-        </w:rPr>
-      </w:r>
-      <w:r>
-        <w:rPr>
-          <w:lang w:val="ar_AE" w:bidi="ar_AE"/>
-        </w:rPr>
-      </w:r>
-    </w:p>
-    <w:p>
-      <w:pPr>
-        <w:bidi/>
-      </w:pPr>
-      <w:r>
-        <w:rPr>
+          <w:rtl/>
+          <w:cs/>
+          <w:lang w:val="ar_AE" w:bidi="ar_AE"/>
+        </w:rPr>
+      </w:r>
+      <w:r>
+        <w:rPr>
+          <w:rtl/>
+          <w:cs/>
+          <w:lang w:val="ar_AE" w:bidi="ar_AE"/>
+        </w:rPr>
+      </w:r>
+    </w:p>
+    <w:p>
+      <w:pPr>
+        <w:bidi/>
+      </w:pPr>
+      <w:r>
+        <w:rPr>
+          <w:rtl/>
+          <w:cs/>
           <w:lang w:val="ar_AE" w:bidi="ar_AE"/>
         </w:rPr>
       </w:r>
@@ -2785,27 +3479,35 @@
       </w:pPr>
       <w:r>
         <w:rPr>
+          <w:rtl/>
+          <w:cs/>
           <w:lang w:val="ar_AE" w:bidi="ar_AE"/>
         </w:rPr>
         <w:t>ملاخي 3: 5</w:t>
       </w:r>
       <w:r>
         <w:rPr>
-          <w:lang w:val="ar_AE" w:bidi="ar_AE"/>
-        </w:rPr>
-      </w:r>
-    </w:p>
-    <w:p>
-      <w:pPr>
-        <w:bidi/>
-      </w:pPr>
-      <w:r>
-        <w:rPr>
-          <w:lang w:val="ar_AE" w:bidi="ar_AE"/>
-        </w:rPr>
-      </w:r>
-      <w:r>
-        <w:rPr>
+          <w:rtl/>
+          <w:cs/>
+          <w:lang w:val="ar_AE" w:bidi="ar_AE"/>
+        </w:rPr>
+      </w:r>
+    </w:p>
+    <w:p>
+      <w:pPr>
+        <w:bidi/>
+      </w:pPr>
+      <w:r>
+        <w:rPr>
+          <w:rtl/>
+          <w:cs/>
+          <w:lang w:val="ar_AE" w:bidi="ar_AE"/>
+        </w:rPr>
+      </w:r>
+      <w:r>
+        <w:rPr>
+          <w:rtl/>
+          <w:cs/>
           <w:lang w:val="ar_AE" w:bidi="ar_AE"/>
         </w:rPr>
         <w:t>تشير عبارة وَأَكُونُ شَاهِدًا سَرِيعًا إلى إجراء قانوني يكون فيه الله هو المدَّعِي العام (المُتهِم) والشاهد الرئيسي (مقدم الأدلة) ضد يهوذا بعد السبي. • كان السحرة يمارسون العرافة، أو السحر الأسود، أو قراءة الطالع لتحقيق مكاسب شخصية. • يوم دينونة الله القادم إما أن يطهر اليهود الخطاة (</w:t>
@@ -2813,6 +3515,8 @@
       <w:hyperlink r:id="rId64">
         <w:r>
           <w:rPr>
+            <w:rtl/>
+            <w:cs/>
             <w:lang w:val="ar_AE" w:bidi="ar_AE"/>
           </w:rPr>
           <w:rPr>
@@ -2824,6 +3528,8 @@
       </w:hyperlink>
       <w:r>
         <w:rPr>
+          <w:rtl/>
+          <w:cs/>
           <w:lang w:val="ar_AE" w:bidi="ar_AE"/>
         </w:rPr>
         <w:t>) أو يهلكهم (</w:t>
@@ -2831,6 +3537,8 @@
       <w:hyperlink r:id="rId65">
         <w:r>
           <w:rPr>
+            <w:rtl/>
+            <w:cs/>
             <w:lang w:val="ar_AE" w:bidi="ar_AE"/>
           </w:rPr>
           <w:rPr>
@@ -2842,27 +3550,35 @@
       </w:hyperlink>
       <w:r>
         <w:rPr>
+          <w:rtl/>
+          <w:cs/>
           <w:lang w:val="ar_AE" w:bidi="ar_AE"/>
         </w:rPr>
         <w:t>).</w:t>
       </w:r>
       <w:r>
         <w:rPr>
-          <w:lang w:val="ar_AE" w:bidi="ar_AE"/>
-        </w:rPr>
-      </w:r>
-      <w:r>
-        <w:rPr>
-          <w:lang w:val="ar_AE" w:bidi="ar_AE"/>
-        </w:rPr>
-      </w:r>
-    </w:p>
-    <w:p>
-      <w:pPr>
-        <w:bidi/>
-      </w:pPr>
-      <w:r>
-        <w:rPr>
+          <w:rtl/>
+          <w:cs/>
+          <w:lang w:val="ar_AE" w:bidi="ar_AE"/>
+        </w:rPr>
+      </w:r>
+      <w:r>
+        <w:rPr>
+          <w:rtl/>
+          <w:cs/>
+          <w:lang w:val="ar_AE" w:bidi="ar_AE"/>
+        </w:rPr>
+      </w:r>
+    </w:p>
+    <w:p>
+      <w:pPr>
+        <w:bidi/>
+      </w:pPr>
+      <w:r>
+        <w:rPr>
+          <w:rtl/>
+          <w:cs/>
           <w:lang w:val="ar_AE" w:bidi="ar_AE"/>
         </w:rPr>
       </w:r>
@@ -2874,27 +3590,35 @@
       </w:pPr>
       <w:r>
         <w:rPr>
+          <w:rtl/>
+          <w:cs/>
           <w:lang w:val="ar_AE" w:bidi="ar_AE"/>
         </w:rPr>
         <w:t>ملاخي 3: 6–12</w:t>
       </w:r>
       <w:r>
         <w:rPr>
-          <w:lang w:val="ar_AE" w:bidi="ar_AE"/>
-        </w:rPr>
-      </w:r>
-    </w:p>
-    <w:p>
-      <w:pPr>
-        <w:bidi/>
-      </w:pPr>
-      <w:r>
-        <w:rPr>
-          <w:lang w:val="ar_AE" w:bidi="ar_AE"/>
-        </w:rPr>
-      </w:r>
-      <w:r>
-        <w:rPr>
+          <w:rtl/>
+          <w:cs/>
+          <w:lang w:val="ar_AE" w:bidi="ar_AE"/>
+        </w:rPr>
+      </w:r>
+    </w:p>
+    <w:p>
+      <w:pPr>
+        <w:bidi/>
+      </w:pPr>
+      <w:r>
+        <w:rPr>
+          <w:rtl/>
+          <w:cs/>
+          <w:lang w:val="ar_AE" w:bidi="ar_AE"/>
+        </w:rPr>
+      </w:r>
+      <w:r>
+        <w:rPr>
+          <w:rtl/>
+          <w:cs/>
           <w:lang w:val="ar_AE" w:bidi="ar_AE"/>
         </w:rPr>
         <w:t>تعكس الرسالة الخامسة لملاخي صدى الرسالة الأولى (</w:t>
@@ -2902,6 +3626,8 @@
       <w:hyperlink r:id="rId66">
         <w:r>
           <w:rPr>
+            <w:rtl/>
+            <w:cs/>
             <w:lang w:val="ar_AE" w:bidi="ar_AE"/>
           </w:rPr>
           <w:rPr>
@@ -2913,27 +3639,35 @@
       </w:hyperlink>
       <w:r>
         <w:rPr>
+          <w:rtl/>
+          <w:cs/>
           <w:lang w:val="ar_AE" w:bidi="ar_AE"/>
         </w:rPr>
         <w:t>) من خلال التأكيد على أمانة الله لوعوده. وهو يدعو إسرائيل إلى أمانة مماثلة في العبادة، خاصةً في تقديمهم العشور والتقدمات. إذا كان سفر ملاخي دراما في قاعة المحكمة، فإن الرسالة الخامسة تمثل حُكم القاضي. والرسالة الحقيقية هي التوبة—فالله يريد عبادة صادقة ومُخلِصة من شعبه، ويُعتبر تقديم العشور رمزًا لها.</w:t>
       </w:r>
       <w:r>
         <w:rPr>
-          <w:lang w:val="ar_AE" w:bidi="ar_AE"/>
-        </w:rPr>
-      </w:r>
-      <w:r>
-        <w:rPr>
-          <w:lang w:val="ar_AE" w:bidi="ar_AE"/>
-        </w:rPr>
-      </w:r>
-    </w:p>
-    <w:p>
-      <w:pPr>
-        <w:bidi/>
-      </w:pPr>
-      <w:r>
-        <w:rPr>
+          <w:rtl/>
+          <w:cs/>
+          <w:lang w:val="ar_AE" w:bidi="ar_AE"/>
+        </w:rPr>
+      </w:r>
+      <w:r>
+        <w:rPr>
+          <w:rtl/>
+          <w:cs/>
+          <w:lang w:val="ar_AE" w:bidi="ar_AE"/>
+        </w:rPr>
+      </w:r>
+    </w:p>
+    <w:p>
+      <w:pPr>
+        <w:bidi/>
+      </w:pPr>
+      <w:r>
+        <w:rPr>
+          <w:rtl/>
+          <w:cs/>
           <w:lang w:val="ar_AE" w:bidi="ar_AE"/>
         </w:rPr>
       </w:r>
@@ -2945,27 +3679,35 @@
       </w:pPr>
       <w:r>
         <w:rPr>
+          <w:rtl/>
+          <w:cs/>
           <w:lang w:val="ar_AE" w:bidi="ar_AE"/>
         </w:rPr>
         <w:t>ملاخي 3: 7</w:t>
       </w:r>
       <w:r>
         <w:rPr>
-          <w:lang w:val="ar_AE" w:bidi="ar_AE"/>
-        </w:rPr>
-      </w:r>
-    </w:p>
-    <w:p>
-      <w:pPr>
-        <w:bidi/>
-      </w:pPr>
-      <w:r>
-        <w:rPr>
-          <w:lang w:val="ar_AE" w:bidi="ar_AE"/>
-        </w:rPr>
-      </w:r>
-      <w:r>
-        <w:rPr>
+          <w:rtl/>
+          <w:cs/>
+          <w:lang w:val="ar_AE" w:bidi="ar_AE"/>
+        </w:rPr>
+      </w:r>
+    </w:p>
+    <w:p>
+      <w:pPr>
+        <w:bidi/>
+      </w:pPr>
+      <w:r>
+        <w:rPr>
+          <w:rtl/>
+          <w:cs/>
+          <w:lang w:val="ar_AE" w:bidi="ar_AE"/>
+        </w:rPr>
+      </w:r>
+      <w:r>
+        <w:rPr>
+          <w:rtl/>
+          <w:cs/>
           <w:lang w:val="ar_AE" w:bidi="ar_AE"/>
         </w:rPr>
         <w:t xml:space="preserve">في سياق علاقة العهد، يُعبر الأمر بالرجوع عن تغيير في الولاء من جانب إسرائيل أو الله. وعادةً ما يُفهم هذا المصطلح على أنه توبة، أي تغيير كامل في الاتجاه نحو الله أو إعادة توجيه كاملة نحو الرب. ويعبر فعل الأمر عن الإلحاح ويتطلب استجابة فورية من الجمهور. إن الاتهام بالعبادة غير الصادقة مبني على اتهامات مماثلة في المناظرة الثانية (انظر </w:t>
@@ -2973,6 +3715,8 @@
       <w:hyperlink r:id="rId27">
         <w:r>
           <w:rPr>
+            <w:rtl/>
+            <w:cs/>
             <w:lang w:val="ar_AE" w:bidi="ar_AE"/>
           </w:rPr>
           <w:rPr>
@@ -2984,6 +3728,8 @@
       </w:hyperlink>
       <w:r>
         <w:rPr>
+          <w:rtl/>
+          <w:cs/>
           <w:lang w:val="ar_AE" w:bidi="ar_AE"/>
         </w:rPr>
         <w:t>)، وذلك تمامًا كما يؤكد وعد الله بأنه "يفْتَحُ … كُوَى السَّمَاوَاتِ" (</w:t>
@@ -2991,6 +3737,8 @@
       <w:hyperlink r:id="rId67">
         <w:r>
           <w:rPr>
+            <w:rtl/>
+            <w:cs/>
             <w:lang w:val="ar_AE" w:bidi="ar_AE"/>
           </w:rPr>
           <w:rPr>
@@ -3002,6 +3750,8 @@
       </w:hyperlink>
       <w:r>
         <w:rPr>
+          <w:rtl/>
+          <w:cs/>
           <w:lang w:val="ar_AE" w:bidi="ar_AE"/>
         </w:rPr>
         <w:t xml:space="preserve">) قوته كـ"ملك عظيم" (انظر </w:t>
@@ -3009,6 +3759,8 @@
       <w:hyperlink r:id="rId68">
         <w:r>
           <w:rPr>
+            <w:rtl/>
+            <w:cs/>
             <w:lang w:val="ar_AE" w:bidi="ar_AE"/>
           </w:rPr>
           <w:rPr>
@@ -3020,27 +3772,35 @@
       </w:hyperlink>
       <w:r>
         <w:rPr>
+          <w:rtl/>
+          <w:cs/>
           <w:lang w:val="ar_AE" w:bidi="ar_AE"/>
         </w:rPr>
         <w:t>).</w:t>
       </w:r>
       <w:r>
         <w:rPr>
-          <w:lang w:val="ar_AE" w:bidi="ar_AE"/>
-        </w:rPr>
-      </w:r>
-      <w:r>
-        <w:rPr>
-          <w:lang w:val="ar_AE" w:bidi="ar_AE"/>
-        </w:rPr>
-      </w:r>
-    </w:p>
-    <w:p>
-      <w:pPr>
-        <w:bidi/>
-      </w:pPr>
-      <w:r>
-        <w:rPr>
+          <w:rtl/>
+          <w:cs/>
+          <w:lang w:val="ar_AE" w:bidi="ar_AE"/>
+        </w:rPr>
+      </w:r>
+      <w:r>
+        <w:rPr>
+          <w:rtl/>
+          <w:cs/>
+          <w:lang w:val="ar_AE" w:bidi="ar_AE"/>
+        </w:rPr>
+      </w:r>
+    </w:p>
+    <w:p>
+      <w:pPr>
+        <w:bidi/>
+      </w:pPr>
+      <w:r>
+        <w:rPr>
+          <w:rtl/>
+          <w:cs/>
           <w:lang w:val="ar_AE" w:bidi="ar_AE"/>
         </w:rPr>
       </w:r>
@@ -3052,27 +3812,35 @@
       </w:pPr>
       <w:r>
         <w:rPr>
+          <w:rtl/>
+          <w:cs/>
           <w:lang w:val="ar_AE" w:bidi="ar_AE"/>
         </w:rPr>
         <w:t>ملاخي 3: 8–9</w:t>
       </w:r>
       <w:r>
         <w:rPr>
-          <w:lang w:val="ar_AE" w:bidi="ar_AE"/>
-        </w:rPr>
-      </w:r>
-    </w:p>
-    <w:p>
-      <w:pPr>
-        <w:bidi/>
-      </w:pPr>
-      <w:r>
-        <w:rPr>
-          <w:lang w:val="ar_AE" w:bidi="ar_AE"/>
-        </w:rPr>
-      </w:r>
-      <w:r>
-        <w:rPr>
+          <w:rtl/>
+          <w:cs/>
+          <w:lang w:val="ar_AE" w:bidi="ar_AE"/>
+        </w:rPr>
+      </w:r>
+    </w:p>
+    <w:p>
+      <w:pPr>
+        <w:bidi/>
+      </w:pPr>
+      <w:r>
+        <w:rPr>
+          <w:rtl/>
+          <w:cs/>
+          <w:lang w:val="ar_AE" w:bidi="ar_AE"/>
+        </w:rPr>
+      </w:r>
+      <w:r>
+        <w:rPr>
+          <w:rtl/>
+          <w:cs/>
           <w:lang w:val="ar_AE" w:bidi="ar_AE"/>
         </w:rPr>
         <w:t xml:space="preserve">يُناشد ملاخي يهوذا من أجل تجديد شامل لممارستهم في العطاء للرب. • كانت العشور، وهي عُشر محصول الأرض، تقدمة مطلوبة (انظر </w:t>
@@ -3080,6 +3848,8 @@
       <w:hyperlink r:id="rId69">
         <w:r>
           <w:rPr>
+            <w:rtl/>
+            <w:cs/>
             <w:lang w:val="ar_AE" w:bidi="ar_AE"/>
           </w:rPr>
           <w:rPr>
@@ -3091,6 +3861,8 @@
       </w:hyperlink>
       <w:r>
         <w:rPr>
+          <w:rtl/>
+          <w:cs/>
           <w:lang w:val="ar_AE" w:bidi="ar_AE"/>
         </w:rPr>
         <w:t xml:space="preserve">، </w:t>
@@ -3098,6 +3870,8 @@
       <w:hyperlink r:id="rId70">
         <w:r>
           <w:rPr>
+            <w:rtl/>
+            <w:cs/>
             <w:lang w:val="ar_AE" w:bidi="ar_AE"/>
           </w:rPr>
           <w:rPr>
@@ -3109,6 +3883,8 @@
       </w:hyperlink>
       <w:r>
         <w:rPr>
+          <w:rtl/>
+          <w:cs/>
           <w:lang w:val="ar_AE" w:bidi="ar_AE"/>
         </w:rPr>
         <w:t xml:space="preserve">، </w:t>
@@ -3116,6 +3892,8 @@
       <w:hyperlink r:id="rId71">
         <w:r>
           <w:rPr>
+            <w:rtl/>
+            <w:cs/>
             <w:lang w:val="ar_AE" w:bidi="ar_AE"/>
           </w:rPr>
           <w:rPr>
@@ -3127,6 +3905,8 @@
       </w:hyperlink>
       <w:r>
         <w:rPr>
+          <w:rtl/>
+          <w:cs/>
           <w:lang w:val="ar_AE" w:bidi="ar_AE"/>
         </w:rPr>
         <w:t xml:space="preserve">). وكانت التقدمات عطايا أو مساهمات إضافية تُقدَّم للرب أو لمكان عبادته وتشمل المحاصيل، والسلع المادية (مثل مواد البناء أو الثياب)، أو المقتنيات الشخصية الثمينة (مثل الذهب، أو الفضة، أو الأحجار الكريمة). • كانت معاناة يهوذا الأخيرة نتيجة لعنة الله (انظر </w:t>
@@ -3134,6 +3914,8 @@
       <w:hyperlink r:id="rId36">
         <w:r>
           <w:rPr>
+            <w:rtl/>
+            <w:cs/>
             <w:lang w:val="ar_AE" w:bidi="ar_AE"/>
           </w:rPr>
           <w:rPr>
@@ -3145,6 +3927,8 @@
       </w:hyperlink>
       <w:r>
         <w:rPr>
+          <w:rtl/>
+          <w:cs/>
           <w:lang w:val="ar_AE" w:bidi="ar_AE"/>
         </w:rPr>
         <w:t xml:space="preserve">، </w:t>
@@ -3152,6 +3936,8 @@
       <w:hyperlink r:id="rId72">
         <w:r>
           <w:rPr>
+            <w:rtl/>
+            <w:cs/>
             <w:lang w:val="ar_AE" w:bidi="ar_AE"/>
           </w:rPr>
           <w:rPr>
@@ -3163,27 +3949,35 @@
       </w:hyperlink>
       <w:r>
         <w:rPr>
+          <w:rtl/>
+          <w:cs/>
           <w:lang w:val="ar_AE" w:bidi="ar_AE"/>
         </w:rPr>
         <w:t>). وهكذا دعا ملاخي المجتمع بإلحاح إلى التوبة، والرجوع إلى الرب، والقيام بما يتطلبه العهد.</w:t>
       </w:r>
       <w:r>
         <w:rPr>
-          <w:lang w:val="ar_AE" w:bidi="ar_AE"/>
-        </w:rPr>
-      </w:r>
-      <w:r>
-        <w:rPr>
-          <w:lang w:val="ar_AE" w:bidi="ar_AE"/>
-        </w:rPr>
-      </w:r>
-    </w:p>
-    <w:p>
-      <w:pPr>
-        <w:bidi/>
-      </w:pPr>
-      <w:r>
-        <w:rPr>
+          <w:rtl/>
+          <w:cs/>
+          <w:lang w:val="ar_AE" w:bidi="ar_AE"/>
+        </w:rPr>
+      </w:r>
+      <w:r>
+        <w:rPr>
+          <w:rtl/>
+          <w:cs/>
+          <w:lang w:val="ar_AE" w:bidi="ar_AE"/>
+        </w:rPr>
+      </w:r>
+    </w:p>
+    <w:p>
+      <w:pPr>
+        <w:bidi/>
+      </w:pPr>
+      <w:r>
+        <w:rPr>
+          <w:rtl/>
+          <w:cs/>
           <w:lang w:val="ar_AE" w:bidi="ar_AE"/>
         </w:rPr>
       </w:r>
@@ -3195,27 +3989,35 @@
       </w:pPr>
       <w:r>
         <w:rPr>
+          <w:rtl/>
+          <w:cs/>
           <w:lang w:val="ar_AE" w:bidi="ar_AE"/>
         </w:rPr>
         <w:t>ملاخي 3: 10</w:t>
       </w:r>
       <w:r>
         <w:rPr>
-          <w:lang w:val="ar_AE" w:bidi="ar_AE"/>
-        </w:rPr>
-      </w:r>
-    </w:p>
-    <w:p>
-      <w:pPr>
-        <w:bidi/>
-      </w:pPr>
-      <w:r>
-        <w:rPr>
-          <w:lang w:val="ar_AE" w:bidi="ar_AE"/>
-        </w:rPr>
-      </w:r>
-      <w:r>
-        <w:rPr>
+          <w:rtl/>
+          <w:cs/>
+          <w:lang w:val="ar_AE" w:bidi="ar_AE"/>
+        </w:rPr>
+      </w:r>
+    </w:p>
+    <w:p>
+      <w:pPr>
+        <w:bidi/>
+      </w:pPr>
+      <w:r>
+        <w:rPr>
+          <w:rtl/>
+          <w:cs/>
+          <w:lang w:val="ar_AE" w:bidi="ar_AE"/>
+        </w:rPr>
+      </w:r>
+      <w:r>
+        <w:rPr>
+          <w:rtl/>
+          <w:cs/>
           <w:lang w:val="ar_AE" w:bidi="ar_AE"/>
         </w:rPr>
         <w:t>وَجَرِّبُونِي! إن الدعوة الإلهية لاختبار الرب تمنح المجتمع الذي تم استرداده فرصة لإثبات أمانة الرب لوعوده العهدية.</w:t>
@@ -3227,36 +4029,46 @@
       </w:pPr>
       <w:r>
         <w:rPr>
-          <w:lang w:val="ar_AE" w:bidi="ar_AE"/>
-        </w:rPr>
-      </w:r>
-    </w:p>
-    <w:p>
-      <w:pPr>
-        <w:bidi/>
-      </w:pPr>
-      <w:r>
-        <w:rPr>
-          <w:lang w:val="ar_AE" w:bidi="ar_AE"/>
-        </w:rPr>
-      </w:r>
-      <w:r>
-        <w:rPr>
-          <w:lang w:val="ar_AE" w:bidi="ar_AE"/>
-        </w:rPr>
-      </w:r>
-      <w:r>
-        <w:rPr>
-          <w:lang w:val="ar_AE" w:bidi="ar_AE"/>
-        </w:rPr>
-      </w:r>
-    </w:p>
-    <w:p>
-      <w:pPr>
-        <w:bidi/>
-      </w:pPr>
-      <w:r>
-        <w:rPr>
+          <w:rtl/>
+          <w:cs/>
+          <w:lang w:val="ar_AE" w:bidi="ar_AE"/>
+        </w:rPr>
+      </w:r>
+    </w:p>
+    <w:p>
+      <w:pPr>
+        <w:bidi/>
+      </w:pPr>
+      <w:r>
+        <w:rPr>
+          <w:rtl/>
+          <w:cs/>
+          <w:lang w:val="ar_AE" w:bidi="ar_AE"/>
+        </w:rPr>
+      </w:r>
+      <w:r>
+        <w:rPr>
+          <w:rtl/>
+          <w:cs/>
+          <w:lang w:val="ar_AE" w:bidi="ar_AE"/>
+        </w:rPr>
+      </w:r>
+      <w:r>
+        <w:rPr>
+          <w:rtl/>
+          <w:cs/>
+          <w:lang w:val="ar_AE" w:bidi="ar_AE"/>
+        </w:rPr>
+      </w:r>
+    </w:p>
+    <w:p>
+      <w:pPr>
+        <w:bidi/>
+      </w:pPr>
+      <w:r>
+        <w:rPr>
+          <w:rtl/>
+          <w:cs/>
           <w:lang w:val="ar_AE" w:bidi="ar_AE"/>
         </w:rPr>
       </w:r>
@@ -3268,48 +4080,62 @@
       </w:pPr>
       <w:r>
         <w:rPr>
+          <w:rtl/>
+          <w:cs/>
           <w:lang w:val="ar_AE" w:bidi="ar_AE"/>
         </w:rPr>
         <w:t>ملاخي 3: 12</w:t>
       </w:r>
       <w:r>
         <w:rPr>
-          <w:lang w:val="ar_AE" w:bidi="ar_AE"/>
-        </w:rPr>
-      </w:r>
-    </w:p>
-    <w:p>
-      <w:pPr>
-        <w:bidi/>
-      </w:pPr>
-      <w:r>
-        <w:rPr>
-          <w:lang w:val="ar_AE" w:bidi="ar_AE"/>
-        </w:rPr>
-      </w:r>
-      <w:r>
-        <w:rPr>
+          <w:rtl/>
+          <w:cs/>
+          <w:lang w:val="ar_AE" w:bidi="ar_AE"/>
+        </w:rPr>
+      </w:r>
+    </w:p>
+    <w:p>
+      <w:pPr>
+        <w:bidi/>
+      </w:pPr>
+      <w:r>
+        <w:rPr>
+          <w:rtl/>
+          <w:cs/>
+          <w:lang w:val="ar_AE" w:bidi="ar_AE"/>
+        </w:rPr>
+      </w:r>
+      <w:r>
+        <w:rPr>
+          <w:rtl/>
+          <w:cs/>
           <w:lang w:val="ar_AE" w:bidi="ar_AE"/>
         </w:rPr>
         <w:t>وَيُطَوِّبُكُمْ كُلُّ الأُمَمِ: ستُظهر المحاصيل الوفيرة مرة أخرى للعالم إحسان الرب نحو إسرائيل.</w:t>
       </w:r>
       <w:r>
         <w:rPr>
-          <w:lang w:val="ar_AE" w:bidi="ar_AE"/>
-        </w:rPr>
-      </w:r>
-      <w:r>
-        <w:rPr>
-          <w:lang w:val="ar_AE" w:bidi="ar_AE"/>
-        </w:rPr>
-      </w:r>
-    </w:p>
-    <w:p>
-      <w:pPr>
-        <w:bidi/>
-      </w:pPr>
-      <w:r>
-        <w:rPr>
+          <w:rtl/>
+          <w:cs/>
+          <w:lang w:val="ar_AE" w:bidi="ar_AE"/>
+        </w:rPr>
+      </w:r>
+      <w:r>
+        <w:rPr>
+          <w:rtl/>
+          <w:cs/>
+          <w:lang w:val="ar_AE" w:bidi="ar_AE"/>
+        </w:rPr>
+      </w:r>
+    </w:p>
+    <w:p>
+      <w:pPr>
+        <w:bidi/>
+      </w:pPr>
+      <w:r>
+        <w:rPr>
+          <w:rtl/>
+          <w:cs/>
           <w:lang w:val="ar_AE" w:bidi="ar_AE"/>
         </w:rPr>
       </w:r>
@@ -3321,27 +4147,35 @@
       </w:pPr>
       <w:r>
         <w:rPr>
+          <w:rtl/>
+          <w:cs/>
           <w:lang w:val="ar_AE" w:bidi="ar_AE"/>
         </w:rPr>
         <w:t>ملاخي 3: 13</w:t>
       </w:r>
       <w:r>
         <w:rPr>
-          <w:lang w:val="ar_AE" w:bidi="ar_AE"/>
-        </w:rPr>
-      </w:r>
-    </w:p>
-    <w:p>
-      <w:pPr>
-        <w:bidi/>
-      </w:pPr>
-      <w:r>
-        <w:rPr>
-          <w:lang w:val="ar_AE" w:bidi="ar_AE"/>
-        </w:rPr>
-      </w:r>
-      <w:r>
-        <w:rPr>
+          <w:rtl/>
+          <w:cs/>
+          <w:lang w:val="ar_AE" w:bidi="ar_AE"/>
+        </w:rPr>
+      </w:r>
+    </w:p>
+    <w:p>
+      <w:pPr>
+        <w:bidi/>
+      </w:pPr>
+      <w:r>
+        <w:rPr>
+          <w:rtl/>
+          <w:cs/>
+          <w:lang w:val="ar_AE" w:bidi="ar_AE"/>
+        </w:rPr>
+      </w:r>
+      <w:r>
+        <w:rPr>
+          <w:rtl/>
+          <w:cs/>
           <w:lang w:val="ar_AE" w:bidi="ar_AE"/>
         </w:rPr>
         <w:t xml:space="preserve">أَقْوَالُكُمُ اشْتَدَّتْ عَلَيَّ: لقد اتهم الشعب الله بأنه يُفضّل الأشرار وشككوا علانية في عدله (انظر </w:t>
@@ -3349,6 +4183,8 @@
       <w:hyperlink r:id="rId54">
         <w:r>
           <w:rPr>
+            <w:rtl/>
+            <w:cs/>
             <w:lang w:val="ar_AE" w:bidi="ar_AE"/>
           </w:rPr>
           <w:rPr>
@@ -3360,6 +4196,8 @@
       </w:hyperlink>
       <w:r>
         <w:rPr>
+          <w:rtl/>
+          <w:cs/>
           <w:lang w:val="ar_AE" w:bidi="ar_AE"/>
         </w:rPr>
         <w:t>)، لكن الرب يحب العدل (</w:t>
@@ -3367,6 +4205,8 @@
       <w:hyperlink r:id="rId73">
         <w:r>
           <w:rPr>
+            <w:rtl/>
+            <w:cs/>
             <w:lang w:val="ar_AE" w:bidi="ar_AE"/>
           </w:rPr>
           <w:rPr>
@@ -3378,6 +4218,8 @@
       </w:hyperlink>
       <w:r>
         <w:rPr>
+          <w:rtl/>
+          <w:cs/>
           <w:lang w:val="ar_AE" w:bidi="ar_AE"/>
         </w:rPr>
         <w:t xml:space="preserve">؛ </w:t>
@@ -3385,6 +4227,8 @@
       <w:hyperlink r:id="rId74">
         <w:r>
           <w:rPr>
+            <w:rtl/>
+            <w:cs/>
             <w:lang w:val="ar_AE" w:bidi="ar_AE"/>
           </w:rPr>
           <w:rPr>
@@ -3396,27 +4240,35 @@
       </w:hyperlink>
       <w:r>
         <w:rPr>
+          <w:rtl/>
+          <w:cs/>
           <w:lang w:val="ar_AE" w:bidi="ar_AE"/>
         </w:rPr>
         <w:t>).</w:t>
       </w:r>
       <w:r>
         <w:rPr>
-          <w:lang w:val="ar_AE" w:bidi="ar_AE"/>
-        </w:rPr>
-      </w:r>
-      <w:r>
-        <w:rPr>
-          <w:lang w:val="ar_AE" w:bidi="ar_AE"/>
-        </w:rPr>
-      </w:r>
-    </w:p>
-    <w:p>
-      <w:pPr>
-        <w:bidi/>
-      </w:pPr>
-      <w:r>
-        <w:rPr>
+          <w:rtl/>
+          <w:cs/>
+          <w:lang w:val="ar_AE" w:bidi="ar_AE"/>
+        </w:rPr>
+      </w:r>
+      <w:r>
+        <w:rPr>
+          <w:rtl/>
+          <w:cs/>
+          <w:lang w:val="ar_AE" w:bidi="ar_AE"/>
+        </w:rPr>
+      </w:r>
+    </w:p>
+    <w:p>
+      <w:pPr>
+        <w:bidi/>
+      </w:pPr>
+      <w:r>
+        <w:rPr>
+          <w:rtl/>
+          <w:cs/>
           <w:lang w:val="ar_AE" w:bidi="ar_AE"/>
         </w:rPr>
       </w:r>
@@ -3428,27 +4280,35 @@
       </w:pPr>
       <w:r>
         <w:rPr>
+          <w:rtl/>
+          <w:cs/>
           <w:lang w:val="ar_AE" w:bidi="ar_AE"/>
         </w:rPr>
         <w:t>ملاخي 3: 13–4: 3</w:t>
       </w:r>
       <w:r>
         <w:rPr>
-          <w:lang w:val="ar_AE" w:bidi="ar_AE"/>
-        </w:rPr>
-      </w:r>
-    </w:p>
-    <w:p>
-      <w:pPr>
-        <w:bidi/>
-      </w:pPr>
-      <w:r>
-        <w:rPr>
-          <w:lang w:val="ar_AE" w:bidi="ar_AE"/>
-        </w:rPr>
-      </w:r>
-      <w:r>
-        <w:rPr>
+          <w:rtl/>
+          <w:cs/>
+          <w:lang w:val="ar_AE" w:bidi="ar_AE"/>
+        </w:rPr>
+      </w:r>
+    </w:p>
+    <w:p>
+      <w:pPr>
+        <w:bidi/>
+      </w:pPr>
+      <w:r>
+        <w:rPr>
+          <w:rtl/>
+          <w:cs/>
+          <w:lang w:val="ar_AE" w:bidi="ar_AE"/>
+        </w:rPr>
+      </w:r>
+      <w:r>
+        <w:rPr>
+          <w:rtl/>
+          <w:cs/>
           <w:lang w:val="ar_AE" w:bidi="ar_AE"/>
         </w:rPr>
         <w:t>تحتوي رسالة ملاخي الأخيرة على خطابين مختلفين لكن مرتبطين، الأول يؤكد على خدمة الرب (</w:t>
@@ -3456,6 +4316,8 @@
       <w:hyperlink r:id="rId75">
         <w:r>
           <w:rPr>
+            <w:rtl/>
+            <w:cs/>
             <w:lang w:val="ar_AE" w:bidi="ar_AE"/>
           </w:rPr>
           <w:rPr>
@@ -3467,6 +4329,8 @@
       </w:hyperlink>
       <w:r>
         <w:rPr>
+          <w:rtl/>
+          <w:cs/>
           <w:lang w:val="ar_AE" w:bidi="ar_AE"/>
         </w:rPr>
         <w:t>) والثاني يقارن بين مصير الأشرار ومصير الأبرار (</w:t>
@@ -3474,6 +4338,8 @@
       <w:hyperlink r:id="rId76">
         <w:r>
           <w:rPr>
+            <w:rtl/>
+            <w:cs/>
             <w:lang w:val="ar_AE" w:bidi="ar_AE"/>
           </w:rPr>
           <w:rPr>
@@ -3485,18 +4351,24 @@
       </w:hyperlink>
       <w:r>
         <w:rPr>
+          <w:rtl/>
+          <w:cs/>
           <w:lang w:val="ar_AE" w:bidi="ar_AE"/>
         </w:rPr>
         <w:t xml:space="preserve">). ويُختتم كل خطاب بصيغة الرسول (انظر </w:t>
       </w:r>
       <w:r>
         <w:rPr>
+          <w:rtl/>
+          <w:cs/>
           <w:lang w:val="ar_AE" w:bidi="ar_AE"/>
         </w:rPr>
         <w:t>الملاحظة الدراسية على 1:8</w:t>
       </w:r>
       <w:r>
         <w:rPr>
+          <w:rtl/>
+          <w:cs/>
           <w:lang w:val="ar_AE" w:bidi="ar_AE"/>
         </w:rPr>
         <w:t>). ويعيد النبي تناول المواضيع من الرسالة الرابعة (</w:t>
@@ -3504,6 +4376,8 @@
       <w:hyperlink r:id="rId77">
         <w:r>
           <w:rPr>
+            <w:rtl/>
+            <w:cs/>
             <w:lang w:val="ar_AE" w:bidi="ar_AE"/>
           </w:rPr>
           <w:rPr>
@@ -3515,27 +4389,35 @@
       </w:hyperlink>
       <w:r>
         <w:rPr>
+          <w:rtl/>
+          <w:cs/>
           <w:lang w:val="ar_AE" w:bidi="ar_AE"/>
         </w:rPr>
         <w:t>) حيث يؤكد على رغبة الله في الصدق والإخلاص في العبادة في ضوء الدينونة القادمة في يوم الرب. إذا اعتبرنا سفر ملاخي دراما في المحكمة، فإن هذه المناظرة أو هذا النزاع الأخير يمثل النطق بالحُكم. وبينما يبدو أن الشر ينتصر على البرّ والله يبدو متأخرًا في الحكم على الخطية في المجتمع، فإن يوم الرب القادم سيؤكد عدالة الله حيث ينفصل الأشرار عن الأبرار بنار دينونة الله.</w:t>
       </w:r>
       <w:r>
         <w:rPr>
-          <w:lang w:val="ar_AE" w:bidi="ar_AE"/>
-        </w:rPr>
-      </w:r>
-      <w:r>
-        <w:rPr>
-          <w:lang w:val="ar_AE" w:bidi="ar_AE"/>
-        </w:rPr>
-      </w:r>
-    </w:p>
-    <w:p>
-      <w:pPr>
-        <w:bidi/>
-      </w:pPr>
-      <w:r>
-        <w:rPr>
+          <w:rtl/>
+          <w:cs/>
+          <w:lang w:val="ar_AE" w:bidi="ar_AE"/>
+        </w:rPr>
+      </w:r>
+      <w:r>
+        <w:rPr>
+          <w:rtl/>
+          <w:cs/>
+          <w:lang w:val="ar_AE" w:bidi="ar_AE"/>
+        </w:rPr>
+      </w:r>
+    </w:p>
+    <w:p>
+      <w:pPr>
+        <w:bidi/>
+      </w:pPr>
+      <w:r>
+        <w:rPr>
+          <w:rtl/>
+          <w:cs/>
           <w:lang w:val="ar_AE" w:bidi="ar_AE"/>
         </w:rPr>
       </w:r>
@@ -3547,27 +4429,35 @@
       </w:pPr>
       <w:r>
         <w:rPr>
+          <w:rtl/>
+          <w:cs/>
           <w:lang w:val="ar_AE" w:bidi="ar_AE"/>
         </w:rPr>
         <w:t>ملاخي 3: 14</w:t>
       </w:r>
       <w:r>
         <w:rPr>
-          <w:lang w:val="ar_AE" w:bidi="ar_AE"/>
-        </w:rPr>
-      </w:r>
-    </w:p>
-    <w:p>
-      <w:pPr>
-        <w:bidi/>
-      </w:pPr>
-      <w:r>
-        <w:rPr>
-          <w:lang w:val="ar_AE" w:bidi="ar_AE"/>
-        </w:rPr>
-      </w:r>
-      <w:r>
-        <w:rPr>
+          <w:rtl/>
+          <w:cs/>
+          <w:lang w:val="ar_AE" w:bidi="ar_AE"/>
+        </w:rPr>
+      </w:r>
+    </w:p>
+    <w:p>
+      <w:pPr>
+        <w:bidi/>
+      </w:pPr>
+      <w:r>
+        <w:rPr>
+          <w:rtl/>
+          <w:cs/>
+          <w:lang w:val="ar_AE" w:bidi="ar_AE"/>
+        </w:rPr>
+      </w:r>
+      <w:r>
+        <w:rPr>
+          <w:rtl/>
+          <w:cs/>
           <w:lang w:val="ar_AE" w:bidi="ar_AE"/>
         </w:rPr>
         <w:t>وَمَا الْمَنْفَعَةُ؟ افترض الناس أن أعمال البِرّ ستؤدي إلى بركة مادية (</w:t>
@@ -3575,6 +4465,8 @@
       <w:hyperlink r:id="rId78">
         <w:r>
           <w:rPr>
+            <w:rtl/>
+            <w:cs/>
             <w:lang w:val="ar_AE" w:bidi="ar_AE"/>
           </w:rPr>
           <w:rPr>
@@ -3586,6 +4478,8 @@
       </w:hyperlink>
       <w:r>
         <w:rPr>
+          <w:rtl/>
+          <w:cs/>
           <w:lang w:val="ar_AE" w:bidi="ar_AE"/>
         </w:rPr>
         <w:t xml:space="preserve">). • وَأَنَّنَا سَلَكْنَا بِالْحُزْنِ: كانت الفكرة هي أن يسيروا بحزن أو أن يرتدوا ثياب الحداد لإظهار التوبة، كما لو أن هذه الأفعال كانت بِرًّا في حد ذاتها (انظر </w:t>
@@ -3593,6 +4487,8 @@
       <w:hyperlink r:id="rId79">
         <w:r>
           <w:rPr>
+            <w:rtl/>
+            <w:cs/>
             <w:lang w:val="ar_AE" w:bidi="ar_AE"/>
           </w:rPr>
           <w:rPr>
@@ -3604,27 +4500,35 @@
       </w:hyperlink>
       <w:r>
         <w:rPr>
+          <w:rtl/>
+          <w:cs/>
           <w:lang w:val="ar_AE" w:bidi="ar_AE"/>
         </w:rPr>
         <w:t>).</w:t>
       </w:r>
       <w:r>
         <w:rPr>
-          <w:lang w:val="ar_AE" w:bidi="ar_AE"/>
-        </w:rPr>
-      </w:r>
-      <w:r>
-        <w:rPr>
-          <w:lang w:val="ar_AE" w:bidi="ar_AE"/>
-        </w:rPr>
-      </w:r>
-    </w:p>
-    <w:p>
-      <w:pPr>
-        <w:bidi/>
-      </w:pPr>
-      <w:r>
-        <w:rPr>
+          <w:rtl/>
+          <w:cs/>
+          <w:lang w:val="ar_AE" w:bidi="ar_AE"/>
+        </w:rPr>
+      </w:r>
+      <w:r>
+        <w:rPr>
+          <w:rtl/>
+          <w:cs/>
+          <w:lang w:val="ar_AE" w:bidi="ar_AE"/>
+        </w:rPr>
+      </w:r>
+    </w:p>
+    <w:p>
+      <w:pPr>
+        <w:bidi/>
+      </w:pPr>
+      <w:r>
+        <w:rPr>
+          <w:rtl/>
+          <w:cs/>
           <w:lang w:val="ar_AE" w:bidi="ar_AE"/>
         </w:rPr>
       </w:r>
@@ -3636,27 +4540,35 @@
       </w:pPr>
       <w:r>
         <w:rPr>
+          <w:rtl/>
+          <w:cs/>
           <w:lang w:val="ar_AE" w:bidi="ar_AE"/>
         </w:rPr>
         <w:t>ملاخي 3: 15</w:t>
       </w:r>
       <w:r>
         <w:rPr>
-          <w:lang w:val="ar_AE" w:bidi="ar_AE"/>
-        </w:rPr>
-      </w:r>
-    </w:p>
-    <w:p>
-      <w:pPr>
-        <w:bidi/>
-      </w:pPr>
-      <w:r>
-        <w:rPr>
-          <w:lang w:val="ar_AE" w:bidi="ar_AE"/>
-        </w:rPr>
-      </w:r>
-      <w:r>
-        <w:rPr>
+          <w:rtl/>
+          <w:cs/>
+          <w:lang w:val="ar_AE" w:bidi="ar_AE"/>
+        </w:rPr>
+      </w:r>
+    </w:p>
+    <w:p>
+      <w:pPr>
+        <w:bidi/>
+      </w:pPr>
+      <w:r>
+        <w:rPr>
+          <w:rtl/>
+          <w:cs/>
+          <w:lang w:val="ar_AE" w:bidi="ar_AE"/>
+        </w:rPr>
+      </w:r>
+      <w:r>
+        <w:rPr>
+          <w:rtl/>
+          <w:cs/>
           <w:lang w:val="ar_AE" w:bidi="ar_AE"/>
         </w:rPr>
         <w:t xml:space="preserve">إن تطويب المُتكبرين هو تجديف على عدل الله (انظر </w:t>
@@ -3664,6 +4576,8 @@
       <w:hyperlink r:id="rId80">
         <w:r>
           <w:rPr>
+            <w:rtl/>
+            <w:cs/>
             <w:lang w:val="ar_AE" w:bidi="ar_AE"/>
           </w:rPr>
           <w:rPr>
@@ -3675,27 +4589,35 @@
       </w:hyperlink>
       <w:r>
         <w:rPr>
+          <w:rtl/>
+          <w:cs/>
           <w:lang w:val="ar_AE" w:bidi="ar_AE"/>
         </w:rPr>
         <w:t>).</w:t>
       </w:r>
       <w:r>
         <w:rPr>
-          <w:lang w:val="ar_AE" w:bidi="ar_AE"/>
-        </w:rPr>
-      </w:r>
-      <w:r>
-        <w:rPr>
-          <w:lang w:val="ar_AE" w:bidi="ar_AE"/>
-        </w:rPr>
-      </w:r>
-    </w:p>
-    <w:p>
-      <w:pPr>
-        <w:bidi/>
-      </w:pPr>
-      <w:r>
-        <w:rPr>
+          <w:rtl/>
+          <w:cs/>
+          <w:lang w:val="ar_AE" w:bidi="ar_AE"/>
+        </w:rPr>
+      </w:r>
+      <w:r>
+        <w:rPr>
+          <w:rtl/>
+          <w:cs/>
+          <w:lang w:val="ar_AE" w:bidi="ar_AE"/>
+        </w:rPr>
+      </w:r>
+    </w:p>
+    <w:p>
+      <w:pPr>
+        <w:bidi/>
+      </w:pPr>
+      <w:r>
+        <w:rPr>
+          <w:rtl/>
+          <w:cs/>
           <w:lang w:val="ar_AE" w:bidi="ar_AE"/>
         </w:rPr>
       </w:r>
@@ -3707,48 +4629,62 @@
       </w:pPr>
       <w:r>
         <w:rPr>
+          <w:rtl/>
+          <w:cs/>
           <w:lang w:val="ar_AE" w:bidi="ar_AE"/>
         </w:rPr>
         <w:t>ملاخي 3: 16</w:t>
       </w:r>
       <w:r>
         <w:rPr>
-          <w:lang w:val="ar_AE" w:bidi="ar_AE"/>
-        </w:rPr>
-      </w:r>
-    </w:p>
-    <w:p>
-      <w:pPr>
-        <w:bidi/>
-      </w:pPr>
-      <w:r>
-        <w:rPr>
-          <w:lang w:val="ar_AE" w:bidi="ar_AE"/>
-        </w:rPr>
-      </w:r>
-      <w:r>
-        <w:rPr>
+          <w:rtl/>
+          <w:cs/>
+          <w:lang w:val="ar_AE" w:bidi="ar_AE"/>
+        </w:rPr>
+      </w:r>
+    </w:p>
+    <w:p>
+      <w:pPr>
+        <w:bidi/>
+      </w:pPr>
+      <w:r>
+        <w:rPr>
+          <w:rtl/>
+          <w:cs/>
+          <w:lang w:val="ar_AE" w:bidi="ar_AE"/>
+        </w:rPr>
+      </w:r>
+      <w:r>
+        <w:rPr>
+          <w:rtl/>
+          <w:cs/>
           <w:lang w:val="ar_AE" w:bidi="ar_AE"/>
         </w:rPr>
         <w:t>كان سِفْرُ التَذْكَرَةٍ - وهو تقليد فارسي - عبارة عن تسجيل للأسماء يحتوي على سجل للأحداث المرتبطة بهؤلاء الأفراد. ولم يتم إخبارنا بعدد الأشخاص الذين وقّعوا على السفر. • الَّذِينَ اتَّقُوا الرَّبَّ كانوا أشخاصًا مُخلِصين للرب كإله، مطيعين لوصايا الله، وصالحين في السلوك والعبادة.</w:t>
       </w:r>
       <w:r>
         <w:rPr>
-          <w:lang w:val="ar_AE" w:bidi="ar_AE"/>
-        </w:rPr>
-      </w:r>
-      <w:r>
-        <w:rPr>
-          <w:lang w:val="ar_AE" w:bidi="ar_AE"/>
-        </w:rPr>
-      </w:r>
-    </w:p>
-    <w:p>
-      <w:pPr>
-        <w:bidi/>
-      </w:pPr>
-      <w:r>
-        <w:rPr>
+          <w:rtl/>
+          <w:cs/>
+          <w:lang w:val="ar_AE" w:bidi="ar_AE"/>
+        </w:rPr>
+      </w:r>
+      <w:r>
+        <w:rPr>
+          <w:rtl/>
+          <w:cs/>
+          <w:lang w:val="ar_AE" w:bidi="ar_AE"/>
+        </w:rPr>
+      </w:r>
+    </w:p>
+    <w:p>
+      <w:pPr>
+        <w:bidi/>
+      </w:pPr>
+      <w:r>
+        <w:rPr>
+          <w:rtl/>
+          <w:cs/>
           <w:lang w:val="ar_AE" w:bidi="ar_AE"/>
         </w:rPr>
       </w:r>
@@ -3760,27 +4696,35 @@
       </w:pPr>
       <w:r>
         <w:rPr>
+          <w:rtl/>
+          <w:cs/>
           <w:lang w:val="ar_AE" w:bidi="ar_AE"/>
         </w:rPr>
         <w:t>ملاخي 3: 16–18</w:t>
       </w:r>
       <w:r>
         <w:rPr>
-          <w:lang w:val="ar_AE" w:bidi="ar_AE"/>
-        </w:rPr>
-      </w:r>
-    </w:p>
-    <w:p>
-      <w:pPr>
-        <w:bidi/>
-      </w:pPr>
-      <w:r>
-        <w:rPr>
-          <w:lang w:val="ar_AE" w:bidi="ar_AE"/>
-        </w:rPr>
-      </w:r>
-      <w:r>
-        <w:rPr>
+          <w:rtl/>
+          <w:cs/>
+          <w:lang w:val="ar_AE" w:bidi="ar_AE"/>
+        </w:rPr>
+      </w:r>
+    </w:p>
+    <w:p>
+      <w:pPr>
+        <w:bidi/>
+      </w:pPr>
+      <w:r>
+        <w:rPr>
+          <w:rtl/>
+          <w:cs/>
+          <w:lang w:val="ar_AE" w:bidi="ar_AE"/>
+        </w:rPr>
+      </w:r>
+      <w:r>
+        <w:rPr>
+          <w:rtl/>
+          <w:cs/>
           <w:lang w:val="ar_AE" w:bidi="ar_AE"/>
         </w:rPr>
         <w:t xml:space="preserve">يعمل النبي هنا كمُسجِّل، ينقل رد فعل الجمهور على رسالته الأخيرة واستجابة الله للنقاش بين أولئك الذين يتقون الرب. وبالرغم من أن الله استمع إلى مداولاتهم (انظر </w:t>
@@ -3788,6 +4732,8 @@
       <w:hyperlink r:id="rId81">
         <w:r>
           <w:rPr>
+            <w:rtl/>
+            <w:cs/>
             <w:lang w:val="ar_AE" w:bidi="ar_AE"/>
           </w:rPr>
           <w:rPr>
@@ -3799,27 +4745,35 @@
       </w:hyperlink>
       <w:r>
         <w:rPr>
+          <w:rtl/>
+          <w:cs/>
           <w:lang w:val="ar_AE" w:bidi="ar_AE"/>
         </w:rPr>
         <w:t>)، إلا أنه لا يوجد دليل على أن رسالة ملاخي أحدثت أي تغيير حقيقي في غالبية مستمعيه.</w:t>
       </w:r>
       <w:r>
         <w:rPr>
-          <w:lang w:val="ar_AE" w:bidi="ar_AE"/>
-        </w:rPr>
-      </w:r>
-      <w:r>
-        <w:rPr>
-          <w:lang w:val="ar_AE" w:bidi="ar_AE"/>
-        </w:rPr>
-      </w:r>
-    </w:p>
-    <w:p>
-      <w:pPr>
-        <w:bidi/>
-      </w:pPr>
-      <w:r>
-        <w:rPr>
+          <w:rtl/>
+          <w:cs/>
+          <w:lang w:val="ar_AE" w:bidi="ar_AE"/>
+        </w:rPr>
+      </w:r>
+      <w:r>
+        <w:rPr>
+          <w:rtl/>
+          <w:cs/>
+          <w:lang w:val="ar_AE" w:bidi="ar_AE"/>
+        </w:rPr>
+      </w:r>
+    </w:p>
+    <w:p>
+      <w:pPr>
+        <w:bidi/>
+      </w:pPr>
+      <w:r>
+        <w:rPr>
+          <w:rtl/>
+          <w:cs/>
           <w:lang w:val="ar_AE" w:bidi="ar_AE"/>
         </w:rPr>
       </w:r>
@@ -3831,48 +4785,62 @@
       </w:pPr>
       <w:r>
         <w:rPr>
+          <w:rtl/>
+          <w:cs/>
           <w:lang w:val="ar_AE" w:bidi="ar_AE"/>
         </w:rPr>
         <w:t>ملاخي 3: 17</w:t>
       </w:r>
       <w:r>
         <w:rPr>
-          <w:lang w:val="ar_AE" w:bidi="ar_AE"/>
-        </w:rPr>
-      </w:r>
-    </w:p>
-    <w:p>
-      <w:pPr>
-        <w:bidi/>
-      </w:pPr>
-      <w:r>
-        <w:rPr>
-          <w:lang w:val="ar_AE" w:bidi="ar_AE"/>
-        </w:rPr>
-      </w:r>
-      <w:r>
-        <w:rPr>
+          <w:rtl/>
+          <w:cs/>
+          <w:lang w:val="ar_AE" w:bidi="ar_AE"/>
+        </w:rPr>
+      </w:r>
+    </w:p>
+    <w:p>
+      <w:pPr>
+        <w:bidi/>
+      </w:pPr>
+      <w:r>
+        <w:rPr>
+          <w:rtl/>
+          <w:cs/>
+          <w:lang w:val="ar_AE" w:bidi="ar_AE"/>
+        </w:rPr>
+      </w:r>
+      <w:r>
+        <w:rPr>
+          <w:rtl/>
+          <w:cs/>
           <w:lang w:val="ar_AE" w:bidi="ar_AE"/>
         </w:rPr>
         <w:t xml:space="preserve"> أَنَا صَانِعٌ خَاصَّةً: كان لشعب إسرائيل مكانة مميزة كشعب الله؛ فقد كانوا ملكيته الخاصة.</w:t>
       </w:r>
       <w:r>
         <w:rPr>
-          <w:lang w:val="ar_AE" w:bidi="ar_AE"/>
-        </w:rPr>
-      </w:r>
-      <w:r>
-        <w:rPr>
-          <w:lang w:val="ar_AE" w:bidi="ar_AE"/>
-        </w:rPr>
-      </w:r>
-    </w:p>
-    <w:p>
-      <w:pPr>
-        <w:bidi/>
-      </w:pPr>
-      <w:r>
-        <w:rPr>
+          <w:rtl/>
+          <w:cs/>
+          <w:lang w:val="ar_AE" w:bidi="ar_AE"/>
+        </w:rPr>
+      </w:r>
+      <w:r>
+        <w:rPr>
+          <w:rtl/>
+          <w:cs/>
+          <w:lang w:val="ar_AE" w:bidi="ar_AE"/>
+        </w:rPr>
+      </w:r>
+    </w:p>
+    <w:p>
+      <w:pPr>
+        <w:bidi/>
+      </w:pPr>
+      <w:r>
+        <w:rPr>
+          <w:rtl/>
+          <w:cs/>
           <w:lang w:val="ar_AE" w:bidi="ar_AE"/>
         </w:rPr>
       </w:r>
@@ -3884,48 +4852,62 @@
       </w:pPr>
       <w:r>
         <w:rPr>
+          <w:rtl/>
+          <w:cs/>
           <w:lang w:val="ar_AE" w:bidi="ar_AE"/>
         </w:rPr>
         <w:t>ملاخي 4: 1–3</w:t>
       </w:r>
       <w:r>
         <w:rPr>
-          <w:lang w:val="ar_AE" w:bidi="ar_AE"/>
-        </w:rPr>
-      </w:r>
-    </w:p>
-    <w:p>
-      <w:pPr>
-        <w:bidi/>
-      </w:pPr>
-      <w:r>
-        <w:rPr>
-          <w:lang w:val="ar_AE" w:bidi="ar_AE"/>
-        </w:rPr>
-      </w:r>
-      <w:r>
-        <w:rPr>
+          <w:rtl/>
+          <w:cs/>
+          <w:lang w:val="ar_AE" w:bidi="ar_AE"/>
+        </w:rPr>
+      </w:r>
+    </w:p>
+    <w:p>
+      <w:pPr>
+        <w:bidi/>
+      </w:pPr>
+      <w:r>
+        <w:rPr>
+          <w:rtl/>
+          <w:cs/>
+          <w:lang w:val="ar_AE" w:bidi="ar_AE"/>
+        </w:rPr>
+      </w:r>
+      <w:r>
+        <w:rPr>
+          <w:rtl/>
+          <w:cs/>
           <w:lang w:val="ar_AE" w:bidi="ar_AE"/>
         </w:rPr>
         <w:t>تبتعد هذه الرسالة عن صيغة الجدل، وتحذر الناس مباشرة من أن التوبة هي الرد المناسب الوحيد على رسالة الرب لأن دينونة الله لا مفر منها.</w:t>
       </w:r>
       <w:r>
         <w:rPr>
-          <w:lang w:val="ar_AE" w:bidi="ar_AE"/>
-        </w:rPr>
-      </w:r>
-      <w:r>
-        <w:rPr>
-          <w:lang w:val="ar_AE" w:bidi="ar_AE"/>
-        </w:rPr>
-      </w:r>
-    </w:p>
-    <w:p>
-      <w:pPr>
-        <w:bidi/>
-      </w:pPr>
-      <w:r>
-        <w:rPr>
+          <w:rtl/>
+          <w:cs/>
+          <w:lang w:val="ar_AE" w:bidi="ar_AE"/>
+        </w:rPr>
+      </w:r>
+      <w:r>
+        <w:rPr>
+          <w:rtl/>
+          <w:cs/>
+          <w:lang w:val="ar_AE" w:bidi="ar_AE"/>
+        </w:rPr>
+      </w:r>
+    </w:p>
+    <w:p>
+      <w:pPr>
+        <w:bidi/>
+      </w:pPr>
+      <w:r>
+        <w:rPr>
+          <w:rtl/>
+          <w:cs/>
           <w:lang w:val="ar_AE" w:bidi="ar_AE"/>
         </w:rPr>
       </w:r>
@@ -3937,27 +4919,35 @@
       </w:pPr>
       <w:r>
         <w:rPr>
+          <w:rtl/>
+          <w:cs/>
           <w:lang w:val="ar_AE" w:bidi="ar_AE"/>
         </w:rPr>
         <w:t>ملاخي 4: 2</w:t>
       </w:r>
       <w:r>
         <w:rPr>
-          <w:lang w:val="ar_AE" w:bidi="ar_AE"/>
-        </w:rPr>
-      </w:r>
-    </w:p>
-    <w:p>
-      <w:pPr>
-        <w:bidi/>
-      </w:pPr>
-      <w:r>
-        <w:rPr>
-          <w:lang w:val="ar_AE" w:bidi="ar_AE"/>
-        </w:rPr>
-      </w:r>
-      <w:r>
-        <w:rPr>
+          <w:rtl/>
+          <w:cs/>
+          <w:lang w:val="ar_AE" w:bidi="ar_AE"/>
+        </w:rPr>
+      </w:r>
+    </w:p>
+    <w:p>
+      <w:pPr>
+        <w:bidi/>
+      </w:pPr>
+      <w:r>
+        <w:rPr>
+          <w:rtl/>
+          <w:cs/>
+          <w:lang w:val="ar_AE" w:bidi="ar_AE"/>
+        </w:rPr>
+      </w:r>
+      <w:r>
+        <w:rPr>
+          <w:rtl/>
+          <w:cs/>
           <w:lang w:val="ar_AE" w:bidi="ar_AE"/>
         </w:rPr>
         <w:t xml:space="preserve">ربما كان مصدر اللقب "شمس البر" هو قرص الشمس المجنح الذي يظهر في الأيقونات القديمة للشرق الأدنى. وقد يكون هنا لقبًا للمسيح أو وصفًا مجازيًا لعصر جديد من البِرّ حيث سيُبطل الله لعنة الخطية. إن الاستعادة الروحية لإسرائيل، أو شفاءها، سوف يرتكز على تطهير الله للشعب وغفران خطاياهم (انظر </w:t>
@@ -3965,6 +4955,8 @@
       <w:hyperlink r:id="rId82">
         <w:r>
           <w:rPr>
+            <w:rtl/>
+            <w:cs/>
             <w:lang w:val="ar_AE" w:bidi="ar_AE"/>
           </w:rPr>
           <w:rPr>
@@ -3976,6 +4968,8 @@
       </w:hyperlink>
       <w:r>
         <w:rPr>
+          <w:rtl/>
+          <w:cs/>
           <w:lang w:val="ar_AE" w:bidi="ar_AE"/>
         </w:rPr>
         <w:t xml:space="preserve">؛ قارن </w:t>
@@ -3983,6 +4977,8 @@
       <w:hyperlink r:id="rId83">
         <w:r>
           <w:rPr>
+            <w:rtl/>
+            <w:cs/>
             <w:lang w:val="ar_AE" w:bidi="ar_AE"/>
           </w:rPr>
           <w:rPr>
@@ -3994,6 +4990,8 @@
       </w:hyperlink>
       <w:r>
         <w:rPr>
+          <w:rtl/>
+          <w:cs/>
           <w:lang w:val="ar_AE" w:bidi="ar_AE"/>
         </w:rPr>
         <w:t>). وسينتج عن اعتراف جماعي بالخطية وعودتهم إلى الله (</w:t>
@@ -4001,6 +4999,8 @@
       <w:hyperlink r:id="rId84">
         <w:r>
           <w:rPr>
+            <w:rtl/>
+            <w:cs/>
             <w:lang w:val="ar_AE" w:bidi="ar_AE"/>
           </w:rPr>
           <w:rPr>
@@ -4012,6 +5012,8 @@
       </w:hyperlink>
       <w:r>
         <w:rPr>
+          <w:rtl/>
+          <w:cs/>
           <w:lang w:val="ar_AE" w:bidi="ar_AE"/>
         </w:rPr>
         <w:t xml:space="preserve">؛ قارن </w:t>
@@ -4019,6 +5021,8 @@
       <w:hyperlink r:id="rId85">
         <w:r>
           <w:rPr>
+            <w:rtl/>
+            <w:cs/>
             <w:lang w:val="ar_AE" w:bidi="ar_AE"/>
           </w:rPr>
           <w:rPr>
@@ -4030,6 +5034,8 @@
       </w:hyperlink>
       <w:r>
         <w:rPr>
+          <w:rtl/>
+          <w:cs/>
           <w:lang w:val="ar_AE" w:bidi="ar_AE"/>
         </w:rPr>
         <w:t xml:space="preserve">). • فِي أَجْنِحَتِهَا: الأجنحة المفرودة هي رمز لحماية الله وخلاصه (انظر </w:t>
@@ -4037,6 +5043,8 @@
       <w:hyperlink r:id="rId86">
         <w:r>
           <w:rPr>
+            <w:rtl/>
+            <w:cs/>
             <w:lang w:val="ar_AE" w:bidi="ar_AE"/>
           </w:rPr>
           <w:rPr>
@@ -4048,6 +5056,8 @@
       </w:hyperlink>
       <w:r>
         <w:rPr>
+          <w:rtl/>
+          <w:cs/>
           <w:lang w:val="ar_AE" w:bidi="ar_AE"/>
         </w:rPr>
         <w:t xml:space="preserve">؛ </w:t>
@@ -4055,6 +5065,8 @@
       <w:hyperlink r:id="rId87">
         <w:r>
           <w:rPr>
+            <w:rtl/>
+            <w:cs/>
             <w:lang w:val="ar_AE" w:bidi="ar_AE"/>
           </w:rPr>
           <w:rPr>
@@ -4066,6 +5078,8 @@
       </w:hyperlink>
       <w:r>
         <w:rPr>
+          <w:rtl/>
+          <w:cs/>
           <w:lang w:val="ar_AE" w:bidi="ar_AE"/>
         </w:rPr>
         <w:t xml:space="preserve">؛ </w:t>
@@ -4073,6 +5087,8 @@
       <w:hyperlink r:id="rId88">
         <w:r>
           <w:rPr>
+            <w:rtl/>
+            <w:cs/>
             <w:lang w:val="ar_AE" w:bidi="ar_AE"/>
           </w:rPr>
           <w:rPr>
@@ -4084,6 +5100,8 @@
       </w:hyperlink>
       <w:r>
         <w:rPr>
+          <w:rtl/>
+          <w:cs/>
           <w:lang w:val="ar_AE" w:bidi="ar_AE"/>
         </w:rPr>
         <w:t xml:space="preserve">؛ </w:t>
@@ -4091,6 +5109,8 @@
       <w:hyperlink r:id="rId89">
         <w:r>
           <w:rPr>
+            <w:rtl/>
+            <w:cs/>
             <w:lang w:val="ar_AE" w:bidi="ar_AE"/>
           </w:rPr>
           <w:rPr>
@@ -4102,27 +5122,35 @@
       </w:hyperlink>
       <w:r>
         <w:rPr>
+          <w:rtl/>
+          <w:cs/>
           <w:lang w:val="ar_AE" w:bidi="ar_AE"/>
         </w:rPr>
         <w:t>).</w:t>
       </w:r>
       <w:r>
         <w:rPr>
-          <w:lang w:val="ar_AE" w:bidi="ar_AE"/>
-        </w:rPr>
-      </w:r>
-      <w:r>
-        <w:rPr>
-          <w:lang w:val="ar_AE" w:bidi="ar_AE"/>
-        </w:rPr>
-      </w:r>
-    </w:p>
-    <w:p>
-      <w:pPr>
-        <w:bidi/>
-      </w:pPr>
-      <w:r>
-        <w:rPr>
+          <w:rtl/>
+          <w:cs/>
+          <w:lang w:val="ar_AE" w:bidi="ar_AE"/>
+        </w:rPr>
+      </w:r>
+      <w:r>
+        <w:rPr>
+          <w:rtl/>
+          <w:cs/>
+          <w:lang w:val="ar_AE" w:bidi="ar_AE"/>
+        </w:rPr>
+      </w:r>
+    </w:p>
+    <w:p>
+      <w:pPr>
+        <w:bidi/>
+      </w:pPr>
+      <w:r>
+        <w:rPr>
+          <w:rtl/>
+          <w:cs/>
           <w:lang w:val="ar_AE" w:bidi="ar_AE"/>
         </w:rPr>
       </w:r>
@@ -4134,27 +5162,35 @@
       </w:pPr>
       <w:r>
         <w:rPr>
+          <w:rtl/>
+          <w:cs/>
           <w:lang w:val="ar_AE" w:bidi="ar_AE"/>
         </w:rPr>
         <w:t>ملاخي 4: 4</w:t>
       </w:r>
       <w:r>
         <w:rPr>
-          <w:lang w:val="ar_AE" w:bidi="ar_AE"/>
-        </w:rPr>
-      </w:r>
-    </w:p>
-    <w:p>
-      <w:pPr>
-        <w:bidi/>
-      </w:pPr>
-      <w:r>
-        <w:rPr>
-          <w:lang w:val="ar_AE" w:bidi="ar_AE"/>
-        </w:rPr>
-      </w:r>
-      <w:r>
-        <w:rPr>
+          <w:rtl/>
+          <w:cs/>
+          <w:lang w:val="ar_AE" w:bidi="ar_AE"/>
+        </w:rPr>
+      </w:r>
+    </w:p>
+    <w:p>
+      <w:pPr>
+        <w:bidi/>
+      </w:pPr>
+      <w:r>
+        <w:rPr>
+          <w:rtl/>
+          <w:cs/>
+          <w:lang w:val="ar_AE" w:bidi="ar_AE"/>
+        </w:rPr>
+      </w:r>
+      <w:r>
+        <w:rPr>
+          <w:rtl/>
+          <w:cs/>
           <w:lang w:val="ar_AE" w:bidi="ar_AE"/>
         </w:rPr>
         <w:t xml:space="preserve">التذييل الأول يُذكِّر يهوذا بضرورة طاعة شريعة موسى. فقد كانت هوية إسرائيل متجذرة في الخروج ومحددة بالعهد في سيناء الذي توسَّط فيه موسى (انظر </w:t>
@@ -4162,6 +5198,8 @@
       <w:hyperlink r:id="rId90">
         <w:r>
           <w:rPr>
+            <w:rtl/>
+            <w:cs/>
             <w:lang w:val="ar_AE" w:bidi="ar_AE"/>
           </w:rPr>
           <w:rPr>
@@ -4173,27 +5211,35 @@
       </w:hyperlink>
       <w:r>
         <w:rPr>
+          <w:rtl/>
+          <w:cs/>
           <w:lang w:val="ar_AE" w:bidi="ar_AE"/>
         </w:rPr>
         <w:t>).</w:t>
       </w:r>
       <w:r>
         <w:rPr>
-          <w:lang w:val="ar_AE" w:bidi="ar_AE"/>
-        </w:rPr>
-      </w:r>
-      <w:r>
-        <w:rPr>
-          <w:lang w:val="ar_AE" w:bidi="ar_AE"/>
-        </w:rPr>
-      </w:r>
-    </w:p>
-    <w:p>
-      <w:pPr>
-        <w:bidi/>
-      </w:pPr>
-      <w:r>
-        <w:rPr>
+          <w:rtl/>
+          <w:cs/>
+          <w:lang w:val="ar_AE" w:bidi="ar_AE"/>
+        </w:rPr>
+      </w:r>
+      <w:r>
+        <w:rPr>
+          <w:rtl/>
+          <w:cs/>
+          <w:lang w:val="ar_AE" w:bidi="ar_AE"/>
+        </w:rPr>
+      </w:r>
+    </w:p>
+    <w:p>
+      <w:pPr>
+        <w:bidi/>
+      </w:pPr>
+      <w:r>
+        <w:rPr>
+          <w:rtl/>
+          <w:cs/>
           <w:lang w:val="ar_AE" w:bidi="ar_AE"/>
         </w:rPr>
       </w:r>
@@ -4205,27 +5251,35 @@
       </w:pPr>
       <w:r>
         <w:rPr>
+          <w:rtl/>
+          <w:cs/>
           <w:lang w:val="ar_AE" w:bidi="ar_AE"/>
         </w:rPr>
         <w:t>ملاخي 4: 4–6</w:t>
       </w:r>
       <w:r>
         <w:rPr>
-          <w:lang w:val="ar_AE" w:bidi="ar_AE"/>
-        </w:rPr>
-      </w:r>
-    </w:p>
-    <w:p>
-      <w:pPr>
-        <w:bidi/>
-      </w:pPr>
-      <w:r>
-        <w:rPr>
-          <w:lang w:val="ar_AE" w:bidi="ar_AE"/>
-        </w:rPr>
-      </w:r>
-      <w:r>
-        <w:rPr>
+          <w:rtl/>
+          <w:cs/>
+          <w:lang w:val="ar_AE" w:bidi="ar_AE"/>
+        </w:rPr>
+      </w:r>
+    </w:p>
+    <w:p>
+      <w:pPr>
+        <w:bidi/>
+      </w:pPr>
+      <w:r>
+        <w:rPr>
+          <w:rtl/>
+          <w:cs/>
+          <w:lang w:val="ar_AE" w:bidi="ar_AE"/>
+        </w:rPr>
+      </w:r>
+      <w:r>
+        <w:rPr>
+          <w:rtl/>
+          <w:cs/>
           <w:lang w:val="ar_AE" w:bidi="ar_AE"/>
         </w:rPr>
         <w:t xml:space="preserve">ينتهي السفر بخاتمة تتضمن مناشدات لموسى وإيليّا، وهما نموذجان مثاليان للإيمان بالرب ولمبادئ الشريعة والأنبياء (انظر </w:t>
@@ -4233,6 +5287,8 @@
       <w:hyperlink r:id="rId91">
         <w:r>
           <w:rPr>
+            <w:rtl/>
+            <w:cs/>
             <w:lang w:val="ar_AE" w:bidi="ar_AE"/>
           </w:rPr>
           <w:rPr>
@@ -4244,6 +5300,8 @@
       </w:hyperlink>
       <w:r>
         <w:rPr>
+          <w:rtl/>
+          <w:cs/>
           <w:lang w:val="ar_AE" w:bidi="ar_AE"/>
         </w:rPr>
         <w:t>). ويتم تقديم الاثنين كنموذجين للجمهور الذي يخاطبه ملاخي ليتبعهما. في التقليد العبري القديم، قد تكون المناشدتان قد عملتا كملحقين للدَرج الذي يحتوي على الأنبياء الصغار (الأقصر). إذا كان الأمر كذلك، فإن الحاشية الأولى (</w:t>
@@ -4251,6 +5309,8 @@
       <w:hyperlink r:id="rId92">
         <w:r>
           <w:rPr>
+            <w:rtl/>
+            <w:cs/>
             <w:lang w:val="ar_AE" w:bidi="ar_AE"/>
           </w:rPr>
           <w:rPr>
@@ -4262,6 +5322,8 @@
       </w:hyperlink>
       <w:r>
         <w:rPr>
+          <w:rtl/>
+          <w:cs/>
           <w:lang w:val="ar_AE" w:bidi="ar_AE"/>
         </w:rPr>
         <w:t>) تربط الدَرج بناموس موسى. أما الثانية (</w:t>
@@ -4269,6 +5331,8 @@
       <w:hyperlink r:id="rId93">
         <w:r>
           <w:rPr>
+            <w:rtl/>
+            <w:cs/>
             <w:lang w:val="ar_AE" w:bidi="ar_AE"/>
           </w:rPr>
           <w:rPr>
@@ -4280,27 +5344,35 @@
       </w:hyperlink>
       <w:r>
         <w:rPr>
+          <w:rtl/>
+          <w:cs/>
           <w:lang w:val="ar_AE" w:bidi="ar_AE"/>
         </w:rPr>
         <w:t>) فتربط دَرج الأنبياء الصغار بالأنبياء الكبار (الأطول)—إشعياء، وإرميا، وحزقيال.</w:t>
       </w:r>
       <w:r>
         <w:rPr>
-          <w:lang w:val="ar_AE" w:bidi="ar_AE"/>
-        </w:rPr>
-      </w:r>
-      <w:r>
-        <w:rPr>
-          <w:lang w:val="ar_AE" w:bidi="ar_AE"/>
-        </w:rPr>
-      </w:r>
-    </w:p>
-    <w:p>
-      <w:pPr>
-        <w:bidi/>
-      </w:pPr>
-      <w:r>
-        <w:rPr>
+          <w:rtl/>
+          <w:cs/>
+          <w:lang w:val="ar_AE" w:bidi="ar_AE"/>
+        </w:rPr>
+      </w:r>
+      <w:r>
+        <w:rPr>
+          <w:rtl/>
+          <w:cs/>
+          <w:lang w:val="ar_AE" w:bidi="ar_AE"/>
+        </w:rPr>
+      </w:r>
+    </w:p>
+    <w:p>
+      <w:pPr>
+        <w:bidi/>
+      </w:pPr>
+      <w:r>
+        <w:rPr>
+          <w:rtl/>
+          <w:cs/>
           <w:lang w:val="ar_AE" w:bidi="ar_AE"/>
         </w:rPr>
       </w:r>
@@ -4312,27 +5384,35 @@
       </w:pPr>
       <w:r>
         <w:rPr>
+          <w:rtl/>
+          <w:cs/>
           <w:lang w:val="ar_AE" w:bidi="ar_AE"/>
         </w:rPr>
         <w:t>ملاخي 4: 5–6</w:t>
       </w:r>
       <w:r>
         <w:rPr>
-          <w:lang w:val="ar_AE" w:bidi="ar_AE"/>
-        </w:rPr>
-      </w:r>
-    </w:p>
-    <w:p>
-      <w:pPr>
-        <w:bidi/>
-      </w:pPr>
-      <w:r>
-        <w:rPr>
-          <w:lang w:val="ar_AE" w:bidi="ar_AE"/>
-        </w:rPr>
-      </w:r>
-      <w:r>
-        <w:rPr>
+          <w:rtl/>
+          <w:cs/>
+          <w:lang w:val="ar_AE" w:bidi="ar_AE"/>
+        </w:rPr>
+      </w:r>
+    </w:p>
+    <w:p>
+      <w:pPr>
+        <w:bidi/>
+      </w:pPr>
+      <w:r>
+        <w:rPr>
+          <w:rtl/>
+          <w:cs/>
+          <w:lang w:val="ar_AE" w:bidi="ar_AE"/>
+        </w:rPr>
+      </w:r>
+      <w:r>
+        <w:rPr>
+          <w:rtl/>
+          <w:cs/>
           <w:lang w:val="ar_AE" w:bidi="ar_AE"/>
         </w:rPr>
         <w:t xml:space="preserve">يُحذر التذييل الثاني من أن الدينونة الإلهية للأشرار تقترب بالفعل، ويَعِد بالخلاص الإلهي واسترداد الأبرار. • إيليّا هو مثال بارز لنبي من الله قد دعا إلى التوبة برسائل تم تأكيدها بالآيات والعجائب (انظر </w:t>
@@ -4340,6 +5420,8 @@
       <w:hyperlink r:id="rId94">
         <w:r>
           <w:rPr>
+            <w:rtl/>
+            <w:cs/>
             <w:lang w:val="ar_AE" w:bidi="ar_AE"/>
           </w:rPr>
           <w:rPr>
@@ -4351,6 +5433,8 @@
       </w:hyperlink>
       <w:r>
         <w:rPr>
+          <w:rtl/>
+          <w:cs/>
           <w:lang w:val="ar_AE" w:bidi="ar_AE"/>
         </w:rPr>
         <w:t xml:space="preserve">؛ </w:t>
@@ -4358,6 +5442,8 @@
       <w:hyperlink r:id="rId95">
         <w:r>
           <w:rPr>
+            <w:rtl/>
+            <w:cs/>
             <w:lang w:val="ar_AE" w:bidi="ar_AE"/>
           </w:rPr>
           <w:rPr>
@@ -4369,6 +5455,8 @@
       </w:hyperlink>
       <w:r>
         <w:rPr>
+          <w:rtl/>
+          <w:cs/>
           <w:lang w:val="ar_AE" w:bidi="ar_AE"/>
         </w:rPr>
         <w:t xml:space="preserve">). كان إيليّا مُعدًّا ليوم الرب (انظر </w:t>
@@ -4376,6 +5464,8 @@
       <w:hyperlink r:id="rId96">
         <w:r>
           <w:rPr>
+            <w:rtl/>
+            <w:cs/>
             <w:lang w:val="ar_AE" w:bidi="ar_AE"/>
           </w:rPr>
           <w:rPr>
@@ -4387,6 +5477,8 @@
       </w:hyperlink>
       <w:r>
         <w:rPr>
+          <w:rtl/>
+          <w:cs/>
           <w:lang w:val="ar_AE" w:bidi="ar_AE"/>
         </w:rPr>
         <w:t xml:space="preserve">). ويحدد العهد الجديد هوية يوحنا المعمدان بأنه النبي الذي أعدّ الطريق ليسوع المسيح (انظر </w:t>
@@ -4394,6 +5486,8 @@
       <w:hyperlink r:id="rId97">
         <w:r>
           <w:rPr>
+            <w:rtl/>
+            <w:cs/>
             <w:lang w:val="ar_AE" w:bidi="ar_AE"/>
           </w:rPr>
           <w:rPr>
@@ -4405,6 +5499,8 @@
       </w:hyperlink>
       <w:r>
         <w:rPr>
+          <w:rtl/>
+          <w:cs/>
           <w:lang w:val="ar_AE" w:bidi="ar_AE"/>
         </w:rPr>
         <w:t xml:space="preserve">؛ </w:t>
@@ -4412,6 +5508,8 @@
       <w:hyperlink r:id="rId94">
         <w:r>
           <w:rPr>
+            <w:rtl/>
+            <w:cs/>
             <w:lang w:val="ar_AE" w:bidi="ar_AE"/>
           </w:rPr>
           <w:rPr>
@@ -4423,27 +5521,35 @@
       </w:hyperlink>
       <w:r>
         <w:rPr>
+          <w:rtl/>
+          <w:cs/>
           <w:lang w:val="ar_AE" w:bidi="ar_AE"/>
         </w:rPr>
         <w:t>).</w:t>
       </w:r>
       <w:r>
         <w:rPr>
-          <w:lang w:val="ar_AE" w:bidi="ar_AE"/>
-        </w:rPr>
-      </w:r>
-      <w:r>
-        <w:rPr>
-          <w:lang w:val="ar_AE" w:bidi="ar_AE"/>
-        </w:rPr>
-      </w:r>
-    </w:p>
-    <w:p>
-      <w:pPr>
-        <w:bidi/>
-      </w:pPr>
-      <w:r>
-        <w:rPr>
+          <w:rtl/>
+          <w:cs/>
+          <w:lang w:val="ar_AE" w:bidi="ar_AE"/>
+        </w:rPr>
+      </w:r>
+      <w:r>
+        <w:rPr>
+          <w:rtl/>
+          <w:cs/>
+          <w:lang w:val="ar_AE" w:bidi="ar_AE"/>
+        </w:rPr>
+      </w:r>
+    </w:p>
+    <w:p>
+      <w:pPr>
+        <w:bidi/>
+      </w:pPr>
+      <w:r>
+        <w:rPr>
+          <w:rtl/>
+          <w:cs/>
           <w:lang w:val="ar_AE" w:bidi="ar_AE"/>
         </w:rPr>
       </w:r>
@@ -4455,27 +5561,35 @@
       </w:pPr>
       <w:r>
         <w:rPr>
+          <w:rtl/>
+          <w:cs/>
           <w:lang w:val="ar_AE" w:bidi="ar_AE"/>
         </w:rPr>
         <w:t>ملاخي 4: 6</w:t>
       </w:r>
       <w:r>
         <w:rPr>
-          <w:lang w:val="ar_AE" w:bidi="ar_AE"/>
-        </w:rPr>
-      </w:r>
-    </w:p>
-    <w:p>
-      <w:pPr>
-        <w:bidi/>
-      </w:pPr>
-      <w:r>
-        <w:rPr>
-          <w:lang w:val="ar_AE" w:bidi="ar_AE"/>
-        </w:rPr>
-      </w:r>
-      <w:r>
-        <w:rPr>
+          <w:rtl/>
+          <w:cs/>
+          <w:lang w:val="ar_AE" w:bidi="ar_AE"/>
+        </w:rPr>
+      </w:r>
+    </w:p>
+    <w:p>
+      <w:pPr>
+        <w:bidi/>
+      </w:pPr>
+      <w:r>
+        <w:rPr>
+          <w:rtl/>
+          <w:cs/>
+          <w:lang w:val="ar_AE" w:bidi="ar_AE"/>
+        </w:rPr>
+      </w:r>
+      <w:r>
+        <w:rPr>
+          <w:rtl/>
+          <w:cs/>
           <w:lang w:val="ar_AE" w:bidi="ar_AE"/>
         </w:rPr>
         <w:t xml:space="preserve">فَيَرُدُّ قَلْبَ الآبَاءِ عَلَى الأَبْنَاءِ: هناك موضوعان رئيسان بارزان في ملاخي وأنبياء العهد القديم عمومًا، وهما تغيير القلوب وخدمة المصالحة. التحوّل والرجوع هو مصطلح في العهد القديم يشير إلى التوبة ويدل على تغيير كامل في الولاءات. ويؤدي الرجوع إلى الله إلى المصالحة بين الأجيال (انظر </w:t>
@@ -4483,6 +5597,8 @@
       <w:hyperlink r:id="rId98">
         <w:r>
           <w:rPr>
+            <w:rtl/>
+            <w:cs/>
             <w:lang w:val="ar_AE" w:bidi="ar_AE"/>
           </w:rPr>
           <w:rPr>
@@ -4494,6 +5610,8 @@
       </w:hyperlink>
       <w:r>
         <w:rPr>
+          <w:rtl/>
+          <w:cs/>
           <w:lang w:val="ar_AE" w:bidi="ar_AE"/>
         </w:rPr>
         <w:t xml:space="preserve">). • أَضْرِبَ الأَرْضَ بِلَعْنٍ: تشير كلمة لعنة إلى التدمير الكامل (انظر </w:t>
@@ -4501,6 +5619,8 @@
       <w:hyperlink r:id="rId99">
         <w:r>
           <w:rPr>
+            <w:rtl/>
+            <w:cs/>
             <w:lang w:val="ar_AE" w:bidi="ar_AE"/>
           </w:rPr>
           <w:rPr>
@@ -4512,6 +5632,8 @@
       </w:hyperlink>
       <w:r>
         <w:rPr>
+          <w:rtl/>
+          <w:cs/>
           <w:lang w:val="ar_AE" w:bidi="ar_AE"/>
         </w:rPr>
         <w:t xml:space="preserve">؛ </w:t>
@@ -4519,6 +5641,8 @@
       <w:hyperlink r:id="rId100">
         <w:r>
           <w:rPr>
+            <w:rtl/>
+            <w:cs/>
             <w:lang w:val="ar_AE" w:bidi="ar_AE"/>
           </w:rPr>
           <w:rPr>
@@ -4530,6 +5654,8 @@
       </w:hyperlink>
       <w:r>
         <w:rPr>
+          <w:rtl/>
+          <w:cs/>
           <w:lang w:val="ar_AE" w:bidi="ar_AE"/>
         </w:rPr>
         <w:t xml:space="preserve">؛ </w:t>
@@ -4537,6 +5663,8 @@
       <w:hyperlink r:id="rId101">
         <w:r>
           <w:rPr>
+            <w:rtl/>
+            <w:cs/>
             <w:lang w:val="ar_AE" w:bidi="ar_AE"/>
           </w:rPr>
           <w:rPr>
@@ -4548,6 +5676,8 @@
       </w:hyperlink>
       <w:r>
         <w:rPr>
+          <w:rtl/>
+          <w:cs/>
           <w:lang w:val="ar_AE" w:bidi="ar_AE"/>
         </w:rPr>
         <w:t xml:space="preserve">). إن شعب إسرائيل الذي لم يستجب لنبي الله سيواجه الفناء التام، كما كان مصير أسلافهم الكنعانيين (مثلًا، </w:t>
@@ -4555,6 +5685,8 @@
       <w:hyperlink r:id="rId102">
         <w:r>
           <w:rPr>
+            <w:rtl/>
+            <w:cs/>
             <w:lang w:val="ar_AE" w:bidi="ar_AE"/>
           </w:rPr>
           <w:rPr>
@@ -4566,17 +5698,23 @@
       </w:hyperlink>
       <w:r>
         <w:rPr>
+          <w:rtl/>
+          <w:cs/>
           <w:lang w:val="ar_AE" w:bidi="ar_AE"/>
         </w:rPr>
         <w:t>).</w:t>
       </w:r>
       <w:r>
         <w:rPr>
-          <w:lang w:val="ar_AE" w:bidi="ar_AE"/>
-        </w:rPr>
-      </w:r>
-      <w:r>
-        <w:rPr>
+          <w:rtl/>
+          <w:cs/>
+          <w:lang w:val="ar_AE" w:bidi="ar_AE"/>
+        </w:rPr>
+      </w:r>
+      <w:r>
+        <w:rPr>
+          <w:rtl/>
+          <w:cs/>
           <w:lang w:val="ar_AE" w:bidi="ar_AE"/>
         </w:rPr>
       </w:r>

--- a/arb/docx/39.content.docx
+++ b/arb/docx/39.content.docx
@@ -444,20 +444,14 @@
         </w:rPr>
         <w:t xml:space="preserve"> لإسرائيل كشعبه. تشير رسالة ملاخي إلى أن الأبعاد الأخرى لمحبة الله العهدية غير المشروطة لإسرائيل (مثل رحمته الصبورة؛ انظر </w:t>
       </w:r>
-      <w:hyperlink r:id="rId13">
-        <w:r>
-          <w:rPr>
-            <w:rtl/>
-            <w:cs/>
-            <w:lang w:val="ar_AE" w:bidi="ar_AE"/>
-          </w:rPr>
-          <w:rPr>
-            <w:color w:val="0000EE"/>
-            <w:u w:val="single"/>
-          </w:rPr>
-          <w:t>3:6</w:t>
-        </w:r>
-      </w:hyperlink>
+      <w:r>
+        <w:rPr>
+          <w:rtl/>
+          <w:cs/>
+          <w:lang w:val="ar_AE" w:bidi="ar_AE"/>
+        </w:rPr>
+        <w:t>3:6</w:t>
+      </w:r>
       <w:r>
         <w:rPr>
           <w:rtl/>
@@ -466,20 +460,14 @@
         </w:rPr>
         <w:t xml:space="preserve">، </w:t>
       </w:r>
-      <w:hyperlink r:id="rId14">
-        <w:r>
-          <w:rPr>
-            <w:rtl/>
-            <w:cs/>
-            <w:lang w:val="ar_AE" w:bidi="ar_AE"/>
-          </w:rPr>
-          <w:rPr>
-            <w:color w:val="0000EE"/>
-            <w:u w:val="single"/>
-          </w:rPr>
-          <w:t>17</w:t>
-        </w:r>
-      </w:hyperlink>
+      <w:r>
+        <w:rPr>
+          <w:rtl/>
+          <w:cs/>
+          <w:lang w:val="ar_AE" w:bidi="ar_AE"/>
+        </w:rPr>
+        <w:t>17</w:t>
+      </w:r>
       <w:r>
         <w:rPr>
           <w:rtl/>
@@ -488,20 +476,14 @@
         </w:rPr>
         <w:t xml:space="preserve">) لا تزل فاعلة أيضًا. انظر أيضًا </w:t>
       </w:r>
-      <w:hyperlink r:id="rId15">
-        <w:r>
-          <w:rPr>
-            <w:rtl/>
-            <w:cs/>
-            <w:lang w:val="ar_AE" w:bidi="ar_AE"/>
-          </w:rPr>
-          <w:rPr>
-            <w:color w:val="0000EE"/>
-            <w:u w:val="single"/>
-          </w:rPr>
-          <w:t>رومية 9:13</w:t>
-        </w:r>
-      </w:hyperlink>
+      <w:r>
+        <w:rPr>
+          <w:rtl/>
+          <w:cs/>
+          <w:lang w:val="ar_AE" w:bidi="ar_AE"/>
+        </w:rPr>
+        <w:t>رومية 9:13</w:t>
+      </w:r>
       <w:r>
         <w:rPr>
           <w:rtl/>
@@ -594,20 +576,14 @@
         </w:rPr>
         <w:t>أدبية—وهو شكل يستحضر في الذهن أجواء قاعة المحكمة ويؤسس نغمة المحاكمة لرسالة النبي. تُقدِّم هذه المناظرة الأولى حقيقة أن الله يحب إسرائيل (</w:t>
       </w:r>
-      <w:hyperlink r:id="rId16">
-        <w:r>
-          <w:rPr>
-            <w:rtl/>
-            <w:cs/>
-            <w:lang w:val="ar_AE" w:bidi="ar_AE"/>
-          </w:rPr>
-          <w:rPr>
-            <w:color w:val="0000EE"/>
-            <w:u w:val="single"/>
-          </w:rPr>
-          <w:t>1:2</w:t>
-        </w:r>
-      </w:hyperlink>
+      <w:r>
+        <w:rPr>
+          <w:rtl/>
+          <w:cs/>
+          <w:lang w:val="ar_AE" w:bidi="ar_AE"/>
+        </w:rPr>
+        <w:t>1:2</w:t>
+      </w:r>
       <w:r>
         <w:rPr>
           <w:rtl/>
@@ -717,20 +693,14 @@
         </w:rPr>
         <w:t xml:space="preserve">في </w:t>
       </w:r>
-      <w:hyperlink r:id="rId16">
-        <w:r>
-          <w:rPr>
-            <w:rtl/>
-            <w:cs/>
-            <w:lang w:val="ar_AE" w:bidi="ar_AE"/>
-          </w:rPr>
-          <w:rPr>
-            <w:color w:val="0000EE"/>
-            <w:u w:val="single"/>
-          </w:rPr>
-          <w:t>1:2</w:t>
-        </w:r>
-      </w:hyperlink>
+      <w:r>
+        <w:rPr>
+          <w:rtl/>
+          <w:cs/>
+          <w:lang w:val="ar_AE" w:bidi="ar_AE"/>
+        </w:rPr>
+        <w:t>1:2</w:t>
+      </w:r>
       <w:r>
         <w:rPr>
           <w:rtl/>
@@ -739,20 +709,14 @@
         </w:rPr>
         <w:t xml:space="preserve">): تُشكِّل المحبة والبغضة زوجًا من الكلمات المتضادة في النصوص القانونية والنبوية في العهد القديم (انظر </w:t>
       </w:r>
-      <w:hyperlink r:id="rId17">
-        <w:r>
-          <w:rPr>
-            <w:rtl/>
-            <w:cs/>
-            <w:lang w:val="ar_AE" w:bidi="ar_AE"/>
-          </w:rPr>
-          <w:rPr>
-            <w:color w:val="0000EE"/>
-            <w:u w:val="single"/>
-          </w:rPr>
-          <w:t>تثنية 7:9–10</w:t>
-        </w:r>
-      </w:hyperlink>
+      <w:r>
+        <w:rPr>
+          <w:rtl/>
+          <w:cs/>
+          <w:lang w:val="ar_AE" w:bidi="ar_AE"/>
+        </w:rPr>
+        <w:t>تثنية 7:9–10</w:t>
+      </w:r>
       <w:r>
         <w:rPr>
           <w:rtl/>
@@ -761,20 +725,14 @@
         </w:rPr>
         <w:t xml:space="preserve">؛ </w:t>
       </w:r>
-      <w:hyperlink r:id="rId18">
-        <w:r>
-          <w:rPr>
-            <w:rtl/>
-            <w:cs/>
-            <w:lang w:val="ar_AE" w:bidi="ar_AE"/>
-          </w:rPr>
-          <w:rPr>
-            <w:color w:val="0000EE"/>
-            <w:u w:val="single"/>
-          </w:rPr>
-          <w:t>عاموس 5:15</w:t>
-        </w:r>
-      </w:hyperlink>
+      <w:r>
+        <w:rPr>
+          <w:rtl/>
+          <w:cs/>
+          <w:lang w:val="ar_AE" w:bidi="ar_AE"/>
+        </w:rPr>
+        <w:t>عاموس 5:15</w:t>
+      </w:r>
       <w:r>
         <w:rPr>
           <w:rtl/>
@@ -783,20 +741,14 @@
         </w:rPr>
         <w:t xml:space="preserve">)، وغالبًا ما تُستخدم لوصف الاغتراب الناتج عن علاقة العهد المنكسرة. وهنا، يذكر الله أنه رفض عيسو (وذريته، الأدوميين). لقد احتقر عيسو ورفض علاقة العهد مع الرب (انظر </w:t>
       </w:r>
-      <w:hyperlink r:id="rId19">
-        <w:r>
-          <w:rPr>
-            <w:rtl/>
-            <w:cs/>
-            <w:lang w:val="ar_AE" w:bidi="ar_AE"/>
-          </w:rPr>
-          <w:rPr>
-            <w:color w:val="0000EE"/>
-            <w:u w:val="single"/>
-          </w:rPr>
-          <w:t>تكوين 25:34</w:t>
-        </w:r>
-      </w:hyperlink>
+      <w:r>
+        <w:rPr>
+          <w:rtl/>
+          <w:cs/>
+          <w:lang w:val="ar_AE" w:bidi="ar_AE"/>
+        </w:rPr>
+        <w:t>تكوين 25:34</w:t>
+      </w:r>
       <w:r>
         <w:rPr>
           <w:rtl/>
@@ -805,20 +757,14 @@
         </w:rPr>
         <w:t xml:space="preserve">؛ </w:t>
       </w:r>
-      <w:hyperlink r:id="rId20">
-        <w:r>
-          <w:rPr>
-            <w:rtl/>
-            <w:cs/>
-            <w:lang w:val="ar_AE" w:bidi="ar_AE"/>
-          </w:rPr>
-          <w:rPr>
-            <w:color w:val="0000EE"/>
-            <w:u w:val="single"/>
-          </w:rPr>
-          <w:t>26:34–35</w:t>
-        </w:r>
-      </w:hyperlink>
+      <w:r>
+        <w:rPr>
+          <w:rtl/>
+          <w:cs/>
+          <w:lang w:val="ar_AE" w:bidi="ar_AE"/>
+        </w:rPr>
+        <w:t>26:34–35</w:t>
+      </w:r>
       <w:r>
         <w:rPr>
           <w:rtl/>
@@ -844,20 +790,14 @@
         </w:rPr>
         <w:t>منطقة أدوم، التي تقع على الحافة الجنوبية الشرقية للبحر الميت. إن ذِكْر يعقوب وعيسو يذكرنا بالتنافس بين الأخوين التوأم (</w:t>
       </w:r>
-      <w:hyperlink r:id="rId21">
-        <w:r>
-          <w:rPr>
-            <w:rtl/>
-            <w:cs/>
-            <w:lang w:val="ar_AE" w:bidi="ar_AE"/>
-          </w:rPr>
-          <w:rPr>
-            <w:color w:val="0000EE"/>
-            <w:u w:val="single"/>
-          </w:rPr>
-          <w:t>تكوين 25:23–26</w:t>
-        </w:r>
-      </w:hyperlink>
+      <w:r>
+        <w:rPr>
+          <w:rtl/>
+          <w:cs/>
+          <w:lang w:val="ar_AE" w:bidi="ar_AE"/>
+        </w:rPr>
+        <w:t>تكوين 25:23–26</w:t>
+      </w:r>
       <w:r>
         <w:rPr>
           <w:rtl/>
@@ -950,20 +890,14 @@
         </w:rPr>
         <w:t xml:space="preserve"> تشير إلى الجيوش الملائكية تحت أمر الله؛ وتؤكد العبارة على القوة التي لا تُقهَر لله. • تُخُومَ الشَّرِّ: كان عيسو أنانيًا ومحتقرًا لعلامات عهد الرب (انظر </w:t>
       </w:r>
-      <w:hyperlink r:id="rId19">
-        <w:r>
-          <w:rPr>
-            <w:rtl/>
-            <w:cs/>
-            <w:lang w:val="ar_AE" w:bidi="ar_AE"/>
-          </w:rPr>
-          <w:rPr>
-            <w:color w:val="0000EE"/>
-            <w:u w:val="single"/>
-          </w:rPr>
-          <w:t>تكوين 25:34</w:t>
-        </w:r>
-      </w:hyperlink>
+      <w:r>
+        <w:rPr>
+          <w:rtl/>
+          <w:cs/>
+          <w:lang w:val="ar_AE" w:bidi="ar_AE"/>
+        </w:rPr>
+        <w:t>تكوين 25:34</w:t>
+      </w:r>
       <w:r>
         <w:rPr>
           <w:rtl/>
@@ -972,20 +906,14 @@
         </w:rPr>
         <w:t xml:space="preserve">). أصبحت أمة أدوم تجسد كبرياء الوجود المُتمركز حول الذات (انظر </w:t>
       </w:r>
-      <w:hyperlink r:id="rId22">
-        <w:r>
-          <w:rPr>
-            <w:rtl/>
-            <w:cs/>
-            <w:lang w:val="ar_AE" w:bidi="ar_AE"/>
-          </w:rPr>
-          <w:rPr>
-            <w:color w:val="0000EE"/>
-            <w:u w:val="single"/>
-          </w:rPr>
-          <w:t>إرميا 49:16</w:t>
-        </w:r>
-      </w:hyperlink>
+      <w:r>
+        <w:rPr>
+          <w:rtl/>
+          <w:cs/>
+          <w:lang w:val="ar_AE" w:bidi="ar_AE"/>
+        </w:rPr>
+        <w:t>إرميا 49:16</w:t>
+      </w:r>
       <w:r>
         <w:rPr>
           <w:rtl/>
@@ -994,20 +922,14 @@
         </w:rPr>
         <w:t xml:space="preserve">). كما كان الأدوميون أيضًا حلفاء لبابل في تدمير أورشليم (انظر </w:t>
       </w:r>
-      <w:hyperlink r:id="rId23">
-        <w:r>
-          <w:rPr>
-            <w:rtl/>
-            <w:cs/>
-            <w:lang w:val="ar_AE" w:bidi="ar_AE"/>
-          </w:rPr>
-          <w:rPr>
-            <w:color w:val="0000EE"/>
-            <w:u w:val="single"/>
-          </w:rPr>
-          <w:t>مزمور 137:7–9</w:t>
-        </w:r>
-      </w:hyperlink>
+      <w:r>
+        <w:rPr>
+          <w:rtl/>
+          <w:cs/>
+          <w:lang w:val="ar_AE" w:bidi="ar_AE"/>
+        </w:rPr>
+        <w:t>مزمور 137:7–9</w:t>
+      </w:r>
       <w:r>
         <w:rPr>
           <w:rtl/>
@@ -1016,20 +938,14 @@
         </w:rPr>
         <w:t xml:space="preserve">؛ </w:t>
       </w:r>
-      <w:hyperlink r:id="rId24">
-        <w:r>
-          <w:rPr>
-            <w:rtl/>
-            <w:cs/>
-            <w:lang w:val="ar_AE" w:bidi="ar_AE"/>
-          </w:rPr>
-          <w:rPr>
-            <w:color w:val="0000EE"/>
-            <w:u w:val="single"/>
-          </w:rPr>
-          <w:t>عوبديا 1:10</w:t>
-        </w:r>
-      </w:hyperlink>
+      <w:r>
+        <w:rPr>
+          <w:rtl/>
+          <w:cs/>
+          <w:lang w:val="ar_AE" w:bidi="ar_AE"/>
+        </w:rPr>
+        <w:t>عوبديا 1:10</w:t>
+      </w:r>
       <w:r>
         <w:rPr>
           <w:rtl/>
@@ -1038,20 +954,14 @@
         </w:rPr>
         <w:t xml:space="preserve">، </w:t>
       </w:r>
-      <w:hyperlink r:id="rId25">
-        <w:r>
-          <w:rPr>
-            <w:rtl/>
-            <w:cs/>
-            <w:lang w:val="ar_AE" w:bidi="ar_AE"/>
-          </w:rPr>
-          <w:rPr>
-            <w:color w:val="0000EE"/>
-            <w:u w:val="single"/>
-          </w:rPr>
-          <w:t>12</w:t>
-        </w:r>
-      </w:hyperlink>
+      <w:r>
+        <w:rPr>
+          <w:rtl/>
+          <w:cs/>
+          <w:lang w:val="ar_AE" w:bidi="ar_AE"/>
+        </w:rPr>
+        <w:t>12</w:t>
+      </w:r>
       <w:r>
         <w:rPr>
           <w:rtl/>
@@ -1127,20 +1037,14 @@
         </w:rPr>
         <w:t xml:space="preserve">الْمُحْتَقِرُونَ اسْمِي: اسم الله يمثل سمعته أو شخصيته (قارن </w:t>
       </w:r>
-      <w:hyperlink r:id="rId26">
-        <w:r>
-          <w:rPr>
-            <w:rtl/>
-            <w:cs/>
-            <w:lang w:val="ar_AE" w:bidi="ar_AE"/>
-          </w:rPr>
-          <w:rPr>
-            <w:color w:val="0000EE"/>
-            <w:u w:val="single"/>
-          </w:rPr>
-          <w:t>حزقيال 36:19–24</w:t>
-        </w:r>
-      </w:hyperlink>
+      <w:r>
+        <w:rPr>
+          <w:rtl/>
+          <w:cs/>
+          <w:lang w:val="ar_AE" w:bidi="ar_AE"/>
+        </w:rPr>
+        <w:t>حزقيال 36:19–24</w:t>
+      </w:r>
       <w:r>
         <w:rPr>
           <w:rtl/>
@@ -1216,20 +1120,14 @@
         </w:rPr>
         <w:t>تؤكد الرسالة الثانية لملاخي على دور الرب كإله وأب لإسرائيل؛ فهو وحده الذي يستحق العبادة الحقيقية. يُظهر الجزء الأول (</w:t>
       </w:r>
-      <w:hyperlink r:id="rId27">
-        <w:r>
-          <w:rPr>
-            <w:rtl/>
-            <w:cs/>
-            <w:lang w:val="ar_AE" w:bidi="ar_AE"/>
-          </w:rPr>
-          <w:rPr>
-            <w:color w:val="0000EE"/>
-            <w:u w:val="single"/>
-          </w:rPr>
-          <w:t>1:6–14</w:t>
-        </w:r>
-      </w:hyperlink>
+      <w:r>
+        <w:rPr>
+          <w:rtl/>
+          <w:cs/>
+          <w:lang w:val="ar_AE" w:bidi="ar_AE"/>
+        </w:rPr>
+        <w:t>1:6–14</w:t>
+      </w:r>
       <w:r>
         <w:rPr>
           <w:rtl/>
@@ -1238,20 +1136,14 @@
         </w:rPr>
         <w:t>) كيف أن الإسرائيليين قد أهانوا الله برغم رعايته الأبوية وقوته العظيمة. بينما يُحذِّر الجزء الثاني (</w:t>
       </w:r>
-      <w:hyperlink r:id="rId28">
-        <w:r>
-          <w:rPr>
-            <w:rtl/>
-            <w:cs/>
-            <w:lang w:val="ar_AE" w:bidi="ar_AE"/>
-          </w:rPr>
-          <w:rPr>
-            <w:color w:val="0000EE"/>
-            <w:u w:val="single"/>
-          </w:rPr>
-          <w:t>2:1–9</w:t>
-        </w:r>
-      </w:hyperlink>
+      <w:r>
+        <w:rPr>
+          <w:rtl/>
+          <w:cs/>
+          <w:lang w:val="ar_AE" w:bidi="ar_AE"/>
+        </w:rPr>
+        <w:t>2:1–9</w:t>
+      </w:r>
       <w:r>
         <w:rPr>
           <w:rtl/>
@@ -1260,20 +1152,14 @@
         </w:rPr>
         <w:t>) الكهنة في يهوذا من تقديم الحيوانات المريضة والمعيبة كذبائح ويلومهم على عدم تعليم وصايا الله (</w:t>
       </w:r>
-      <w:hyperlink r:id="rId29">
-        <w:r>
-          <w:rPr>
-            <w:rtl/>
-            <w:cs/>
-            <w:lang w:val="ar_AE" w:bidi="ar_AE"/>
-          </w:rPr>
-          <w:rPr>
-            <w:color w:val="0000EE"/>
-            <w:u w:val="single"/>
-          </w:rPr>
-          <w:t>2:6–8</w:t>
-        </w:r>
-      </w:hyperlink>
+      <w:r>
+        <w:rPr>
+          <w:rtl/>
+          <w:cs/>
+          <w:lang w:val="ar_AE" w:bidi="ar_AE"/>
+        </w:rPr>
+        <w:t>2:6–8</w:t>
+      </w:r>
       <w:r>
         <w:rPr>
           <w:rtl/>
@@ -1349,20 +1235,14 @@
         </w:rPr>
         <w:t>بِمَ نَجَّسْنَاكَ؟: النجاسة الطقسية أو العدم الطهارة كانا يمنعان شيئًا أو شخصًا من المشاركة في طقوس عبادة الرب. وكانت النجاسة في هذه الحالة ناتجة عن تجاهل الوصايا المتعلقة بالذبائح الحيوانية المقبولة (</w:t>
       </w:r>
-      <w:hyperlink r:id="rId30">
-        <w:r>
-          <w:rPr>
-            <w:rtl/>
-            <w:cs/>
-            <w:lang w:val="ar_AE" w:bidi="ar_AE"/>
-          </w:rPr>
-          <w:rPr>
-            <w:color w:val="0000EE"/>
-            <w:u w:val="single"/>
-          </w:rPr>
-          <w:t>لاويين 22:17–25</w:t>
-        </w:r>
-      </w:hyperlink>
+      <w:r>
+        <w:rPr>
+          <w:rtl/>
+          <w:cs/>
+          <w:lang w:val="ar_AE" w:bidi="ar_AE"/>
+        </w:rPr>
+        <w:t>لاويين 22:17–25</w:t>
+      </w:r>
       <w:r>
         <w:rPr>
           <w:rtl/>
@@ -1371,20 +1251,14 @@
         </w:rPr>
         <w:t xml:space="preserve">؛ </w:t>
       </w:r>
-      <w:hyperlink r:id="rId31">
-        <w:r>
-          <w:rPr>
-            <w:rtl/>
-            <w:cs/>
-            <w:lang w:val="ar_AE" w:bidi="ar_AE"/>
-          </w:rPr>
-          <w:rPr>
-            <w:color w:val="0000EE"/>
-            <w:u w:val="single"/>
-          </w:rPr>
-          <w:t>تثنية 15:21</w:t>
-        </w:r>
-      </w:hyperlink>
+      <w:r>
+        <w:rPr>
+          <w:rtl/>
+          <w:cs/>
+          <w:lang w:val="ar_AE" w:bidi="ar_AE"/>
+        </w:rPr>
+        <w:t>تثنية 15:21</w:t>
+      </w:r>
       <w:r>
         <w:rPr>
           <w:rtl/>
@@ -1477,20 +1351,14 @@
         </w:rPr>
         <w:t>(</w:t>
       </w:r>
-      <w:hyperlink r:id="rId32">
-        <w:r>
-          <w:rPr>
-            <w:rtl/>
-            <w:cs/>
-            <w:lang w:val="ar_AE" w:bidi="ar_AE"/>
-          </w:rPr>
-          <w:rPr>
-            <w:color w:val="0000EE"/>
-            <w:u w:val="single"/>
-          </w:rPr>
-          <w:t>1:7</w:t>
-        </w:r>
-      </w:hyperlink>
+      <w:r>
+        <w:rPr>
+          <w:rtl/>
+          <w:cs/>
+          <w:lang w:val="ar_AE" w:bidi="ar_AE"/>
+        </w:rPr>
+        <w:t>1:7</w:t>
+      </w:r>
       <w:r>
         <w:rPr>
           <w:rtl/>
@@ -1516,20 +1384,14 @@
         </w:rPr>
         <w:t>(</w:t>
       </w:r>
-      <w:hyperlink r:id="rId33">
-        <w:r>
-          <w:rPr>
-            <w:rtl/>
-            <w:cs/>
-            <w:lang w:val="ar_AE" w:bidi="ar_AE"/>
-          </w:rPr>
-          <w:rPr>
-            <w:color w:val="0000EE"/>
-            <w:u w:val="single"/>
-          </w:rPr>
-          <w:t>1:8</w:t>
-        </w:r>
-      </w:hyperlink>
+      <w:r>
+        <w:rPr>
+          <w:rtl/>
+          <w:cs/>
+          <w:lang w:val="ar_AE" w:bidi="ar_AE"/>
+        </w:rPr>
+        <w:t>1:8</w:t>
+      </w:r>
       <w:r>
         <w:rPr>
           <w:rtl/>
@@ -1672,20 +1534,14 @@
         </w:rPr>
         <w:t xml:space="preserve">وَمَلْعُونٌ: كان "الربط بلعنة" يعني تسليم الفرد إلى الشقاء كعقاب على جريمة خطيرة ضد المجتمع (انظر </w:t>
       </w:r>
-      <w:hyperlink r:id="rId34">
-        <w:r>
-          <w:rPr>
-            <w:rtl/>
-            <w:cs/>
-            <w:lang w:val="ar_AE" w:bidi="ar_AE"/>
-          </w:rPr>
-          <w:rPr>
-            <w:color w:val="0000EE"/>
-            <w:u w:val="single"/>
-          </w:rPr>
-          <w:t>تثنية 27: 15–26</w:t>
-        </w:r>
-      </w:hyperlink>
+      <w:r>
+        <w:rPr>
+          <w:rtl/>
+          <w:cs/>
+          <w:lang w:val="ar_AE" w:bidi="ar_AE"/>
+        </w:rPr>
+        <w:t>تثنية 27: 15–26</w:t>
+      </w:r>
       <w:r>
         <w:rPr>
           <w:rtl/>
@@ -1694,20 +1550,14 @@
         </w:rPr>
         <w:t xml:space="preserve">؛ </w:t>
       </w:r>
-      <w:hyperlink r:id="rId35">
-        <w:r>
-          <w:rPr>
-            <w:rtl/>
-            <w:cs/>
-            <w:lang w:val="ar_AE" w:bidi="ar_AE"/>
-          </w:rPr>
-          <w:rPr>
-            <w:color w:val="0000EE"/>
-            <w:u w:val="single"/>
-          </w:rPr>
-          <w:t>إرميا 48: 10</w:t>
-        </w:r>
-      </w:hyperlink>
+      <w:r>
+        <w:rPr>
+          <w:rtl/>
+          <w:cs/>
+          <w:lang w:val="ar_AE" w:bidi="ar_AE"/>
+        </w:rPr>
+        <w:t>إرميا 48: 10</w:t>
+      </w:r>
       <w:r>
         <w:rPr>
           <w:rtl/>
@@ -1783,20 +1633,14 @@
         </w:rPr>
         <w:t xml:space="preserve">تَجْعَلُونَ فِي الْقَلْبِ: كانت هذه مسألة إرادة وليست مشاعر. • أُرْسِلُ عَلَيْكُمُ اللَّعْنَ: كان ملاخي يفكر في الهلاك الشامل لأولئك الذين انتهكوا عهد الله (انظر </w:t>
       </w:r>
-      <w:hyperlink r:id="rId36">
-        <w:r>
-          <w:rPr>
-            <w:rtl/>
-            <w:cs/>
-            <w:lang w:val="ar_AE" w:bidi="ar_AE"/>
-          </w:rPr>
-          <w:rPr>
-            <w:color w:val="0000EE"/>
-            <w:u w:val="single"/>
-          </w:rPr>
-          <w:t>تثنية 28:20</w:t>
-        </w:r>
-      </w:hyperlink>
+      <w:r>
+        <w:rPr>
+          <w:rtl/>
+          <w:cs/>
+          <w:lang w:val="ar_AE" w:bidi="ar_AE"/>
+        </w:rPr>
+        <w:t>تثنية 28:20</w:t>
+      </w:r>
       <w:r>
         <w:rPr>
           <w:rtl/>
@@ -1872,20 +1716,14 @@
         </w:rPr>
         <w:t>عَهْدِي مَعَ لاَوِي: إذا كرّس اللاويون أنفسهم لخدمة الله وتخلوا عن مجدهم الشخصي، فإن الله سيمنحهم الحياة والسلام (</w:t>
       </w:r>
-      <w:hyperlink r:id="rId37">
-        <w:r>
-          <w:rPr>
-            <w:rtl/>
-            <w:cs/>
-            <w:lang w:val="ar_AE" w:bidi="ar_AE"/>
-          </w:rPr>
-          <w:rPr>
-            <w:color w:val="0000EE"/>
-            <w:u w:val="single"/>
-          </w:rPr>
-          <w:t>2:5</w:t>
-        </w:r>
-      </w:hyperlink>
+      <w:r>
+        <w:rPr>
+          <w:rtl/>
+          <w:cs/>
+          <w:lang w:val="ar_AE" w:bidi="ar_AE"/>
+        </w:rPr>
+        <w:t>2:5</w:t>
+      </w:r>
       <w:r>
         <w:rPr>
           <w:rtl/>
@@ -1894,20 +1732,14 @@
         </w:rPr>
         <w:t xml:space="preserve">؛ قارن </w:t>
       </w:r>
-      <w:hyperlink r:id="rId38">
-        <w:r>
-          <w:rPr>
-            <w:rtl/>
-            <w:cs/>
-            <w:lang w:val="ar_AE" w:bidi="ar_AE"/>
-          </w:rPr>
-          <w:rPr>
-            <w:color w:val="0000EE"/>
-            <w:u w:val="single"/>
-          </w:rPr>
-          <w:t>العدد 8:5–26</w:t>
-        </w:r>
-      </w:hyperlink>
+      <w:r>
+        <w:rPr>
+          <w:rtl/>
+          <w:cs/>
+          <w:lang w:val="ar_AE" w:bidi="ar_AE"/>
+        </w:rPr>
+        <w:t>العدد 8:5–26</w:t>
+      </w:r>
       <w:r>
         <w:rPr>
           <w:rtl/>
@@ -1916,20 +1748,14 @@
         </w:rPr>
         <w:t xml:space="preserve">؛ </w:t>
       </w:r>
-      <w:hyperlink r:id="rId39">
-        <w:r>
-          <w:rPr>
-            <w:rtl/>
-            <w:cs/>
-            <w:lang w:val="ar_AE" w:bidi="ar_AE"/>
-          </w:rPr>
-          <w:rPr>
-            <w:color w:val="0000EE"/>
-            <w:u w:val="single"/>
-          </w:rPr>
-          <w:t>25:12–13</w:t>
-        </w:r>
-      </w:hyperlink>
+      <w:r>
+        <w:rPr>
+          <w:rtl/>
+          <w:cs/>
+          <w:lang w:val="ar_AE" w:bidi="ar_AE"/>
+        </w:rPr>
+        <w:t>25:12–13</w:t>
+      </w:r>
       <w:r>
         <w:rPr>
           <w:rtl/>
@@ -1938,20 +1764,14 @@
         </w:rPr>
         <w:t>). كانت مسؤوليتهم الأساسية هي تعليم وصايا الله (</w:t>
       </w:r>
-      <w:hyperlink r:id="rId40">
-        <w:r>
-          <w:rPr>
-            <w:rtl/>
-            <w:cs/>
-            <w:lang w:val="ar_AE" w:bidi="ar_AE"/>
-          </w:rPr>
-          <w:rPr>
-            <w:color w:val="0000EE"/>
-            <w:u w:val="single"/>
-          </w:rPr>
-          <w:t>ملاخي 2:7</w:t>
-        </w:r>
-      </w:hyperlink>
+      <w:r>
+        <w:rPr>
+          <w:rtl/>
+          <w:cs/>
+          <w:lang w:val="ar_AE" w:bidi="ar_AE"/>
+        </w:rPr>
+        <w:t>ملاخي 2:7</w:t>
+      </w:r>
       <w:r>
         <w:rPr>
           <w:rtl/>
@@ -2027,20 +1847,14 @@
         </w:rPr>
         <w:t>كان الكهنة قد أُوكلت إليهم المعرفة المُقَدَّسة لله كما كُشفت في شريعة موسى. ومن خلال دورهم كمُعَلِّمين، كانوا حراس عهد الله مع إسرائيل (</w:t>
       </w:r>
-      <w:hyperlink r:id="rId41">
-        <w:r>
-          <w:rPr>
-            <w:rtl/>
-            <w:cs/>
-            <w:lang w:val="ar_AE" w:bidi="ar_AE"/>
-          </w:rPr>
-          <w:rPr>
-            <w:color w:val="0000EE"/>
-            <w:u w:val="single"/>
-          </w:rPr>
-          <w:t>تثنية 33:9–10</w:t>
-        </w:r>
-      </w:hyperlink>
+      <w:r>
+        <w:rPr>
+          <w:rtl/>
+          <w:cs/>
+          <w:lang w:val="ar_AE" w:bidi="ar_AE"/>
+        </w:rPr>
+        <w:t>تثنية 33:9–10</w:t>
+      </w:r>
       <w:r>
         <w:rPr>
           <w:rtl/>
@@ -2150,20 +1964,14 @@
         </w:rPr>
         <w:t xml:space="preserve">): التعبير موجود أيضًا في </w:t>
       </w:r>
-      <w:hyperlink r:id="rId33">
-        <w:r>
-          <w:rPr>
-            <w:rtl/>
-            <w:cs/>
-            <w:lang w:val="ar_AE" w:bidi="ar_AE"/>
-          </w:rPr>
-          <w:rPr>
-            <w:color w:val="0000EE"/>
-            <w:u w:val="single"/>
-          </w:rPr>
-          <w:t>1:8</w:t>
-        </w:r>
-      </w:hyperlink>
+      <w:r>
+        <w:rPr>
+          <w:rtl/>
+          <w:cs/>
+          <w:lang w:val="ar_AE" w:bidi="ar_AE"/>
+        </w:rPr>
+        <w:t>1:8</w:t>
+      </w:r>
       <w:r>
         <w:rPr>
           <w:rtl/>
@@ -2290,20 +2098,14 @@
         </w:rPr>
         <w:t>، عقيدة التوحيد لإسرائيل (</w:t>
       </w:r>
-      <w:hyperlink r:id="rId42">
-        <w:r>
-          <w:rPr>
-            <w:rtl/>
-            <w:cs/>
-            <w:lang w:val="ar_AE" w:bidi="ar_AE"/>
-          </w:rPr>
-          <w:rPr>
-            <w:color w:val="0000EE"/>
-            <w:u w:val="single"/>
-          </w:rPr>
-          <w:t>تثنية 6:4–5</w:t>
-        </w:r>
-      </w:hyperlink>
+      <w:r>
+        <w:rPr>
+          <w:rtl/>
+          <w:cs/>
+          <w:lang w:val="ar_AE" w:bidi="ar_AE"/>
+        </w:rPr>
+        <w:t>تثنية 6:4–5</w:t>
+      </w:r>
       <w:r>
         <w:rPr>
           <w:rtl/>
@@ -2379,20 +2181,14 @@
         </w:rPr>
         <w:t>تُظهر الرسالة الثالثة لملاخي أن الفشل في الحفاظ على العهد امتد من الكهنة إلى الشعب بأكمله. فَهُم لم يحافظوا على العهد مع الرب ولا مع بني وطنهم عندما تزوجوا بنساء أجنبيات، وكسروا عهودهم مع زوجاتهم عندما طلقوهن. يتحدث النبي الآن إلى جمهوره كمواطنين وإخوة، مع تغيير ملحوظ في الأسلوب من الاتهام العدائي (</w:t>
       </w:r>
-      <w:hyperlink r:id="rId43">
-        <w:r>
-          <w:rPr>
-            <w:rtl/>
-            <w:cs/>
-            <w:lang w:val="ar_AE" w:bidi="ar_AE"/>
-          </w:rPr>
-          <w:rPr>
-            <w:color w:val="0000EE"/>
-            <w:u w:val="single"/>
-          </w:rPr>
-          <w:t>2:8–9</w:t>
-        </w:r>
-      </w:hyperlink>
+      <w:r>
+        <w:rPr>
+          <w:rtl/>
+          <w:cs/>
+          <w:lang w:val="ar_AE" w:bidi="ar_AE"/>
+        </w:rPr>
+        <w:t>2:8–9</w:t>
+      </w:r>
       <w:r>
         <w:rPr>
           <w:rtl/>
@@ -2401,20 +2197,14 @@
         </w:rPr>
         <w:t>) إلى المناشدة الشاملة (</w:t>
       </w:r>
-      <w:hyperlink r:id="rId44">
-        <w:r>
-          <w:rPr>
-            <w:rtl/>
-            <w:cs/>
-            <w:lang w:val="ar_AE" w:bidi="ar_AE"/>
-          </w:rPr>
-          <w:rPr>
-            <w:color w:val="0000EE"/>
-            <w:u w:val="single"/>
-          </w:rPr>
-          <w:t>2:10</w:t>
-        </w:r>
-      </w:hyperlink>
+      <w:r>
+        <w:rPr>
+          <w:rtl/>
+          <w:cs/>
+          <w:lang w:val="ar_AE" w:bidi="ar_AE"/>
+        </w:rPr>
+        <w:t>2:10</w:t>
+      </w:r>
       <w:r>
         <w:rPr>
           <w:rtl/>
@@ -2507,20 +2297,14 @@
         </w:rPr>
         <w:t>)، وَعُمِلَ الرِّجْسُ فِي إِسْرَائِيلَ وَفِي أُورُشَلِيمَ: كان الرجال يطلقون زوجاتهم لتحقيق مكاسب اقتصادية عن طريق الزواج من نساء غير إسرائيليات يعبدن الأوثان. من خلال هذه الزيجات، حصل الرجال اليهود على الوصول إلى نقابات التجار والاتفاقات التجارية التي كانت موجودة بالفعل عند عودة الإسرائيليين من بابل. يعادل ملاخي هذا الزنا بعبادة الأوثان. أظهر تاريخ إسرائيل أن الزواج من نساء أجنبيات كان يترافق مع عبادة الآلهة الأجنبية. كان الولاء السمة المميزة لعلاقات العهد في إسرائيل، سواء مع الله أو مع شريك الزواج. ويُعامل الطلاق بازدراء وحدة عهد الزواج (</w:t>
       </w:r>
-      <w:hyperlink r:id="rId45">
-        <w:r>
-          <w:rPr>
-            <w:rtl/>
-            <w:cs/>
-            <w:lang w:val="ar_AE" w:bidi="ar_AE"/>
-          </w:rPr>
-          <w:rPr>
-            <w:color w:val="0000EE"/>
-            <w:u w:val="single"/>
-          </w:rPr>
-          <w:t>2:15</w:t>
-        </w:r>
-      </w:hyperlink>
+      <w:r>
+        <w:rPr>
+          <w:rtl/>
+          <w:cs/>
+          <w:lang w:val="ar_AE" w:bidi="ar_AE"/>
+        </w:rPr>
+        <w:t>2:15</w:t>
+      </w:r>
       <w:r>
         <w:rPr>
           <w:rtl/>
@@ -2529,20 +2313,14 @@
         </w:rPr>
         <w:t xml:space="preserve">؛ انظر </w:t>
       </w:r>
-      <w:hyperlink r:id="rId46">
-        <w:r>
-          <w:rPr>
-            <w:rtl/>
-            <w:cs/>
-            <w:lang w:val="ar_AE" w:bidi="ar_AE"/>
-          </w:rPr>
-          <w:rPr>
-            <w:color w:val="0000EE"/>
-            <w:u w:val="single"/>
-          </w:rPr>
-          <w:t>تكوين 2:24</w:t>
-        </w:r>
-      </w:hyperlink>
+      <w:r>
+        <w:rPr>
+          <w:rtl/>
+          <w:cs/>
+          <w:lang w:val="ar_AE" w:bidi="ar_AE"/>
+        </w:rPr>
+        <w:t>تكوين 2:24</w:t>
+      </w:r>
       <w:r>
         <w:rPr>
           <w:rtl/>
@@ -2702,20 +2480,14 @@
         </w:rPr>
         <w:t xml:space="preserve"> "شريك مشترك"). الكلمة العبرية، المستخدمة للدلالة على التماس أو الوصلة في البناء (مثلًا، </w:t>
       </w:r>
-      <w:hyperlink r:id="rId47">
-        <w:r>
-          <w:rPr>
-            <w:rtl/>
-            <w:cs/>
-            <w:lang w:val="ar_AE" w:bidi="ar_AE"/>
-          </w:rPr>
-          <w:rPr>
-            <w:color w:val="0000EE"/>
-            <w:u w:val="single"/>
-          </w:rPr>
-          <w:t>خروج 26:6–11</w:t>
-        </w:r>
-      </w:hyperlink>
+      <w:r>
+        <w:rPr>
+          <w:rtl/>
+          <w:cs/>
+          <w:lang w:val="ar_AE" w:bidi="ar_AE"/>
+        </w:rPr>
+        <w:t>خروج 26:6–11</w:t>
+      </w:r>
       <w:r>
         <w:rPr>
           <w:rtl/>
@@ -2741,20 +2513,14 @@
         </w:rPr>
         <w:t xml:space="preserve">): الزواج هو عهد جليل يكون الله شاهدًا عليه (انظر </w:t>
       </w:r>
-      <w:hyperlink r:id="rId48">
-        <w:r>
-          <w:rPr>
-            <w:rtl/>
-            <w:cs/>
-            <w:lang w:val="ar_AE" w:bidi="ar_AE"/>
-          </w:rPr>
-          <w:rPr>
-            <w:color w:val="0000EE"/>
-            <w:u w:val="single"/>
-          </w:rPr>
-          <w:t>أمثال 2:17</w:t>
-        </w:r>
-      </w:hyperlink>
+      <w:r>
+        <w:rPr>
+          <w:rtl/>
+          <w:cs/>
+          <w:lang w:val="ar_AE" w:bidi="ar_AE"/>
+        </w:rPr>
+        <w:t>أمثال 2:17</w:t>
+      </w:r>
       <w:r>
         <w:rPr>
           <w:rtl/>
@@ -2830,20 +2596,14 @@
         </w:rPr>
         <w:t xml:space="preserve">يَكْرَهُ: إن الله يكره العهد المكسور (انظر </w:t>
       </w:r>
-      <w:hyperlink r:id="rId49">
-        <w:r>
-          <w:rPr>
-            <w:rtl/>
-            <w:cs/>
-            <w:lang w:val="ar_AE" w:bidi="ar_AE"/>
-          </w:rPr>
-          <w:rPr>
-            <w:color w:val="0000EE"/>
-            <w:u w:val="single"/>
-          </w:rPr>
-          <w:t>1:3</w:t>
-        </w:r>
-      </w:hyperlink>
+      <w:r>
+        <w:rPr>
+          <w:rtl/>
+          <w:cs/>
+          <w:lang w:val="ar_AE" w:bidi="ar_AE"/>
+        </w:rPr>
+        <w:t>1:3</w:t>
+      </w:r>
       <w:r>
         <w:rPr>
           <w:rtl/>
@@ -2852,20 +2612,14 @@
         </w:rPr>
         <w:t xml:space="preserve">؛ </w:t>
       </w:r>
-      <w:hyperlink r:id="rId50">
-        <w:r>
-          <w:rPr>
-            <w:rtl/>
-            <w:cs/>
-            <w:lang w:val="ar_AE" w:bidi="ar_AE"/>
-          </w:rPr>
-          <w:rPr>
-            <w:color w:val="0000EE"/>
-            <w:u w:val="single"/>
-          </w:rPr>
-          <w:t>هوشع 9:15</w:t>
-        </w:r>
-      </w:hyperlink>
+      <w:r>
+        <w:rPr>
+          <w:rtl/>
+          <w:cs/>
+          <w:lang w:val="ar_AE" w:bidi="ar_AE"/>
+        </w:rPr>
+        <w:t>هوشع 9:15</w:t>
+      </w:r>
       <w:r>
         <w:rPr>
           <w:rtl/>
@@ -2874,20 +2628,14 @@
         </w:rPr>
         <w:t>). وهذا ملائم لأن علاقة الله مع الناس تتميز بالأمانة، وكان يتوقع الشيء نفسه من إسرائيل (</w:t>
       </w:r>
-      <w:hyperlink r:id="rId51">
-        <w:r>
-          <w:rPr>
-            <w:rtl/>
-            <w:cs/>
-            <w:lang w:val="ar_AE" w:bidi="ar_AE"/>
-          </w:rPr>
-          <w:rPr>
-            <w:color w:val="0000EE"/>
-            <w:u w:val="single"/>
-          </w:rPr>
-          <w:t>خروج 34:6</w:t>
-        </w:r>
-      </w:hyperlink>
+      <w:r>
+        <w:rPr>
+          <w:rtl/>
+          <w:cs/>
+          <w:lang w:val="ar_AE" w:bidi="ar_AE"/>
+        </w:rPr>
+        <w:t>خروج 34:6</w:t>
+      </w:r>
       <w:r>
         <w:rPr>
           <w:rtl/>
@@ -2896,20 +2644,14 @@
         </w:rPr>
         <w:t xml:space="preserve">؛ </w:t>
       </w:r>
-      <w:hyperlink r:id="rId52">
-        <w:r>
-          <w:rPr>
-            <w:rtl/>
-            <w:cs/>
-            <w:lang w:val="ar_AE" w:bidi="ar_AE"/>
-          </w:rPr>
-          <w:rPr>
-            <w:color w:val="0000EE"/>
-            <w:u w:val="single"/>
-          </w:rPr>
-          <w:t>تثنية 7:9</w:t>
-        </w:r>
-      </w:hyperlink>
+      <w:r>
+        <w:rPr>
+          <w:rtl/>
+          <w:cs/>
+          <w:lang w:val="ar_AE" w:bidi="ar_AE"/>
+        </w:rPr>
+        <w:t>تثنية 7:9</w:t>
+      </w:r>
       <w:r>
         <w:rPr>
           <w:rtl/>
@@ -2935,20 +2677,14 @@
         </w:rPr>
         <w:t xml:space="preserve">) يعني طرد شريك الزواج. وقد أراد ملاخي تصحيح إساءة استخدام قوانين الطلاق (انظر </w:t>
       </w:r>
-      <w:hyperlink r:id="rId53">
-        <w:r>
-          <w:rPr>
-            <w:rtl/>
-            <w:cs/>
-            <w:lang w:val="ar_AE" w:bidi="ar_AE"/>
-          </w:rPr>
-          <w:rPr>
-            <w:color w:val="0000EE"/>
-            <w:u w:val="single"/>
-          </w:rPr>
-          <w:t>تثنية 24:1–4</w:t>
-        </w:r>
-      </w:hyperlink>
+      <w:r>
+        <w:rPr>
+          <w:rtl/>
+          <w:cs/>
+          <w:lang w:val="ar_AE" w:bidi="ar_AE"/>
+        </w:rPr>
+        <w:t>تثنية 24:1–4</w:t>
+      </w:r>
       <w:r>
         <w:rPr>
           <w:rtl/>
@@ -3091,20 +2827,14 @@
         </w:rPr>
         <w:t>تتناول الرسالة الرابعة لملاخي التباين بين عدالة الله وعدالة البشر (</w:t>
       </w:r>
-      <w:hyperlink r:id="rId54">
-        <w:r>
-          <w:rPr>
-            <w:rtl/>
-            <w:cs/>
-            <w:lang w:val="ar_AE" w:bidi="ar_AE"/>
-          </w:rPr>
-          <w:rPr>
-            <w:color w:val="0000EE"/>
-            <w:u w:val="single"/>
-          </w:rPr>
-          <w:t>2:17</w:t>
-        </w:r>
-      </w:hyperlink>
+      <w:r>
+        <w:rPr>
+          <w:rtl/>
+          <w:cs/>
+          <w:lang w:val="ar_AE" w:bidi="ar_AE"/>
+        </w:rPr>
+        <w:t>2:17</w:t>
+      </w:r>
       <w:r>
         <w:rPr>
           <w:rtl/>
@@ -3113,20 +2843,14 @@
         </w:rPr>
         <w:t xml:space="preserve">). إذا اعتبرنا سفر ملاخي دراما في قاعة المحكمة، فإن الرسالة الرابعة ستكون لائحة الاتهام الرسمية ضد يهوذا. يتهم ملاخي التدين الشكلي الذي يفتقر إلى القلب (انظر </w:t>
       </w:r>
-      <w:hyperlink r:id="rId55">
-        <w:r>
-          <w:rPr>
-            <w:rtl/>
-            <w:cs/>
-            <w:lang w:val="ar_AE" w:bidi="ar_AE"/>
-          </w:rPr>
-          <w:rPr>
-            <w:color w:val="0000EE"/>
-            <w:u w:val="single"/>
-          </w:rPr>
-          <w:t>3:14</w:t>
-        </w:r>
-      </w:hyperlink>
+      <w:r>
+        <w:rPr>
+          <w:rtl/>
+          <w:cs/>
+          <w:lang w:val="ar_AE" w:bidi="ar_AE"/>
+        </w:rPr>
+        <w:t>3:14</w:t>
+      </w:r>
       <w:r>
         <w:rPr>
           <w:rtl/>
@@ -3202,20 +2926,14 @@
         </w:rPr>
         <w:t xml:space="preserve">مَلاَكِي (بالعبرية mal’aki): هذا تلاعب لفظي على اسم ملاخي. قد يكون الرسول إما ملاكًا أو إنسانًا يعمل كحامل رسالة إلهي. وقد حدد يسوع هوية يوحنا المعمدان بالإشارة إلى هذا المقطع (انظر </w:t>
       </w:r>
-      <w:hyperlink r:id="rId56">
-        <w:r>
-          <w:rPr>
-            <w:rtl/>
-            <w:cs/>
-            <w:lang w:val="ar_AE" w:bidi="ar_AE"/>
-          </w:rPr>
-          <w:rPr>
-            <w:color w:val="0000EE"/>
-            <w:u w:val="single"/>
-          </w:rPr>
-          <w:t>متى 11:10</w:t>
-        </w:r>
-      </w:hyperlink>
+      <w:r>
+        <w:rPr>
+          <w:rtl/>
+          <w:cs/>
+          <w:lang w:val="ar_AE" w:bidi="ar_AE"/>
+        </w:rPr>
+        <w:t>متى 11:10</w:t>
+      </w:r>
       <w:r>
         <w:rPr>
           <w:rtl/>
@@ -3224,20 +2942,14 @@
         </w:rPr>
         <w:t xml:space="preserve">؛ </w:t>
       </w:r>
-      <w:hyperlink r:id="rId57">
-        <w:r>
-          <w:rPr>
-            <w:rtl/>
-            <w:cs/>
-            <w:lang w:val="ar_AE" w:bidi="ar_AE"/>
-          </w:rPr>
-          <w:rPr>
-            <w:color w:val="0000EE"/>
-            <w:u w:val="single"/>
-          </w:rPr>
-          <w:t>مرقس 1:2</w:t>
-        </w:r>
-      </w:hyperlink>
+      <w:r>
+        <w:rPr>
+          <w:rtl/>
+          <w:cs/>
+          <w:lang w:val="ar_AE" w:bidi="ar_AE"/>
+        </w:rPr>
+        <w:t>مرقس 1:2</w:t>
+      </w:r>
       <w:r>
         <w:rPr>
           <w:rtl/>
@@ -3246,20 +2958,14 @@
         </w:rPr>
         <w:t xml:space="preserve">؛ </w:t>
       </w:r>
-      <w:hyperlink r:id="rId58">
-        <w:r>
-          <w:rPr>
-            <w:rtl/>
-            <w:cs/>
-            <w:lang w:val="ar_AE" w:bidi="ar_AE"/>
-          </w:rPr>
-          <w:rPr>
-            <w:color w:val="0000EE"/>
-            <w:u w:val="single"/>
-          </w:rPr>
-          <w:t>لوقا 7:27</w:t>
-        </w:r>
-      </w:hyperlink>
+      <w:r>
+        <w:rPr>
+          <w:rtl/>
+          <w:cs/>
+          <w:lang w:val="ar_AE" w:bidi="ar_AE"/>
+        </w:rPr>
+        <w:t>لوقا 7:27</w:t>
+      </w:r>
       <w:r>
         <w:rPr>
           <w:rtl/>
@@ -3268,20 +2974,14 @@
         </w:rPr>
         <w:t xml:space="preserve">). • ربما كان مستمعو ملاخي يفهمون أن رسول العهد هو كائن إلهي (قارن </w:t>
       </w:r>
-      <w:hyperlink r:id="rId59">
-        <w:r>
-          <w:rPr>
-            <w:rtl/>
-            <w:cs/>
-            <w:lang w:val="ar_AE" w:bidi="ar_AE"/>
-          </w:rPr>
-          <w:rPr>
-            <w:color w:val="0000EE"/>
-            <w:u w:val="single"/>
-          </w:rPr>
-          <w:t>خروج 23:20–23</w:t>
-        </w:r>
-      </w:hyperlink>
+      <w:r>
+        <w:rPr>
+          <w:rtl/>
+          <w:cs/>
+          <w:lang w:val="ar_AE" w:bidi="ar_AE"/>
+        </w:rPr>
+        <w:t>خروج 23:20–23</w:t>
+      </w:r>
       <w:r>
         <w:rPr>
           <w:rtl/>
@@ -3357,20 +3057,14 @@
         </w:rPr>
         <w:t>نَارِ الْمُمَحِّصِ: يجب أن تُحرق شوائب الأشرار بواسطة نيران الاختبار الإلهي والتأديب (</w:t>
       </w:r>
-      <w:hyperlink r:id="rId60">
-        <w:r>
-          <w:rPr>
-            <w:rtl/>
-            <w:cs/>
-            <w:lang w:val="ar_AE" w:bidi="ar_AE"/>
-          </w:rPr>
-          <w:rPr>
-            <w:color w:val="0000EE"/>
-            <w:u w:val="single"/>
-          </w:rPr>
-          <w:t>إشعياء 1:25</w:t>
-        </w:r>
-      </w:hyperlink>
+      <w:r>
+        <w:rPr>
+          <w:rtl/>
+          <w:cs/>
+          <w:lang w:val="ar_AE" w:bidi="ar_AE"/>
+        </w:rPr>
+        <w:t>إشعياء 1:25</w:t>
+      </w:r>
       <w:r>
         <w:rPr>
           <w:rtl/>
@@ -3379,20 +3073,14 @@
         </w:rPr>
         <w:t xml:space="preserve">؛ </w:t>
       </w:r>
-      <w:hyperlink r:id="rId61">
-        <w:r>
-          <w:rPr>
-            <w:rtl/>
-            <w:cs/>
-            <w:lang w:val="ar_AE" w:bidi="ar_AE"/>
-          </w:rPr>
-          <w:rPr>
-            <w:color w:val="0000EE"/>
-            <w:u w:val="single"/>
-          </w:rPr>
-          <w:t>إرميا 6:29</w:t>
-        </w:r>
-      </w:hyperlink>
+      <w:r>
+        <w:rPr>
+          <w:rtl/>
+          <w:cs/>
+          <w:lang w:val="ar_AE" w:bidi="ar_AE"/>
+        </w:rPr>
+        <w:t>إرميا 6:29</w:t>
+      </w:r>
       <w:r>
         <w:rPr>
           <w:rtl/>
@@ -3401,20 +3089,14 @@
         </w:rPr>
         <w:t xml:space="preserve">؛ </w:t>
       </w:r>
-      <w:hyperlink r:id="rId62">
-        <w:r>
-          <w:rPr>
-            <w:rtl/>
-            <w:cs/>
-            <w:lang w:val="ar_AE" w:bidi="ar_AE"/>
-          </w:rPr>
-          <w:rPr>
-            <w:color w:val="0000EE"/>
-            <w:u w:val="single"/>
-          </w:rPr>
-          <w:t>حزقيال 22:22</w:t>
-        </w:r>
-      </w:hyperlink>
+      <w:r>
+        <w:rPr>
+          <w:rtl/>
+          <w:cs/>
+          <w:lang w:val="ar_AE" w:bidi="ar_AE"/>
+        </w:rPr>
+        <w:t>حزقيال 22:22</w:t>
+      </w:r>
       <w:r>
         <w:rPr>
           <w:rtl/>
@@ -3423,20 +3105,14 @@
         </w:rPr>
         <w:t xml:space="preserve">). • أَشْنَانِ الْقَصَّارِ: كان يتم صنع منظف قلوي من النباتات (انظر </w:t>
       </w:r>
-      <w:hyperlink r:id="rId63">
-        <w:r>
-          <w:rPr>
-            <w:rtl/>
-            <w:cs/>
-            <w:lang w:val="ar_AE" w:bidi="ar_AE"/>
-          </w:rPr>
-          <w:rPr>
-            <w:color w:val="0000EE"/>
-            <w:u w:val="single"/>
-          </w:rPr>
-          <w:t>إرميا 2:22</w:t>
-        </w:r>
-      </w:hyperlink>
+      <w:r>
+        <w:rPr>
+          <w:rtl/>
+          <w:cs/>
+          <w:lang w:val="ar_AE" w:bidi="ar_AE"/>
+        </w:rPr>
+        <w:t>إرميا 2:22</w:t>
+      </w:r>
       <w:r>
         <w:rPr>
           <w:rtl/>
@@ -3512,20 +3188,14 @@
         </w:rPr>
         <w:t>تشير عبارة وَأَكُونُ شَاهِدًا سَرِيعًا إلى إجراء قانوني يكون فيه الله هو المدَّعِي العام (المُتهِم) والشاهد الرئيسي (مقدم الأدلة) ضد يهوذا بعد السبي. • كان السحرة يمارسون العرافة، أو السحر الأسود، أو قراءة الطالع لتحقيق مكاسب شخصية. • يوم دينونة الله القادم إما أن يطهر اليهود الخطاة (</w:t>
       </w:r>
-      <w:hyperlink r:id="rId64">
-        <w:r>
-          <w:rPr>
-            <w:rtl/>
-            <w:cs/>
-            <w:lang w:val="ar_AE" w:bidi="ar_AE"/>
-          </w:rPr>
-          <w:rPr>
-            <w:color w:val="0000EE"/>
-            <w:u w:val="single"/>
-          </w:rPr>
-          <w:t>3:3</w:t>
-        </w:r>
-      </w:hyperlink>
+      <w:r>
+        <w:rPr>
+          <w:rtl/>
+          <w:cs/>
+          <w:lang w:val="ar_AE" w:bidi="ar_AE"/>
+        </w:rPr>
+        <w:t>3:3</w:t>
+      </w:r>
       <w:r>
         <w:rPr>
           <w:rtl/>
@@ -3534,20 +3204,14 @@
         </w:rPr>
         <w:t>) أو يهلكهم (</w:t>
       </w:r>
-      <w:hyperlink r:id="rId65">
-        <w:r>
-          <w:rPr>
-            <w:rtl/>
-            <w:cs/>
-            <w:lang w:val="ar_AE" w:bidi="ar_AE"/>
-          </w:rPr>
-          <w:rPr>
-            <w:color w:val="0000EE"/>
-            <w:u w:val="single"/>
-          </w:rPr>
-          <w:t>4:1–2</w:t>
-        </w:r>
-      </w:hyperlink>
+      <w:r>
+        <w:rPr>
+          <w:rtl/>
+          <w:cs/>
+          <w:lang w:val="ar_AE" w:bidi="ar_AE"/>
+        </w:rPr>
+        <w:t>4:1–2</w:t>
+      </w:r>
       <w:r>
         <w:rPr>
           <w:rtl/>
@@ -3623,20 +3287,14 @@
         </w:rPr>
         <w:t>تعكس الرسالة الخامسة لملاخي صدى الرسالة الأولى (</w:t>
       </w:r>
-      <w:hyperlink r:id="rId66">
-        <w:r>
-          <w:rPr>
-            <w:rtl/>
-            <w:cs/>
-            <w:lang w:val="ar_AE" w:bidi="ar_AE"/>
-          </w:rPr>
-          <w:rPr>
-            <w:color w:val="0000EE"/>
-            <w:u w:val="single"/>
-          </w:rPr>
-          <w:t>1:2–5</w:t>
-        </w:r>
-      </w:hyperlink>
+      <w:r>
+        <w:rPr>
+          <w:rtl/>
+          <w:cs/>
+          <w:lang w:val="ar_AE" w:bidi="ar_AE"/>
+        </w:rPr>
+        <w:t>1:2–5</w:t>
+      </w:r>
       <w:r>
         <w:rPr>
           <w:rtl/>
@@ -3712,20 +3370,14 @@
         </w:rPr>
         <w:t xml:space="preserve">في سياق علاقة العهد، يُعبر الأمر بالرجوع عن تغيير في الولاء من جانب إسرائيل أو الله. وعادةً ما يُفهم هذا المصطلح على أنه توبة، أي تغيير كامل في الاتجاه نحو الله أو إعادة توجيه كاملة نحو الرب. ويعبر فعل الأمر عن الإلحاح ويتطلب استجابة فورية من الجمهور. إن الاتهام بالعبادة غير الصادقة مبني على اتهامات مماثلة في المناظرة الثانية (انظر </w:t>
       </w:r>
-      <w:hyperlink r:id="rId27">
-        <w:r>
-          <w:rPr>
-            <w:rtl/>
-            <w:cs/>
-            <w:lang w:val="ar_AE" w:bidi="ar_AE"/>
-          </w:rPr>
-          <w:rPr>
-            <w:color w:val="0000EE"/>
-            <w:u w:val="single"/>
-          </w:rPr>
-          <w:t>1:6–14</w:t>
-        </w:r>
-      </w:hyperlink>
+      <w:r>
+        <w:rPr>
+          <w:rtl/>
+          <w:cs/>
+          <w:lang w:val="ar_AE" w:bidi="ar_AE"/>
+        </w:rPr>
+        <w:t>1:6–14</w:t>
+      </w:r>
       <w:r>
         <w:rPr>
           <w:rtl/>
@@ -3734,20 +3386,14 @@
         </w:rPr>
         <w:t>)، وذلك تمامًا كما يؤكد وعد الله بأنه "يفْتَحُ … كُوَى السَّمَاوَاتِ" (</w:t>
       </w:r>
-      <w:hyperlink r:id="rId67">
-        <w:r>
-          <w:rPr>
-            <w:rtl/>
-            <w:cs/>
-            <w:lang w:val="ar_AE" w:bidi="ar_AE"/>
-          </w:rPr>
-          <w:rPr>
-            <w:color w:val="0000EE"/>
-            <w:u w:val="single"/>
-          </w:rPr>
-          <w:t>3:10</w:t>
-        </w:r>
-      </w:hyperlink>
+      <w:r>
+        <w:rPr>
+          <w:rtl/>
+          <w:cs/>
+          <w:lang w:val="ar_AE" w:bidi="ar_AE"/>
+        </w:rPr>
+        <w:t>3:10</w:t>
+      </w:r>
       <w:r>
         <w:rPr>
           <w:rtl/>
@@ -3756,20 +3402,14 @@
         </w:rPr>
         <w:t xml:space="preserve">) قوته كـ"ملك عظيم" (انظر </w:t>
       </w:r>
-      <w:hyperlink r:id="rId68">
-        <w:r>
-          <w:rPr>
-            <w:rtl/>
-            <w:cs/>
-            <w:lang w:val="ar_AE" w:bidi="ar_AE"/>
-          </w:rPr>
-          <w:rPr>
-            <w:color w:val="0000EE"/>
-            <w:u w:val="single"/>
-          </w:rPr>
-          <w:t>1:14</w:t>
-        </w:r>
-      </w:hyperlink>
+      <w:r>
+        <w:rPr>
+          <w:rtl/>
+          <w:cs/>
+          <w:lang w:val="ar_AE" w:bidi="ar_AE"/>
+        </w:rPr>
+        <w:t>1:14</w:t>
+      </w:r>
       <w:r>
         <w:rPr>
           <w:rtl/>
@@ -3845,20 +3485,14 @@
         </w:rPr>
         <w:t xml:space="preserve">يُناشد ملاخي يهوذا من أجل تجديد شامل لممارستهم في العطاء للرب. • كانت العشور، وهي عُشر محصول الأرض، تقدمة مطلوبة (انظر </w:t>
       </w:r>
-      <w:hyperlink r:id="rId69">
-        <w:r>
-          <w:rPr>
-            <w:rtl/>
-            <w:cs/>
-            <w:lang w:val="ar_AE" w:bidi="ar_AE"/>
-          </w:rPr>
-          <w:rPr>
-            <w:color w:val="0000EE"/>
-            <w:u w:val="single"/>
-          </w:rPr>
-          <w:t>تثنية 12:6</w:t>
-        </w:r>
-      </w:hyperlink>
+      <w:r>
+        <w:rPr>
+          <w:rtl/>
+          <w:cs/>
+          <w:lang w:val="ar_AE" w:bidi="ar_AE"/>
+        </w:rPr>
+        <w:t>تثنية 12:6</w:t>
+      </w:r>
       <w:r>
         <w:rPr>
           <w:rtl/>
@@ -3867,20 +3501,14 @@
         </w:rPr>
         <w:t xml:space="preserve">، </w:t>
       </w:r>
-      <w:hyperlink r:id="rId70">
-        <w:r>
-          <w:rPr>
-            <w:rtl/>
-            <w:cs/>
-            <w:lang w:val="ar_AE" w:bidi="ar_AE"/>
-          </w:rPr>
-          <w:rPr>
-            <w:color w:val="0000EE"/>
-            <w:u w:val="single"/>
-          </w:rPr>
-          <w:t>11</w:t>
-        </w:r>
-      </w:hyperlink>
+      <w:r>
+        <w:rPr>
+          <w:rtl/>
+          <w:cs/>
+          <w:lang w:val="ar_AE" w:bidi="ar_AE"/>
+        </w:rPr>
+        <w:t>11</w:t>
+      </w:r>
       <w:r>
         <w:rPr>
           <w:rtl/>
@@ -3889,20 +3517,14 @@
         </w:rPr>
         <w:t xml:space="preserve">، </w:t>
       </w:r>
-      <w:hyperlink r:id="rId71">
-        <w:r>
-          <w:rPr>
-            <w:rtl/>
-            <w:cs/>
-            <w:lang w:val="ar_AE" w:bidi="ar_AE"/>
-          </w:rPr>
-          <w:rPr>
-            <w:color w:val="0000EE"/>
-            <w:u w:val="single"/>
-          </w:rPr>
-          <w:t>17</w:t>
-        </w:r>
-      </w:hyperlink>
+      <w:r>
+        <w:rPr>
+          <w:rtl/>
+          <w:cs/>
+          <w:lang w:val="ar_AE" w:bidi="ar_AE"/>
+        </w:rPr>
+        <w:t>17</w:t>
+      </w:r>
       <w:r>
         <w:rPr>
           <w:rtl/>
@@ -3911,20 +3533,14 @@
         </w:rPr>
         <w:t xml:space="preserve">). وكانت التقدمات عطايا أو مساهمات إضافية تُقدَّم للرب أو لمكان عبادته وتشمل المحاصيل، والسلع المادية (مثل مواد البناء أو الثياب)، أو المقتنيات الشخصية الثمينة (مثل الذهب، أو الفضة، أو الأحجار الكريمة). • كانت معاناة يهوذا الأخيرة نتيجة لعنة الله (انظر </w:t>
       </w:r>
-      <w:hyperlink r:id="rId36">
-        <w:r>
-          <w:rPr>
-            <w:rtl/>
-            <w:cs/>
-            <w:lang w:val="ar_AE" w:bidi="ar_AE"/>
-          </w:rPr>
-          <w:rPr>
-            <w:color w:val="0000EE"/>
-            <w:u w:val="single"/>
-          </w:rPr>
-          <w:t>تثنية 28:20</w:t>
-        </w:r>
-      </w:hyperlink>
+      <w:r>
+        <w:rPr>
+          <w:rtl/>
+          <w:cs/>
+          <w:lang w:val="ar_AE" w:bidi="ar_AE"/>
+        </w:rPr>
+        <w:t>تثنية 28:20</w:t>
+      </w:r>
       <w:r>
         <w:rPr>
           <w:rtl/>
@@ -3933,20 +3549,14 @@
         </w:rPr>
         <w:t xml:space="preserve">، </w:t>
       </w:r>
-      <w:hyperlink r:id="rId72">
-        <w:r>
-          <w:rPr>
-            <w:rtl/>
-            <w:cs/>
-            <w:lang w:val="ar_AE" w:bidi="ar_AE"/>
-          </w:rPr>
-          <w:rPr>
-            <w:color w:val="0000EE"/>
-            <w:u w:val="single"/>
-          </w:rPr>
-          <w:t>27</w:t>
-        </w:r>
-      </w:hyperlink>
+      <w:r>
+        <w:rPr>
+          <w:rtl/>
+          <w:cs/>
+          <w:lang w:val="ar_AE" w:bidi="ar_AE"/>
+        </w:rPr>
+        <w:t>27</w:t>
+      </w:r>
       <w:r>
         <w:rPr>
           <w:rtl/>
@@ -4180,20 +3790,14 @@
         </w:rPr>
         <w:t xml:space="preserve">أَقْوَالُكُمُ اشْتَدَّتْ عَلَيَّ: لقد اتهم الشعب الله بأنه يُفضّل الأشرار وشككوا علانية في عدله (انظر </w:t>
       </w:r>
-      <w:hyperlink r:id="rId54">
-        <w:r>
-          <w:rPr>
-            <w:rtl/>
-            <w:cs/>
-            <w:lang w:val="ar_AE" w:bidi="ar_AE"/>
-          </w:rPr>
-          <w:rPr>
-            <w:color w:val="0000EE"/>
-            <w:u w:val="single"/>
-          </w:rPr>
-          <w:t>2:17</w:t>
-        </w:r>
-      </w:hyperlink>
+      <w:r>
+        <w:rPr>
+          <w:rtl/>
+          <w:cs/>
+          <w:lang w:val="ar_AE" w:bidi="ar_AE"/>
+        </w:rPr>
+        <w:t>2:17</w:t>
+      </w:r>
       <w:r>
         <w:rPr>
           <w:rtl/>
@@ -4202,20 +3806,14 @@
         </w:rPr>
         <w:t>)، لكن الرب يحب العدل (</w:t>
       </w:r>
-      <w:hyperlink r:id="rId73">
-        <w:r>
-          <w:rPr>
-            <w:rtl/>
-            <w:cs/>
-            <w:lang w:val="ar_AE" w:bidi="ar_AE"/>
-          </w:rPr>
-          <w:rPr>
-            <w:color w:val="0000EE"/>
-            <w:u w:val="single"/>
-          </w:rPr>
-          <w:t>مزمور 9:16</w:t>
-        </w:r>
-      </w:hyperlink>
+      <w:r>
+        <w:rPr>
+          <w:rtl/>
+          <w:cs/>
+          <w:lang w:val="ar_AE" w:bidi="ar_AE"/>
+        </w:rPr>
+        <w:t>مزمور 9:16</w:t>
+      </w:r>
       <w:r>
         <w:rPr>
           <w:rtl/>
@@ -4224,20 +3822,14 @@
         </w:rPr>
         <w:t xml:space="preserve">؛ </w:t>
       </w:r>
-      <w:hyperlink r:id="rId74">
-        <w:r>
-          <w:rPr>
-            <w:rtl/>
-            <w:cs/>
-            <w:lang w:val="ar_AE" w:bidi="ar_AE"/>
-          </w:rPr>
-          <w:rPr>
-            <w:color w:val="0000EE"/>
-            <w:u w:val="single"/>
-          </w:rPr>
-          <w:t>37:28</w:t>
-        </w:r>
-      </w:hyperlink>
+      <w:r>
+        <w:rPr>
+          <w:rtl/>
+          <w:cs/>
+          <w:lang w:val="ar_AE" w:bidi="ar_AE"/>
+        </w:rPr>
+        <w:t>37:28</w:t>
+      </w:r>
       <w:r>
         <w:rPr>
           <w:rtl/>
@@ -4313,20 +3905,14 @@
         </w:rPr>
         <w:t>تحتوي رسالة ملاخي الأخيرة على خطابين مختلفين لكن مرتبطين، الأول يؤكد على خدمة الرب (</w:t>
       </w:r>
-      <w:hyperlink r:id="rId75">
-        <w:r>
-          <w:rPr>
-            <w:rtl/>
-            <w:cs/>
-            <w:lang w:val="ar_AE" w:bidi="ar_AE"/>
-          </w:rPr>
-          <w:rPr>
-            <w:color w:val="0000EE"/>
-            <w:u w:val="single"/>
-          </w:rPr>
-          <w:t>3:13–18</w:t>
-        </w:r>
-      </w:hyperlink>
+      <w:r>
+        <w:rPr>
+          <w:rtl/>
+          <w:cs/>
+          <w:lang w:val="ar_AE" w:bidi="ar_AE"/>
+        </w:rPr>
+        <w:t>3:13–18</w:t>
+      </w:r>
       <w:r>
         <w:rPr>
           <w:rtl/>
@@ -4335,20 +3921,14 @@
         </w:rPr>
         <w:t>) والثاني يقارن بين مصير الأشرار ومصير الأبرار (</w:t>
       </w:r>
-      <w:hyperlink r:id="rId76">
-        <w:r>
-          <w:rPr>
-            <w:rtl/>
-            <w:cs/>
-            <w:lang w:val="ar_AE" w:bidi="ar_AE"/>
-          </w:rPr>
-          <w:rPr>
-            <w:color w:val="0000EE"/>
-            <w:u w:val="single"/>
-          </w:rPr>
-          <w:t>4:1–3</w:t>
-        </w:r>
-      </w:hyperlink>
+      <w:r>
+        <w:rPr>
+          <w:rtl/>
+          <w:cs/>
+          <w:lang w:val="ar_AE" w:bidi="ar_AE"/>
+        </w:rPr>
+        <w:t>4:1–3</w:t>
+      </w:r>
       <w:r>
         <w:rPr>
           <w:rtl/>
@@ -4373,20 +3953,14 @@
         </w:rPr>
         <w:t>). ويعيد النبي تناول المواضيع من الرسالة الرابعة (</w:t>
       </w:r>
-      <w:hyperlink r:id="rId77">
-        <w:r>
-          <w:rPr>
-            <w:rtl/>
-            <w:cs/>
-            <w:lang w:val="ar_AE" w:bidi="ar_AE"/>
-          </w:rPr>
-          <w:rPr>
-            <w:color w:val="0000EE"/>
-            <w:u w:val="single"/>
-          </w:rPr>
-          <w:t>3:1–5</w:t>
-        </w:r>
-      </w:hyperlink>
+      <w:r>
+        <w:rPr>
+          <w:rtl/>
+          <w:cs/>
+          <w:lang w:val="ar_AE" w:bidi="ar_AE"/>
+        </w:rPr>
+        <w:t>3:1–5</w:t>
+      </w:r>
       <w:r>
         <w:rPr>
           <w:rtl/>
@@ -4462,20 +4036,14 @@
         </w:rPr>
         <w:t>وَمَا الْمَنْفَعَةُ؟ افترض الناس أن أعمال البِرّ ستؤدي إلى بركة مادية (</w:t>
       </w:r>
-      <w:hyperlink r:id="rId78">
-        <w:r>
-          <w:rPr>
-            <w:rtl/>
-            <w:cs/>
-            <w:lang w:val="ar_AE" w:bidi="ar_AE"/>
-          </w:rPr>
-          <w:rPr>
-            <w:color w:val="0000EE"/>
-            <w:u w:val="single"/>
-          </w:rPr>
-          <w:t>تثنية 28</w:t>
-        </w:r>
-      </w:hyperlink>
+      <w:r>
+        <w:rPr>
+          <w:rtl/>
+          <w:cs/>
+          <w:lang w:val="ar_AE" w:bidi="ar_AE"/>
+        </w:rPr>
+        <w:t>تثنية 28</w:t>
+      </w:r>
       <w:r>
         <w:rPr>
           <w:rtl/>
@@ -4484,20 +4052,14 @@
         </w:rPr>
         <w:t xml:space="preserve">). • وَأَنَّنَا سَلَكْنَا بِالْحُزْنِ: كانت الفكرة هي أن يسيروا بحزن أو أن يرتدوا ثياب الحداد لإظهار التوبة، كما لو أن هذه الأفعال كانت بِرًّا في حد ذاتها (انظر </w:t>
       </w:r>
-      <w:hyperlink r:id="rId79">
-        <w:r>
-          <w:rPr>
-            <w:rtl/>
-            <w:cs/>
-            <w:lang w:val="ar_AE" w:bidi="ar_AE"/>
-          </w:rPr>
-          <w:rPr>
-            <w:color w:val="0000EE"/>
-            <w:u w:val="single"/>
-          </w:rPr>
-          <w:t>متى 6:1–18</w:t>
-        </w:r>
-      </w:hyperlink>
+      <w:r>
+        <w:rPr>
+          <w:rtl/>
+          <w:cs/>
+          <w:lang w:val="ar_AE" w:bidi="ar_AE"/>
+        </w:rPr>
+        <w:t>متى 6:1–18</w:t>
+      </w:r>
       <w:r>
         <w:rPr>
           <w:rtl/>
@@ -4573,20 +4135,14 @@
         </w:rPr>
         <w:t xml:space="preserve">إن تطويب المُتكبرين هو تجديف على عدل الله (انظر </w:t>
       </w:r>
-      <w:hyperlink r:id="rId80">
-        <w:r>
-          <w:rPr>
-            <w:rtl/>
-            <w:cs/>
-            <w:lang w:val="ar_AE" w:bidi="ar_AE"/>
-          </w:rPr>
-          <w:rPr>
-            <w:color w:val="0000EE"/>
-            <w:u w:val="single"/>
-          </w:rPr>
-          <w:t>3:13</w:t>
-        </w:r>
-      </w:hyperlink>
+      <w:r>
+        <w:rPr>
+          <w:rtl/>
+          <w:cs/>
+          <w:lang w:val="ar_AE" w:bidi="ar_AE"/>
+        </w:rPr>
+        <w:t>3:13</w:t>
+      </w:r>
       <w:r>
         <w:rPr>
           <w:rtl/>
@@ -4729,20 +4285,14 @@
         </w:rPr>
         <w:t xml:space="preserve">يعمل النبي هنا كمُسجِّل، ينقل رد فعل الجمهور على رسالته الأخيرة واستجابة الله للنقاش بين أولئك الذين يتقون الرب. وبالرغم من أن الله استمع إلى مداولاتهم (انظر </w:t>
       </w:r>
-      <w:hyperlink r:id="rId81">
-        <w:r>
-          <w:rPr>
-            <w:rtl/>
-            <w:cs/>
-            <w:lang w:val="ar_AE" w:bidi="ar_AE"/>
-          </w:rPr>
-          <w:rPr>
-            <w:color w:val="0000EE"/>
-            <w:u w:val="single"/>
-          </w:rPr>
-          <w:t>3:16</w:t>
-        </w:r>
-      </w:hyperlink>
+      <w:r>
+        <w:rPr>
+          <w:rtl/>
+          <w:cs/>
+          <w:lang w:val="ar_AE" w:bidi="ar_AE"/>
+        </w:rPr>
+        <w:t>3:16</w:t>
+      </w:r>
       <w:r>
         <w:rPr>
           <w:rtl/>
@@ -4952,20 +4502,14 @@
         </w:rPr>
         <w:t xml:space="preserve">ربما كان مصدر اللقب "شمس البر" هو قرص الشمس المجنح الذي يظهر في الأيقونات القديمة للشرق الأدنى. وقد يكون هنا لقبًا للمسيح أو وصفًا مجازيًا لعصر جديد من البِرّ حيث سيُبطل الله لعنة الخطية. إن الاستعادة الروحية لإسرائيل، أو شفاءها، سوف يرتكز على تطهير الله للشعب وغفران خطاياهم (انظر </w:t>
       </w:r>
-      <w:hyperlink r:id="rId82">
-        <w:r>
-          <w:rPr>
-            <w:rtl/>
-            <w:cs/>
-            <w:lang w:val="ar_AE" w:bidi="ar_AE"/>
-          </w:rPr>
-          <w:rPr>
-            <w:color w:val="0000EE"/>
-            <w:u w:val="single"/>
-          </w:rPr>
-          <w:t>إرميا 33:6–8</w:t>
-        </w:r>
-      </w:hyperlink>
+      <w:r>
+        <w:rPr>
+          <w:rtl/>
+          <w:cs/>
+          <w:lang w:val="ar_AE" w:bidi="ar_AE"/>
+        </w:rPr>
+        <w:t>إرميا 33:6–8</w:t>
+      </w:r>
       <w:r>
         <w:rPr>
           <w:rtl/>
@@ -4974,20 +4518,14 @@
         </w:rPr>
         <w:t xml:space="preserve">؛ قارن </w:t>
       </w:r>
-      <w:hyperlink r:id="rId83">
-        <w:r>
-          <w:rPr>
-            <w:rtl/>
-            <w:cs/>
-            <w:lang w:val="ar_AE" w:bidi="ar_AE"/>
-          </w:rPr>
-          <w:rPr>
-            <w:color w:val="0000EE"/>
-            <w:u w:val="single"/>
-          </w:rPr>
-          <w:t>إرميا 8:14–15</w:t>
-        </w:r>
-      </w:hyperlink>
+      <w:r>
+        <w:rPr>
+          <w:rtl/>
+          <w:cs/>
+          <w:lang w:val="ar_AE" w:bidi="ar_AE"/>
+        </w:rPr>
+        <w:t>إرميا 8:14–15</w:t>
+      </w:r>
       <w:r>
         <w:rPr>
           <w:rtl/>
@@ -4996,20 +4534,14 @@
         </w:rPr>
         <w:t>). وسينتج عن اعتراف جماعي بالخطية وعودتهم إلى الله (</w:t>
       </w:r>
-      <w:hyperlink r:id="rId84">
-        <w:r>
-          <w:rPr>
-            <w:rtl/>
-            <w:cs/>
-            <w:lang w:val="ar_AE" w:bidi="ar_AE"/>
-          </w:rPr>
-          <w:rPr>
-            <w:color w:val="0000EE"/>
-            <w:u w:val="single"/>
-          </w:rPr>
-          <w:t>ملاخي 3:7</w:t>
-        </w:r>
-      </w:hyperlink>
+      <w:r>
+        <w:rPr>
+          <w:rtl/>
+          <w:cs/>
+          <w:lang w:val="ar_AE" w:bidi="ar_AE"/>
+        </w:rPr>
+        <w:t>ملاخي 3:7</w:t>
+      </w:r>
       <w:r>
         <w:rPr>
           <w:rtl/>
@@ -5018,20 +4550,14 @@
         </w:rPr>
         <w:t xml:space="preserve">؛ قارن </w:t>
       </w:r>
-      <w:hyperlink r:id="rId85">
-        <w:r>
-          <w:rPr>
-            <w:rtl/>
-            <w:cs/>
-            <w:lang w:val="ar_AE" w:bidi="ar_AE"/>
-          </w:rPr>
-          <w:rPr>
-            <w:color w:val="0000EE"/>
-            <w:u w:val="single"/>
-          </w:rPr>
-          <w:t>إرميا 14:19–20</w:t>
-        </w:r>
-      </w:hyperlink>
+      <w:r>
+        <w:rPr>
+          <w:rtl/>
+          <w:cs/>
+          <w:lang w:val="ar_AE" w:bidi="ar_AE"/>
+        </w:rPr>
+        <w:t>إرميا 14:19–20</w:t>
+      </w:r>
       <w:r>
         <w:rPr>
           <w:rtl/>
@@ -5040,20 +4566,14 @@
         </w:rPr>
         <w:t xml:space="preserve">). • فِي أَجْنِحَتِهَا: الأجنحة المفرودة هي رمز لحماية الله وخلاصه (انظر </w:t>
       </w:r>
-      <w:hyperlink r:id="rId86">
-        <w:r>
-          <w:rPr>
-            <w:rtl/>
-            <w:cs/>
-            <w:lang w:val="ar_AE" w:bidi="ar_AE"/>
-          </w:rPr>
-          <w:rPr>
-            <w:color w:val="0000EE"/>
-            <w:u w:val="single"/>
-          </w:rPr>
-          <w:t>خروج 19:4</w:t>
-        </w:r>
-      </w:hyperlink>
+      <w:r>
+        <w:rPr>
+          <w:rtl/>
+          <w:cs/>
+          <w:lang w:val="ar_AE" w:bidi="ar_AE"/>
+        </w:rPr>
+        <w:t>خروج 19:4</w:t>
+      </w:r>
       <w:r>
         <w:rPr>
           <w:rtl/>
@@ -5062,20 +4582,14 @@
         </w:rPr>
         <w:t xml:space="preserve">؛ </w:t>
       </w:r>
-      <w:hyperlink r:id="rId87">
-        <w:r>
-          <w:rPr>
-            <w:rtl/>
-            <w:cs/>
-            <w:lang w:val="ar_AE" w:bidi="ar_AE"/>
-          </w:rPr>
-          <w:rPr>
-            <w:color w:val="0000EE"/>
-            <w:u w:val="single"/>
-          </w:rPr>
-          <w:t>تثنية 32:10–11</w:t>
-        </w:r>
-      </w:hyperlink>
+      <w:r>
+        <w:rPr>
+          <w:rtl/>
+          <w:cs/>
+          <w:lang w:val="ar_AE" w:bidi="ar_AE"/>
+        </w:rPr>
+        <w:t>تثنية 32:10–11</w:t>
+      </w:r>
       <w:r>
         <w:rPr>
           <w:rtl/>
@@ -5084,20 +4598,14 @@
         </w:rPr>
         <w:t xml:space="preserve">؛ </w:t>
       </w:r>
-      <w:hyperlink r:id="rId88">
-        <w:r>
-          <w:rPr>
-            <w:rtl/>
-            <w:cs/>
-            <w:lang w:val="ar_AE" w:bidi="ar_AE"/>
-          </w:rPr>
-          <w:rPr>
-            <w:color w:val="0000EE"/>
-            <w:u w:val="single"/>
-          </w:rPr>
-          <w:t>مزمور 17:8</w:t>
-        </w:r>
-      </w:hyperlink>
+      <w:r>
+        <w:rPr>
+          <w:rtl/>
+          <w:cs/>
+          <w:lang w:val="ar_AE" w:bidi="ar_AE"/>
+        </w:rPr>
+        <w:t>مزمور 17:8</w:t>
+      </w:r>
       <w:r>
         <w:rPr>
           <w:rtl/>
@@ -5106,20 +4614,14 @@
         </w:rPr>
         <w:t xml:space="preserve">؛ </w:t>
       </w:r>
-      <w:hyperlink r:id="rId89">
-        <w:r>
-          <w:rPr>
-            <w:rtl/>
-            <w:cs/>
-            <w:lang w:val="ar_AE" w:bidi="ar_AE"/>
-          </w:rPr>
-          <w:rPr>
-            <w:color w:val="0000EE"/>
-            <w:u w:val="single"/>
-          </w:rPr>
-          <w:t>18:10</w:t>
-        </w:r>
-      </w:hyperlink>
+      <w:r>
+        <w:rPr>
+          <w:rtl/>
+          <w:cs/>
+          <w:lang w:val="ar_AE" w:bidi="ar_AE"/>
+        </w:rPr>
+        <w:t>18:10</w:t>
+      </w:r>
       <w:r>
         <w:rPr>
           <w:rtl/>
@@ -5195,20 +4697,14 @@
         </w:rPr>
         <w:t xml:space="preserve">التذييل الأول يُذكِّر يهوذا بضرورة طاعة شريعة موسى. فقد كانت هوية إسرائيل متجذرة في الخروج ومحددة بالعهد في سيناء الذي توسَّط فيه موسى (انظر </w:t>
       </w:r>
-      <w:hyperlink r:id="rId90">
-        <w:r>
-          <w:rPr>
-            <w:rtl/>
-            <w:cs/>
-            <w:lang w:val="ar_AE" w:bidi="ar_AE"/>
-          </w:rPr>
-          <w:rPr>
-            <w:color w:val="0000EE"/>
-            <w:u w:val="single"/>
-          </w:rPr>
-          <w:t>تثنية 34:10–12</w:t>
-        </w:r>
-      </w:hyperlink>
+      <w:r>
+        <w:rPr>
+          <w:rtl/>
+          <w:cs/>
+          <w:lang w:val="ar_AE" w:bidi="ar_AE"/>
+        </w:rPr>
+        <w:t>تثنية 34:10–12</w:t>
+      </w:r>
       <w:r>
         <w:rPr>
           <w:rtl/>
@@ -5284,20 +4780,14 @@
         </w:rPr>
         <w:t xml:space="preserve">ينتهي السفر بخاتمة تتضمن مناشدات لموسى وإيليّا، وهما نموذجان مثاليان للإيمان بالرب ولمبادئ الشريعة والأنبياء (انظر </w:t>
       </w:r>
-      <w:hyperlink r:id="rId91">
-        <w:r>
-          <w:rPr>
-            <w:rtl/>
-            <w:cs/>
-            <w:lang w:val="ar_AE" w:bidi="ar_AE"/>
-          </w:rPr>
-          <w:rPr>
-            <w:color w:val="0000EE"/>
-            <w:u w:val="single"/>
-          </w:rPr>
-          <w:t>متى 17:1–4</w:t>
-        </w:r>
-      </w:hyperlink>
+      <w:r>
+        <w:rPr>
+          <w:rtl/>
+          <w:cs/>
+          <w:lang w:val="ar_AE" w:bidi="ar_AE"/>
+        </w:rPr>
+        <w:t>متى 17:1–4</w:t>
+      </w:r>
       <w:r>
         <w:rPr>
           <w:rtl/>
@@ -5306,20 +4796,14 @@
         </w:rPr>
         <w:t>). ويتم تقديم الاثنين كنموذجين للجمهور الذي يخاطبه ملاخي ليتبعهما. في التقليد العبري القديم، قد تكون المناشدتان قد عملتا كملحقين للدَرج الذي يحتوي على الأنبياء الصغار (الأقصر). إذا كان الأمر كذلك، فإن الحاشية الأولى (</w:t>
       </w:r>
-      <w:hyperlink r:id="rId92">
-        <w:r>
-          <w:rPr>
-            <w:rtl/>
-            <w:cs/>
-            <w:lang w:val="ar_AE" w:bidi="ar_AE"/>
-          </w:rPr>
-          <w:rPr>
-            <w:color w:val="0000EE"/>
-            <w:u w:val="single"/>
-          </w:rPr>
-          <w:t>ملاخي 4:4</w:t>
-        </w:r>
-      </w:hyperlink>
+      <w:r>
+        <w:rPr>
+          <w:rtl/>
+          <w:cs/>
+          <w:lang w:val="ar_AE" w:bidi="ar_AE"/>
+        </w:rPr>
+        <w:t>ملاخي 4:4</w:t>
+      </w:r>
       <w:r>
         <w:rPr>
           <w:rtl/>
@@ -5328,20 +4812,14 @@
         </w:rPr>
         <w:t>) تربط الدَرج بناموس موسى. أما الثانية (</w:t>
       </w:r>
-      <w:hyperlink r:id="rId93">
-        <w:r>
-          <w:rPr>
-            <w:rtl/>
-            <w:cs/>
-            <w:lang w:val="ar_AE" w:bidi="ar_AE"/>
-          </w:rPr>
-          <w:rPr>
-            <w:color w:val="0000EE"/>
-            <w:u w:val="single"/>
-          </w:rPr>
-          <w:t>4:5–6</w:t>
-        </w:r>
-      </w:hyperlink>
+      <w:r>
+        <w:rPr>
+          <w:rtl/>
+          <w:cs/>
+          <w:lang w:val="ar_AE" w:bidi="ar_AE"/>
+        </w:rPr>
+        <w:t>4:5–6</w:t>
+      </w:r>
       <w:r>
         <w:rPr>
           <w:rtl/>
@@ -5417,20 +4895,14 @@
         </w:rPr>
         <w:t xml:space="preserve">يُحذر التذييل الثاني من أن الدينونة الإلهية للأشرار تقترب بالفعل، ويَعِد بالخلاص الإلهي واسترداد الأبرار. • إيليّا هو مثال بارز لنبي من الله قد دعا إلى التوبة برسائل تم تأكيدها بالآيات والعجائب (انظر </w:t>
       </w:r>
-      <w:hyperlink r:id="rId94">
-        <w:r>
-          <w:rPr>
-            <w:rtl/>
-            <w:cs/>
-            <w:lang w:val="ar_AE" w:bidi="ar_AE"/>
-          </w:rPr>
-          <w:rPr>
-            <w:color w:val="0000EE"/>
-            <w:u w:val="single"/>
-          </w:rPr>
-          <w:t>لوقا 1:17</w:t>
-        </w:r>
-      </w:hyperlink>
+      <w:r>
+        <w:rPr>
+          <w:rtl/>
+          <w:cs/>
+          <w:lang w:val="ar_AE" w:bidi="ar_AE"/>
+        </w:rPr>
+        <w:t>لوقا 1:17</w:t>
+      </w:r>
       <w:r>
         <w:rPr>
           <w:rtl/>
@@ -5439,20 +4911,14 @@
         </w:rPr>
         <w:t xml:space="preserve">؛ </w:t>
       </w:r>
-      <w:hyperlink r:id="rId95">
-        <w:r>
-          <w:rPr>
-            <w:rtl/>
-            <w:cs/>
-            <w:lang w:val="ar_AE" w:bidi="ar_AE"/>
-          </w:rPr>
-          <w:rPr>
-            <w:color w:val="0000EE"/>
-            <w:u w:val="single"/>
-          </w:rPr>
-          <w:t>يعقوب 5:17–18</w:t>
-        </w:r>
-      </w:hyperlink>
+      <w:r>
+        <w:rPr>
+          <w:rtl/>
+          <w:cs/>
+          <w:lang w:val="ar_AE" w:bidi="ar_AE"/>
+        </w:rPr>
+        <w:t>يعقوب 5:17–18</w:t>
+      </w:r>
       <w:r>
         <w:rPr>
           <w:rtl/>
@@ -5461,20 +4927,14 @@
         </w:rPr>
         <w:t xml:space="preserve">). كان إيليّا مُعدًّا ليوم الرب (انظر </w:t>
       </w:r>
-      <w:hyperlink r:id="rId96">
-        <w:r>
-          <w:rPr>
-            <w:rtl/>
-            <w:cs/>
-            <w:lang w:val="ar_AE" w:bidi="ar_AE"/>
-          </w:rPr>
-          <w:rPr>
-            <w:color w:val="0000EE"/>
-            <w:u w:val="single"/>
-          </w:rPr>
-          <w:t>ملاخي 3:1</w:t>
-        </w:r>
-      </w:hyperlink>
+      <w:r>
+        <w:rPr>
+          <w:rtl/>
+          <w:cs/>
+          <w:lang w:val="ar_AE" w:bidi="ar_AE"/>
+        </w:rPr>
+        <w:t>ملاخي 3:1</w:t>
+      </w:r>
       <w:r>
         <w:rPr>
           <w:rtl/>
@@ -5483,20 +4943,14 @@
         </w:rPr>
         <w:t xml:space="preserve">). ويحدد العهد الجديد هوية يوحنا المعمدان بأنه النبي الذي أعدّ الطريق ليسوع المسيح (انظر </w:t>
       </w:r>
-      <w:hyperlink r:id="rId97">
-        <w:r>
-          <w:rPr>
-            <w:rtl/>
-            <w:cs/>
-            <w:lang w:val="ar_AE" w:bidi="ar_AE"/>
-          </w:rPr>
-          <w:rPr>
-            <w:color w:val="0000EE"/>
-            <w:u w:val="single"/>
-          </w:rPr>
-          <w:t>متى 11:11–15</w:t>
-        </w:r>
-      </w:hyperlink>
+      <w:r>
+        <w:rPr>
+          <w:rtl/>
+          <w:cs/>
+          <w:lang w:val="ar_AE" w:bidi="ar_AE"/>
+        </w:rPr>
+        <w:t>متى 11:11–15</w:t>
+      </w:r>
       <w:r>
         <w:rPr>
           <w:rtl/>
@@ -5505,20 +4959,14 @@
         </w:rPr>
         <w:t xml:space="preserve">؛ </w:t>
       </w:r>
-      <w:hyperlink r:id="rId94">
-        <w:r>
-          <w:rPr>
-            <w:rtl/>
-            <w:cs/>
-            <w:lang w:val="ar_AE" w:bidi="ar_AE"/>
-          </w:rPr>
-          <w:rPr>
-            <w:color w:val="0000EE"/>
-            <w:u w:val="single"/>
-          </w:rPr>
-          <w:t>لوقا 1:17</w:t>
-        </w:r>
-      </w:hyperlink>
+      <w:r>
+        <w:rPr>
+          <w:rtl/>
+          <w:cs/>
+          <w:lang w:val="ar_AE" w:bidi="ar_AE"/>
+        </w:rPr>
+        <w:t>لوقا 1:17</w:t>
+      </w:r>
       <w:r>
         <w:rPr>
           <w:rtl/>
@@ -5594,20 +5042,14 @@
         </w:rPr>
         <w:t xml:space="preserve">فَيَرُدُّ قَلْبَ الآبَاءِ عَلَى الأَبْنَاءِ: هناك موضوعان رئيسان بارزان في ملاخي وأنبياء العهد القديم عمومًا، وهما تغيير القلوب وخدمة المصالحة. التحوّل والرجوع هو مصطلح في العهد القديم يشير إلى التوبة ويدل على تغيير كامل في الولاءات. ويؤدي الرجوع إلى الله إلى المصالحة بين الأجيال (انظر </w:t>
       </w:r>
-      <w:hyperlink r:id="rId98">
-        <w:r>
-          <w:rPr>
-            <w:rtl/>
-            <w:cs/>
-            <w:lang w:val="ar_AE" w:bidi="ar_AE"/>
-          </w:rPr>
-          <w:rPr>
-            <w:color w:val="0000EE"/>
-            <w:u w:val="single"/>
-          </w:rPr>
-          <w:t>2 كورنثوس 5:18–20</w:t>
-        </w:r>
-      </w:hyperlink>
+      <w:r>
+        <w:rPr>
+          <w:rtl/>
+          <w:cs/>
+          <w:lang w:val="ar_AE" w:bidi="ar_AE"/>
+        </w:rPr>
+        <w:t>2 كورنثوس 5:18–20</w:t>
+      </w:r>
       <w:r>
         <w:rPr>
           <w:rtl/>
@@ -5616,20 +5058,14 @@
         </w:rPr>
         <w:t xml:space="preserve">). • أَضْرِبَ الأَرْضَ بِلَعْنٍ: تشير كلمة لعنة إلى التدمير الكامل (انظر </w:t>
       </w:r>
-      <w:hyperlink r:id="rId99">
-        <w:r>
-          <w:rPr>
-            <w:rtl/>
-            <w:cs/>
-            <w:lang w:val="ar_AE" w:bidi="ar_AE"/>
-          </w:rPr>
-          <w:rPr>
-            <w:color w:val="0000EE"/>
-            <w:u w:val="single"/>
-          </w:rPr>
-          <w:t>تثنية 7:26</w:t>
-        </w:r>
-      </w:hyperlink>
+      <w:r>
+        <w:rPr>
+          <w:rtl/>
+          <w:cs/>
+          <w:lang w:val="ar_AE" w:bidi="ar_AE"/>
+        </w:rPr>
+        <w:t>تثنية 7:26</w:t>
+      </w:r>
       <w:r>
         <w:rPr>
           <w:rtl/>
@@ -5638,20 +5074,14 @@
         </w:rPr>
         <w:t xml:space="preserve">؛ </w:t>
       </w:r>
-      <w:hyperlink r:id="rId100">
-        <w:r>
-          <w:rPr>
-            <w:rtl/>
-            <w:cs/>
-            <w:lang w:val="ar_AE" w:bidi="ar_AE"/>
-          </w:rPr>
-          <w:rPr>
-            <w:color w:val="0000EE"/>
-            <w:u w:val="single"/>
-          </w:rPr>
-          <w:t>1 صموئيل 15:18</w:t>
-        </w:r>
-      </w:hyperlink>
+      <w:r>
+        <w:rPr>
+          <w:rtl/>
+          <w:cs/>
+          <w:lang w:val="ar_AE" w:bidi="ar_AE"/>
+        </w:rPr>
+        <w:t>1 صموئيل 15:18</w:t>
+      </w:r>
       <w:r>
         <w:rPr>
           <w:rtl/>
@@ -5660,20 +5090,14 @@
         </w:rPr>
         <w:t xml:space="preserve">؛ </w:t>
       </w:r>
-      <w:hyperlink r:id="rId101">
-        <w:r>
-          <w:rPr>
-            <w:rtl/>
-            <w:cs/>
-            <w:lang w:val="ar_AE" w:bidi="ar_AE"/>
-          </w:rPr>
-          <w:rPr>
-            <w:color w:val="0000EE"/>
-            <w:u w:val="single"/>
-          </w:rPr>
-          <w:t>زكريا 14:11</w:t>
-        </w:r>
-      </w:hyperlink>
+      <w:r>
+        <w:rPr>
+          <w:rtl/>
+          <w:cs/>
+          <w:lang w:val="ar_AE" w:bidi="ar_AE"/>
+        </w:rPr>
+        <w:t>زكريا 14:11</w:t>
+      </w:r>
       <w:r>
         <w:rPr>
           <w:rtl/>
@@ -5682,20 +5106,14 @@
         </w:rPr>
         <w:t xml:space="preserve">). إن شعب إسرائيل الذي لم يستجب لنبي الله سيواجه الفناء التام، كما كان مصير أسلافهم الكنعانيين (مثلًا، </w:t>
       </w:r>
-      <w:hyperlink r:id="rId102">
-        <w:r>
-          <w:rPr>
-            <w:rtl/>
-            <w:cs/>
-            <w:lang w:val="ar_AE" w:bidi="ar_AE"/>
-          </w:rPr>
-          <w:rPr>
-            <w:color w:val="0000EE"/>
-            <w:u w:val="single"/>
-          </w:rPr>
-          <w:t>يشوع 6:17</w:t>
-        </w:r>
-      </w:hyperlink>
+      <w:r>
+        <w:rPr>
+          <w:rtl/>
+          <w:cs/>
+          <w:lang w:val="ar_AE" w:bidi="ar_AE"/>
+        </w:rPr>
+        <w:t>يشوع 6:17</w:t>
+      </w:r>
       <w:r>
         <w:rPr>
           <w:rtl/>
